--- a/Document/LP-DAMI.docx
+++ b/Document/LP-DAMI.docx
@@ -173,7 +173,7 @@
                     </pic:cNvPicPr>
                   </pic:nvPicPr>
                   <pic:blipFill>
-                    <a:blip r:embed="rId5">
+                    <a:blip r:embed="rId6">
                       <a:extLst>
                         <a:ext uri="{28A0092B-C50C-407E-A947-70E740481C1C}">
                           <a14:useLocalDpi xmlns:a14="http://schemas.microsoft.com/office/drawing/2010/main" val="0"/>
@@ -611,20 +611,46 @@
           <w:lang w:val="en-US" w:eastAsia="en-US"/>
           <w14:ligatures w14:val="none"/>
         </w:rPr>
-        <w:t>Tautan GitHub</w:t>
-      </w:r>
-      <w:r>
-        <w:rPr>
-          <w:rFonts w:ascii="Times New Roman" w:eastAsia="Times New Roman" w:hAnsi="Times New Roman" w:cs="Times New Roman"/>
-          <w:kern w:val="0"/>
-          <w:sz w:val="24"/>
-          <w:szCs w:val="24"/>
-          <w:lang w:val="en-US" w:eastAsia="en-US"/>
-          <w14:ligatures w14:val="none"/>
-        </w:rPr>
-        <w:t xml:space="preserve"> : </w:t>
-      </w:r>
-      <w:hyperlink r:id="rId6" w:history="1">
+        <w:t xml:space="preserve">Tautan </w:t>
+      </w:r>
+      <w:proofErr w:type="gramStart"/>
+      <w:r>
+        <w:rPr>
+          <w:rFonts w:ascii="Times New Roman" w:eastAsia="Times New Roman" w:hAnsi="Times New Roman" w:cs="Times New Roman"/>
+          <w:b/>
+          <w:bCs/>
+          <w:kern w:val="0"/>
+          <w:sz w:val="24"/>
+          <w:szCs w:val="24"/>
+          <w:lang w:val="en-US" w:eastAsia="en-US"/>
+          <w14:ligatures w14:val="none"/>
+        </w:rPr>
+        <w:t>GitHub</w:t>
+      </w:r>
+      <w:r>
+        <w:rPr>
+          <w:rFonts w:ascii="Times New Roman" w:eastAsia="Times New Roman" w:hAnsi="Times New Roman" w:cs="Times New Roman"/>
+          <w:kern w:val="0"/>
+          <w:sz w:val="24"/>
+          <w:szCs w:val="24"/>
+          <w:lang w:val="en-US" w:eastAsia="en-US"/>
+          <w14:ligatures w14:val="none"/>
+        </w:rPr>
+        <w:t xml:space="preserve"> :</w:t>
+      </w:r>
+      <w:proofErr w:type="gramEnd"/>
+      <w:r>
+        <w:rPr>
+          <w:rFonts w:ascii="Times New Roman" w:eastAsia="Times New Roman" w:hAnsi="Times New Roman" w:cs="Times New Roman"/>
+          <w:kern w:val="0"/>
+          <w:sz w:val="24"/>
+          <w:szCs w:val="24"/>
+          <w:lang w:val="en-US" w:eastAsia="en-US"/>
+          <w14:ligatures w14:val="none"/>
+        </w:rPr>
+        <w:t xml:space="preserve"> </w:t>
+      </w:r>
+      <w:hyperlink r:id="rId7" w:history="1">
         <w:r>
           <w:rPr>
             <w:rStyle w:val="Hyperlink"/>
@@ -1293,7 +1319,7 @@
           <w:rFonts w:ascii="Times New Roman" w:hAnsi="Times New Roman" w:cs="Times New Roman"/>
           <w:noProof/>
         </w:rPr>
-        <w:instrText xml:space="preserve"> PAGEREF _Toc182388470 \h </w:instrText>
+        <w:instrText xml:space="preserve"> PAGEREF _Toc182557026 \h </w:instrText>
       </w:r>
       <w:r>
         <w:rPr>
@@ -1339,6 +1365,7 @@
       <w:r>
         <w:rPr>
           <w:rFonts w:ascii="Times New Roman" w:hAnsi="Times New Roman" w:cs="Times New Roman"/>
+          <w:iCs/>
           <w:noProof/>
         </w:rPr>
         <w:t>1.1</w:t>
@@ -1377,7 +1404,7 @@
           <w:rFonts w:ascii="Times New Roman" w:hAnsi="Times New Roman" w:cs="Times New Roman"/>
           <w:noProof/>
         </w:rPr>
-        <w:instrText xml:space="preserve"> PAGEREF _Toc182388471 \h </w:instrText>
+        <w:instrText xml:space="preserve"> PAGEREF _Toc182557027 \h </w:instrText>
       </w:r>
       <w:r>
         <w:rPr>
@@ -1423,6 +1450,7 @@
       <w:r>
         <w:rPr>
           <w:rFonts w:ascii="Times New Roman" w:hAnsi="Times New Roman" w:cs="Times New Roman"/>
+          <w:iCs/>
           <w:noProof/>
         </w:rPr>
         <w:t>1.2</w:t>
@@ -1461,7 +1489,7 @@
           <w:rFonts w:ascii="Times New Roman" w:hAnsi="Times New Roman" w:cs="Times New Roman"/>
           <w:noProof/>
         </w:rPr>
-        <w:instrText xml:space="preserve"> PAGEREF _Toc182388472 \h </w:instrText>
+        <w:instrText xml:space="preserve"> PAGEREF _Toc182557028 \h </w:instrText>
       </w:r>
       <w:r>
         <w:rPr>
@@ -1481,7 +1509,7 @@
           <w:rFonts w:ascii="Times New Roman" w:hAnsi="Times New Roman" w:cs="Times New Roman"/>
           <w:noProof/>
         </w:rPr>
-        <w:t>3</w:t>
+        <w:t>4</w:t>
       </w:r>
       <w:r>
         <w:rPr>
@@ -1507,6 +1535,7 @@
       <w:r>
         <w:rPr>
           <w:rFonts w:ascii="Times New Roman" w:hAnsi="Times New Roman" w:cs="Times New Roman"/>
+          <w:iCs/>
           <w:noProof/>
         </w:rPr>
         <w:t>1.3</w:t>
@@ -1545,7 +1574,7 @@
           <w:rFonts w:ascii="Times New Roman" w:hAnsi="Times New Roman" w:cs="Times New Roman"/>
           <w:noProof/>
         </w:rPr>
-        <w:instrText xml:space="preserve"> PAGEREF _Toc182388473 \h </w:instrText>
+        <w:instrText xml:space="preserve"> PAGEREF _Toc182557029 \h </w:instrText>
       </w:r>
       <w:r>
         <w:rPr>
@@ -1565,7 +1594,7 @@
           <w:rFonts w:ascii="Times New Roman" w:hAnsi="Times New Roman" w:cs="Times New Roman"/>
           <w:noProof/>
         </w:rPr>
-        <w:t>3</w:t>
+        <w:t>4</w:t>
       </w:r>
       <w:r>
         <w:rPr>
@@ -1591,6 +1620,7 @@
       <w:r>
         <w:rPr>
           <w:rFonts w:ascii="Times New Roman" w:hAnsi="Times New Roman" w:cs="Times New Roman"/>
+          <w:iCs/>
           <w:noProof/>
         </w:rPr>
         <w:t>1.4</w:t>
@@ -1629,7 +1659,7 @@
           <w:rFonts w:ascii="Times New Roman" w:hAnsi="Times New Roman" w:cs="Times New Roman"/>
           <w:noProof/>
         </w:rPr>
-        <w:instrText xml:space="preserve"> PAGEREF _Toc182388474 \h </w:instrText>
+        <w:instrText xml:space="preserve"> PAGEREF _Toc182557030 \h </w:instrText>
       </w:r>
       <w:r>
         <w:rPr>
@@ -1649,7 +1679,7 @@
           <w:rFonts w:ascii="Times New Roman" w:hAnsi="Times New Roman" w:cs="Times New Roman"/>
           <w:noProof/>
         </w:rPr>
-        <w:t>3</w:t>
+        <w:t>4</w:t>
       </w:r>
       <w:r>
         <w:rPr>
@@ -1675,6 +1705,7 @@
       <w:r>
         <w:rPr>
           <w:rFonts w:ascii="Times New Roman" w:hAnsi="Times New Roman" w:cs="Times New Roman"/>
+          <w:iCs/>
           <w:noProof/>
         </w:rPr>
         <w:t>1.5</w:t>
@@ -1713,7 +1744,7 @@
           <w:rFonts w:ascii="Times New Roman" w:hAnsi="Times New Roman" w:cs="Times New Roman"/>
           <w:noProof/>
         </w:rPr>
-        <w:instrText xml:space="preserve"> PAGEREF _Toc182388475 \h </w:instrText>
+        <w:instrText xml:space="preserve"> PAGEREF _Toc182557031 \h </w:instrText>
       </w:r>
       <w:r>
         <w:rPr>
@@ -1733,7 +1764,7 @@
           <w:rFonts w:ascii="Times New Roman" w:hAnsi="Times New Roman" w:cs="Times New Roman"/>
           <w:noProof/>
         </w:rPr>
-        <w:t>3</w:t>
+        <w:t>5</w:t>
       </w:r>
       <w:r>
         <w:rPr>
@@ -1781,7 +1812,7 @@
           <w:rFonts w:ascii="Times New Roman" w:hAnsi="Times New Roman" w:cs="Times New Roman"/>
           <w:noProof/>
         </w:rPr>
-        <w:instrText xml:space="preserve"> PAGEREF _Toc182388476 \h </w:instrText>
+        <w:instrText xml:space="preserve"> PAGEREF _Toc182557032 \h </w:instrText>
       </w:r>
       <w:r>
         <w:rPr>
@@ -1801,7 +1832,7 @@
           <w:rFonts w:ascii="Times New Roman" w:hAnsi="Times New Roman" w:cs="Times New Roman"/>
           <w:noProof/>
         </w:rPr>
-        <w:t>4</w:t>
+        <w:t>6</w:t>
       </w:r>
       <w:r>
         <w:rPr>
@@ -1827,6 +1858,7 @@
       <w:r>
         <w:rPr>
           <w:rFonts w:ascii="Times New Roman" w:hAnsi="Times New Roman" w:cs="Times New Roman"/>
+          <w:iCs/>
           <w:noProof/>
         </w:rPr>
         <w:t>2.1</w:t>
@@ -1842,6 +1874,7 @@
       <w:r>
         <w:rPr>
           <w:rFonts w:ascii="Times New Roman" w:hAnsi="Times New Roman" w:cs="Times New Roman"/>
+          <w:i/>
           <w:noProof/>
         </w:rPr>
         <w:t>Classification</w:t>
@@ -1865,7 +1898,7 @@
           <w:rFonts w:ascii="Times New Roman" w:hAnsi="Times New Roman" w:cs="Times New Roman"/>
           <w:noProof/>
         </w:rPr>
-        <w:instrText xml:space="preserve"> PAGEREF _Toc182388477 \h </w:instrText>
+        <w:instrText xml:space="preserve"> PAGEREF _Toc182557033 \h </w:instrText>
       </w:r>
       <w:r>
         <w:rPr>
@@ -1885,7 +1918,7 @@
           <w:rFonts w:ascii="Times New Roman" w:hAnsi="Times New Roman" w:cs="Times New Roman"/>
           <w:noProof/>
         </w:rPr>
-        <w:t>4</w:t>
+        <w:t>6</w:t>
       </w:r>
       <w:r>
         <w:rPr>
@@ -1949,7 +1982,7 @@
           <w:rFonts w:ascii="Times New Roman" w:hAnsi="Times New Roman" w:cs="Times New Roman"/>
           <w:noProof/>
         </w:rPr>
-        <w:instrText xml:space="preserve"> PAGEREF _Toc182388478 \h </w:instrText>
+        <w:instrText xml:space="preserve"> PAGEREF _Toc182557034 \h </w:instrText>
       </w:r>
       <w:r>
         <w:rPr>
@@ -1969,7 +2002,7 @@
           <w:rFonts w:ascii="Times New Roman" w:hAnsi="Times New Roman" w:cs="Times New Roman"/>
           <w:noProof/>
         </w:rPr>
-        <w:t>4</w:t>
+        <w:t>6</w:t>
       </w:r>
       <w:r>
         <w:rPr>
@@ -1995,6 +2028,7 @@
       <w:r>
         <w:rPr>
           <w:rFonts w:ascii="Times New Roman" w:hAnsi="Times New Roman" w:cs="Times New Roman"/>
+          <w:iCs/>
           <w:noProof/>
         </w:rPr>
         <w:t>2.2</w:t>
@@ -2010,6 +2044,7 @@
       <w:r>
         <w:rPr>
           <w:rFonts w:ascii="Times New Roman" w:hAnsi="Times New Roman" w:cs="Times New Roman"/>
+          <w:i/>
           <w:noProof/>
         </w:rPr>
         <w:t>Mental Health</w:t>
@@ -2033,7 +2068,7 @@
           <w:rFonts w:ascii="Times New Roman" w:hAnsi="Times New Roman" w:cs="Times New Roman"/>
           <w:noProof/>
         </w:rPr>
-        <w:instrText xml:space="preserve"> PAGEREF _Toc182388479 \h </w:instrText>
+        <w:instrText xml:space="preserve"> PAGEREF _Toc182557035 \h </w:instrText>
       </w:r>
       <w:r>
         <w:rPr>
@@ -2053,7 +2088,7 @@
           <w:rFonts w:ascii="Times New Roman" w:hAnsi="Times New Roman" w:cs="Times New Roman"/>
           <w:noProof/>
         </w:rPr>
-        <w:t>4</w:t>
+        <w:t>7</w:t>
       </w:r>
       <w:r>
         <w:rPr>
@@ -2101,7 +2136,7 @@
           <w:rFonts w:ascii="Times New Roman" w:hAnsi="Times New Roman" w:cs="Times New Roman"/>
           <w:noProof/>
         </w:rPr>
-        <w:instrText xml:space="preserve"> PAGEREF _Toc182388480 \h </w:instrText>
+        <w:instrText xml:space="preserve"> PAGEREF _Toc182557036 \h </w:instrText>
       </w:r>
       <w:r>
         <w:rPr>
@@ -2121,7 +2156,7 @@
           <w:rFonts w:ascii="Times New Roman" w:hAnsi="Times New Roman" w:cs="Times New Roman"/>
           <w:noProof/>
         </w:rPr>
-        <w:t>5</w:t>
+        <w:t>8</w:t>
       </w:r>
       <w:r>
         <w:rPr>
@@ -2147,6 +2182,7 @@
       <w:r>
         <w:rPr>
           <w:rFonts w:ascii="Times New Roman" w:hAnsi="Times New Roman" w:cs="Times New Roman"/>
+          <w:iCs/>
           <w:noProof/>
         </w:rPr>
         <w:t>3.1</w:t>
@@ -2185,7 +2221,7 @@
           <w:rFonts w:ascii="Times New Roman" w:hAnsi="Times New Roman" w:cs="Times New Roman"/>
           <w:noProof/>
         </w:rPr>
-        <w:instrText xml:space="preserve"> PAGEREF _Toc182388481 \h </w:instrText>
+        <w:instrText xml:space="preserve"> PAGEREF _Toc182557037 \h </w:instrText>
       </w:r>
       <w:r>
         <w:rPr>
@@ -2205,7 +2241,681 @@
           <w:rFonts w:ascii="Times New Roman" w:hAnsi="Times New Roman" w:cs="Times New Roman"/>
           <w:noProof/>
         </w:rPr>
-        <w:t>5</w:t>
+        <w:t>8</w:t>
+      </w:r>
+      <w:r>
+        <w:rPr>
+          <w:rFonts w:ascii="Times New Roman" w:hAnsi="Times New Roman" w:cs="Times New Roman"/>
+          <w:noProof/>
+        </w:rPr>
+        <w:fldChar w:fldCharType="end"/>
+      </w:r>
+    </w:p>
+    <w:p>
+      <w:pPr>
+        <w:pStyle w:val="TOC3"/>
+        <w:tabs>
+          <w:tab w:val="left" w:pos="1320"/>
+          <w:tab w:val="right" w:leader="dot" w:pos="9016"/>
+        </w:tabs>
+        <w:rPr>
+          <w:rFonts w:ascii="Times New Roman" w:hAnsi="Times New Roman" w:cs="Times New Roman"/>
+          <w:noProof/>
+          <w:lang w:eastAsia="en-ID"/>
+        </w:rPr>
+      </w:pPr>
+      <w:r>
+        <w:rPr>
+          <w:rFonts w:ascii="Times New Roman" w:hAnsi="Times New Roman" w:cs="Times New Roman"/>
+          <w:noProof/>
+        </w:rPr>
+        <w:t>3.1.1</w:t>
+      </w:r>
+      <w:r>
+        <w:rPr>
+          <w:rFonts w:ascii="Times New Roman" w:hAnsi="Times New Roman" w:cs="Times New Roman"/>
+          <w:noProof/>
+          <w:lang w:eastAsia="en-ID"/>
+        </w:rPr>
+        <w:tab/>
+      </w:r>
+      <w:r>
+        <w:rPr>
+          <w:rFonts w:ascii="Times New Roman" w:hAnsi="Times New Roman" w:cs="Times New Roman"/>
+          <w:noProof/>
+        </w:rPr>
+        <w:t>Business Understanding</w:t>
+      </w:r>
+      <w:r>
+        <w:rPr>
+          <w:rFonts w:ascii="Times New Roman" w:hAnsi="Times New Roman" w:cs="Times New Roman"/>
+          <w:noProof/>
+        </w:rPr>
+        <w:tab/>
+      </w:r>
+      <w:r>
+        <w:rPr>
+          <w:rFonts w:ascii="Times New Roman" w:hAnsi="Times New Roman" w:cs="Times New Roman"/>
+          <w:noProof/>
+        </w:rPr>
+        <w:fldChar w:fldCharType="begin"/>
+      </w:r>
+      <w:r>
+        <w:rPr>
+          <w:rFonts w:ascii="Times New Roman" w:hAnsi="Times New Roman" w:cs="Times New Roman"/>
+          <w:noProof/>
+        </w:rPr>
+        <w:instrText xml:space="preserve"> PAGEREF _Toc182557038 \h </w:instrText>
+      </w:r>
+      <w:r>
+        <w:rPr>
+          <w:rFonts w:ascii="Times New Roman" w:hAnsi="Times New Roman" w:cs="Times New Roman"/>
+          <w:noProof/>
+        </w:rPr>
+      </w:r>
+      <w:r>
+        <w:rPr>
+          <w:rFonts w:ascii="Times New Roman" w:hAnsi="Times New Roman" w:cs="Times New Roman"/>
+          <w:noProof/>
+        </w:rPr>
+        <w:fldChar w:fldCharType="separate"/>
+      </w:r>
+      <w:r>
+        <w:rPr>
+          <w:rFonts w:ascii="Times New Roman" w:hAnsi="Times New Roman" w:cs="Times New Roman"/>
+          <w:noProof/>
+        </w:rPr>
+        <w:t>8</w:t>
+      </w:r>
+      <w:r>
+        <w:rPr>
+          <w:rFonts w:ascii="Times New Roman" w:hAnsi="Times New Roman" w:cs="Times New Roman"/>
+          <w:noProof/>
+        </w:rPr>
+        <w:fldChar w:fldCharType="end"/>
+      </w:r>
+    </w:p>
+    <w:p>
+      <w:pPr>
+        <w:pStyle w:val="TOC3"/>
+        <w:tabs>
+          <w:tab w:val="left" w:pos="1320"/>
+          <w:tab w:val="right" w:leader="dot" w:pos="9016"/>
+        </w:tabs>
+        <w:rPr>
+          <w:rFonts w:ascii="Times New Roman" w:hAnsi="Times New Roman" w:cs="Times New Roman"/>
+          <w:noProof/>
+          <w:lang w:eastAsia="en-ID"/>
+        </w:rPr>
+      </w:pPr>
+      <w:r>
+        <w:rPr>
+          <w:rFonts w:ascii="Times New Roman" w:hAnsi="Times New Roman" w:cs="Times New Roman"/>
+          <w:noProof/>
+        </w:rPr>
+        <w:t>3.1.2</w:t>
+      </w:r>
+      <w:r>
+        <w:rPr>
+          <w:rFonts w:ascii="Times New Roman" w:hAnsi="Times New Roman" w:cs="Times New Roman"/>
+          <w:noProof/>
+          <w:lang w:eastAsia="en-ID"/>
+        </w:rPr>
+        <w:tab/>
+      </w:r>
+      <w:r>
+        <w:rPr>
+          <w:rFonts w:ascii="Times New Roman" w:hAnsi="Times New Roman" w:cs="Times New Roman"/>
+          <w:noProof/>
+        </w:rPr>
+        <w:t>Data Understanding</w:t>
+      </w:r>
+      <w:r>
+        <w:rPr>
+          <w:rFonts w:ascii="Times New Roman" w:hAnsi="Times New Roman" w:cs="Times New Roman"/>
+          <w:noProof/>
+        </w:rPr>
+        <w:tab/>
+      </w:r>
+      <w:r>
+        <w:rPr>
+          <w:rFonts w:ascii="Times New Roman" w:hAnsi="Times New Roman" w:cs="Times New Roman"/>
+          <w:noProof/>
+        </w:rPr>
+        <w:fldChar w:fldCharType="begin"/>
+      </w:r>
+      <w:r>
+        <w:rPr>
+          <w:rFonts w:ascii="Times New Roman" w:hAnsi="Times New Roman" w:cs="Times New Roman"/>
+          <w:noProof/>
+        </w:rPr>
+        <w:instrText xml:space="preserve"> PAGEREF _Toc182557039 \h </w:instrText>
+      </w:r>
+      <w:r>
+        <w:rPr>
+          <w:rFonts w:ascii="Times New Roman" w:hAnsi="Times New Roman" w:cs="Times New Roman"/>
+          <w:noProof/>
+        </w:rPr>
+      </w:r>
+      <w:r>
+        <w:rPr>
+          <w:rFonts w:ascii="Times New Roman" w:hAnsi="Times New Roman" w:cs="Times New Roman"/>
+          <w:noProof/>
+        </w:rPr>
+        <w:fldChar w:fldCharType="separate"/>
+      </w:r>
+      <w:r>
+        <w:rPr>
+          <w:rFonts w:ascii="Times New Roman" w:hAnsi="Times New Roman" w:cs="Times New Roman"/>
+          <w:noProof/>
+        </w:rPr>
+        <w:t>9</w:t>
+      </w:r>
+      <w:r>
+        <w:rPr>
+          <w:rFonts w:ascii="Times New Roman" w:hAnsi="Times New Roman" w:cs="Times New Roman"/>
+          <w:noProof/>
+        </w:rPr>
+        <w:fldChar w:fldCharType="end"/>
+      </w:r>
+    </w:p>
+    <w:p>
+      <w:pPr>
+        <w:pStyle w:val="TOC3"/>
+        <w:tabs>
+          <w:tab w:val="left" w:pos="1320"/>
+          <w:tab w:val="right" w:leader="dot" w:pos="9016"/>
+        </w:tabs>
+        <w:rPr>
+          <w:rFonts w:ascii="Times New Roman" w:hAnsi="Times New Roman" w:cs="Times New Roman"/>
+          <w:noProof/>
+          <w:lang w:eastAsia="en-ID"/>
+        </w:rPr>
+      </w:pPr>
+      <w:r>
+        <w:rPr>
+          <w:rFonts w:ascii="Times New Roman" w:hAnsi="Times New Roman" w:cs="Times New Roman"/>
+          <w:noProof/>
+        </w:rPr>
+        <w:t>3.1.3</w:t>
+      </w:r>
+      <w:r>
+        <w:rPr>
+          <w:rFonts w:ascii="Times New Roman" w:hAnsi="Times New Roman" w:cs="Times New Roman"/>
+          <w:noProof/>
+          <w:lang w:eastAsia="en-ID"/>
+        </w:rPr>
+        <w:tab/>
+      </w:r>
+      <w:r>
+        <w:rPr>
+          <w:rFonts w:ascii="Times New Roman" w:hAnsi="Times New Roman" w:cs="Times New Roman"/>
+          <w:noProof/>
+        </w:rPr>
+        <w:t>Data Preparation</w:t>
+      </w:r>
+      <w:r>
+        <w:rPr>
+          <w:rFonts w:ascii="Times New Roman" w:hAnsi="Times New Roman" w:cs="Times New Roman"/>
+          <w:noProof/>
+        </w:rPr>
+        <w:tab/>
+      </w:r>
+      <w:r>
+        <w:rPr>
+          <w:rFonts w:ascii="Times New Roman" w:hAnsi="Times New Roman" w:cs="Times New Roman"/>
+          <w:noProof/>
+        </w:rPr>
+        <w:fldChar w:fldCharType="begin"/>
+      </w:r>
+      <w:r>
+        <w:rPr>
+          <w:rFonts w:ascii="Times New Roman" w:hAnsi="Times New Roman" w:cs="Times New Roman"/>
+          <w:noProof/>
+        </w:rPr>
+        <w:instrText xml:space="preserve"> PAGEREF _Toc182557040 \h </w:instrText>
+      </w:r>
+      <w:r>
+        <w:rPr>
+          <w:rFonts w:ascii="Times New Roman" w:hAnsi="Times New Roman" w:cs="Times New Roman"/>
+          <w:noProof/>
+        </w:rPr>
+      </w:r>
+      <w:r>
+        <w:rPr>
+          <w:rFonts w:ascii="Times New Roman" w:hAnsi="Times New Roman" w:cs="Times New Roman"/>
+          <w:noProof/>
+        </w:rPr>
+        <w:fldChar w:fldCharType="separate"/>
+      </w:r>
+      <w:r>
+        <w:rPr>
+          <w:rFonts w:ascii="Times New Roman" w:hAnsi="Times New Roman" w:cs="Times New Roman"/>
+          <w:noProof/>
+        </w:rPr>
+        <w:t>9</w:t>
+      </w:r>
+      <w:r>
+        <w:rPr>
+          <w:rFonts w:ascii="Times New Roman" w:hAnsi="Times New Roman" w:cs="Times New Roman"/>
+          <w:noProof/>
+        </w:rPr>
+        <w:fldChar w:fldCharType="end"/>
+      </w:r>
+    </w:p>
+    <w:p>
+      <w:pPr>
+        <w:pStyle w:val="TOC3"/>
+        <w:tabs>
+          <w:tab w:val="left" w:pos="1320"/>
+          <w:tab w:val="right" w:leader="dot" w:pos="9016"/>
+        </w:tabs>
+        <w:rPr>
+          <w:rFonts w:ascii="Times New Roman" w:hAnsi="Times New Roman" w:cs="Times New Roman"/>
+          <w:noProof/>
+          <w:lang w:eastAsia="en-ID"/>
+        </w:rPr>
+      </w:pPr>
+      <w:r>
+        <w:rPr>
+          <w:rFonts w:ascii="Times New Roman" w:hAnsi="Times New Roman" w:cs="Times New Roman"/>
+          <w:noProof/>
+        </w:rPr>
+        <w:t>3.1.4</w:t>
+      </w:r>
+      <w:r>
+        <w:rPr>
+          <w:rFonts w:ascii="Times New Roman" w:hAnsi="Times New Roman" w:cs="Times New Roman"/>
+          <w:noProof/>
+          <w:lang w:eastAsia="en-ID"/>
+        </w:rPr>
+        <w:tab/>
+      </w:r>
+      <w:r>
+        <w:rPr>
+          <w:rFonts w:ascii="Times New Roman" w:hAnsi="Times New Roman" w:cs="Times New Roman"/>
+          <w:noProof/>
+        </w:rPr>
+        <w:t>Modelling</w:t>
+      </w:r>
+      <w:r>
+        <w:rPr>
+          <w:rFonts w:ascii="Times New Roman" w:hAnsi="Times New Roman" w:cs="Times New Roman"/>
+          <w:noProof/>
+        </w:rPr>
+        <w:tab/>
+      </w:r>
+      <w:r>
+        <w:rPr>
+          <w:rFonts w:ascii="Times New Roman" w:hAnsi="Times New Roman" w:cs="Times New Roman"/>
+          <w:noProof/>
+        </w:rPr>
+        <w:fldChar w:fldCharType="begin"/>
+      </w:r>
+      <w:r>
+        <w:rPr>
+          <w:rFonts w:ascii="Times New Roman" w:hAnsi="Times New Roman" w:cs="Times New Roman"/>
+          <w:noProof/>
+        </w:rPr>
+        <w:instrText xml:space="preserve"> PAGEREF _Toc182557041 \h </w:instrText>
+      </w:r>
+      <w:r>
+        <w:rPr>
+          <w:rFonts w:ascii="Times New Roman" w:hAnsi="Times New Roman" w:cs="Times New Roman"/>
+          <w:noProof/>
+        </w:rPr>
+      </w:r>
+      <w:r>
+        <w:rPr>
+          <w:rFonts w:ascii="Times New Roman" w:hAnsi="Times New Roman" w:cs="Times New Roman"/>
+          <w:noProof/>
+        </w:rPr>
+        <w:fldChar w:fldCharType="separate"/>
+      </w:r>
+      <w:r>
+        <w:rPr>
+          <w:rFonts w:ascii="Times New Roman" w:hAnsi="Times New Roman" w:cs="Times New Roman"/>
+          <w:noProof/>
+        </w:rPr>
+        <w:t>9</w:t>
+      </w:r>
+      <w:r>
+        <w:rPr>
+          <w:rFonts w:ascii="Times New Roman" w:hAnsi="Times New Roman" w:cs="Times New Roman"/>
+          <w:noProof/>
+        </w:rPr>
+        <w:fldChar w:fldCharType="end"/>
+      </w:r>
+    </w:p>
+    <w:p>
+      <w:pPr>
+        <w:pStyle w:val="TOC3"/>
+        <w:tabs>
+          <w:tab w:val="left" w:pos="1320"/>
+          <w:tab w:val="right" w:leader="dot" w:pos="9016"/>
+        </w:tabs>
+        <w:rPr>
+          <w:rFonts w:ascii="Times New Roman" w:hAnsi="Times New Roman" w:cs="Times New Roman"/>
+          <w:noProof/>
+          <w:lang w:eastAsia="en-ID"/>
+        </w:rPr>
+      </w:pPr>
+      <w:r>
+        <w:rPr>
+          <w:rFonts w:ascii="Times New Roman" w:hAnsi="Times New Roman" w:cs="Times New Roman"/>
+          <w:noProof/>
+        </w:rPr>
+        <w:t>3.1.5</w:t>
+      </w:r>
+      <w:r>
+        <w:rPr>
+          <w:rFonts w:ascii="Times New Roman" w:hAnsi="Times New Roman" w:cs="Times New Roman"/>
+          <w:noProof/>
+          <w:lang w:eastAsia="en-ID"/>
+        </w:rPr>
+        <w:tab/>
+      </w:r>
+      <w:r>
+        <w:rPr>
+          <w:rFonts w:ascii="Times New Roman" w:hAnsi="Times New Roman" w:cs="Times New Roman"/>
+          <w:noProof/>
+        </w:rPr>
+        <w:t>Evaluation</w:t>
+      </w:r>
+      <w:r>
+        <w:rPr>
+          <w:rFonts w:ascii="Times New Roman" w:hAnsi="Times New Roman" w:cs="Times New Roman"/>
+          <w:noProof/>
+        </w:rPr>
+        <w:tab/>
+      </w:r>
+      <w:r>
+        <w:rPr>
+          <w:rFonts w:ascii="Times New Roman" w:hAnsi="Times New Roman" w:cs="Times New Roman"/>
+          <w:noProof/>
+        </w:rPr>
+        <w:fldChar w:fldCharType="begin"/>
+      </w:r>
+      <w:r>
+        <w:rPr>
+          <w:rFonts w:ascii="Times New Roman" w:hAnsi="Times New Roman" w:cs="Times New Roman"/>
+          <w:noProof/>
+        </w:rPr>
+        <w:instrText xml:space="preserve"> PAGEREF _Toc182557042 \h </w:instrText>
+      </w:r>
+      <w:r>
+        <w:rPr>
+          <w:rFonts w:ascii="Times New Roman" w:hAnsi="Times New Roman" w:cs="Times New Roman"/>
+          <w:noProof/>
+        </w:rPr>
+      </w:r>
+      <w:r>
+        <w:rPr>
+          <w:rFonts w:ascii="Times New Roman" w:hAnsi="Times New Roman" w:cs="Times New Roman"/>
+          <w:noProof/>
+        </w:rPr>
+        <w:fldChar w:fldCharType="separate"/>
+      </w:r>
+      <w:r>
+        <w:rPr>
+          <w:rFonts w:ascii="Times New Roman" w:hAnsi="Times New Roman" w:cs="Times New Roman"/>
+          <w:noProof/>
+        </w:rPr>
+        <w:t>9</w:t>
+      </w:r>
+      <w:r>
+        <w:rPr>
+          <w:rFonts w:ascii="Times New Roman" w:hAnsi="Times New Roman" w:cs="Times New Roman"/>
+          <w:noProof/>
+        </w:rPr>
+        <w:fldChar w:fldCharType="end"/>
+      </w:r>
+    </w:p>
+    <w:p>
+      <w:pPr>
+        <w:pStyle w:val="TOC3"/>
+        <w:tabs>
+          <w:tab w:val="left" w:pos="1320"/>
+          <w:tab w:val="right" w:leader="dot" w:pos="9016"/>
+        </w:tabs>
+        <w:rPr>
+          <w:rFonts w:ascii="Times New Roman" w:hAnsi="Times New Roman" w:cs="Times New Roman"/>
+          <w:noProof/>
+          <w:lang w:eastAsia="en-ID"/>
+        </w:rPr>
+      </w:pPr>
+      <w:r>
+        <w:rPr>
+          <w:rFonts w:ascii="Times New Roman" w:hAnsi="Times New Roman" w:cs="Times New Roman"/>
+          <w:noProof/>
+        </w:rPr>
+        <w:t>3.1.6</w:t>
+      </w:r>
+      <w:r>
+        <w:rPr>
+          <w:rFonts w:ascii="Times New Roman" w:hAnsi="Times New Roman" w:cs="Times New Roman"/>
+          <w:noProof/>
+          <w:lang w:eastAsia="en-ID"/>
+        </w:rPr>
+        <w:tab/>
+      </w:r>
+      <w:r>
+        <w:rPr>
+          <w:rFonts w:ascii="Times New Roman" w:hAnsi="Times New Roman" w:cs="Times New Roman"/>
+          <w:noProof/>
+        </w:rPr>
+        <w:t>Deployment</w:t>
+      </w:r>
+      <w:r>
+        <w:rPr>
+          <w:rFonts w:ascii="Times New Roman" w:hAnsi="Times New Roman" w:cs="Times New Roman"/>
+          <w:noProof/>
+        </w:rPr>
+        <w:tab/>
+      </w:r>
+      <w:r>
+        <w:rPr>
+          <w:rFonts w:ascii="Times New Roman" w:hAnsi="Times New Roman" w:cs="Times New Roman"/>
+          <w:noProof/>
+        </w:rPr>
+        <w:fldChar w:fldCharType="begin"/>
+      </w:r>
+      <w:r>
+        <w:rPr>
+          <w:rFonts w:ascii="Times New Roman" w:hAnsi="Times New Roman" w:cs="Times New Roman"/>
+          <w:noProof/>
+        </w:rPr>
+        <w:instrText xml:space="preserve"> PAGEREF _Toc182557043 \h </w:instrText>
+      </w:r>
+      <w:r>
+        <w:rPr>
+          <w:rFonts w:ascii="Times New Roman" w:hAnsi="Times New Roman" w:cs="Times New Roman"/>
+          <w:noProof/>
+        </w:rPr>
+      </w:r>
+      <w:r>
+        <w:rPr>
+          <w:rFonts w:ascii="Times New Roman" w:hAnsi="Times New Roman" w:cs="Times New Roman"/>
+          <w:noProof/>
+        </w:rPr>
+        <w:fldChar w:fldCharType="separate"/>
+      </w:r>
+      <w:r>
+        <w:rPr>
+          <w:rFonts w:ascii="Times New Roman" w:hAnsi="Times New Roman" w:cs="Times New Roman"/>
+          <w:noProof/>
+        </w:rPr>
+        <w:t>9</w:t>
+      </w:r>
+      <w:r>
+        <w:rPr>
+          <w:rFonts w:ascii="Times New Roman" w:hAnsi="Times New Roman" w:cs="Times New Roman"/>
+          <w:noProof/>
+        </w:rPr>
+        <w:fldChar w:fldCharType="end"/>
+      </w:r>
+    </w:p>
+    <w:p>
+      <w:pPr>
+        <w:pStyle w:val="TOC2"/>
+        <w:tabs>
+          <w:tab w:val="left" w:pos="880"/>
+          <w:tab w:val="right" w:leader="dot" w:pos="9016"/>
+        </w:tabs>
+        <w:rPr>
+          <w:rFonts w:ascii="Times New Roman" w:hAnsi="Times New Roman" w:cs="Times New Roman"/>
+          <w:noProof/>
+          <w:lang w:eastAsia="en-ID"/>
+        </w:rPr>
+      </w:pPr>
+      <w:r>
+        <w:rPr>
+          <w:rFonts w:ascii="Times New Roman" w:hAnsi="Times New Roman" w:cs="Times New Roman"/>
+          <w:iCs/>
+          <w:noProof/>
+        </w:rPr>
+        <w:t>3.2</w:t>
+      </w:r>
+      <w:r>
+        <w:rPr>
+          <w:rFonts w:ascii="Times New Roman" w:hAnsi="Times New Roman" w:cs="Times New Roman"/>
+          <w:noProof/>
+          <w:lang w:eastAsia="en-ID"/>
+        </w:rPr>
+        <w:tab/>
+      </w:r>
+      <w:r>
+        <w:rPr>
+          <w:rFonts w:ascii="Times New Roman" w:hAnsi="Times New Roman" w:cs="Times New Roman"/>
+          <w:noProof/>
+        </w:rPr>
+        <w:t>XGBoost</w:t>
+      </w:r>
+      <w:r>
+        <w:rPr>
+          <w:rFonts w:ascii="Times New Roman" w:hAnsi="Times New Roman" w:cs="Times New Roman"/>
+          <w:noProof/>
+        </w:rPr>
+        <w:tab/>
+      </w:r>
+      <w:r>
+        <w:rPr>
+          <w:rFonts w:ascii="Times New Roman" w:hAnsi="Times New Roman" w:cs="Times New Roman"/>
+          <w:noProof/>
+        </w:rPr>
+        <w:fldChar w:fldCharType="begin"/>
+      </w:r>
+      <w:r>
+        <w:rPr>
+          <w:rFonts w:ascii="Times New Roman" w:hAnsi="Times New Roman" w:cs="Times New Roman"/>
+          <w:noProof/>
+        </w:rPr>
+        <w:instrText xml:space="preserve"> PAGEREF _Toc182557044 \h </w:instrText>
+      </w:r>
+      <w:r>
+        <w:rPr>
+          <w:rFonts w:ascii="Times New Roman" w:hAnsi="Times New Roman" w:cs="Times New Roman"/>
+          <w:noProof/>
+        </w:rPr>
+      </w:r>
+      <w:r>
+        <w:rPr>
+          <w:rFonts w:ascii="Times New Roman" w:hAnsi="Times New Roman" w:cs="Times New Roman"/>
+          <w:noProof/>
+        </w:rPr>
+        <w:fldChar w:fldCharType="separate"/>
+      </w:r>
+      <w:r>
+        <w:rPr>
+          <w:rFonts w:ascii="Times New Roman" w:hAnsi="Times New Roman" w:cs="Times New Roman"/>
+          <w:noProof/>
+        </w:rPr>
+        <w:t>9</w:t>
+      </w:r>
+      <w:r>
+        <w:rPr>
+          <w:rFonts w:ascii="Times New Roman" w:hAnsi="Times New Roman" w:cs="Times New Roman"/>
+          <w:noProof/>
+        </w:rPr>
+        <w:fldChar w:fldCharType="end"/>
+      </w:r>
+    </w:p>
+    <w:p>
+      <w:pPr>
+        <w:pStyle w:val="TOC2"/>
+        <w:tabs>
+          <w:tab w:val="left" w:pos="880"/>
+          <w:tab w:val="right" w:leader="dot" w:pos="9016"/>
+        </w:tabs>
+        <w:rPr>
+          <w:rFonts w:ascii="Times New Roman" w:hAnsi="Times New Roman" w:cs="Times New Roman"/>
+          <w:noProof/>
+          <w:lang w:eastAsia="en-ID"/>
+        </w:rPr>
+      </w:pPr>
+      <w:r>
+        <w:rPr>
+          <w:rFonts w:ascii="Times New Roman" w:hAnsi="Times New Roman" w:cs="Times New Roman"/>
+          <w:iCs/>
+          <w:noProof/>
+        </w:rPr>
+        <w:t>3.3</w:t>
+      </w:r>
+      <w:r>
+        <w:rPr>
+          <w:rFonts w:ascii="Times New Roman" w:hAnsi="Times New Roman" w:cs="Times New Roman"/>
+          <w:noProof/>
+          <w:lang w:eastAsia="en-ID"/>
+        </w:rPr>
+        <w:tab/>
+      </w:r>
+      <w:r>
+        <w:rPr>
+          <w:rFonts w:ascii="Times New Roman" w:hAnsi="Times New Roman" w:cs="Times New Roman"/>
+          <w:noProof/>
+        </w:rPr>
+        <w:t>Timeline</w:t>
+      </w:r>
+      <w:r>
+        <w:rPr>
+          <w:rFonts w:ascii="Times New Roman" w:hAnsi="Times New Roman" w:cs="Times New Roman"/>
+          <w:noProof/>
+        </w:rPr>
+        <w:tab/>
+      </w:r>
+      <w:r>
+        <w:rPr>
+          <w:rFonts w:ascii="Times New Roman" w:hAnsi="Times New Roman" w:cs="Times New Roman"/>
+          <w:noProof/>
+        </w:rPr>
+        <w:fldChar w:fldCharType="begin"/>
+      </w:r>
+      <w:r>
+        <w:rPr>
+          <w:rFonts w:ascii="Times New Roman" w:hAnsi="Times New Roman" w:cs="Times New Roman"/>
+          <w:noProof/>
+        </w:rPr>
+        <w:instrText xml:space="preserve"> PAGEREF _Toc182557045 \h </w:instrText>
+      </w:r>
+      <w:r>
+        <w:rPr>
+          <w:rFonts w:ascii="Times New Roman" w:hAnsi="Times New Roman" w:cs="Times New Roman"/>
+          <w:noProof/>
+        </w:rPr>
+      </w:r>
+      <w:r>
+        <w:rPr>
+          <w:rFonts w:ascii="Times New Roman" w:hAnsi="Times New Roman" w:cs="Times New Roman"/>
+          <w:noProof/>
+        </w:rPr>
+        <w:fldChar w:fldCharType="separate"/>
+      </w:r>
+      <w:r>
+        <w:rPr>
+          <w:rFonts w:ascii="Times New Roman" w:hAnsi="Times New Roman" w:cs="Times New Roman"/>
+          <w:noProof/>
+        </w:rPr>
+        <w:t>9</w:t>
       </w:r>
       <w:r>
         <w:rPr>
@@ -2253,7 +2963,7 @@
           <w:rFonts w:ascii="Times New Roman" w:hAnsi="Times New Roman" w:cs="Times New Roman"/>
           <w:noProof/>
         </w:rPr>
-        <w:instrText xml:space="preserve"> PAGEREF _Toc182388482 \h </w:instrText>
+        <w:instrText xml:space="preserve"> PAGEREF _Toc182557046 \h </w:instrText>
       </w:r>
       <w:r>
         <w:rPr>
@@ -2273,7 +2983,7 @@
           <w:rFonts w:ascii="Times New Roman" w:hAnsi="Times New Roman" w:cs="Times New Roman"/>
           <w:noProof/>
         </w:rPr>
-        <w:t>6</w:t>
+        <w:t>10</w:t>
       </w:r>
       <w:r>
         <w:rPr>
@@ -2300,7 +3010,7 @@
           <w:rFonts w:ascii="Times New Roman" w:hAnsi="Times New Roman" w:cs="Times New Roman"/>
           <w:noProof/>
         </w:rPr>
-        <w:t>BAB V ANALISIS</w:t>
+        <w:t>BAB V</w:t>
       </w:r>
       <w:r>
         <w:rPr>
@@ -2321,7 +3031,7 @@
           <w:rFonts w:ascii="Times New Roman" w:hAnsi="Times New Roman" w:cs="Times New Roman"/>
           <w:noProof/>
         </w:rPr>
-        <w:instrText xml:space="preserve"> PAGEREF _Toc182388483 \h </w:instrText>
+        <w:instrText xml:space="preserve"> PAGEREF _Toc182557047 \h </w:instrText>
       </w:r>
       <w:r>
         <w:rPr>
@@ -2341,7 +3051,7 @@
           <w:rFonts w:ascii="Times New Roman" w:hAnsi="Times New Roman" w:cs="Times New Roman"/>
           <w:noProof/>
         </w:rPr>
-        <w:t>7</w:t>
+        <w:t>11</w:t>
       </w:r>
       <w:r>
         <w:rPr>
@@ -2368,7 +3078,7 @@
           <w:rFonts w:ascii="Times New Roman" w:hAnsi="Times New Roman" w:cs="Times New Roman"/>
           <w:noProof/>
         </w:rPr>
-        <w:t>BAB VI KESIMPULAN</w:t>
+        <w:t>ANALISIS</w:t>
       </w:r>
       <w:r>
         <w:rPr>
@@ -2389,7 +3099,7 @@
           <w:rFonts w:ascii="Times New Roman" w:hAnsi="Times New Roman" w:cs="Times New Roman"/>
           <w:noProof/>
         </w:rPr>
-        <w:instrText xml:space="preserve"> PAGEREF _Toc182388484 \h </w:instrText>
+        <w:instrText xml:space="preserve"> PAGEREF _Toc182557048 \h </w:instrText>
       </w:r>
       <w:r>
         <w:rPr>
@@ -2409,7 +3119,7 @@
           <w:rFonts w:ascii="Times New Roman" w:hAnsi="Times New Roman" w:cs="Times New Roman"/>
           <w:noProof/>
         </w:rPr>
-        <w:t>8</w:t>
+        <w:t>11</w:t>
       </w:r>
       <w:r>
         <w:rPr>
@@ -2436,7 +3146,7 @@
           <w:rFonts w:ascii="Times New Roman" w:hAnsi="Times New Roman" w:cs="Times New Roman"/>
           <w:noProof/>
         </w:rPr>
-        <w:t>BAB VII PEMBAGIAN PEKERJAAN</w:t>
+        <w:t>BAB VI KESIMPULAN</w:t>
       </w:r>
       <w:r>
         <w:rPr>
@@ -2457,7 +3167,7 @@
           <w:rFonts w:ascii="Times New Roman" w:hAnsi="Times New Roman" w:cs="Times New Roman"/>
           <w:noProof/>
         </w:rPr>
-        <w:instrText xml:space="preserve"> PAGEREF _Toc182388485 \h </w:instrText>
+        <w:instrText xml:space="preserve"> PAGEREF _Toc182557049 \h </w:instrText>
       </w:r>
       <w:r>
         <w:rPr>
@@ -2477,7 +3187,7 @@
           <w:rFonts w:ascii="Times New Roman" w:hAnsi="Times New Roman" w:cs="Times New Roman"/>
           <w:noProof/>
         </w:rPr>
-        <w:t>9</w:t>
+        <w:t>12</w:t>
       </w:r>
       <w:r>
         <w:rPr>
@@ -2504,7 +3214,7 @@
           <w:rFonts w:ascii="Times New Roman" w:hAnsi="Times New Roman" w:cs="Times New Roman"/>
           <w:noProof/>
         </w:rPr>
-        <w:t>REFERENSI</w:t>
+        <w:t>BAB VII PEMBAGIAN PEKERJAAN</w:t>
       </w:r>
       <w:r>
         <w:rPr>
@@ -2525,7 +3235,7 @@
           <w:rFonts w:ascii="Times New Roman" w:hAnsi="Times New Roman" w:cs="Times New Roman"/>
           <w:noProof/>
         </w:rPr>
-        <w:instrText xml:space="preserve"> PAGEREF _Toc182388486 \h </w:instrText>
+        <w:instrText xml:space="preserve"> PAGEREF _Toc182557050 \h </w:instrText>
       </w:r>
       <w:r>
         <w:rPr>
@@ -2545,7 +3255,7 @@
           <w:rFonts w:ascii="Times New Roman" w:hAnsi="Times New Roman" w:cs="Times New Roman"/>
           <w:noProof/>
         </w:rPr>
-        <w:t>10</w:t>
+        <w:t>13</w:t>
       </w:r>
       <w:r>
         <w:rPr>
@@ -2572,6 +3282,74 @@
           <w:rFonts w:ascii="Times New Roman" w:hAnsi="Times New Roman" w:cs="Times New Roman"/>
           <w:noProof/>
         </w:rPr>
+        <w:t>REFERENSI</w:t>
+      </w:r>
+      <w:r>
+        <w:rPr>
+          <w:rFonts w:ascii="Times New Roman" w:hAnsi="Times New Roman" w:cs="Times New Roman"/>
+          <w:noProof/>
+        </w:rPr>
+        <w:tab/>
+      </w:r>
+      <w:r>
+        <w:rPr>
+          <w:rFonts w:ascii="Times New Roman" w:hAnsi="Times New Roman" w:cs="Times New Roman"/>
+          <w:noProof/>
+        </w:rPr>
+        <w:fldChar w:fldCharType="begin"/>
+      </w:r>
+      <w:r>
+        <w:rPr>
+          <w:rFonts w:ascii="Times New Roman" w:hAnsi="Times New Roman" w:cs="Times New Roman"/>
+          <w:noProof/>
+        </w:rPr>
+        <w:instrText xml:space="preserve"> PAGEREF _Toc182557051 \h </w:instrText>
+      </w:r>
+      <w:r>
+        <w:rPr>
+          <w:rFonts w:ascii="Times New Roman" w:hAnsi="Times New Roman" w:cs="Times New Roman"/>
+          <w:noProof/>
+        </w:rPr>
+      </w:r>
+      <w:r>
+        <w:rPr>
+          <w:rFonts w:ascii="Times New Roman" w:hAnsi="Times New Roman" w:cs="Times New Roman"/>
+          <w:noProof/>
+        </w:rPr>
+        <w:fldChar w:fldCharType="separate"/>
+      </w:r>
+      <w:r>
+        <w:rPr>
+          <w:rFonts w:ascii="Times New Roman" w:hAnsi="Times New Roman" w:cs="Times New Roman"/>
+          <w:noProof/>
+        </w:rPr>
+        <w:t>14</w:t>
+      </w:r>
+      <w:r>
+        <w:rPr>
+          <w:rFonts w:ascii="Times New Roman" w:hAnsi="Times New Roman" w:cs="Times New Roman"/>
+          <w:noProof/>
+        </w:rPr>
+        <w:fldChar w:fldCharType="end"/>
+      </w:r>
+    </w:p>
+    <w:p>
+      <w:pPr>
+        <w:pStyle w:val="TOC1"/>
+        <w:tabs>
+          <w:tab w:val="right" w:leader="dot" w:pos="9016"/>
+        </w:tabs>
+        <w:rPr>
+          <w:rFonts w:ascii="Times New Roman" w:hAnsi="Times New Roman" w:cs="Times New Roman"/>
+          <w:noProof/>
+          <w:lang w:eastAsia="en-ID"/>
+        </w:rPr>
+      </w:pPr>
+      <w:r>
+        <w:rPr>
+          <w:rFonts w:ascii="Times New Roman" w:hAnsi="Times New Roman" w:cs="Times New Roman"/>
+          <w:noProof/>
+        </w:rPr>
         <w:t>LAMPIRAN</w:t>
       </w:r>
       <w:r>
@@ -2593,7 +3371,7 @@
           <w:rFonts w:ascii="Times New Roman" w:hAnsi="Times New Roman" w:cs="Times New Roman"/>
           <w:noProof/>
         </w:rPr>
-        <w:instrText xml:space="preserve"> PAGEREF _Toc182388487 \h </w:instrText>
+        <w:instrText xml:space="preserve"> PAGEREF _Toc182557052 \h </w:instrText>
       </w:r>
       <w:r>
         <w:rPr>
@@ -2613,12 +3391,39 @@
           <w:rFonts w:ascii="Times New Roman" w:hAnsi="Times New Roman" w:cs="Times New Roman"/>
           <w:noProof/>
         </w:rPr>
-        <w:t>11</w:t>
-      </w:r>
-      <w:r>
-        <w:rPr>
-          <w:rFonts w:ascii="Times New Roman" w:hAnsi="Times New Roman" w:cs="Times New Roman"/>
-          <w:noProof/>
+        <w:t>15</w:t>
+      </w:r>
+      <w:r>
+        <w:rPr>
+          <w:rFonts w:ascii="Times New Roman" w:hAnsi="Times New Roman" w:cs="Times New Roman"/>
+          <w:noProof/>
+        </w:rPr>
+        <w:fldChar w:fldCharType="end"/>
+      </w:r>
+    </w:p>
+    <w:p>
+      <w:pPr>
+        <w:spacing w:after="0" w:line="360" w:lineRule="auto"/>
+        <w:jc w:val="center"/>
+        <w:rPr>
+          <w:rFonts w:ascii="Times New Roman" w:eastAsia="Times New Roman" w:hAnsi="Times New Roman" w:cs="Times New Roman"/>
+          <w:b/>
+          <w:kern w:val="0"/>
+          <w:sz w:val="32"/>
+          <w:szCs w:val="24"/>
+          <w:lang w:val="en-US" w:eastAsia="en-US"/>
+          <w14:ligatures w14:val="none"/>
+        </w:rPr>
+      </w:pPr>
+      <w:r>
+        <w:rPr>
+          <w:rFonts w:ascii="Times New Roman" w:eastAsia="Times New Roman" w:hAnsi="Times New Roman" w:cs="Times New Roman"/>
+          <w:b/>
+          <w:kern w:val="0"/>
+          <w:sz w:val="32"/>
+          <w:szCs w:val="24"/>
+          <w:lang w:val="en-US" w:eastAsia="en-US"/>
+          <w14:ligatures w14:val="none"/>
         </w:rPr>
         <w:fldChar w:fldCharType="end"/>
       </w:r>
@@ -2637,18 +3442,6 @@
           <w14:ligatures w14:val="none"/>
         </w:rPr>
       </w:pPr>
-      <w:r>
-        <w:rPr>
-          <w:rFonts w:ascii="Times New Roman" w:eastAsia="Times New Roman" w:hAnsi="Times New Roman" w:cs="Times New Roman"/>
-          <w:b/>
-          <w:kern w:val="0"/>
-          <w:sz w:val="32"/>
-          <w:szCs w:val="24"/>
-          <w:lang w:val="en-US" w:eastAsia="en-US"/>
-          <w14:ligatures w14:val="none"/>
-        </w:rPr>
-        <w:fldChar w:fldCharType="end"/>
-      </w:r>
     </w:p>
     <w:p>
       <w:pPr>
@@ -2697,96 +3490,6 @@
     </w:p>
     <w:p>
       <w:pPr>
-        <w:spacing w:after="0" w:line="360" w:lineRule="auto"/>
-        <w:jc w:val="center"/>
-        <w:rPr>
-          <w:rFonts w:ascii="Arial" w:eastAsia="Times New Roman" w:hAnsi="Arial" w:cs="Times New Roman"/>
-          <w:b/>
-          <w:kern w:val="0"/>
-          <w:sz w:val="32"/>
-          <w:szCs w:val="24"/>
-          <w:lang w:val="en-US" w:eastAsia="en-US"/>
-          <w14:ligatures w14:val="none"/>
-        </w:rPr>
-      </w:pPr>
-    </w:p>
-    <w:p>
-      <w:pPr>
-        <w:spacing w:after="0" w:line="360" w:lineRule="auto"/>
-        <w:jc w:val="center"/>
-        <w:rPr>
-          <w:rFonts w:ascii="Arial" w:eastAsia="Times New Roman" w:hAnsi="Arial" w:cs="Times New Roman"/>
-          <w:b/>
-          <w:kern w:val="0"/>
-          <w:sz w:val="32"/>
-          <w:szCs w:val="24"/>
-          <w:lang w:val="en-US" w:eastAsia="en-US"/>
-          <w14:ligatures w14:val="none"/>
-        </w:rPr>
-      </w:pPr>
-    </w:p>
-    <w:p>
-      <w:pPr>
-        <w:spacing w:after="0" w:line="360" w:lineRule="auto"/>
-        <w:jc w:val="center"/>
-        <w:rPr>
-          <w:rFonts w:ascii="Arial" w:eastAsia="Times New Roman" w:hAnsi="Arial" w:cs="Times New Roman"/>
-          <w:b/>
-          <w:kern w:val="0"/>
-          <w:sz w:val="32"/>
-          <w:szCs w:val="24"/>
-          <w:lang w:val="en-US" w:eastAsia="en-US"/>
-          <w14:ligatures w14:val="none"/>
-        </w:rPr>
-      </w:pPr>
-    </w:p>
-    <w:p>
-      <w:pPr>
-        <w:spacing w:after="0" w:line="360" w:lineRule="auto"/>
-        <w:jc w:val="center"/>
-        <w:rPr>
-          <w:rFonts w:ascii="Arial" w:eastAsia="Times New Roman" w:hAnsi="Arial" w:cs="Times New Roman"/>
-          <w:b/>
-          <w:kern w:val="0"/>
-          <w:sz w:val="32"/>
-          <w:szCs w:val="24"/>
-          <w:lang w:val="en-US" w:eastAsia="en-US"/>
-          <w14:ligatures w14:val="none"/>
-        </w:rPr>
-      </w:pPr>
-    </w:p>
-    <w:p>
-      <w:pPr>
-        <w:spacing w:after="0" w:line="360" w:lineRule="auto"/>
-        <w:jc w:val="center"/>
-        <w:rPr>
-          <w:rFonts w:ascii="Arial" w:eastAsia="Times New Roman" w:hAnsi="Arial" w:cs="Times New Roman"/>
-          <w:b/>
-          <w:kern w:val="0"/>
-          <w:sz w:val="32"/>
-          <w:szCs w:val="24"/>
-          <w:lang w:val="en-US" w:eastAsia="en-US"/>
-          <w14:ligatures w14:val="none"/>
-        </w:rPr>
-      </w:pPr>
-    </w:p>
-    <w:p>
-      <w:pPr>
-        <w:spacing w:after="0" w:line="360" w:lineRule="auto"/>
-        <w:jc w:val="center"/>
-        <w:rPr>
-          <w:rFonts w:ascii="Arial" w:eastAsia="Times New Roman" w:hAnsi="Arial" w:cs="Times New Roman"/>
-          <w:b/>
-          <w:kern w:val="0"/>
-          <w:sz w:val="32"/>
-          <w:szCs w:val="24"/>
-          <w:lang w:val="en-US" w:eastAsia="en-US"/>
-          <w14:ligatures w14:val="none"/>
-        </w:rPr>
-      </w:pPr>
-    </w:p>
-    <w:p>
-      <w:pPr>
         <w:pStyle w:val="Heading1"/>
         <w:ind w:left="0" w:hanging="6"/>
       </w:pPr>
@@ -2795,7 +3498,7 @@
         <w:lastRenderedPageBreak/>
         <w:br/>
       </w:r>
-      <w:bookmarkStart w:id="2" w:name="_Toc182388470"/>
+      <w:bookmarkStart w:id="2" w:name="_Toc182557026"/>
       <w:r>
         <w:t>P</w:t>
       </w:r>
@@ -2815,7 +3518,7 @@
       </w:pPr>
       <w:bookmarkStart w:id="3" w:name="_Toc121818079"/>
       <w:bookmarkStart w:id="4" w:name="_Toc123768365"/>
-      <w:bookmarkStart w:id="5" w:name="_Toc182388471"/>
+      <w:bookmarkStart w:id="5" w:name="_Toc182557027"/>
       <w:r>
         <w:t>Latar Belakang</w:t>
       </w:r>
@@ -2847,22 +3550,64 @@
           <w:lang w:val="en-US" w:eastAsia="en-US"/>
           <w14:ligatures w14:val="none"/>
         </w:rPr>
-        <w:t xml:space="preserve">Pada tahun 2008, The Mental Health Foundation menyatakan bahwa kesehatan mental didefinisikan oleh cara seseorang berpikir dan cara seseorang merasakan sesuatu tentang diri dan kehidupan mereka, dan juga hal – hal ini memengaruhi cara seseorang dalam melewati masa – masa yang sulit. Kesehatan mental dipandang dapat memberikan dampak yang berbeda- beda kepada seseorang, sehingga dapat mempengaruhi bagaiman cara seseorang mengambil keputusan, hal ini juga akan mempengaruhi kemampuan seseorang untuk memaksimalkan kapasitas yang ada pada dirinya dalam memaksimalkan peluan yang tersedia. Dampak ini juga dapat mempengaruhi cara seseorang berkomunikasi dengan keluarga, tempat kerja, komunitas, dan lingkungan pertemanan. Terdapat hubungan yang erat antara kesehatan fisik dan mental, karena kedua hal ini memengaruhi satu sama lain secara langsung maupun tidak langsung </w:t>
-      </w:r>
-      <w:hyperlink r:id="rId7" w:history="1">
-        <w:r>
-          <w:rPr>
-            <w:rStyle w:val="Hyperlink"/>
-            <w:rFonts w:ascii="Times New Roman" w:eastAsia="Times New Roman" w:hAnsi="Times New Roman" w:cs="Times New Roman"/>
-            <w:kern w:val="0"/>
-            <w:sz w:val="24"/>
-            <w:szCs w:val="24"/>
-            <w:lang w:val="en-US" w:eastAsia="en-US"/>
-            <w14:ligatures w14:val="none"/>
-          </w:rPr>
-          <w:t>[]</w:t>
-        </w:r>
-      </w:hyperlink>
+        <w:t>Pada tahun 2008, The Mental Health Foundation menyatakan bahwa kesehatan mental didefinisikan oleh cara seseorang berpikir dan cara seseorang merasakan sesuatu tentang diri dan kehidupan mereka, dan juga hal – hal ini memengaruhi cara seseorang dalam melewati masa – masa yang sulit. Kesehatan mental dipandang dapat memberikan dampak yang berbeda- beda kepada seseorang, sehingga dapat mempengaruhi bagaiman cara seseorang mengambil keputusan, hal ini juga akan mempengaruhi kemampuan seseorang untuk memaksimalkan kapasitas yang ada pada dirinya dalam memaksimalkan peluan yang tersedia. Dampak ini juga dapat mempengaruhi cara seseorang berkomunikasi dengan keluarga, tempat kerja, komunitas, dan lingkungan pertemanan. Terdapat hubungan yang erat antara kesehatan fisik dan mental, karena kedua hal ini memengaruhi satu sama lain secara langsung maupun tidak langsung</w:t>
+      </w:r>
+      <w:r>
+        <w:rPr>
+          <w:rFonts w:ascii="Times New Roman" w:eastAsia="Times New Roman" w:hAnsi="Times New Roman" w:cs="Times New Roman"/>
+          <w:kern w:val="0"/>
+          <w:sz w:val="24"/>
+          <w:szCs w:val="24"/>
+          <w:lang w:val="en-US" w:eastAsia="en-US"/>
+          <w14:ligatures w14:val="none"/>
+        </w:rPr>
+        <w:fldChar w:fldCharType="begin" w:fldLock="1"/>
+      </w:r>
+      <w:r>
+        <w:rPr>
+          <w:rFonts w:ascii="Times New Roman" w:eastAsia="Times New Roman" w:hAnsi="Times New Roman" w:cs="Times New Roman"/>
+          <w:kern w:val="0"/>
+          <w:sz w:val="24"/>
+          <w:szCs w:val="24"/>
+          <w:lang w:val="en-US" w:eastAsia="en-US"/>
+          <w14:ligatures w14:val="none"/>
+        </w:rPr>
+        <w:instrText>ADDIN CSL_CITATION {"citationItems":[{"id":"ITEM-1","itemData":{"DOI":"10.1177/0020764012463315","ISSN":"00207640","PMID":"23349505","author":[{"dropping-particle":"","family":"Bhugra","given":"Dinesh","non-dropping-particle":"","parse-names":false,"suffix":""},{"dropping-particle":"","family":"Till","given":"Alex","non-dropping-particle":"","parse-names":false,"suffix":""},{"dropping-particle":"","family":"Sartorius","given":"Norman","non-dropping-particle":"","parse-names":false,"suffix":""}],"container-title":"International Journal of Social Psychiatry","id":"ITEM-1","issue":"1","issued":{"date-parts":[["2013"]]},"page":"3-4","title":"What is mental health?","type":"article-journal","volume":"59"},"uris":["http://www.mendeley.com/documents/?uuid=1c5a7ad9-5ee3-4707-90fc-f42bc30c6556"]}],"mendeley":{"formattedCitation":"[1]","plainTextFormattedCitation":"[1]","previouslyFormattedCitation":"[1]"},"properties":{"noteIndex":0},"schema":"https://github.com/citation-style-language/schema/raw/master/csl-citation.json"}</w:instrText>
+      </w:r>
+      <w:r>
+        <w:rPr>
+          <w:rFonts w:ascii="Times New Roman" w:eastAsia="Times New Roman" w:hAnsi="Times New Roman" w:cs="Times New Roman"/>
+          <w:kern w:val="0"/>
+          <w:sz w:val="24"/>
+          <w:szCs w:val="24"/>
+          <w:lang w:val="en-US" w:eastAsia="en-US"/>
+          <w14:ligatures w14:val="none"/>
+        </w:rPr>
+        <w:fldChar w:fldCharType="separate"/>
+      </w:r>
+      <w:r>
+        <w:rPr>
+          <w:rFonts w:ascii="Times New Roman" w:eastAsia="Times New Roman" w:hAnsi="Times New Roman" w:cs="Times New Roman"/>
+          <w:noProof/>
+          <w:kern w:val="0"/>
+          <w:sz w:val="24"/>
+          <w:szCs w:val="24"/>
+          <w:lang w:val="en-US" w:eastAsia="en-US"/>
+          <w14:ligatures w14:val="none"/>
+        </w:rPr>
+        <w:t>[1]</w:t>
+      </w:r>
+      <w:r>
+        <w:rPr>
+          <w:rFonts w:ascii="Times New Roman" w:eastAsia="Times New Roman" w:hAnsi="Times New Roman" w:cs="Times New Roman"/>
+          <w:kern w:val="0"/>
+          <w:sz w:val="24"/>
+          <w:szCs w:val="24"/>
+          <w:lang w:val="en-US" w:eastAsia="en-US"/>
+          <w14:ligatures w14:val="none"/>
+        </w:rPr>
+        <w:fldChar w:fldCharType="end"/>
+      </w:r>
       <w:r>
         <w:rPr>
           <w:rFonts w:ascii="Times New Roman" w:eastAsia="Times New Roman" w:hAnsi="Times New Roman" w:cs="Times New Roman"/>
@@ -2898,22 +3643,64 @@
           <w:lang w:val="en-US" w:eastAsia="en-US"/>
           <w14:ligatures w14:val="none"/>
         </w:rPr>
-        <w:t xml:space="preserve">AI (Artificial Intelligence) muncul sebagai salah satu pendekatan digital dalam dunia kesehatan mental. Pendekatan ini khususnya machine learning, sudah digunakan untuk mengembangkan solusi aplikasi prediksi, deteksi, dan perawatan kesehatan mental dalam bentuk saran berdasarkan data historis pengguna </w:t>
-      </w:r>
-      <w:hyperlink r:id="rId8" w:history="1">
-        <w:r>
-          <w:rPr>
-            <w:rStyle w:val="Hyperlink"/>
-            <w:rFonts w:ascii="Times New Roman" w:eastAsia="Times New Roman" w:hAnsi="Times New Roman" w:cs="Times New Roman"/>
-            <w:kern w:val="0"/>
-            <w:sz w:val="24"/>
-            <w:szCs w:val="24"/>
-            <w:lang w:val="en-US" w:eastAsia="en-US"/>
-            <w14:ligatures w14:val="none"/>
-          </w:rPr>
-          <w:t>[]</w:t>
-        </w:r>
-      </w:hyperlink>
+        <w:t>AI (Artificial Intelligence) muncul sebagai salah satu pendekatan digital dalam dunia kesehatan mental. Pendekatan ini khususnya machine learning, sudah digunakan untuk mengembangkan solusi aplikasi prediksi, deteksi, dan perawatan kesehatan mental dalam bentuk saran berdasarkan data historis pengguna</w:t>
+      </w:r>
+      <w:r>
+        <w:rPr>
+          <w:rFonts w:ascii="Times New Roman" w:eastAsia="Times New Roman" w:hAnsi="Times New Roman" w:cs="Times New Roman"/>
+          <w:kern w:val="0"/>
+          <w:sz w:val="24"/>
+          <w:szCs w:val="24"/>
+          <w:lang w:val="en-US" w:eastAsia="en-US"/>
+          <w14:ligatures w14:val="none"/>
+        </w:rPr>
+        <w:fldChar w:fldCharType="begin" w:fldLock="1"/>
+      </w:r>
+      <w:r>
+        <w:rPr>
+          <w:rFonts w:ascii="Times New Roman" w:eastAsia="Times New Roman" w:hAnsi="Times New Roman" w:cs="Times New Roman"/>
+          <w:kern w:val="0"/>
+          <w:sz w:val="24"/>
+          <w:szCs w:val="24"/>
+          <w:lang w:val="en-US" w:eastAsia="en-US"/>
+          <w14:ligatures w14:val="none"/>
+        </w:rPr>
+        <w:instrText>ADDIN CSL_CITATION {"citationItems":[{"id":"ITEM-1","itemData":{"DOI":"10.1016/j.copsyc.2020.04.005","ISSN":"2352250X","PMID":"32604065","abstract":"With the advent of digital approaches to mental health, modern artificial intelligence (AI), and machine learning in particular, is being used in the development of prediction, detection and treatment solutions for mental health care. In terms of treatment, AI is being incorporated into digital interventions, particularly web and smartphone apps, to enhance user experience and optimise personalised mental health care. In terms of prediction and detection, modern streams of abundant data mean that data-driven AI methods can be employed to develop prediction/detection models for mental health conditions. In particular, an individual's ‘digital exhaust’, the data gathered from their numerous personal digital device and social media interactions, can be mined for behavioural or mental health insights. Language, long considered a window into the human mind, can now be quantitatively harnessed as data with powerful computer-based natural language processing to also provide a method of inferring mental health. Furthermore, natural language processing can also be used to develop conversational agents used for therapeutic intervention.","author":[{"dropping-particle":"","family":"D'Alfonso","given":"Simon","non-dropping-particle":"","parse-names":false,"suffix":""}],"container-title":"Current Opinion in Psychology","id":"ITEM-1","issued":{"date-parts":[["2020"]]},"page":"112-117","publisher":"Elsevier Ltd","title":"AI in mental health","type":"article-journal","volume":"36"},"uris":["http://www.mendeley.com/documents/?uuid=95b74274-6830-40d9-83d1-f8d6671681d6"]}],"mendeley":{"formattedCitation":"[2]","plainTextFormattedCitation":"[2]","previouslyFormattedCitation":"[2]"},"properties":{"noteIndex":0},"schema":"https://github.com/citation-style-language/schema/raw/master/csl-citation.json"}</w:instrText>
+      </w:r>
+      <w:r>
+        <w:rPr>
+          <w:rFonts w:ascii="Times New Roman" w:eastAsia="Times New Roman" w:hAnsi="Times New Roman" w:cs="Times New Roman"/>
+          <w:kern w:val="0"/>
+          <w:sz w:val="24"/>
+          <w:szCs w:val="24"/>
+          <w:lang w:val="en-US" w:eastAsia="en-US"/>
+          <w14:ligatures w14:val="none"/>
+        </w:rPr>
+        <w:fldChar w:fldCharType="separate"/>
+      </w:r>
+      <w:r>
+        <w:rPr>
+          <w:rFonts w:ascii="Times New Roman" w:eastAsia="Times New Roman" w:hAnsi="Times New Roman" w:cs="Times New Roman"/>
+          <w:noProof/>
+          <w:kern w:val="0"/>
+          <w:sz w:val="24"/>
+          <w:szCs w:val="24"/>
+          <w:lang w:val="en-US" w:eastAsia="en-US"/>
+          <w14:ligatures w14:val="none"/>
+        </w:rPr>
+        <w:t>[2]</w:t>
+      </w:r>
+      <w:r>
+        <w:rPr>
+          <w:rFonts w:ascii="Times New Roman" w:eastAsia="Times New Roman" w:hAnsi="Times New Roman" w:cs="Times New Roman"/>
+          <w:kern w:val="0"/>
+          <w:sz w:val="24"/>
+          <w:szCs w:val="24"/>
+          <w:lang w:val="en-US" w:eastAsia="en-US"/>
+          <w14:ligatures w14:val="none"/>
+        </w:rPr>
+        <w:fldChar w:fldCharType="end"/>
+      </w:r>
       <w:r>
         <w:rPr>
           <w:rFonts w:ascii="Times New Roman" w:eastAsia="Times New Roman" w:hAnsi="Times New Roman" w:cs="Times New Roman"/>
@@ -2989,22 +3776,53 @@
           <w:lang w:val="en-US" w:eastAsia="en-US"/>
           <w14:ligatures w14:val="none"/>
         </w:rPr>
-        <w:t xml:space="preserve"> </w:t>
-      </w:r>
-      <w:hyperlink r:id="rId9" w:history="1">
-        <w:r>
-          <w:rPr>
-            <w:rStyle w:val="Hyperlink"/>
-            <w:rFonts w:ascii="Times New Roman" w:eastAsia="Times New Roman" w:hAnsi="Times New Roman" w:cs="Times New Roman"/>
-            <w:kern w:val="0"/>
-            <w:sz w:val="24"/>
-            <w:szCs w:val="24"/>
-            <w:lang w:val="en-US" w:eastAsia="en-US"/>
-            <w14:ligatures w14:val="none"/>
-          </w:rPr>
-          <w:t>[]</w:t>
-        </w:r>
-      </w:hyperlink>
+        <w:fldChar w:fldCharType="begin" w:fldLock="1"/>
+      </w:r>
+      <w:r>
+        <w:rPr>
+          <w:rFonts w:ascii="Times New Roman" w:eastAsia="Times New Roman" w:hAnsi="Times New Roman" w:cs="Times New Roman"/>
+          <w:kern w:val="0"/>
+          <w:sz w:val="24"/>
+          <w:szCs w:val="24"/>
+          <w:lang w:val="en-US" w:eastAsia="en-US"/>
+          <w14:ligatures w14:val="none"/>
+        </w:rPr>
+        <w:instrText>ADDIN CSL_CITATION {"citationItems":[{"id":"ITEM-1","itemData":{"DOI":"10.1016/j.procs.2023.01.141","ISSN":"18770509","abstract":"Nowadays, people with depression reveal their mental conditions on social webs for emotional relief. Detection of suicide risk and depression content can save society and the young generation. A person at risk needs immediate medical attention, so early detection of depressive content with NLP is an important research area. We propose a novel framework to differentiate between depression and suicidal risk content with the fastText embedding for contextual analysis, TF-IDF vector for the relevance of terms, and machine learning classifier XGBoost for accurate classification. This novel approach achieves 0.78 AUC and 0.71 weighted F1-score for this Reddit dataset and also increases accuracy, weighted F1- score against one baseline model. Our experiments and analysis exhibit strong performance against various embedding models and classifiers for this challenging problem.","author":[{"dropping-particle":"","family":"Ghosal","given":"Sayani","non-dropping-particle":"","parse-names":false,"suffix":""},{"dropping-particle":"","family":"Jain","given":"Amita","non-dropping-particle":"","parse-names":false,"suffix":""}],"container-title":"Procedia Computer Science","id":"ITEM-1","issued":{"date-parts":[["2022"]]},"page":"1631-1639","publisher":"Elsevier B.V.","title":"Depression and Suicide Risk Detection on Social Media using fastText Embedding and XGBoost Classifier","type":"article-journal","volume":"218"},"uris":["http://www.mendeley.com/documents/?uuid=78d94dd8-a22f-45f9-a3db-903302b1da7a"]}],"mendeley":{"formattedCitation":"[3]","plainTextFormattedCitation":"[3]","previouslyFormattedCitation":"[3]"},"properties":{"noteIndex":0},"schema":"https://github.com/citation-style-language/schema/raw/master/csl-citation.json"}</w:instrText>
+      </w:r>
+      <w:r>
+        <w:rPr>
+          <w:rFonts w:ascii="Times New Roman" w:eastAsia="Times New Roman" w:hAnsi="Times New Roman" w:cs="Times New Roman"/>
+          <w:kern w:val="0"/>
+          <w:sz w:val="24"/>
+          <w:szCs w:val="24"/>
+          <w:lang w:val="en-US" w:eastAsia="en-US"/>
+          <w14:ligatures w14:val="none"/>
+        </w:rPr>
+        <w:fldChar w:fldCharType="separate"/>
+      </w:r>
+      <w:r>
+        <w:rPr>
+          <w:rFonts w:ascii="Times New Roman" w:eastAsia="Times New Roman" w:hAnsi="Times New Roman" w:cs="Times New Roman"/>
+          <w:noProof/>
+          <w:kern w:val="0"/>
+          <w:sz w:val="24"/>
+          <w:szCs w:val="24"/>
+          <w:lang w:val="en-US" w:eastAsia="en-US"/>
+          <w14:ligatures w14:val="none"/>
+        </w:rPr>
+        <w:t>[3]</w:t>
+      </w:r>
+      <w:r>
+        <w:rPr>
+          <w:rFonts w:ascii="Times New Roman" w:eastAsia="Times New Roman" w:hAnsi="Times New Roman" w:cs="Times New Roman"/>
+          <w:kern w:val="0"/>
+          <w:sz w:val="24"/>
+          <w:szCs w:val="24"/>
+          <w:lang w:val="en-US" w:eastAsia="en-US"/>
+          <w14:ligatures w14:val="none"/>
+        </w:rPr>
+        <w:fldChar w:fldCharType="end"/>
+      </w:r>
       <w:r>
         <w:rPr>
           <w:rFonts w:ascii="Times New Roman" w:eastAsia="Times New Roman" w:hAnsi="Times New Roman" w:cs="Times New Roman"/>
@@ -3060,25 +3878,56 @@
           <w:kern w:val="0"/>
           <w:sz w:val="24"/>
           <w:szCs w:val="24"/>
-          <w:lang w:val="en-US" w:eastAsia="en-US"/>
-          <w14:ligatures w14:val="none"/>
-        </w:rPr>
-        <w:t xml:space="preserve"> </w:t>
-      </w:r>
-      <w:hyperlink r:id="rId10" w:history="1">
-        <w:r>
-          <w:rPr>
-            <w:rStyle w:val="Hyperlink"/>
-            <w:rFonts w:ascii="Times New Roman" w:eastAsia="Times New Roman" w:hAnsi="Times New Roman" w:cs="Times New Roman"/>
-            <w:kern w:val="0"/>
-            <w:sz w:val="24"/>
-            <w:szCs w:val="24"/>
-            <w:lang w:val="en-US" w:eastAsia="en-US"/>
-            <w14:ligatures w14:val="none"/>
-          </w:rPr>
-          <w:t>[]</w:t>
-        </w:r>
-      </w:hyperlink>
+          <w:lang w:eastAsia="en-US"/>
+          <w14:ligatures w14:val="none"/>
+        </w:rPr>
+        <w:fldChar w:fldCharType="begin" w:fldLock="1"/>
+      </w:r>
+      <w:r>
+        <w:rPr>
+          <w:rFonts w:ascii="Times New Roman" w:eastAsia="Times New Roman" w:hAnsi="Times New Roman" w:cs="Times New Roman"/>
+          <w:kern w:val="0"/>
+          <w:sz w:val="24"/>
+          <w:szCs w:val="24"/>
+          <w:lang w:eastAsia="en-US"/>
+          <w14:ligatures w14:val="none"/>
+        </w:rPr>
+        <w:instrText>ADDIN CSL_CITATION {"citationItems":[{"id":"ITEM-1","itemData":{"author":[{"dropping-particle":"","family":"Kaggle","given":"","non-dropping-particle":"","parse-names":false,"suffix":""}],"id":"ITEM-1","issued":{"date-parts":[["2024"]]},"title":"Exploring Mental Health Data","type":"report"},"uris":["http://www.mendeley.com/documents/?uuid=223f884a-aa43-4f07-97d6-63b4522d57d1"]}],"mendeley":{"formattedCitation":"[4]","plainTextFormattedCitation":"[4]","previouslyFormattedCitation":"[4]"},"properties":{"noteIndex":0},"schema":"https://github.com/citation-style-language/schema/raw/master/csl-citation.json"}</w:instrText>
+      </w:r>
+      <w:r>
+        <w:rPr>
+          <w:rFonts w:ascii="Times New Roman" w:eastAsia="Times New Roman" w:hAnsi="Times New Roman" w:cs="Times New Roman"/>
+          <w:kern w:val="0"/>
+          <w:sz w:val="24"/>
+          <w:szCs w:val="24"/>
+          <w:lang w:eastAsia="en-US"/>
+          <w14:ligatures w14:val="none"/>
+        </w:rPr>
+        <w:fldChar w:fldCharType="separate"/>
+      </w:r>
+      <w:r>
+        <w:rPr>
+          <w:rFonts w:ascii="Times New Roman" w:eastAsia="Times New Roman" w:hAnsi="Times New Roman" w:cs="Times New Roman"/>
+          <w:noProof/>
+          <w:kern w:val="0"/>
+          <w:sz w:val="24"/>
+          <w:szCs w:val="24"/>
+          <w:lang w:eastAsia="en-US"/>
+          <w14:ligatures w14:val="none"/>
+        </w:rPr>
+        <w:t>[4]</w:t>
+      </w:r>
+      <w:r>
+        <w:rPr>
+          <w:rFonts w:ascii="Times New Roman" w:eastAsia="Times New Roman" w:hAnsi="Times New Roman" w:cs="Times New Roman"/>
+          <w:kern w:val="0"/>
+          <w:sz w:val="24"/>
+          <w:szCs w:val="24"/>
+          <w:lang w:eastAsia="en-US"/>
+          <w14:ligatures w14:val="none"/>
+        </w:rPr>
+        <w:fldChar w:fldCharType="end"/>
+      </w:r>
       <w:r>
         <w:rPr>
           <w:rFonts w:ascii="Times New Roman" w:eastAsia="Times New Roman" w:hAnsi="Times New Roman" w:cs="Times New Roman"/>
@@ -3110,22 +3959,64 @@
           <w:lang w:eastAsia="en-US"/>
           <w14:ligatures w14:val="none"/>
         </w:rPr>
-        <w:t xml:space="preserve"> Siklus pengerjaan dan pembangunan model pada proyek ini akan menggunakan siklus CRISP-DM, agar sesuai dengan siklus yang ada di dunia industri </w:t>
-      </w:r>
-      <w:hyperlink r:id="rId11" w:history="1">
-        <w:r>
-          <w:rPr>
-            <w:rStyle w:val="Hyperlink"/>
-            <w:rFonts w:ascii="Times New Roman" w:eastAsia="Times New Roman" w:hAnsi="Times New Roman" w:cs="Times New Roman"/>
-            <w:kern w:val="0"/>
-            <w:sz w:val="24"/>
-            <w:szCs w:val="24"/>
-            <w:lang w:eastAsia="en-US"/>
-            <w14:ligatures w14:val="none"/>
-          </w:rPr>
-          <w:t>[]</w:t>
-        </w:r>
-      </w:hyperlink>
+        <w:t xml:space="preserve"> Siklus pengerjaan dan pembangunan model pada proyek ini akan menggunakan siklus CRISP-DM, agar sesuai dengan siklus yang ada di dunia industri</w:t>
+      </w:r>
+      <w:r>
+        <w:rPr>
+          <w:rFonts w:ascii="Times New Roman" w:eastAsia="Times New Roman" w:hAnsi="Times New Roman" w:cs="Times New Roman"/>
+          <w:kern w:val="0"/>
+          <w:sz w:val="24"/>
+          <w:szCs w:val="24"/>
+          <w:lang w:eastAsia="en-US"/>
+          <w14:ligatures w14:val="none"/>
+        </w:rPr>
+        <w:fldChar w:fldCharType="begin" w:fldLock="1"/>
+      </w:r>
+      <w:r>
+        <w:rPr>
+          <w:rFonts w:ascii="Times New Roman" w:eastAsia="Times New Roman" w:hAnsi="Times New Roman" w:cs="Times New Roman"/>
+          <w:kern w:val="0"/>
+          <w:sz w:val="24"/>
+          <w:szCs w:val="24"/>
+          <w:lang w:eastAsia="en-US"/>
+          <w14:ligatures w14:val="none"/>
+        </w:rPr>
+        <w:instrText>ADDIN CSL_CITATION {"citationItems":[{"id":"ITEM-1","itemData":{"URL":"https://www.datascience-pm.com/crisp-dm-2/","abstract":"Published in 1999 to standardize data mining processes across industries, it has since become the most common methodology for data mining, analytics, and data science projects. Data science teams that combine a loose implementation of CRISP-DM with overarching team-based agile project management approaches will likely see the best results.","author":[{"dropping-particle":"","family":"Hotz","given":"Nick","non-dropping-particle":"","parse-names":false,"suffix":""}],"container-title":"Data Science Process Alliance","id":"ITEM-1","issued":{"date-parts":[["2024"]]},"title":"What is CRISP DM?","type":"webpage"},"uris":["http://www.mendeley.com/documents/?uuid=1093881a-632c-4e6c-95ba-5333f78a1bb8"]}],"mendeley":{"formattedCitation":"[5]","plainTextFormattedCitation":"[5]","previouslyFormattedCitation":"[5]"},"properties":{"noteIndex":0},"schema":"https://github.com/citation-style-language/schema/raw/master/csl-citation.json"}</w:instrText>
+      </w:r>
+      <w:r>
+        <w:rPr>
+          <w:rFonts w:ascii="Times New Roman" w:eastAsia="Times New Roman" w:hAnsi="Times New Roman" w:cs="Times New Roman"/>
+          <w:kern w:val="0"/>
+          <w:sz w:val="24"/>
+          <w:szCs w:val="24"/>
+          <w:lang w:eastAsia="en-US"/>
+          <w14:ligatures w14:val="none"/>
+        </w:rPr>
+        <w:fldChar w:fldCharType="separate"/>
+      </w:r>
+      <w:r>
+        <w:rPr>
+          <w:rFonts w:ascii="Times New Roman" w:eastAsia="Times New Roman" w:hAnsi="Times New Roman" w:cs="Times New Roman"/>
+          <w:noProof/>
+          <w:kern w:val="0"/>
+          <w:sz w:val="24"/>
+          <w:szCs w:val="24"/>
+          <w:lang w:eastAsia="en-US"/>
+          <w14:ligatures w14:val="none"/>
+        </w:rPr>
+        <w:t>[5]</w:t>
+      </w:r>
+      <w:r>
+        <w:rPr>
+          <w:rFonts w:ascii="Times New Roman" w:eastAsia="Times New Roman" w:hAnsi="Times New Roman" w:cs="Times New Roman"/>
+          <w:kern w:val="0"/>
+          <w:sz w:val="24"/>
+          <w:szCs w:val="24"/>
+          <w:lang w:eastAsia="en-US"/>
+          <w14:ligatures w14:val="none"/>
+        </w:rPr>
+        <w:fldChar w:fldCharType="end"/>
+      </w:r>
       <w:r>
         <w:rPr>
           <w:rFonts w:ascii="Times New Roman" w:eastAsia="Times New Roman" w:hAnsi="Times New Roman" w:cs="Times New Roman"/>
@@ -3144,7 +4035,7 @@
         <w:spacing w:after="240"/>
       </w:pPr>
       <w:bookmarkStart w:id="7" w:name="_Toc123768366"/>
-      <w:bookmarkStart w:id="8" w:name="_Toc182388472"/>
+      <w:bookmarkStart w:id="8" w:name="_Toc182557028"/>
       <w:r>
         <w:t>Tujuan</w:t>
       </w:r>
@@ -3493,7 +4384,7 @@
         <w:spacing w:after="240"/>
       </w:pPr>
       <w:bookmarkStart w:id="10" w:name="_Toc123768371"/>
-      <w:bookmarkStart w:id="11" w:name="_Toc182388473"/>
+      <w:bookmarkStart w:id="11" w:name="_Toc182557029"/>
       <w:r>
         <w:t>Manfaat</w:t>
       </w:r>
@@ -3633,7 +4524,7 @@
         <w:spacing w:after="240"/>
       </w:pPr>
       <w:bookmarkStart w:id="13" w:name="_Toc123768376"/>
-      <w:bookmarkStart w:id="14" w:name="_Toc182388474"/>
+      <w:bookmarkStart w:id="14" w:name="_Toc182557030"/>
       <w:r>
         <w:t>Ruang Lingkup</w:t>
       </w:r>
@@ -3740,21 +4631,150 @@
     </w:p>
     <w:p>
       <w:pPr>
+        <w:suppressAutoHyphens/>
+        <w:spacing w:after="0" w:line="360" w:lineRule="auto"/>
+        <w:jc w:val="both"/>
+        <w:textAlignment w:val="top"/>
+        <w:outlineLvl w:val="0"/>
+        <w:rPr>
+          <w:rFonts w:ascii="Times New Roman" w:eastAsia="Times New Roman" w:hAnsi="Times New Roman" w:cs="Times New Roman"/>
+          <w:kern w:val="0"/>
+          <w:sz w:val="24"/>
+          <w:szCs w:val="24"/>
+          <w:lang w:val="en-US" w:eastAsia="en-US"/>
+          <w14:ligatures w14:val="none"/>
+        </w:rPr>
+      </w:pPr>
+    </w:p>
+    <w:p>
+      <w:pPr>
+        <w:suppressAutoHyphens/>
+        <w:spacing w:after="0" w:line="360" w:lineRule="auto"/>
+        <w:jc w:val="both"/>
+        <w:textAlignment w:val="top"/>
+        <w:outlineLvl w:val="0"/>
+        <w:rPr>
+          <w:rFonts w:ascii="Times New Roman" w:eastAsia="Times New Roman" w:hAnsi="Times New Roman" w:cs="Times New Roman"/>
+          <w:kern w:val="0"/>
+          <w:sz w:val="24"/>
+          <w:szCs w:val="24"/>
+          <w:lang w:val="en-US" w:eastAsia="en-US"/>
+          <w14:ligatures w14:val="none"/>
+        </w:rPr>
+      </w:pPr>
+    </w:p>
+    <w:p>
+      <w:pPr>
+        <w:suppressAutoHyphens/>
+        <w:spacing w:after="0" w:line="360" w:lineRule="auto"/>
+        <w:jc w:val="both"/>
+        <w:textAlignment w:val="top"/>
+        <w:outlineLvl w:val="0"/>
+        <w:rPr>
+          <w:rFonts w:ascii="Times New Roman" w:eastAsia="Times New Roman" w:hAnsi="Times New Roman" w:cs="Times New Roman"/>
+          <w:kern w:val="0"/>
+          <w:sz w:val="24"/>
+          <w:szCs w:val="24"/>
+          <w:lang w:val="en-US" w:eastAsia="en-US"/>
+          <w14:ligatures w14:val="none"/>
+        </w:rPr>
+      </w:pPr>
+    </w:p>
+    <w:p>
+      <w:pPr>
         <w:pStyle w:val="Heading2"/>
         <w:spacing w:after="240"/>
       </w:pPr>
       <w:bookmarkStart w:id="18" w:name="_Toc123768382"/>
-      <w:bookmarkStart w:id="19" w:name="_Toc182388475"/>
-      <w:r>
+      <w:bookmarkStart w:id="19" w:name="_Toc182557031"/>
+      <w:r>
+        <w:lastRenderedPageBreak/>
         <w:t>Istilah dan Singkatan</w:t>
       </w:r>
       <w:bookmarkEnd w:id="15"/>
       <w:bookmarkEnd w:id="18"/>
       <w:bookmarkEnd w:id="19"/>
     </w:p>
+    <w:p>
+      <w:pPr>
+        <w:pStyle w:val="Caption"/>
+        <w:keepNext/>
+        <w:jc w:val="center"/>
+        <w:rPr>
+          <w:rFonts w:ascii="Times New Roman" w:hAnsi="Times New Roman" w:cs="Times New Roman"/>
+          <w:b/>
+          <w:bCs/>
+          <w:color w:val="auto"/>
+        </w:rPr>
+      </w:pPr>
+      <w:r>
+        <w:rPr>
+          <w:rFonts w:ascii="Times New Roman" w:hAnsi="Times New Roman" w:cs="Times New Roman"/>
+          <w:b/>
+          <w:bCs/>
+          <w:color w:val="auto"/>
+        </w:rPr>
+        <w:t xml:space="preserve">Tabel </w:t>
+      </w:r>
+      <w:r>
+        <w:rPr>
+          <w:rFonts w:ascii="Times New Roman" w:hAnsi="Times New Roman" w:cs="Times New Roman"/>
+          <w:b/>
+          <w:bCs/>
+          <w:color w:val="auto"/>
+        </w:rPr>
+        <w:fldChar w:fldCharType="begin"/>
+      </w:r>
+      <w:r>
+        <w:rPr>
+          <w:rFonts w:ascii="Times New Roman" w:hAnsi="Times New Roman" w:cs="Times New Roman"/>
+          <w:b/>
+          <w:bCs/>
+          <w:color w:val="auto"/>
+        </w:rPr>
+        <w:instrText xml:space="preserve"> SEQ Tabel \* ARABIC </w:instrText>
+      </w:r>
+      <w:r>
+        <w:rPr>
+          <w:rFonts w:ascii="Times New Roman" w:hAnsi="Times New Roman" w:cs="Times New Roman"/>
+          <w:b/>
+          <w:bCs/>
+          <w:color w:val="auto"/>
+        </w:rPr>
+        <w:fldChar w:fldCharType="separate"/>
+      </w:r>
+      <w:r>
+        <w:rPr>
+          <w:rFonts w:ascii="Times New Roman" w:hAnsi="Times New Roman" w:cs="Times New Roman"/>
+          <w:b/>
+          <w:bCs/>
+          <w:noProof/>
+          <w:color w:val="auto"/>
+        </w:rPr>
+        <w:t>1</w:t>
+      </w:r>
+      <w:r>
+        <w:rPr>
+          <w:rFonts w:ascii="Times New Roman" w:hAnsi="Times New Roman" w:cs="Times New Roman"/>
+          <w:b/>
+          <w:bCs/>
+          <w:color w:val="auto"/>
+        </w:rPr>
+        <w:fldChar w:fldCharType="end"/>
+      </w:r>
+      <w:r>
+        <w:rPr>
+          <w:rFonts w:ascii="Times New Roman" w:hAnsi="Times New Roman" w:cs="Times New Roman"/>
+          <w:b/>
+          <w:bCs/>
+          <w:color w:val="auto"/>
+        </w:rPr>
+        <w:t>. Istilah dan Singkatan</w:t>
+      </w:r>
+    </w:p>
     <w:tbl>
       <w:tblPr>
-        <w:tblW w:w="5976" w:type="dxa"/>
+        <w:tblW w:w="8495" w:type="dxa"/>
         <w:jc w:val="center"/>
         <w:tblBorders>
           <w:top w:val="single" w:sz="8" w:space="0" w:color="000000"/>
@@ -3768,16 +4788,17 @@
         <w:tblLook w:val="0600" w:firstRow="0" w:lastRow="0" w:firstColumn="0" w:lastColumn="0" w:noHBand="1" w:noVBand="1"/>
       </w:tblPr>
       <w:tblGrid>
-        <w:gridCol w:w="1550"/>
-        <w:gridCol w:w="4426"/>
+        <w:gridCol w:w="1995"/>
+        <w:gridCol w:w="6500"/>
       </w:tblGrid>
       <w:tr>
         <w:trPr>
+          <w:tblHeader/>
           <w:jc w:val="center"/>
         </w:trPr>
         <w:tc>
           <w:tcPr>
-            <w:tcW w:w="1550" w:type="dxa"/>
+            <w:tcW w:w="1995" w:type="dxa"/>
             <w:tcBorders>
               <w:top w:val="single" w:sz="8" w:space="0" w:color="000000"/>
               <w:left w:val="single" w:sz="8" w:space="0" w:color="000000"/>
@@ -3826,7 +4847,7 @@
         </w:tc>
         <w:tc>
           <w:tcPr>
-            <w:tcW w:w="4426" w:type="dxa"/>
+            <w:tcW w:w="6500" w:type="dxa"/>
             <w:tcBorders>
               <w:top w:val="single" w:sz="8" w:space="0" w:color="000000"/>
               <w:left w:val="single" w:sz="8" w:space="0" w:color="000000"/>
@@ -3880,7 +4901,7 @@
         </w:trPr>
         <w:tc>
           <w:tcPr>
-            <w:tcW w:w="1550" w:type="dxa"/>
+            <w:tcW w:w="1995" w:type="dxa"/>
             <w:tcBorders>
               <w:top w:val="single" w:sz="8" w:space="0" w:color="000000"/>
               <w:left w:val="single" w:sz="8" w:space="0" w:color="000000"/>
@@ -3923,7 +4944,7 @@
         </w:tc>
         <w:tc>
           <w:tcPr>
-            <w:tcW w:w="4426" w:type="dxa"/>
+            <w:tcW w:w="6500" w:type="dxa"/>
             <w:tcBorders>
               <w:top w:val="single" w:sz="8" w:space="0" w:color="000000"/>
               <w:left w:val="single" w:sz="8" w:space="0" w:color="000000"/>
@@ -3960,7 +4981,7 @@
         </w:trPr>
         <w:tc>
           <w:tcPr>
-            <w:tcW w:w="1550" w:type="dxa"/>
+            <w:tcW w:w="1995" w:type="dxa"/>
             <w:tcBorders>
               <w:top w:val="single" w:sz="8" w:space="0" w:color="000000"/>
               <w:left w:val="single" w:sz="8" w:space="0" w:color="000000"/>
@@ -4003,7 +5024,7 @@
         </w:tc>
         <w:tc>
           <w:tcPr>
-            <w:tcW w:w="4426" w:type="dxa"/>
+            <w:tcW w:w="6500" w:type="dxa"/>
             <w:tcBorders>
               <w:top w:val="single" w:sz="8" w:space="0" w:color="000000"/>
               <w:left w:val="single" w:sz="8" w:space="0" w:color="000000"/>
@@ -4039,7 +5060,7 @@
         </w:trPr>
         <w:tc>
           <w:tcPr>
-            <w:tcW w:w="1550" w:type="dxa"/>
+            <w:tcW w:w="1995" w:type="dxa"/>
             <w:tcBorders>
               <w:top w:val="single" w:sz="8" w:space="0" w:color="000000"/>
               <w:left w:val="single" w:sz="8" w:space="0" w:color="000000"/>
@@ -4082,7 +5103,7 @@
         </w:tc>
         <w:tc>
           <w:tcPr>
-            <w:tcW w:w="4426" w:type="dxa"/>
+            <w:tcW w:w="6500" w:type="dxa"/>
             <w:tcBorders>
               <w:top w:val="single" w:sz="8" w:space="0" w:color="000000"/>
               <w:left w:val="single" w:sz="8" w:space="0" w:color="000000"/>
@@ -4118,7 +5139,7 @@
         </w:trPr>
         <w:tc>
           <w:tcPr>
-            <w:tcW w:w="1550" w:type="dxa"/>
+            <w:tcW w:w="1995" w:type="dxa"/>
             <w:tcBorders>
               <w:top w:val="single" w:sz="8" w:space="0" w:color="000000"/>
               <w:left w:val="single" w:sz="8" w:space="0" w:color="000000"/>
@@ -4155,14 +5176,13 @@
                 <w:lang w:val="en-US" w:eastAsia="en-US"/>
                 <w14:ligatures w14:val="none"/>
               </w:rPr>
-              <w:lastRenderedPageBreak/>
               <w:t>SVM</w:t>
             </w:r>
           </w:p>
         </w:tc>
         <w:tc>
           <w:tcPr>
-            <w:tcW w:w="4426" w:type="dxa"/>
+            <w:tcW w:w="6500" w:type="dxa"/>
             <w:tcBorders>
               <w:top w:val="single" w:sz="8" w:space="0" w:color="000000"/>
               <w:left w:val="single" w:sz="8" w:space="0" w:color="000000"/>
@@ -4198,7 +5218,7 @@
         </w:trPr>
         <w:tc>
           <w:tcPr>
-            <w:tcW w:w="1550" w:type="dxa"/>
+            <w:tcW w:w="1995" w:type="dxa"/>
             <w:tcBorders>
               <w:top w:val="single" w:sz="8" w:space="0" w:color="000000"/>
               <w:left w:val="single" w:sz="8" w:space="0" w:color="000000"/>
@@ -4241,7 +5261,7 @@
         </w:tc>
         <w:tc>
           <w:tcPr>
-            <w:tcW w:w="4426" w:type="dxa"/>
+            <w:tcW w:w="6500" w:type="dxa"/>
             <w:tcBorders>
               <w:top w:val="single" w:sz="8" w:space="0" w:color="000000"/>
               <w:left w:val="single" w:sz="8" w:space="0" w:color="000000"/>
@@ -4277,7 +5297,7 @@
         </w:trPr>
         <w:tc>
           <w:tcPr>
-            <w:tcW w:w="1550" w:type="dxa"/>
+            <w:tcW w:w="1995" w:type="dxa"/>
             <w:tcBorders>
               <w:top w:val="single" w:sz="8" w:space="0" w:color="000000"/>
               <w:left w:val="single" w:sz="8" w:space="0" w:color="000000"/>
@@ -4320,7 +5340,7 @@
         </w:tc>
         <w:tc>
           <w:tcPr>
-            <w:tcW w:w="4426" w:type="dxa"/>
+            <w:tcW w:w="6500" w:type="dxa"/>
             <w:tcBorders>
               <w:top w:val="single" w:sz="8" w:space="0" w:color="000000"/>
               <w:left w:val="single" w:sz="8" w:space="0" w:color="000000"/>
@@ -4356,7 +5376,7 @@
         </w:trPr>
         <w:tc>
           <w:tcPr>
-            <w:tcW w:w="1550" w:type="dxa"/>
+            <w:tcW w:w="1995" w:type="dxa"/>
             <w:tcBorders>
               <w:top w:val="single" w:sz="8" w:space="0" w:color="000000"/>
               <w:left w:val="single" w:sz="8" w:space="0" w:color="000000"/>
@@ -4399,7 +5419,7 @@
         </w:tc>
         <w:tc>
           <w:tcPr>
-            <w:tcW w:w="4426" w:type="dxa"/>
+            <w:tcW w:w="6500" w:type="dxa"/>
             <w:tcBorders>
               <w:top w:val="single" w:sz="8" w:space="0" w:color="000000"/>
               <w:left w:val="single" w:sz="8" w:space="0" w:color="000000"/>
@@ -4435,7 +5455,7 @@
         </w:trPr>
         <w:tc>
           <w:tcPr>
-            <w:tcW w:w="1550" w:type="dxa"/>
+            <w:tcW w:w="1995" w:type="dxa"/>
             <w:tcBorders>
               <w:top w:val="single" w:sz="8" w:space="0" w:color="000000"/>
               <w:left w:val="single" w:sz="8" w:space="0" w:color="000000"/>
@@ -4478,7 +5498,7 @@
         </w:tc>
         <w:tc>
           <w:tcPr>
-            <w:tcW w:w="4426" w:type="dxa"/>
+            <w:tcW w:w="6500" w:type="dxa"/>
             <w:tcBorders>
               <w:top w:val="single" w:sz="8" w:space="0" w:color="000000"/>
               <w:left w:val="single" w:sz="8" w:space="0" w:color="000000"/>
@@ -4514,7 +5534,7 @@
         </w:trPr>
         <w:tc>
           <w:tcPr>
-            <w:tcW w:w="1550" w:type="dxa"/>
+            <w:tcW w:w="1995" w:type="dxa"/>
             <w:tcBorders>
               <w:top w:val="single" w:sz="8" w:space="0" w:color="000000"/>
               <w:left w:val="single" w:sz="8" w:space="0" w:color="000000"/>
@@ -4557,7 +5577,7 @@
         </w:tc>
         <w:tc>
           <w:tcPr>
-            <w:tcW w:w="4426" w:type="dxa"/>
+            <w:tcW w:w="6500" w:type="dxa"/>
             <w:tcBorders>
               <w:top w:val="single" w:sz="8" w:space="0" w:color="000000"/>
               <w:left w:val="single" w:sz="8" w:space="0" w:color="000000"/>
@@ -4814,34 +5834,6 @@
     </w:p>
     <w:p>
       <w:pPr>
-        <w:spacing w:after="0" w:line="360" w:lineRule="auto"/>
-        <w:jc w:val="both"/>
-        <w:rPr>
-          <w:rFonts w:ascii="Times New Roman" w:eastAsia="Times New Roman" w:hAnsi="Times New Roman" w:cs="Times New Roman"/>
-          <w:kern w:val="0"/>
-          <w:sz w:val="24"/>
-          <w:szCs w:val="24"/>
-          <w:lang w:val="es-ES" w:eastAsia="en-US"/>
-          <w14:ligatures w14:val="none"/>
-        </w:rPr>
-      </w:pPr>
-    </w:p>
-    <w:p>
-      <w:pPr>
-        <w:spacing w:after="0" w:line="360" w:lineRule="auto"/>
-        <w:jc w:val="both"/>
-        <w:rPr>
-          <w:rFonts w:ascii="Times New Roman" w:eastAsia="Times New Roman" w:hAnsi="Times New Roman" w:cs="Times New Roman"/>
-          <w:kern w:val="0"/>
-          <w:sz w:val="24"/>
-          <w:szCs w:val="24"/>
-          <w:lang w:val="es-ES" w:eastAsia="en-US"/>
-          <w14:ligatures w14:val="none"/>
-        </w:rPr>
-      </w:pPr>
-    </w:p>
-    <w:p>
-      <w:pPr>
         <w:pStyle w:val="Heading1"/>
         <w:ind w:left="0" w:hanging="6"/>
       </w:pPr>
@@ -4850,7 +5842,7 @@
         <w:lastRenderedPageBreak/>
         <w:br/>
       </w:r>
-      <w:bookmarkStart w:id="21" w:name="_Toc182388476"/>
+      <w:bookmarkStart w:id="21" w:name="_Toc182557032"/>
       <w:r>
         <w:t>S</w:t>
       </w:r>
@@ -4872,7 +5864,7 @@
           <w:i/>
         </w:rPr>
       </w:pPr>
-      <w:bookmarkStart w:id="22" w:name="_Toc182388477"/>
+      <w:bookmarkStart w:id="22" w:name="_Toc182557033"/>
       <w:r>
         <w:rPr>
           <w:i/>
@@ -4930,7 +5922,7 @@
           <w:szCs w:val="24"/>
           <w:lang w:val="en-US"/>
         </w:rPr>
-        <w:instrText>ADDIN CSL_CITATION {"citationItems":[{"id":"ITEM-1","itemData":{"DOI":"10.1016/j.procs.2023.10.511","ISBN":"0000000000","ISSN":"18770509","abstract":"Mental health issues are focused on extensively and are an immense part of human life. As a result, formulating effective approaches for early detection and intervention is critical. Machine Learning algorithms have demonstrated promising results in clustering and categorizing mental health disorders in recent years This research are using a clustering approach to categorize and detect diverse patterns of mental health disorders among teenagers. To develop guidelines and selection of relevant articles for our paper, we follow PRISMA literature review guidelines. we also evaluated each Machine Learning model, including SVM, NGBoost, KNN, RNN, SGD, DT, RF, XGBoost, and logistic regression. The result is that XGBoost delivers very satisfying build results. However, there is another algorithm, namely LGBM, which is no less satisfying than XGBoost.","author":[{"dropping-particle":"","family":"Pratama","given":"Rizaldi Ardika Mahendra","non-dropping-particle":"","parse-names":false,"suffix":""},{"dropping-particle":"","family":"Rachmadiansyah","given":"Kevin Irzam","non-dropping-particle":"","parse-names":false,"suffix":""},{"dropping-particle":"","family":"Sidharta","given":"Sidharta","non-dropping-particle":"","parse-names":false,"suffix":""}],"container-title":"Procedia Computer Science","id":"ITEM-1","issued":{"date-parts":[["2023"]]},"page":"137-146","publisher":"Elsevier B.V.","title":"Technique of Mental Health Issues Classification based on Machine Learning: Systematic Literature Review","type":"article-journal","volume":"227"},"uris":["http://www.mendeley.com/documents/?uuid=1c4e7deb-e776-4481-b2c8-fa796457d497"]}],"mendeley":{"formattedCitation":"[1]","plainTextFormattedCitation":"[1]","previouslyFormattedCitation":"[1]"},"properties":{"noteIndex":0},"schema":"https://github.com/citation-style-language/schema/raw/master/csl-citation.json"}</w:instrText>
+        <w:instrText>ADDIN CSL_CITATION {"citationItems":[{"id":"ITEM-1","itemData":{"DOI":"10.1016/j.procs.2023.10.511","ISBN":"0000000000","ISSN":"18770509","abstract":"Mental health issues are focused on extensively and are an immense part of human life. As a result, formulating effective approaches for early detection and intervention is critical. Machine Learning algorithms have demonstrated promising results in clustering and categorizing mental health disorders in recent years This research are using a clustering approach to categorize and detect diverse patterns of mental health disorders among teenagers. To develop guidelines and selection of relevant articles for our paper, we follow PRISMA literature review guidelines. we also evaluated each Machine Learning model, including SVM, NGBoost, KNN, RNN, SGD, DT, RF, XGBoost, and logistic regression. The result is that XGBoost delivers very satisfying build results. However, there is another algorithm, namely LGBM, which is no less satisfying than XGBoost.","author":[{"dropping-particle":"","family":"Pratama","given":"Rizaldi Ardika Mahendra","non-dropping-particle":"","parse-names":false,"suffix":""},{"dropping-particle":"","family":"Rachmadiansyah","given":"Kevin Irzam","non-dropping-particle":"","parse-names":false,"suffix":""},{"dropping-particle":"","family":"Sidharta","given":"Sidharta","non-dropping-particle":"","parse-names":false,"suffix":""}],"container-title":"Procedia Computer Science","id":"ITEM-1","issued":{"date-parts":[["2023"]]},"page":"137-146","publisher":"Elsevier B.V.","title":"Technique of Mental Health Issues Classification based on Machine Learning: Systematic Literature Review","type":"article-journal","volume":"227"},"uris":["http://www.mendeley.com/documents/?uuid=1c4e7deb-e776-4481-b2c8-fa796457d497"]}],"mendeley":{"formattedCitation":"[6]","plainTextFormattedCitation":"[6]","previouslyFormattedCitation":"[6]"},"properties":{"noteIndex":0},"schema":"https://github.com/citation-style-language/schema/raw/master/csl-citation.json"}</w:instrText>
       </w:r>
       <w:r>
         <w:rPr>
@@ -4949,7 +5941,7 @@
           <w:szCs w:val="24"/>
           <w:lang w:val="en-US"/>
         </w:rPr>
-        <w:t>[1]</w:t>
+        <w:t>[6]</w:t>
       </w:r>
       <w:r>
         <w:rPr>
@@ -4975,7 +5967,7 @@
         <w:pStyle w:val="Heading3"/>
         <w:spacing w:line="360" w:lineRule="auto"/>
       </w:pPr>
-      <w:bookmarkStart w:id="23" w:name="_Toc182388478"/>
+      <w:bookmarkStart w:id="23" w:name="_Toc182557034"/>
       <w:r>
         <w:t>XGBoost</w:t>
       </w:r>
@@ -5058,7 +6050,7 @@
           <w:lang w:eastAsia="en-ID"/>
           <w14:ligatures w14:val="none"/>
         </w:rPr>
-        <w:instrText>ADDIN CSL_CITATION {"citationItems":[{"id":"ITEM-1","itemData":{"DOI":"10.3389/fdata.2020.00015","ISSN":"2624909X","abstract":"Machine Learning has been on the rise and healthcare is no exception to that. In healthcare, mental health is gaining more and more space. The diagnosis of mental disorders is based upon standardized patient interviews with defined set of questions and scales which is a time consuming and costly process. Our objective was to apply the machine learning model and to evaluate to see if there is predictive power of biomarkers data to enhance the diagnosis of depression cases. In this research paper, we aimed to explore the detection of depression cases among the sample of 11,081 Dutch citizen dataset. Most of the earlier studies have balanced datasets wherein the proportion of healthy cases and unhealthy cases are equal but in our study, the dataset contains only 570 cases of self-reported depression out of 11,081 cases hence it is a class imbalance classification problem. The machine learning model built on imbalance dataset gives predictions biased toward majority class hence the model will always predict the case as no depression case even if it is a case of depression. We used different resampling strategies to address the class imbalance problem. We created multiple samples by under sampling, over sampling, over-under sampling and ROSE sampling techniques to balance the dataset and then, we applied machine learning algorithm “Extreme Gradient Boosting” (XGBoost) on each sample to classify the mental illness cases from healthy cases. The balanced accuracy, precision, recall and F1 score obtained from over-sampling and over-under sampling were more than 0.90.","author":[{"dropping-particle":"","family":"Sharma","given":"Amita","non-dropping-particle":"","parse-names":false,"suffix":""},{"dropping-particle":"","family":"Verbeke","given":"Willem J.M.I.","non-dropping-particle":"","parse-names":false,"suffix":""}],"container-title":"Frontiers in Big Data","id":"ITEM-1","issue":"April","issued":{"date-parts":[["2020"]]},"page":"1-11","title":"Improving Diagnosis of Depression With XGBOOST Machine Learning Model and a Large Biomarkers Dutch Dataset (n = 11,081)","type":"article-journal","volume":"3"},"uris":["http://www.mendeley.com/documents/?uuid=532668bc-9558-44af-a18a-9fe7f35e0da9"]}],"mendeley":{"formattedCitation":"[2]","plainTextFormattedCitation":"[2]"},"properties":{"noteIndex":0},"schema":"https://github.com/citation-style-language/schema/raw/master/csl-citation.json"}</w:instrText>
+        <w:instrText>ADDIN CSL_CITATION {"citationItems":[{"id":"ITEM-1","itemData":{"DOI":"10.3389/fdata.2020.00015","ISSN":"2624909X","abstract":"Machine Learning has been on the rise and healthcare is no exception to that. In healthcare, mental health is gaining more and more space. The diagnosis of mental disorders is based upon standardized patient interviews with defined set of questions and scales which is a time consuming and costly process. Our objective was to apply the machine learning model and to evaluate to see if there is predictive power of biomarkers data to enhance the diagnosis of depression cases. In this research paper, we aimed to explore the detection of depression cases among the sample of 11,081 Dutch citizen dataset. Most of the earlier studies have balanced datasets wherein the proportion of healthy cases and unhealthy cases are equal but in our study, the dataset contains only 570 cases of self-reported depression out of 11,081 cases hence it is a class imbalance classification problem. The machine learning model built on imbalance dataset gives predictions biased toward majority class hence the model will always predict the case as no depression case even if it is a case of depression. We used different resampling strategies to address the class imbalance problem. We created multiple samples by under sampling, over sampling, over-under sampling and ROSE sampling techniques to balance the dataset and then, we applied machine learning algorithm “Extreme Gradient Boosting” (XGBoost) on each sample to classify the mental illness cases from healthy cases. The balanced accuracy, precision, recall and F1 score obtained from over-sampling and over-under sampling were more than 0.90.","author":[{"dropping-particle":"","family":"Sharma","given":"Amita","non-dropping-particle":"","parse-names":false,"suffix":""},{"dropping-particle":"","family":"Verbeke","given":"Willem J.M.I.","non-dropping-particle":"","parse-names":false,"suffix":""}],"container-title":"Frontiers in Big Data","id":"ITEM-1","issue":"April","issued":{"date-parts":[["2020"]]},"page":"1-11","title":"Improving Diagnosis of Depression With XGBOOST Machine Learning Model and a Large Biomarkers Dutch Dataset (n = 11,081)","type":"article-journal","volume":"3"},"uris":["http://www.mendeley.com/documents/?uuid=532668bc-9558-44af-a18a-9fe7f35e0da9"]}],"mendeley":{"formattedCitation":"[7]","plainTextFormattedCitation":"[7]","previouslyFormattedCitation":"[7]"},"properties":{"noteIndex":0},"schema":"https://github.com/citation-style-language/schema/raw/master/csl-citation.json"}</w:instrText>
       </w:r>
       <w:r>
         <w:rPr>
@@ -5081,7 +6073,7 @@
           <w:lang w:eastAsia="en-ID"/>
           <w14:ligatures w14:val="none"/>
         </w:rPr>
-        <w:t>[2]</w:t>
+        <w:t>[7]</w:t>
       </w:r>
       <w:r>
         <w:rPr>
@@ -5114,7 +6106,7 @@
           <w:i/>
         </w:rPr>
       </w:pPr>
-      <w:bookmarkStart w:id="24" w:name="_Toc182388479"/>
+      <w:bookmarkStart w:id="24" w:name="_Toc182557035"/>
       <w:r>
         <w:rPr>
           <w:i/>
@@ -5169,7 +6161,7 @@
           <w:szCs w:val="24"/>
           <w:lang w:val="en-US"/>
         </w:rPr>
-        <w:instrText>ADDIN CSL_CITATION {"citationItems":[{"id":"ITEM-1","itemData":{"DOI":"10.1038/s41598-022-19314-1","ISBN":"0123456789","ISSN":"20452322","PMID":"36056129","abstract":"In late December 2019, the novel coronavirus (Sars-Cov-2) and the resulting disease COVID-19 were first identified in Wuhan China. The disease slipped through containment measures, with the first known case in the United States being identified on January 20th, 2020. In this paper, we utilize survey data from the Inter-university Consortium for Political and Social Research and apply several statistical and machine learning models and techniques such as Decision Trees, Multinomial Logistic Regression, Naive Bayes, k-Nearest Neighbors, Support Vector Machines, Neural Networks, Random Forests, Gradient Tree Boosting, XGBoost, CatBoost, LightGBM, Synthetic Minority Oversampling, and Chi-Squared Test to analyze the impacts the COVID-19 pandemic has had on the mental health of frontline workers in the United States. Through the interpretation of the many models applied to the mental health survey data, we have concluded that the most important factor in predicting the mental health decline of a frontline worker is the healthcare role the individual is in (Nurse, Emergency Room Staff, Surgeon, etc.), followed by the amount of sleep the individual has had in the last week, the amount of COVID-19 related news an individual has consumed on average in a day, the age of the worker, and the usage of alcohol and cannabis.","author":[{"dropping-particle":"","family":"Rezapour","given":"Mostafa","non-dropping-particle":"","parse-names":false,"suffix":""},{"dropping-particle":"","family":"Hansen","given":"Lucas","non-dropping-particle":"","parse-names":false,"suffix":""}],"container-title":"Scientific Reports","id":"ITEM-1","issue":"1","issued":{"date-parts":[["2022"]]},"page":"1-16","publisher":"Nature Publishing Group UK","title":"A machine learning analysis of COVID-19 mental health data","type":"article-journal","volume":"12"},"uris":["http://www.mendeley.com/documents/?uuid=8384ecd9-120e-4f9a-bc1c-5baeccfd0e1a"]}],"mendeley":{"formattedCitation":"[3]","plainTextFormattedCitation":"[3]","previouslyFormattedCitation":"[2]"},"properties":{"noteIndex":0},"schema":"https://github.com/citation-style-language/schema/raw/master/csl-citation.json"}</w:instrText>
+        <w:instrText>ADDIN CSL_CITATION {"citationItems":[{"id":"ITEM-1","itemData":{"DOI":"10.1038/s41598-022-19314-1","ISBN":"0123456789","ISSN":"20452322","PMID":"36056129","abstract":"In late December 2019, the novel coronavirus (Sars-Cov-2) and the resulting disease COVID-19 were first identified in Wuhan China. The disease slipped through containment measures, with the first known case in the United States being identified on January 20th, 2020. In this paper, we utilize survey data from the Inter-university Consortium for Political and Social Research and apply several statistical and machine learning models and techniques such as Decision Trees, Multinomial Logistic Regression, Naive Bayes, k-Nearest Neighbors, Support Vector Machines, Neural Networks, Random Forests, Gradient Tree Boosting, XGBoost, CatBoost, LightGBM, Synthetic Minority Oversampling, and Chi-Squared Test to analyze the impacts the COVID-19 pandemic has had on the mental health of frontline workers in the United States. Through the interpretation of the many models applied to the mental health survey data, we have concluded that the most important factor in predicting the mental health decline of a frontline worker is the healthcare role the individual is in (Nurse, Emergency Room Staff, Surgeon, etc.), followed by the amount of sleep the individual has had in the last week, the amount of COVID-19 related news an individual has consumed on average in a day, the age of the worker, and the usage of alcohol and cannabis.","author":[{"dropping-particle":"","family":"Rezapour","given":"Mostafa","non-dropping-particle":"","parse-names":false,"suffix":""},{"dropping-particle":"","family":"Hansen","given":"Lucas","non-dropping-particle":"","parse-names":false,"suffix":""}],"container-title":"Scientific Reports","id":"ITEM-1","issue":"1","issued":{"date-parts":[["2022"]]},"page":"1-16","publisher":"Nature Publishing Group UK","title":"A machine learning analysis of COVID-19 mental health data","type":"article-journal","volume":"12"},"uris":["http://www.mendeley.com/documents/?uuid=8384ecd9-120e-4f9a-bc1c-5baeccfd0e1a"]}],"mendeley":{"formattedCitation":"[8]","plainTextFormattedCitation":"[8]","previouslyFormattedCitation":"[8]"},"properties":{"noteIndex":0},"schema":"https://github.com/citation-style-language/schema/raw/master/csl-citation.json"}</w:instrText>
       </w:r>
       <w:r>
         <w:rPr>
@@ -5188,7 +6180,7 @@
           <w:szCs w:val="24"/>
           <w:lang w:val="en-US"/>
         </w:rPr>
-        <w:t>[3]</w:t>
+        <w:t>[8]</w:t>
       </w:r>
       <w:r>
         <w:rPr>
@@ -5519,7 +6511,7 @@
         <w:lastRenderedPageBreak/>
         <w:br/>
       </w:r>
-      <w:bookmarkStart w:id="26" w:name="_Toc182388480"/>
+      <w:bookmarkStart w:id="26" w:name="_Toc182557036"/>
       <w:r>
         <w:t>M</w:t>
       </w:r>
@@ -5536,7 +6528,7 @@
       <w:pPr>
         <w:pStyle w:val="Heading2"/>
       </w:pPr>
-      <w:bookmarkStart w:id="27" w:name="_Toc182388481"/>
+      <w:bookmarkStart w:id="27" w:name="_Toc182557037"/>
       <w:r>
         <w:t>CRISP-DM</w:t>
       </w:r>
@@ -5560,19 +6552,32 @@
           <w:szCs w:val="24"/>
           <w:lang w:val="en-AU" w:eastAsia="en-US"/>
         </w:rPr>
-        <w:t xml:space="preserve">CRISP-DM adalah salah satu siklus pengerjaan proyek dalam Data Mining. Model ini mencakup tahap pengerjaan, apa yang dilakukan pada setiap tahap, dan hasil dari setiap tahap tersebut. Siklus ini dapat dilihat pada Gambar x. </w:t>
-      </w:r>
-    </w:p>
-    <w:p>
-      <w:pPr>
+        <w:t xml:space="preserve">CRISP-DM adalah salah satu siklus pengerjaan proyek dalam Data Mining. Model ini mencakup tahap pengerjaan, apa yang dilakukan pada setiap tahap, dan hasil dari setiap tahap tersebut. Siklus ini dapat dilihat pada Gambar </w:t>
+      </w:r>
+      <w:r>
+        <w:rPr>
+          <w:rFonts w:ascii="Times New Roman" w:hAnsi="Times New Roman" w:cs="Times New Roman"/>
+          <w:sz w:val="24"/>
+          <w:szCs w:val="24"/>
+          <w:lang w:val="en-AU" w:eastAsia="en-US"/>
+        </w:rPr>
+        <w:t>1</w:t>
+      </w:r>
+      <w:r>
+        <w:rPr>
+          <w:rFonts w:ascii="Times New Roman" w:hAnsi="Times New Roman" w:cs="Times New Roman"/>
+          <w:sz w:val="24"/>
+          <w:szCs w:val="24"/>
+          <w:lang w:val="en-AU" w:eastAsia="en-US"/>
+        </w:rPr>
+        <w:t xml:space="preserve">. </w:t>
+      </w:r>
+    </w:p>
+    <w:p>
+      <w:pPr>
+        <w:keepNext/>
         <w:spacing w:after="0" w:line="360" w:lineRule="auto"/>
         <w:jc w:val="center"/>
-        <w:rPr>
-          <w:rFonts w:ascii="Times New Roman" w:hAnsi="Times New Roman" w:cs="Times New Roman"/>
-          <w:sz w:val="24"/>
-          <w:szCs w:val="24"/>
-          <w:lang w:val="en-AU" w:eastAsia="en-US"/>
-        </w:rPr>
       </w:pPr>
       <w:r>
         <w:rPr>
@@ -5598,7 +6603,7 @@
                     <pic:cNvPicPr/>
                   </pic:nvPicPr>
                   <pic:blipFill>
-                    <a:blip r:embed="rId12">
+                    <a:blip r:embed="rId8">
                       <a:extLst>
                         <a:ext uri="{28A0092B-C50C-407E-A947-70E740481C1C}">
                           <a14:useLocalDpi xmlns:a14="http://schemas.microsoft.com/office/drawing/2010/main" val="0"/>
@@ -5627,10 +6632,13 @@
     </w:p>
     <w:p>
       <w:pPr>
-        <w:spacing w:after="0" w:line="360" w:lineRule="auto"/>
+        <w:pStyle w:val="Caption"/>
         <w:jc w:val="center"/>
         <w:rPr>
           <w:rFonts w:ascii="Times New Roman" w:hAnsi="Times New Roman" w:cs="Times New Roman"/>
+          <w:b/>
+          <w:bCs/>
+          <w:color w:val="auto"/>
           <w:sz w:val="24"/>
           <w:szCs w:val="24"/>
           <w:lang w:val="en-AU" w:eastAsia="en-US"/>
@@ -5639,24 +6647,88 @@
       <w:r>
         <w:rPr>
           <w:rFonts w:ascii="Times New Roman" w:hAnsi="Times New Roman" w:cs="Times New Roman"/>
+          <w:b/>
+          <w:bCs/>
+          <w:color w:val="auto"/>
+        </w:rPr>
+        <w:t xml:space="preserve">Gambar </w:t>
+      </w:r>
+      <w:r>
+        <w:rPr>
+          <w:rFonts w:ascii="Times New Roman" w:hAnsi="Times New Roman" w:cs="Times New Roman"/>
+          <w:b/>
+          <w:bCs/>
+          <w:color w:val="auto"/>
+        </w:rPr>
+        <w:fldChar w:fldCharType="begin"/>
+      </w:r>
+      <w:r>
+        <w:rPr>
+          <w:rFonts w:ascii="Times New Roman" w:hAnsi="Times New Roman" w:cs="Times New Roman"/>
+          <w:b/>
+          <w:bCs/>
+          <w:color w:val="auto"/>
+        </w:rPr>
+        <w:instrText xml:space="preserve"> SEQ Gambar \* ARABIC </w:instrText>
+      </w:r>
+      <w:r>
+        <w:rPr>
+          <w:rFonts w:ascii="Times New Roman" w:hAnsi="Times New Roman" w:cs="Times New Roman"/>
+          <w:b/>
+          <w:bCs/>
+          <w:color w:val="auto"/>
+        </w:rPr>
+        <w:fldChar w:fldCharType="separate"/>
+      </w:r>
+      <w:r>
+        <w:rPr>
+          <w:rFonts w:ascii="Times New Roman" w:hAnsi="Times New Roman" w:cs="Times New Roman"/>
+          <w:b/>
+          <w:bCs/>
+          <w:noProof/>
+          <w:color w:val="auto"/>
+        </w:rPr>
+        <w:t>1</w:t>
+      </w:r>
+      <w:r>
+        <w:rPr>
+          <w:rFonts w:ascii="Times New Roman" w:hAnsi="Times New Roman" w:cs="Times New Roman"/>
+          <w:b/>
+          <w:bCs/>
+          <w:color w:val="auto"/>
+        </w:rPr>
+        <w:fldChar w:fldCharType="end"/>
+      </w:r>
+      <w:r>
+        <w:rPr>
+          <w:rFonts w:ascii="Times New Roman" w:hAnsi="Times New Roman" w:cs="Times New Roman"/>
+          <w:b/>
+          <w:bCs/>
+          <w:color w:val="auto"/>
+        </w:rPr>
+        <w:t>. CRISP-DM Step</w:t>
+      </w:r>
+    </w:p>
+    <w:p>
+      <w:pPr>
+        <w:spacing w:line="360" w:lineRule="auto"/>
+        <w:jc w:val="both"/>
+        <w:rPr>
+          <w:rFonts w:ascii="Times New Roman" w:hAnsi="Times New Roman" w:cs="Times New Roman"/>
           <w:sz w:val="24"/>
           <w:szCs w:val="24"/>
           <w:lang w:val="en-AU" w:eastAsia="en-US"/>
         </w:rPr>
-        <w:t>Caption</w:t>
-      </w:r>
-    </w:p>
-    <w:p>
-      <w:pPr>
-        <w:spacing w:line="360" w:lineRule="auto"/>
-        <w:jc w:val="both"/>
+      </w:pPr>
+      <w:r>
         <w:rPr>
           <w:rFonts w:ascii="Times New Roman" w:hAnsi="Times New Roman" w:cs="Times New Roman"/>
           <w:sz w:val="24"/>
           <w:szCs w:val="24"/>
           <w:lang w:val="en-AU" w:eastAsia="en-US"/>
         </w:rPr>
-      </w:pPr>
+        <w:t>Urutan yang ditunjukkan oleh tanda panah pada gambar tidak kaku, tanda panah hanya menunjukkan keterikatan antar tahapan</w:t>
+      </w:r>
       <w:r>
         <w:rPr>
           <w:rFonts w:ascii="Times New Roman" w:hAnsi="Times New Roman" w:cs="Times New Roman"/>
@@ -5664,20 +6736,45 @@
           <w:szCs w:val="24"/>
           <w:lang w:val="en-AU" w:eastAsia="en-US"/>
         </w:rPr>
-        <w:t xml:space="preserve">Urutan yang ditunjukkan oleh tanda panah pada gambar tidak kaku, tanda panah hanya menunjukkan keterikatan antar tahapan </w:t>
-      </w:r>
-      <w:hyperlink r:id="rId13" w:history="1">
-        <w:r>
-          <w:rPr>
-            <w:rStyle w:val="Hyperlink"/>
-            <w:rFonts w:ascii="Times New Roman" w:hAnsi="Times New Roman" w:cs="Times New Roman"/>
-            <w:sz w:val="24"/>
-            <w:szCs w:val="24"/>
-            <w:lang w:val="en-AU" w:eastAsia="en-US"/>
-          </w:rPr>
-          <w:t>[]</w:t>
-        </w:r>
-      </w:hyperlink>
+        <w:fldChar w:fldCharType="begin" w:fldLock="1"/>
+      </w:r>
+      <w:r>
+        <w:rPr>
+          <w:rFonts w:ascii="Times New Roman" w:hAnsi="Times New Roman" w:cs="Times New Roman"/>
+          <w:sz w:val="24"/>
+          <w:szCs w:val="24"/>
+          <w:lang w:val="en-AU" w:eastAsia="en-US"/>
+        </w:rPr>
+        <w:instrText>ADDIN CSL_CITATION {"citationItems":[{"id":"ITEM-1","itemData":{"abstract":"The CRISP-DM (CRoss Industry Standard Process for Data Mining) project proposed a comprehensive process model for carrying out data mining projects. The process model is independent of both the industry sector and the technology used. In this paper we argue in favor of a standard process model for data mining and report some experiences with the CRISP-DM process model in practice. We applied and tested the CRISP-DM methodology in a response modeling application project. The final goal of the project was to specify a process which can be reliably and efficiently repeated by different people and adapted to different situations. The initial projects were performed by experienced data mining people; future projects are to be performed by people with lower technical skills and with very little time to experiment with different approaches. It turned out, that the CRISP-DM methodology with its distinction of generic and specialized process models provides both the structure and the flexibility necessary to suit the needs of both groups. The generic CRISP-DM process model is useful for planning, communication within and outside the project team, and documentation. The generic checklists are helpful even for experienced people. The generic process model provides an excellent foundation for developing a specialized process model which prescribes the steps to be taken in detail and which gives practical advice for all these steps.","author":[{"dropping-particle":"","family":"Wirth","given":"Rüdiger","non-dropping-particle":"","parse-names":false,"suffix":""},{"dropping-particle":"","family":"Hipp","given":"Jochen","non-dropping-particle":"","parse-names":false,"suffix":""}],"container-title":"Proceedings of the Fourth International Conference on the Practical Application of Knowledge Discovery and Data Mining","id":"ITEM-1","issue":"24959","issued":{"date-parts":[["2000"]]},"page":"29-39","title":"CRISP-DM: towards a standard process model for data mining. Proceedings of the Fourth International Conference on the Practical Application of Knowledge Discovery and Data Mining, 29-39","type":"article-journal"},"uris":["http://www.mendeley.com/documents/?uuid=2ea5a620-1691-401a-9d82-c5e42e6d8f28"]}],"mendeley":{"formattedCitation":"[9]","plainTextFormattedCitation":"[9]"},"properties":{"noteIndex":0},"schema":"https://github.com/citation-style-language/schema/raw/master/csl-citation.json"}</w:instrText>
+      </w:r>
+      <w:r>
+        <w:rPr>
+          <w:rFonts w:ascii="Times New Roman" w:hAnsi="Times New Roman" w:cs="Times New Roman"/>
+          <w:sz w:val="24"/>
+          <w:szCs w:val="24"/>
+          <w:lang w:val="en-AU" w:eastAsia="en-US"/>
+        </w:rPr>
+        <w:fldChar w:fldCharType="separate"/>
+      </w:r>
+      <w:r>
+        <w:rPr>
+          <w:rFonts w:ascii="Times New Roman" w:hAnsi="Times New Roman" w:cs="Times New Roman"/>
+          <w:noProof/>
+          <w:sz w:val="24"/>
+          <w:szCs w:val="24"/>
+          <w:lang w:val="en-AU" w:eastAsia="en-US"/>
+        </w:rPr>
+        <w:t>[9]</w:t>
+      </w:r>
+      <w:r>
+        <w:rPr>
+          <w:rFonts w:ascii="Times New Roman" w:hAnsi="Times New Roman" w:cs="Times New Roman"/>
+          <w:sz w:val="24"/>
+          <w:szCs w:val="24"/>
+          <w:lang w:val="en-AU" w:eastAsia="en-US"/>
+        </w:rPr>
+        <w:fldChar w:fldCharType="end"/>
+      </w:r>
       <w:r>
         <w:rPr>
           <w:rFonts w:ascii="Times New Roman" w:hAnsi="Times New Roman" w:cs="Times New Roman"/>
@@ -5693,9 +6790,11 @@
         <w:pStyle w:val="Heading3"/>
         <w:spacing w:after="240"/>
       </w:pPr>
+      <w:bookmarkStart w:id="28" w:name="_Toc182557038"/>
       <w:r>
         <w:t>Business Understanding</w:t>
       </w:r>
+      <w:bookmarkEnd w:id="28"/>
     </w:p>
     <w:p>
       <w:pPr>
@@ -5801,10 +6900,12 @@
         <w:pStyle w:val="Heading3"/>
         <w:spacing w:after="240"/>
       </w:pPr>
+      <w:bookmarkStart w:id="29" w:name="_Toc182557039"/>
       <w:r>
         <w:lastRenderedPageBreak/>
         <w:t>Data Understanding</w:t>
       </w:r>
+      <w:bookmarkEnd w:id="29"/>
     </w:p>
     <w:p>
       <w:pPr>
@@ -5826,9 +6927,11 @@
         <w:pStyle w:val="Heading3"/>
         <w:spacing w:after="240"/>
       </w:pPr>
+      <w:bookmarkStart w:id="30" w:name="_Toc182557040"/>
       <w:r>
         <w:t>Data Preparation</w:t>
       </w:r>
+      <w:bookmarkEnd w:id="30"/>
     </w:p>
     <w:p>
       <w:pPr>
@@ -5848,8 +6951,13 @@
         <w:pStyle w:val="Heading3"/>
         <w:spacing w:after="240"/>
       </w:pPr>
-      <w:r>
-        <w:t xml:space="preserve">Modelling </w:t>
+      <w:bookmarkStart w:id="31" w:name="_Toc182557041"/>
+      <w:r>
+        <w:t>Modelling</w:t>
+      </w:r>
+      <w:bookmarkEnd w:id="31"/>
+      <w:r>
+        <w:t xml:space="preserve"> </w:t>
       </w:r>
     </w:p>
     <w:p>
@@ -5870,9 +6978,11 @@
         <w:pStyle w:val="Heading3"/>
         <w:spacing w:after="240"/>
       </w:pPr>
+      <w:bookmarkStart w:id="32" w:name="_Toc182557042"/>
       <w:r>
         <w:t>Evaluation</w:t>
       </w:r>
+      <w:bookmarkEnd w:id="32"/>
     </w:p>
     <w:p>
       <w:pPr>
@@ -5892,9 +7002,11 @@
         <w:pStyle w:val="Heading3"/>
         <w:spacing w:after="240"/>
       </w:pPr>
+      <w:bookmarkStart w:id="33" w:name="_Toc182557043"/>
       <w:r>
         <w:t>Deployment</w:t>
       </w:r>
+      <w:bookmarkEnd w:id="33"/>
     </w:p>
     <w:p>
       <w:pPr>
@@ -5914,9 +7026,11 @@
         <w:pStyle w:val="Heading2"/>
         <w:spacing w:after="240"/>
       </w:pPr>
+      <w:bookmarkStart w:id="34" w:name="_Toc182557044"/>
       <w:r>
         <w:t>XGBoost</w:t>
       </w:r>
+      <w:bookmarkEnd w:id="34"/>
     </w:p>
     <w:p>
       <w:pPr>
@@ -5941,9 +7055,11 @@
       <w:pPr>
         <w:pStyle w:val="Heading2"/>
       </w:pPr>
+      <w:bookmarkStart w:id="35" w:name="_Toc182557045"/>
       <w:r>
         <w:t>Timeline</w:t>
       </w:r>
+      <w:bookmarkEnd w:id="35"/>
     </w:p>
     <w:p>
       <w:pPr>
@@ -5962,28 +7078,28 @@
     <w:p>
       <w:pPr>
         <w:rPr>
-          <w:lang w:val="en-US" w:eastAsia="en-US"/>
-        </w:rPr>
-      </w:pPr>
-    </w:p>
-    <w:p>
-      <w:pPr>
-        <w:rPr>
-          <w:lang w:val="en-US" w:eastAsia="en-US"/>
-        </w:rPr>
-      </w:pPr>
-    </w:p>
-    <w:p>
-      <w:pPr>
-        <w:rPr>
-          <w:lang w:val="en-US" w:eastAsia="en-US"/>
-        </w:rPr>
-      </w:pPr>
-    </w:p>
-    <w:p>
-      <w:pPr>
-        <w:rPr>
           <w:lang w:val="en-AU" w:eastAsia="en-US"/>
+        </w:rPr>
+      </w:pPr>
+    </w:p>
+    <w:p>
+      <w:pPr>
+        <w:rPr>
+          <w:lang w:val="en-US" w:eastAsia="en-US"/>
+        </w:rPr>
+      </w:pPr>
+    </w:p>
+    <w:p>
+      <w:pPr>
+        <w:rPr>
+          <w:lang w:val="en-US" w:eastAsia="en-US"/>
+        </w:rPr>
+      </w:pPr>
+    </w:p>
+    <w:p>
+      <w:pPr>
+        <w:rPr>
+          <w:lang w:val="en-US" w:eastAsia="en-US"/>
         </w:rPr>
       </w:pPr>
     </w:p>
@@ -6069,22 +7185,22 @@
         <w:pStyle w:val="Heading1"/>
         <w:ind w:left="0" w:hanging="6"/>
       </w:pPr>
-      <w:bookmarkStart w:id="28" w:name="_Toc121818086"/>
-      <w:bookmarkStart w:id="29" w:name="_Toc123768385"/>
+      <w:bookmarkStart w:id="36" w:name="_Toc121818086"/>
+      <w:bookmarkStart w:id="37" w:name="_Toc123768385"/>
       <w:r>
         <w:lastRenderedPageBreak/>
         <w:br/>
       </w:r>
-      <w:bookmarkStart w:id="30" w:name="_Toc182388482"/>
+      <w:bookmarkStart w:id="38" w:name="_Toc182557046"/>
       <w:r>
         <w:t>H</w:t>
       </w:r>
-      <w:bookmarkEnd w:id="28"/>
-      <w:bookmarkEnd w:id="29"/>
+      <w:bookmarkEnd w:id="36"/>
+      <w:bookmarkEnd w:id="37"/>
       <w:r>
         <w:t>ASIL PENGUJIAN</w:t>
       </w:r>
-      <w:bookmarkEnd w:id="30"/>
+      <w:bookmarkEnd w:id="38"/>
       <w:r>
         <w:br/>
       </w:r>
@@ -6560,6 +7676,8 @@
         <w:pStyle w:val="Heading1"/>
         <w:ind w:left="0" w:hanging="6"/>
       </w:pPr>
+      <w:bookmarkStart w:id="39" w:name="_Toc182557047"/>
+      <w:bookmarkEnd w:id="39"/>
     </w:p>
     <w:p>
       <w:pPr>
@@ -6570,16 +7688,16 @@
         </w:numPr>
         <w:ind w:hanging="6"/>
       </w:pPr>
-      <w:bookmarkStart w:id="31" w:name="_Toc123768386"/>
-      <w:bookmarkStart w:id="32" w:name="_Toc182388483"/>
+      <w:bookmarkStart w:id="40" w:name="_Toc123768386"/>
+      <w:bookmarkStart w:id="41" w:name="_Toc182557048"/>
       <w:r>
         <w:t>A</w:t>
       </w:r>
-      <w:bookmarkEnd w:id="31"/>
+      <w:bookmarkEnd w:id="40"/>
       <w:r>
         <w:t>NALISIS</w:t>
       </w:r>
-      <w:bookmarkEnd w:id="32"/>
+      <w:bookmarkEnd w:id="41"/>
       <w:r>
         <w:br/>
       </w:r>
@@ -6995,20 +8113,20 @@
         <w:pStyle w:val="Heading1"/>
         <w:ind w:left="0" w:hanging="6"/>
       </w:pPr>
-      <w:bookmarkStart w:id="33" w:name="_Toc123768387"/>
+      <w:bookmarkStart w:id="42" w:name="_Toc123768387"/>
       <w:r>
         <w:lastRenderedPageBreak/>
         <w:br/>
       </w:r>
-      <w:bookmarkStart w:id="34" w:name="_Toc182388484"/>
+      <w:bookmarkStart w:id="43" w:name="_Toc182557049"/>
       <w:r>
         <w:t>K</w:t>
       </w:r>
-      <w:bookmarkEnd w:id="33"/>
+      <w:bookmarkEnd w:id="42"/>
       <w:r>
         <w:t>ESIMPULAN</w:t>
       </w:r>
-      <w:bookmarkEnd w:id="34"/>
+      <w:bookmarkEnd w:id="43"/>
       <w:r>
         <w:br/>
       </w:r>
@@ -7424,20 +8542,20 @@
         <w:pStyle w:val="Heading1"/>
         <w:ind w:left="0" w:hanging="6"/>
       </w:pPr>
-      <w:bookmarkStart w:id="35" w:name="_Toc123768388"/>
+      <w:bookmarkStart w:id="44" w:name="_Toc123768388"/>
       <w:r>
         <w:lastRenderedPageBreak/>
         <w:br/>
       </w:r>
-      <w:bookmarkStart w:id="36" w:name="_Toc182388485"/>
+      <w:bookmarkStart w:id="45" w:name="_Toc182557050"/>
       <w:r>
         <w:t>P</w:t>
       </w:r>
-      <w:bookmarkEnd w:id="35"/>
+      <w:bookmarkEnd w:id="44"/>
       <w:r>
         <w:t>EMBAGIAN PEKERJAAN</w:t>
       </w:r>
-      <w:bookmarkEnd w:id="36"/>
+      <w:bookmarkEnd w:id="45"/>
     </w:p>
     <w:p>
       <w:pPr>
@@ -8147,14 +9265,14 @@
           <w:numId w:val="0"/>
         </w:numPr>
       </w:pPr>
-      <w:bookmarkStart w:id="37" w:name="_Toc123768389"/>
-      <w:bookmarkStart w:id="38" w:name="_Toc182388486"/>
+      <w:bookmarkStart w:id="46" w:name="_Toc123768389"/>
+      <w:bookmarkStart w:id="47" w:name="_Toc182557051"/>
       <w:r>
         <w:lastRenderedPageBreak/>
         <w:t>REFERENSI</w:t>
       </w:r>
-      <w:bookmarkEnd w:id="37"/>
-      <w:bookmarkEnd w:id="38"/>
+      <w:bookmarkEnd w:id="46"/>
+      <w:bookmarkEnd w:id="47"/>
     </w:p>
     <w:p>
       <w:pPr>
@@ -8239,7 +9357,7 @@
           <w:szCs w:val="24"/>
         </w:rPr>
         <w:tab/>
-        <w:t xml:space="preserve">R. A. M. Pratama, K. I. Rachmadiansyah, and S. Sidharta, “Technique of Mental Health Issues Classification based on Machine Learning: Systematic Literature Review,” </w:t>
+        <w:t xml:space="preserve">D. Bhugra, A. Till, and N. Sartorius, “What is mental health?,” </w:t>
       </w:r>
       <w:r>
         <w:rPr>
@@ -8251,17 +9369,17 @@
           <w:sz w:val="24"/>
           <w:szCs w:val="24"/>
         </w:rPr>
-        <w:t>Procedia Comput. Sci.</w:t>
-      </w:r>
-      <w:r>
-        <w:rPr>
-          <w:rFonts w:ascii="Times New Roman" w:hAnsi="Times New Roman" w:cs="Times New Roman"/>
-          <w:noProof/>
-          <w:kern w:val="0"/>
-          <w:sz w:val="24"/>
-          <w:szCs w:val="24"/>
-        </w:rPr>
-        <w:t>, vol. 227, pp. 137–146, 2023, doi: 10.1016/j.procs.2023.10.511.</w:t>
+        <w:t>Int. J. Soc. Psychiatry</w:t>
+      </w:r>
+      <w:r>
+        <w:rPr>
+          <w:rFonts w:ascii="Times New Roman" w:hAnsi="Times New Roman" w:cs="Times New Roman"/>
+          <w:noProof/>
+          <w:kern w:val="0"/>
+          <w:sz w:val="24"/>
+          <w:szCs w:val="24"/>
+        </w:rPr>
+        <w:t>, vol. 59, no. 1, pp. 3–4, 2013, doi: 10.1177/0020764012463315.</w:t>
       </w:r>
     </w:p>
     <w:p>
@@ -8300,7 +9418,7 @@
           <w:szCs w:val="24"/>
         </w:rPr>
         <w:tab/>
-        <w:t xml:space="preserve">A. Sharma and W. J. M. I. Verbeke, “Improving Diagnosis of Depression With XGBOOST Machine Learning Model and a Large Biomarkers Dutch Dataset (n = 11,081),” </w:t>
+        <w:t xml:space="preserve">S. D’Alfonso, “AI in mental health,” </w:t>
       </w:r>
       <w:r>
         <w:rPr>
@@ -8312,17 +9430,17 @@
           <w:sz w:val="24"/>
           <w:szCs w:val="24"/>
         </w:rPr>
-        <w:t>Front. Big Data</w:t>
-      </w:r>
-      <w:r>
-        <w:rPr>
-          <w:rFonts w:ascii="Times New Roman" w:hAnsi="Times New Roman" w:cs="Times New Roman"/>
-          <w:noProof/>
-          <w:kern w:val="0"/>
-          <w:sz w:val="24"/>
-          <w:szCs w:val="24"/>
-        </w:rPr>
-        <w:t>, vol. 3, no. April, pp. 1–11, 2020, doi: 10.3389/fdata.2020.00015.</w:t>
+        <w:t>Curr. Opin. Psychol.</w:t>
+      </w:r>
+      <w:r>
+        <w:rPr>
+          <w:rFonts w:ascii="Times New Roman" w:hAnsi="Times New Roman" w:cs="Times New Roman"/>
+          <w:noProof/>
+          <w:kern w:val="0"/>
+          <w:sz w:val="24"/>
+          <w:szCs w:val="24"/>
+        </w:rPr>
+        <w:t>, vol. 36, pp. 112–117, 2020, doi: 10.1016/j.copsyc.2020.04.005.</w:t>
       </w:r>
     </w:p>
     <w:p>
@@ -8337,7 +9455,9 @@
         <w:rPr>
           <w:rFonts w:ascii="Times New Roman" w:hAnsi="Times New Roman" w:cs="Times New Roman"/>
           <w:noProof/>
-          <w:sz w:val="24"/>
+          <w:kern w:val="0"/>
+          <w:sz w:val="24"/>
+          <w:szCs w:val="24"/>
         </w:rPr>
       </w:pPr>
       <w:r>
@@ -8349,6 +9469,289 @@
           <w:szCs w:val="24"/>
         </w:rPr>
         <w:t>[3]</w:t>
+      </w:r>
+      <w:r>
+        <w:rPr>
+          <w:rFonts w:ascii="Times New Roman" w:hAnsi="Times New Roman" w:cs="Times New Roman"/>
+          <w:noProof/>
+          <w:kern w:val="0"/>
+          <w:sz w:val="24"/>
+          <w:szCs w:val="24"/>
+        </w:rPr>
+        <w:tab/>
+        <w:t xml:space="preserve">S. Ghosal and A. Jain, “Depression and Suicide Risk Detection on Social Media using fastText Embedding and XGBoost Classifier,” </w:t>
+      </w:r>
+      <w:r>
+        <w:rPr>
+          <w:rFonts w:ascii="Times New Roman" w:hAnsi="Times New Roman" w:cs="Times New Roman"/>
+          <w:i/>
+          <w:iCs/>
+          <w:noProof/>
+          <w:kern w:val="0"/>
+          <w:sz w:val="24"/>
+          <w:szCs w:val="24"/>
+        </w:rPr>
+        <w:t>Procedia Comput. Sci.</w:t>
+      </w:r>
+      <w:r>
+        <w:rPr>
+          <w:rFonts w:ascii="Times New Roman" w:hAnsi="Times New Roman" w:cs="Times New Roman"/>
+          <w:noProof/>
+          <w:kern w:val="0"/>
+          <w:sz w:val="24"/>
+          <w:szCs w:val="24"/>
+        </w:rPr>
+        <w:t>, vol. 218, pp. 1631–1639, 2022, doi: 10.1016/j.procs.2023.01.141.</w:t>
+      </w:r>
+    </w:p>
+    <w:p>
+      <w:pPr>
+        <w:widowControl w:val="0"/>
+        <w:autoSpaceDE w:val="0"/>
+        <w:autoSpaceDN w:val="0"/>
+        <w:adjustRightInd w:val="0"/>
+        <w:spacing w:after="0" w:line="360" w:lineRule="auto"/>
+        <w:ind w:left="640" w:hanging="640"/>
+        <w:jc w:val="both"/>
+        <w:rPr>
+          <w:rFonts w:ascii="Times New Roman" w:hAnsi="Times New Roman" w:cs="Times New Roman"/>
+          <w:noProof/>
+          <w:kern w:val="0"/>
+          <w:sz w:val="24"/>
+          <w:szCs w:val="24"/>
+        </w:rPr>
+      </w:pPr>
+      <w:r>
+        <w:rPr>
+          <w:rFonts w:ascii="Times New Roman" w:hAnsi="Times New Roman" w:cs="Times New Roman"/>
+          <w:noProof/>
+          <w:kern w:val="0"/>
+          <w:sz w:val="24"/>
+          <w:szCs w:val="24"/>
+        </w:rPr>
+        <w:t>[4]</w:t>
+      </w:r>
+      <w:r>
+        <w:rPr>
+          <w:rFonts w:ascii="Times New Roman" w:hAnsi="Times New Roman" w:cs="Times New Roman"/>
+          <w:noProof/>
+          <w:kern w:val="0"/>
+          <w:sz w:val="24"/>
+          <w:szCs w:val="24"/>
+        </w:rPr>
+        <w:tab/>
+        <w:t>Kaggle, “Exploring Mental Health Data,” 2024. [Online]. Available: https://www.kaggle.com/competitions/playground-series-s4e11/data?select=train.csv.</w:t>
+      </w:r>
+    </w:p>
+    <w:p>
+      <w:pPr>
+        <w:widowControl w:val="0"/>
+        <w:autoSpaceDE w:val="0"/>
+        <w:autoSpaceDN w:val="0"/>
+        <w:adjustRightInd w:val="0"/>
+        <w:spacing w:after="0" w:line="360" w:lineRule="auto"/>
+        <w:ind w:left="640" w:hanging="640"/>
+        <w:jc w:val="both"/>
+        <w:rPr>
+          <w:rFonts w:ascii="Times New Roman" w:hAnsi="Times New Roman" w:cs="Times New Roman"/>
+          <w:noProof/>
+          <w:kern w:val="0"/>
+          <w:sz w:val="24"/>
+          <w:szCs w:val="24"/>
+        </w:rPr>
+      </w:pPr>
+      <w:r>
+        <w:rPr>
+          <w:rFonts w:ascii="Times New Roman" w:hAnsi="Times New Roman" w:cs="Times New Roman"/>
+          <w:noProof/>
+          <w:kern w:val="0"/>
+          <w:sz w:val="24"/>
+          <w:szCs w:val="24"/>
+        </w:rPr>
+        <w:t>[5]</w:t>
+      </w:r>
+      <w:r>
+        <w:rPr>
+          <w:rFonts w:ascii="Times New Roman" w:hAnsi="Times New Roman" w:cs="Times New Roman"/>
+          <w:noProof/>
+          <w:kern w:val="0"/>
+          <w:sz w:val="24"/>
+          <w:szCs w:val="24"/>
+        </w:rPr>
+        <w:tab/>
+        <w:t xml:space="preserve">N. Hotz, “What is CRISP DM?,” </w:t>
+      </w:r>
+      <w:r>
+        <w:rPr>
+          <w:rFonts w:ascii="Times New Roman" w:hAnsi="Times New Roman" w:cs="Times New Roman"/>
+          <w:i/>
+          <w:iCs/>
+          <w:noProof/>
+          <w:kern w:val="0"/>
+          <w:sz w:val="24"/>
+          <w:szCs w:val="24"/>
+        </w:rPr>
+        <w:t>Data Science Process Alliance</w:t>
+      </w:r>
+      <w:r>
+        <w:rPr>
+          <w:rFonts w:ascii="Times New Roman" w:hAnsi="Times New Roman" w:cs="Times New Roman"/>
+          <w:noProof/>
+          <w:kern w:val="0"/>
+          <w:sz w:val="24"/>
+          <w:szCs w:val="24"/>
+        </w:rPr>
+        <w:t>, 2024. https://www.datascience-pm.com/crisp-dm-2/.</w:t>
+      </w:r>
+    </w:p>
+    <w:p>
+      <w:pPr>
+        <w:widowControl w:val="0"/>
+        <w:autoSpaceDE w:val="0"/>
+        <w:autoSpaceDN w:val="0"/>
+        <w:adjustRightInd w:val="0"/>
+        <w:spacing w:after="0" w:line="360" w:lineRule="auto"/>
+        <w:ind w:left="640" w:hanging="640"/>
+        <w:jc w:val="both"/>
+        <w:rPr>
+          <w:rFonts w:ascii="Times New Roman" w:hAnsi="Times New Roman" w:cs="Times New Roman"/>
+          <w:noProof/>
+          <w:kern w:val="0"/>
+          <w:sz w:val="24"/>
+          <w:szCs w:val="24"/>
+        </w:rPr>
+      </w:pPr>
+      <w:r>
+        <w:rPr>
+          <w:rFonts w:ascii="Times New Roman" w:hAnsi="Times New Roman" w:cs="Times New Roman"/>
+          <w:noProof/>
+          <w:kern w:val="0"/>
+          <w:sz w:val="24"/>
+          <w:szCs w:val="24"/>
+        </w:rPr>
+        <w:t>[6]</w:t>
+      </w:r>
+      <w:r>
+        <w:rPr>
+          <w:rFonts w:ascii="Times New Roman" w:hAnsi="Times New Roman" w:cs="Times New Roman"/>
+          <w:noProof/>
+          <w:kern w:val="0"/>
+          <w:sz w:val="24"/>
+          <w:szCs w:val="24"/>
+        </w:rPr>
+        <w:tab/>
+        <w:t xml:space="preserve">R. A. M. Pratama, K. I. Rachmadiansyah, and S. Sidharta, “Technique of Mental Health Issues Classification based on Machine Learning: Systematic Literature Review,” </w:t>
+      </w:r>
+      <w:r>
+        <w:rPr>
+          <w:rFonts w:ascii="Times New Roman" w:hAnsi="Times New Roman" w:cs="Times New Roman"/>
+          <w:i/>
+          <w:iCs/>
+          <w:noProof/>
+          <w:kern w:val="0"/>
+          <w:sz w:val="24"/>
+          <w:szCs w:val="24"/>
+        </w:rPr>
+        <w:t>Procedia Comput. Sci.</w:t>
+      </w:r>
+      <w:r>
+        <w:rPr>
+          <w:rFonts w:ascii="Times New Roman" w:hAnsi="Times New Roman" w:cs="Times New Roman"/>
+          <w:noProof/>
+          <w:kern w:val="0"/>
+          <w:sz w:val="24"/>
+          <w:szCs w:val="24"/>
+        </w:rPr>
+        <w:t>, vol. 227, pp. 137–146, 2023, doi: 10.1016/j.procs.2023.10.511.</w:t>
+      </w:r>
+    </w:p>
+    <w:p>
+      <w:pPr>
+        <w:widowControl w:val="0"/>
+        <w:autoSpaceDE w:val="0"/>
+        <w:autoSpaceDN w:val="0"/>
+        <w:adjustRightInd w:val="0"/>
+        <w:spacing w:after="0" w:line="360" w:lineRule="auto"/>
+        <w:ind w:left="640" w:hanging="640"/>
+        <w:jc w:val="both"/>
+        <w:rPr>
+          <w:rFonts w:ascii="Times New Roman" w:hAnsi="Times New Roman" w:cs="Times New Roman"/>
+          <w:noProof/>
+          <w:kern w:val="0"/>
+          <w:sz w:val="24"/>
+          <w:szCs w:val="24"/>
+        </w:rPr>
+      </w:pPr>
+      <w:r>
+        <w:rPr>
+          <w:rFonts w:ascii="Times New Roman" w:hAnsi="Times New Roman" w:cs="Times New Roman"/>
+          <w:noProof/>
+          <w:kern w:val="0"/>
+          <w:sz w:val="24"/>
+          <w:szCs w:val="24"/>
+        </w:rPr>
+        <w:t>[7]</w:t>
+      </w:r>
+      <w:r>
+        <w:rPr>
+          <w:rFonts w:ascii="Times New Roman" w:hAnsi="Times New Roman" w:cs="Times New Roman"/>
+          <w:noProof/>
+          <w:kern w:val="0"/>
+          <w:sz w:val="24"/>
+          <w:szCs w:val="24"/>
+        </w:rPr>
+        <w:tab/>
+        <w:t xml:space="preserve">A. Sharma and W. J. M. I. Verbeke, “Improving Diagnosis of Depression With XGBOOST Machine Learning Model and a Large Biomarkers Dutch Dataset (n = 11,081),” </w:t>
+      </w:r>
+      <w:r>
+        <w:rPr>
+          <w:rFonts w:ascii="Times New Roman" w:hAnsi="Times New Roman" w:cs="Times New Roman"/>
+          <w:i/>
+          <w:iCs/>
+          <w:noProof/>
+          <w:kern w:val="0"/>
+          <w:sz w:val="24"/>
+          <w:szCs w:val="24"/>
+        </w:rPr>
+        <w:t>Front. Big Data</w:t>
+      </w:r>
+      <w:r>
+        <w:rPr>
+          <w:rFonts w:ascii="Times New Roman" w:hAnsi="Times New Roman" w:cs="Times New Roman"/>
+          <w:noProof/>
+          <w:kern w:val="0"/>
+          <w:sz w:val="24"/>
+          <w:szCs w:val="24"/>
+        </w:rPr>
+        <w:t>, vol. 3, no. April, pp. 1–11, 2020, doi: 10.3389/fdata.2020.00015.</w:t>
+      </w:r>
+    </w:p>
+    <w:p>
+      <w:pPr>
+        <w:widowControl w:val="0"/>
+        <w:autoSpaceDE w:val="0"/>
+        <w:autoSpaceDN w:val="0"/>
+        <w:adjustRightInd w:val="0"/>
+        <w:spacing w:after="0" w:line="360" w:lineRule="auto"/>
+        <w:ind w:left="640" w:hanging="640"/>
+        <w:jc w:val="both"/>
+        <w:rPr>
+          <w:rFonts w:ascii="Times New Roman" w:hAnsi="Times New Roman" w:cs="Times New Roman"/>
+          <w:noProof/>
+          <w:kern w:val="0"/>
+          <w:sz w:val="24"/>
+          <w:szCs w:val="24"/>
+        </w:rPr>
+      </w:pPr>
+      <w:r>
+        <w:rPr>
+          <w:rFonts w:ascii="Times New Roman" w:hAnsi="Times New Roman" w:cs="Times New Roman"/>
+          <w:noProof/>
+          <w:kern w:val="0"/>
+          <w:sz w:val="24"/>
+          <w:szCs w:val="24"/>
+        </w:rPr>
+        <w:t>[8]</w:t>
       </w:r>
       <w:r>
         <w:rPr>
@@ -8386,6 +9789,65 @@
     </w:p>
     <w:p>
       <w:pPr>
+        <w:widowControl w:val="0"/>
+        <w:autoSpaceDE w:val="0"/>
+        <w:autoSpaceDN w:val="0"/>
+        <w:adjustRightInd w:val="0"/>
+        <w:spacing w:after="0" w:line="360" w:lineRule="auto"/>
+        <w:ind w:left="640" w:hanging="640"/>
+        <w:jc w:val="both"/>
+        <w:rPr>
+          <w:rFonts w:ascii="Times New Roman" w:hAnsi="Times New Roman" w:cs="Times New Roman"/>
+          <w:noProof/>
+          <w:sz w:val="24"/>
+        </w:rPr>
+      </w:pPr>
+      <w:r>
+        <w:rPr>
+          <w:rFonts w:ascii="Times New Roman" w:hAnsi="Times New Roman" w:cs="Times New Roman"/>
+          <w:noProof/>
+          <w:kern w:val="0"/>
+          <w:sz w:val="24"/>
+          <w:szCs w:val="24"/>
+        </w:rPr>
+        <w:t>[9]</w:t>
+      </w:r>
+      <w:r>
+        <w:rPr>
+          <w:rFonts w:ascii="Times New Roman" w:hAnsi="Times New Roman" w:cs="Times New Roman"/>
+          <w:noProof/>
+          <w:kern w:val="0"/>
+          <w:sz w:val="24"/>
+          <w:szCs w:val="24"/>
+        </w:rPr>
+        <w:tab/>
+        <w:t xml:space="preserve">R. Wirth and J. Hipp, “CRISP-DM: towards a standard process model for data mining. Proceedings of the Fourth International Conference on the Practical Application of Knowledge Discovery and Data Mining, 29-39,” </w:t>
+      </w:r>
+      <w:r>
+        <w:rPr>
+          <w:rFonts w:ascii="Times New Roman" w:hAnsi="Times New Roman" w:cs="Times New Roman"/>
+          <w:i/>
+          <w:iCs/>
+          <w:noProof/>
+          <w:kern w:val="0"/>
+          <w:sz w:val="24"/>
+          <w:szCs w:val="24"/>
+        </w:rPr>
+        <w:t>Proc. Fourth Int. Conf. Pract. Appl. Knowl. Discov. Data Min.</w:t>
+      </w:r>
+      <w:r>
+        <w:rPr>
+          <w:rFonts w:ascii="Times New Roman" w:hAnsi="Times New Roman" w:cs="Times New Roman"/>
+          <w:noProof/>
+          <w:kern w:val="0"/>
+          <w:sz w:val="24"/>
+          <w:szCs w:val="24"/>
+        </w:rPr>
+        <w:t>, no. 24959, pp. 29–39, 2000, [Online]. Available: https://www.researchgate.net/publication/239585378_CRISP-DM_Towards_a_standard_process_model_for_data_mining.</w:t>
+      </w:r>
+    </w:p>
+    <w:p>
+      <w:pPr>
         <w:spacing w:after="0" w:line="360" w:lineRule="auto"/>
         <w:jc w:val="both"/>
         <w:rPr>
@@ -8426,244 +9888,6 @@
       <w:pPr>
         <w:spacing w:after="0" w:line="360" w:lineRule="auto"/>
         <w:ind w:left="720"/>
-        <w:jc w:val="both"/>
-        <w:rPr>
-          <w:rFonts w:ascii="Times New Roman" w:eastAsia="Times New Roman" w:hAnsi="Times New Roman" w:cs="Times New Roman"/>
-          <w:kern w:val="0"/>
-          <w:sz w:val="24"/>
-          <w:szCs w:val="24"/>
-          <w:lang w:val="en-AU" w:eastAsia="en-US"/>
-          <w14:ligatures w14:val="none"/>
-        </w:rPr>
-      </w:pPr>
-    </w:p>
-    <w:p>
-      <w:pPr>
-        <w:spacing w:after="0" w:line="360" w:lineRule="auto"/>
-        <w:jc w:val="both"/>
-        <w:rPr>
-          <w:rFonts w:ascii="Times New Roman" w:eastAsia="Times New Roman" w:hAnsi="Times New Roman" w:cs="Times New Roman"/>
-          <w:kern w:val="0"/>
-          <w:sz w:val="24"/>
-          <w:szCs w:val="24"/>
-          <w:lang w:val="en-AU" w:eastAsia="en-US"/>
-          <w14:ligatures w14:val="none"/>
-        </w:rPr>
-      </w:pPr>
-    </w:p>
-    <w:p>
-      <w:pPr>
-        <w:spacing w:after="0" w:line="360" w:lineRule="auto"/>
-        <w:jc w:val="both"/>
-        <w:rPr>
-          <w:rFonts w:ascii="Times New Roman" w:eastAsia="Times New Roman" w:hAnsi="Times New Roman" w:cs="Times New Roman"/>
-          <w:kern w:val="0"/>
-          <w:sz w:val="24"/>
-          <w:szCs w:val="24"/>
-          <w:lang w:val="en-AU" w:eastAsia="en-US"/>
-          <w14:ligatures w14:val="none"/>
-        </w:rPr>
-      </w:pPr>
-    </w:p>
-    <w:p>
-      <w:pPr>
-        <w:spacing w:after="0" w:line="360" w:lineRule="auto"/>
-        <w:jc w:val="both"/>
-        <w:rPr>
-          <w:rFonts w:ascii="Times New Roman" w:eastAsia="Times New Roman" w:hAnsi="Times New Roman" w:cs="Times New Roman"/>
-          <w:kern w:val="0"/>
-          <w:sz w:val="24"/>
-          <w:szCs w:val="24"/>
-          <w:lang w:val="en-AU" w:eastAsia="en-US"/>
-          <w14:ligatures w14:val="none"/>
-        </w:rPr>
-      </w:pPr>
-    </w:p>
-    <w:p>
-      <w:pPr>
-        <w:spacing w:after="0" w:line="360" w:lineRule="auto"/>
-        <w:jc w:val="both"/>
-        <w:rPr>
-          <w:rFonts w:ascii="Times New Roman" w:eastAsia="Times New Roman" w:hAnsi="Times New Roman" w:cs="Times New Roman"/>
-          <w:kern w:val="0"/>
-          <w:sz w:val="24"/>
-          <w:szCs w:val="24"/>
-          <w:lang w:val="en-AU" w:eastAsia="en-US"/>
-          <w14:ligatures w14:val="none"/>
-        </w:rPr>
-      </w:pPr>
-    </w:p>
-    <w:p>
-      <w:pPr>
-        <w:spacing w:after="0" w:line="360" w:lineRule="auto"/>
-        <w:jc w:val="both"/>
-        <w:rPr>
-          <w:rFonts w:ascii="Times New Roman" w:eastAsia="Times New Roman" w:hAnsi="Times New Roman" w:cs="Times New Roman"/>
-          <w:kern w:val="0"/>
-          <w:sz w:val="24"/>
-          <w:szCs w:val="24"/>
-          <w:lang w:val="en-AU" w:eastAsia="en-US"/>
-          <w14:ligatures w14:val="none"/>
-        </w:rPr>
-      </w:pPr>
-    </w:p>
-    <w:p>
-      <w:pPr>
-        <w:spacing w:after="0" w:line="360" w:lineRule="auto"/>
-        <w:jc w:val="both"/>
-        <w:rPr>
-          <w:rFonts w:ascii="Times New Roman" w:eastAsia="Times New Roman" w:hAnsi="Times New Roman" w:cs="Times New Roman"/>
-          <w:kern w:val="0"/>
-          <w:sz w:val="24"/>
-          <w:szCs w:val="24"/>
-          <w:lang w:val="en-AU" w:eastAsia="en-US"/>
-          <w14:ligatures w14:val="none"/>
-        </w:rPr>
-      </w:pPr>
-    </w:p>
-    <w:p>
-      <w:pPr>
-        <w:spacing w:after="0" w:line="360" w:lineRule="auto"/>
-        <w:jc w:val="both"/>
-        <w:rPr>
-          <w:rFonts w:ascii="Times New Roman" w:eastAsia="Times New Roman" w:hAnsi="Times New Roman" w:cs="Times New Roman"/>
-          <w:kern w:val="0"/>
-          <w:sz w:val="24"/>
-          <w:szCs w:val="24"/>
-          <w:lang w:val="en-AU" w:eastAsia="en-US"/>
-          <w14:ligatures w14:val="none"/>
-        </w:rPr>
-      </w:pPr>
-    </w:p>
-    <w:p>
-      <w:pPr>
-        <w:spacing w:after="0" w:line="360" w:lineRule="auto"/>
-        <w:jc w:val="both"/>
-        <w:rPr>
-          <w:rFonts w:ascii="Times New Roman" w:eastAsia="Times New Roman" w:hAnsi="Times New Roman" w:cs="Times New Roman"/>
-          <w:kern w:val="0"/>
-          <w:sz w:val="24"/>
-          <w:szCs w:val="24"/>
-          <w:lang w:val="en-AU" w:eastAsia="en-US"/>
-          <w14:ligatures w14:val="none"/>
-        </w:rPr>
-      </w:pPr>
-    </w:p>
-    <w:p>
-      <w:pPr>
-        <w:spacing w:after="0" w:line="360" w:lineRule="auto"/>
-        <w:jc w:val="both"/>
-        <w:rPr>
-          <w:rFonts w:ascii="Times New Roman" w:eastAsia="Times New Roman" w:hAnsi="Times New Roman" w:cs="Times New Roman"/>
-          <w:kern w:val="0"/>
-          <w:sz w:val="24"/>
-          <w:szCs w:val="24"/>
-          <w:lang w:val="en-AU" w:eastAsia="en-US"/>
-          <w14:ligatures w14:val="none"/>
-        </w:rPr>
-      </w:pPr>
-    </w:p>
-    <w:p>
-      <w:pPr>
-        <w:spacing w:after="0" w:line="360" w:lineRule="auto"/>
-        <w:jc w:val="both"/>
-        <w:rPr>
-          <w:rFonts w:ascii="Times New Roman" w:eastAsia="Times New Roman" w:hAnsi="Times New Roman" w:cs="Times New Roman"/>
-          <w:kern w:val="0"/>
-          <w:sz w:val="24"/>
-          <w:szCs w:val="24"/>
-          <w:lang w:val="en-AU" w:eastAsia="en-US"/>
-          <w14:ligatures w14:val="none"/>
-        </w:rPr>
-      </w:pPr>
-    </w:p>
-    <w:p>
-      <w:pPr>
-        <w:spacing w:after="0" w:line="360" w:lineRule="auto"/>
-        <w:jc w:val="both"/>
-        <w:rPr>
-          <w:rFonts w:ascii="Times New Roman" w:eastAsia="Times New Roman" w:hAnsi="Times New Roman" w:cs="Times New Roman"/>
-          <w:kern w:val="0"/>
-          <w:sz w:val="24"/>
-          <w:szCs w:val="24"/>
-          <w:lang w:val="en-AU" w:eastAsia="en-US"/>
-          <w14:ligatures w14:val="none"/>
-        </w:rPr>
-      </w:pPr>
-    </w:p>
-    <w:p>
-      <w:pPr>
-        <w:spacing w:after="0" w:line="360" w:lineRule="auto"/>
-        <w:jc w:val="both"/>
-        <w:rPr>
-          <w:rFonts w:ascii="Times New Roman" w:eastAsia="Times New Roman" w:hAnsi="Times New Roman" w:cs="Times New Roman"/>
-          <w:kern w:val="0"/>
-          <w:sz w:val="24"/>
-          <w:szCs w:val="24"/>
-          <w:lang w:val="en-AU" w:eastAsia="en-US"/>
-          <w14:ligatures w14:val="none"/>
-        </w:rPr>
-      </w:pPr>
-    </w:p>
-    <w:p>
-      <w:pPr>
-        <w:spacing w:after="0" w:line="360" w:lineRule="auto"/>
-        <w:jc w:val="both"/>
-        <w:rPr>
-          <w:rFonts w:ascii="Times New Roman" w:eastAsia="Times New Roman" w:hAnsi="Times New Roman" w:cs="Times New Roman"/>
-          <w:kern w:val="0"/>
-          <w:sz w:val="24"/>
-          <w:szCs w:val="24"/>
-          <w:lang w:val="en-AU" w:eastAsia="en-US"/>
-          <w14:ligatures w14:val="none"/>
-        </w:rPr>
-      </w:pPr>
-    </w:p>
-    <w:p>
-      <w:pPr>
-        <w:spacing w:after="0" w:line="360" w:lineRule="auto"/>
-        <w:jc w:val="both"/>
-        <w:rPr>
-          <w:rFonts w:ascii="Times New Roman" w:eastAsia="Times New Roman" w:hAnsi="Times New Roman" w:cs="Times New Roman"/>
-          <w:kern w:val="0"/>
-          <w:sz w:val="24"/>
-          <w:szCs w:val="24"/>
-          <w:lang w:val="en-AU" w:eastAsia="en-US"/>
-          <w14:ligatures w14:val="none"/>
-        </w:rPr>
-      </w:pPr>
-    </w:p>
-    <w:p>
-      <w:pPr>
-        <w:spacing w:after="0" w:line="360" w:lineRule="auto"/>
-        <w:jc w:val="both"/>
-        <w:rPr>
-          <w:rFonts w:ascii="Times New Roman" w:eastAsia="Times New Roman" w:hAnsi="Times New Roman" w:cs="Times New Roman"/>
-          <w:kern w:val="0"/>
-          <w:sz w:val="24"/>
-          <w:szCs w:val="24"/>
-          <w:lang w:val="en-AU" w:eastAsia="en-US"/>
-          <w14:ligatures w14:val="none"/>
-        </w:rPr>
-      </w:pPr>
-    </w:p>
-    <w:p>
-      <w:pPr>
-        <w:spacing w:after="0" w:line="360" w:lineRule="auto"/>
-        <w:jc w:val="both"/>
-        <w:rPr>
-          <w:rFonts w:ascii="Times New Roman" w:eastAsia="Times New Roman" w:hAnsi="Times New Roman" w:cs="Times New Roman"/>
-          <w:kern w:val="0"/>
-          <w:sz w:val="24"/>
-          <w:szCs w:val="24"/>
-          <w:lang w:val="en-AU" w:eastAsia="en-US"/>
-          <w14:ligatures w14:val="none"/>
-        </w:rPr>
-      </w:pPr>
-    </w:p>
-    <w:p>
-      <w:pPr>
-        <w:spacing w:after="0" w:line="360" w:lineRule="auto"/>
         <w:jc w:val="both"/>
         <w:rPr>
           <w:rFonts w:ascii="Times New Roman" w:eastAsia="Times New Roman" w:hAnsi="Times New Roman" w:cs="Times New Roman"/>
@@ -8711,14 +9935,14 @@
           <w:numId w:val="0"/>
         </w:numPr>
       </w:pPr>
-      <w:bookmarkStart w:id="39" w:name="_Toc123768390"/>
-      <w:bookmarkStart w:id="40" w:name="_Toc182388487"/>
+      <w:bookmarkStart w:id="48" w:name="_Toc123768390"/>
+      <w:bookmarkStart w:id="49" w:name="_Toc182557052"/>
       <w:r>
         <w:lastRenderedPageBreak/>
         <w:t>LAMPIRAN</w:t>
       </w:r>
-      <w:bookmarkEnd w:id="39"/>
-      <w:bookmarkEnd w:id="40"/>
+      <w:bookmarkEnd w:id="48"/>
+      <w:bookmarkEnd w:id="49"/>
       <w:r>
         <w:br/>
       </w:r>
@@ -11222,6 +12446,37 @@
       <w:ind w:left="440"/>
     </w:pPr>
   </w:style>
+  <w:style w:type="character" w:styleId="FollowedHyperlink">
+    <w:name w:val="FollowedHyperlink"/>
+    <w:basedOn w:val="DefaultParagraphFont"/>
+    <w:uiPriority w:val="99"/>
+    <w:semiHidden/>
+    <w:unhideWhenUsed/>
+    <w:rsid w:val="0044675B"/>
+    <w:rPr>
+      <w:color w:val="954F72" w:themeColor="followedHyperlink"/>
+      <w:u w:val="single"/>
+    </w:rPr>
+  </w:style>
+  <w:style w:type="paragraph" w:styleId="Caption">
+    <w:name w:val="caption"/>
+    <w:basedOn w:val="Normal"/>
+    <w:next w:val="Normal"/>
+    <w:uiPriority w:val="35"/>
+    <w:unhideWhenUsed/>
+    <w:qFormat/>
+    <w:rsid w:val="00064243"/>
+    <w:pPr>
+      <w:spacing w:after="200" w:line="240" w:lineRule="auto"/>
+    </w:pPr>
+    <w:rPr>
+      <w:i/>
+      <w:iCs/>
+      <w:color w:val="44546A" w:themeColor="text2"/>
+      <w:sz w:val="18"/>
+      <w:szCs w:val="18"/>
+    </w:rPr>
+  </w:style>
 </w:styles>
 </file>
 
@@ -11518,4 +12773,16 @@
     </a:ext>
   </a:extLst>
 </a:theme>
+</file>
+
+<file path=customXml/item1.xml><?xml version="1.0" encoding="utf-8"?>
+<b:Sources xmlns:b="http://schemas.openxmlformats.org/officeDocument/2006/bibliography" xmlns="http://schemas.openxmlformats.org/officeDocument/2006/bibliography" SelectedStyle="\APASixthEditionOfficeOnline.xsl" StyleName="APA" Version="6"/>
+</file>
+
+<file path=customXml/itemProps1.xml><?xml version="1.0" encoding="utf-8"?>
+<ds:datastoreItem xmlns:ds="http://schemas.openxmlformats.org/officeDocument/2006/customXml" ds:itemID="{621BB09A-A9B9-41AC-8C0A-D6D6476E277E}">
+  <ds:schemaRefs>
+    <ds:schemaRef ds:uri="http://schemas.openxmlformats.org/officeDocument/2006/bibliography"/>
+  </ds:schemaRefs>
+</ds:datastoreItem>
 </file>
--- a/Document/LP-DAMI.docx
+++ b/Document/LP-DAMI.docx
@@ -1130,7 +1130,7 @@
                 <w:lang w:val="en-US" w:eastAsia="en-US"/>
                 <w14:ligatures w14:val="none"/>
               </w:rPr>
-              <w:t>15 November 2024</w:t>
+              <w:t>19 November 2024</w:t>
             </w:r>
             <w:r>
               <w:rPr>
@@ -6909,18 +6909,3989 @@
     </w:p>
     <w:p>
       <w:pPr>
+        <w:pStyle w:val="Heading4"/>
+        <w:rPr>
+          <w:rFonts w:ascii="Times New Roman" w:hAnsi="Times New Roman" w:cs="Times New Roman"/>
+          <w:b/>
+          <w:bCs/>
+          <w:i w:val="0"/>
+          <w:iCs w:val="0"/>
+          <w:lang w:val="en-US" w:eastAsia="en-US"/>
+        </w:rPr>
+      </w:pPr>
+      <w:r>
+        <w:rPr>
+          <w:rFonts w:ascii="Times New Roman" w:hAnsi="Times New Roman" w:cs="Times New Roman"/>
+          <w:b/>
+          <w:bCs/>
+          <w:i w:val="0"/>
+          <w:iCs w:val="0"/>
+          <w:color w:val="auto"/>
+          <w:sz w:val="24"/>
+          <w:szCs w:val="24"/>
+          <w:lang w:val="en-US" w:eastAsia="en-US"/>
+        </w:rPr>
+        <w:t>Variables</w:t>
+      </w:r>
+      <w:r>
+        <w:rPr>
+          <w:rFonts w:ascii="Times New Roman" w:hAnsi="Times New Roman" w:cs="Times New Roman"/>
+          <w:b/>
+          <w:bCs/>
+          <w:i w:val="0"/>
+          <w:iCs w:val="0"/>
+          <w:sz w:val="24"/>
+          <w:szCs w:val="24"/>
+          <w:lang w:val="en-US" w:eastAsia="en-US"/>
+        </w:rPr>
+        <w:t> </w:t>
+      </w:r>
+    </w:p>
+    <w:p>
+      <w:pPr>
+        <w:pStyle w:val="NoSpacing"/>
+        <w:jc w:val="both"/>
+        <w:rPr>
+          <w:rFonts w:ascii="Times New Roman" w:hAnsi="Times New Roman" w:cs="Times New Roman"/>
+          <w:sz w:val="24"/>
+          <w:szCs w:val="24"/>
+          <w:lang w:val="en-US" w:eastAsia="en-US"/>
+        </w:rPr>
+      </w:pPr>
+      <w:r>
+        <w:rPr>
+          <w:rFonts w:ascii="Times New Roman" w:hAnsi="Times New Roman" w:cs="Times New Roman"/>
+          <w:sz w:val="24"/>
+          <w:szCs w:val="24"/>
+          <w:lang w:val="en-US" w:eastAsia="en-US"/>
+        </w:rPr>
+        <w:t>Variable yang dimiliki pada dataset ini berjumlah 20 kolom, statistik masing-masing kolom dapat dilihat pada Tabel 2. </w:t>
+      </w:r>
+    </w:p>
+    <w:p>
+      <w:pPr>
+        <w:pStyle w:val="NoSpacing"/>
+        <w:jc w:val="both"/>
+        <w:rPr>
+          <w:rFonts w:ascii="Times New Roman" w:hAnsi="Times New Roman" w:cs="Times New Roman"/>
+          <w:sz w:val="24"/>
+          <w:szCs w:val="24"/>
+          <w:lang w:val="en-US" w:eastAsia="en-US"/>
+        </w:rPr>
+      </w:pPr>
+    </w:p>
+    <w:p>
+      <w:pPr>
+        <w:pStyle w:val="NoSpacing"/>
+        <w:jc w:val="center"/>
+        <w:rPr>
+          <w:rFonts w:ascii="Times New Roman" w:hAnsi="Times New Roman" w:cs="Times New Roman"/>
+          <w:i/>
+          <w:iCs/>
+          <w:sz w:val="20"/>
+          <w:szCs w:val="20"/>
+          <w:lang w:val="en-US" w:eastAsia="en-US"/>
+        </w:rPr>
+      </w:pPr>
+      <w:r>
+        <w:rPr>
+          <w:rFonts w:ascii="Times New Roman" w:hAnsi="Times New Roman" w:cs="Times New Roman"/>
+          <w:sz w:val="20"/>
+          <w:szCs w:val="20"/>
+          <w:lang w:eastAsia="en-US"/>
+        </w:rPr>
+        <w:t>Tabel 2. Variables</w:t>
+      </w:r>
+    </w:p>
+    <w:tbl>
+      <w:tblPr>
+        <w:tblW w:w="9010" w:type="dxa"/>
+        <w:tblBorders>
+          <w:top w:val="outset" w:sz="6" w:space="0" w:color="auto"/>
+          <w:left w:val="outset" w:sz="6" w:space="0" w:color="auto"/>
+          <w:bottom w:val="outset" w:sz="6" w:space="0" w:color="auto"/>
+          <w:right w:val="outset" w:sz="6" w:space="0" w:color="auto"/>
+        </w:tblBorders>
+        <w:tblLayout w:type="fixed"/>
+        <w:tblCellMar>
+          <w:left w:w="0" w:type="dxa"/>
+          <w:right w:w="0" w:type="dxa"/>
+        </w:tblCellMar>
+        <w:tblLook w:val="04A0" w:firstRow="1" w:lastRow="0" w:firstColumn="1" w:lastColumn="0" w:noHBand="0" w:noVBand="1"/>
+      </w:tblPr>
+      <w:tblGrid>
+        <w:gridCol w:w="1268"/>
+        <w:gridCol w:w="1418"/>
+        <w:gridCol w:w="6324"/>
+      </w:tblGrid>
+      <w:tr>
+        <w:trPr>
+          <w:trHeight w:val="300"/>
+        </w:trPr>
+        <w:tc>
+          <w:tcPr>
+            <w:tcW w:w="1268" w:type="dxa"/>
+            <w:tcBorders>
+              <w:top w:val="single" w:sz="6" w:space="0" w:color="auto"/>
+              <w:left w:val="single" w:sz="6" w:space="0" w:color="auto"/>
+              <w:bottom w:val="single" w:sz="6" w:space="0" w:color="auto"/>
+              <w:right w:val="single" w:sz="6" w:space="0" w:color="auto"/>
+            </w:tcBorders>
+            <w:shd w:val="clear" w:color="auto" w:fill="B4C6E7"/>
+            <w:hideMark/>
+          </w:tcPr>
+          <w:p>
+            <w:pPr>
+              <w:pStyle w:val="NoSpacing"/>
+              <w:jc w:val="center"/>
+              <w:rPr>
+                <w:rFonts w:ascii="Times New Roman" w:hAnsi="Times New Roman" w:cs="Times New Roman"/>
+                <w:b/>
+                <w:bCs/>
+                <w:sz w:val="24"/>
+                <w:szCs w:val="24"/>
+                <w:lang w:val="en-US" w:eastAsia="en-US"/>
+              </w:rPr>
+            </w:pPr>
+            <w:r>
+              <w:rPr>
+                <w:rFonts w:ascii="Times New Roman" w:hAnsi="Times New Roman" w:cs="Times New Roman"/>
+                <w:b/>
+                <w:bCs/>
+                <w:sz w:val="24"/>
+                <w:szCs w:val="24"/>
+                <w:lang w:val="en-US" w:eastAsia="en-US"/>
+              </w:rPr>
+              <w:t>Column</w:t>
+            </w:r>
+          </w:p>
+        </w:tc>
+        <w:tc>
+          <w:tcPr>
+            <w:tcW w:w="1418" w:type="dxa"/>
+            <w:tcBorders>
+              <w:top w:val="single" w:sz="6" w:space="0" w:color="auto"/>
+              <w:left w:val="single" w:sz="6" w:space="0" w:color="auto"/>
+              <w:bottom w:val="single" w:sz="6" w:space="0" w:color="auto"/>
+              <w:right w:val="single" w:sz="6" w:space="0" w:color="auto"/>
+            </w:tcBorders>
+            <w:shd w:val="clear" w:color="auto" w:fill="B4C6E7"/>
+            <w:hideMark/>
+          </w:tcPr>
+          <w:p>
+            <w:pPr>
+              <w:pStyle w:val="NoSpacing"/>
+              <w:jc w:val="center"/>
+              <w:rPr>
+                <w:rFonts w:ascii="Times New Roman" w:hAnsi="Times New Roman" w:cs="Times New Roman"/>
+                <w:b/>
+                <w:bCs/>
+                <w:sz w:val="24"/>
+                <w:szCs w:val="24"/>
+                <w:lang w:val="en-US" w:eastAsia="en-US"/>
+              </w:rPr>
+            </w:pPr>
+            <w:r>
+              <w:rPr>
+                <w:rFonts w:ascii="Times New Roman" w:hAnsi="Times New Roman" w:cs="Times New Roman"/>
+                <w:b/>
+                <w:bCs/>
+                <w:sz w:val="24"/>
+                <w:szCs w:val="24"/>
+                <w:lang w:val="en-US" w:eastAsia="en-US"/>
+              </w:rPr>
+              <w:t>Types</w:t>
+            </w:r>
+          </w:p>
+        </w:tc>
+        <w:tc>
+          <w:tcPr>
+            <w:tcW w:w="6324" w:type="dxa"/>
+            <w:tcBorders>
+              <w:top w:val="single" w:sz="6" w:space="0" w:color="auto"/>
+              <w:left w:val="single" w:sz="6" w:space="0" w:color="auto"/>
+              <w:bottom w:val="single" w:sz="6" w:space="0" w:color="auto"/>
+              <w:right w:val="single" w:sz="6" w:space="0" w:color="auto"/>
+            </w:tcBorders>
+            <w:shd w:val="clear" w:color="auto" w:fill="B4C6E7"/>
+            <w:hideMark/>
+          </w:tcPr>
+          <w:p>
+            <w:pPr>
+              <w:pStyle w:val="NoSpacing"/>
+              <w:jc w:val="center"/>
+              <w:rPr>
+                <w:rFonts w:ascii="Times New Roman" w:hAnsi="Times New Roman" w:cs="Times New Roman"/>
+                <w:b/>
+                <w:bCs/>
+                <w:sz w:val="24"/>
+                <w:szCs w:val="24"/>
+                <w:lang w:val="en-US" w:eastAsia="en-US"/>
+              </w:rPr>
+            </w:pPr>
+            <w:r>
+              <w:rPr>
+                <w:rFonts w:ascii="Times New Roman" w:hAnsi="Times New Roman" w:cs="Times New Roman"/>
+                <w:b/>
+                <w:bCs/>
+                <w:sz w:val="24"/>
+                <w:szCs w:val="24"/>
+                <w:lang w:val="en-US" w:eastAsia="en-US"/>
+              </w:rPr>
+              <w:t>Statistic</w:t>
+            </w:r>
+          </w:p>
+        </w:tc>
+      </w:tr>
+      <w:tr>
+        <w:trPr>
+          <w:trHeight w:val="300"/>
+        </w:trPr>
+        <w:tc>
+          <w:tcPr>
+            <w:tcW w:w="1268" w:type="dxa"/>
+            <w:tcBorders>
+              <w:top w:val="single" w:sz="6" w:space="0" w:color="auto"/>
+              <w:left w:val="single" w:sz="6" w:space="0" w:color="auto"/>
+              <w:bottom w:val="single" w:sz="6" w:space="0" w:color="auto"/>
+              <w:right w:val="single" w:sz="6" w:space="0" w:color="auto"/>
+            </w:tcBorders>
+            <w:shd w:val="clear" w:color="auto" w:fill="auto"/>
+            <w:hideMark/>
+          </w:tcPr>
+          <w:p>
+            <w:pPr>
+              <w:pStyle w:val="NoSpacing"/>
+              <w:ind w:left="44"/>
+              <w:rPr>
+                <w:rFonts w:ascii="Times New Roman" w:hAnsi="Times New Roman" w:cs="Times New Roman"/>
+                <w:sz w:val="24"/>
+                <w:szCs w:val="24"/>
+                <w:lang w:val="en-US" w:eastAsia="en-US"/>
+              </w:rPr>
+            </w:pPr>
+            <w:r>
+              <w:rPr>
+                <w:rFonts w:ascii="Times New Roman" w:hAnsi="Times New Roman" w:cs="Times New Roman"/>
+                <w:sz w:val="24"/>
+                <w:szCs w:val="24"/>
+                <w:lang w:val="en-US" w:eastAsia="en-US"/>
+              </w:rPr>
+              <w:t>id</w:t>
+            </w:r>
+          </w:p>
+        </w:tc>
+        <w:tc>
+          <w:tcPr>
+            <w:tcW w:w="1418" w:type="dxa"/>
+            <w:tcBorders>
+              <w:top w:val="single" w:sz="6" w:space="0" w:color="auto"/>
+              <w:left w:val="single" w:sz="6" w:space="0" w:color="auto"/>
+              <w:bottom w:val="single" w:sz="6" w:space="0" w:color="auto"/>
+              <w:right w:val="single" w:sz="6" w:space="0" w:color="auto"/>
+            </w:tcBorders>
+            <w:shd w:val="clear" w:color="auto" w:fill="auto"/>
+            <w:hideMark/>
+          </w:tcPr>
+          <w:p>
+            <w:pPr>
+              <w:pStyle w:val="NoSpacing"/>
+              <w:ind w:left="40"/>
+              <w:rPr>
+                <w:rFonts w:ascii="Times New Roman" w:hAnsi="Times New Roman" w:cs="Times New Roman"/>
+                <w:sz w:val="24"/>
+                <w:szCs w:val="24"/>
+                <w:lang w:val="en-US" w:eastAsia="en-US"/>
+              </w:rPr>
+            </w:pPr>
+            <w:r>
+              <w:rPr>
+                <w:rFonts w:ascii="Times New Roman" w:hAnsi="Times New Roman" w:cs="Times New Roman"/>
+                <w:sz w:val="24"/>
+                <w:szCs w:val="24"/>
+                <w:lang w:val="en-US" w:eastAsia="en-US"/>
+              </w:rPr>
+              <w:t>Real number (R)</w:t>
+            </w:r>
+          </w:p>
+        </w:tc>
+        <w:tc>
+          <w:tcPr>
+            <w:tcW w:w="6324" w:type="dxa"/>
+            <w:tcBorders>
+              <w:top w:val="single" w:sz="6" w:space="0" w:color="auto"/>
+              <w:left w:val="single" w:sz="6" w:space="0" w:color="auto"/>
+              <w:bottom w:val="single" w:sz="6" w:space="0" w:color="auto"/>
+              <w:right w:val="single" w:sz="6" w:space="0" w:color="auto"/>
+            </w:tcBorders>
+            <w:shd w:val="clear" w:color="auto" w:fill="auto"/>
+            <w:hideMark/>
+          </w:tcPr>
+          <w:p>
+            <w:pPr>
+              <w:pStyle w:val="NoSpacing"/>
+              <w:jc w:val="both"/>
+              <w:rPr>
+                <w:rFonts w:ascii="Times New Roman" w:hAnsi="Times New Roman" w:cs="Times New Roman"/>
+                <w:sz w:val="24"/>
+                <w:szCs w:val="24"/>
+                <w:lang w:val="en-US" w:eastAsia="en-US"/>
+              </w:rPr>
+            </w:pPr>
+            <w:r>
+              <w:rPr>
+                <w:rFonts w:ascii="Times New Roman" w:hAnsi="Times New Roman" w:cs="Times New Roman"/>
+                <w:sz w:val="24"/>
+                <w:szCs w:val="24"/>
+                <w:lang w:val="en-US" w:eastAsia="en-US"/>
+              </w:rPr>
+              <w:drawing>
+                <wp:inline distT="0" distB="0" distL="0" distR="0" wp14:anchorId="55F0A900" wp14:editId="0A5384EB">
+                  <wp:extent cx="3970020" cy="1824139"/>
+                  <wp:effectExtent l="0" t="0" r="0" b="5080"/>
+                  <wp:docPr id="378455716" name="Picture 69"/>
+                  <wp:cNvGraphicFramePr>
+                    <a:graphicFrameLocks xmlns:a="http://schemas.openxmlformats.org/drawingml/2006/main" noChangeAspect="1"/>
+                  </wp:cNvGraphicFramePr>
+                  <a:graphic xmlns:a="http://schemas.openxmlformats.org/drawingml/2006/main">
+                    <a:graphicData uri="http://schemas.openxmlformats.org/drawingml/2006/picture">
+                      <pic:pic xmlns:pic="http://schemas.openxmlformats.org/drawingml/2006/picture">
+                        <pic:nvPicPr>
+                          <pic:cNvPr id="0" name="Picture 231"/>
+                          <pic:cNvPicPr>
+                            <a:picLocks noChangeAspect="1" noChangeArrowheads="1"/>
+                          </pic:cNvPicPr>
+                        </pic:nvPicPr>
+                        <pic:blipFill>
+                          <a:blip r:embed="rId9">
+                            <a:extLst>
+                              <a:ext uri="{28A0092B-C50C-407E-A947-70E740481C1C}">
+                                <a14:useLocalDpi xmlns:a14="http://schemas.microsoft.com/office/drawing/2010/main" val="0"/>
+                              </a:ext>
+                            </a:extLst>
+                          </a:blip>
+                          <a:srcRect/>
+                          <a:stretch>
+                            <a:fillRect/>
+                          </a:stretch>
+                        </pic:blipFill>
+                        <pic:spPr bwMode="auto">
+                          <a:xfrm>
+                            <a:off x="0" y="0"/>
+                            <a:ext cx="3980108" cy="1828774"/>
+                          </a:xfrm>
+                          <a:prstGeom prst="rect">
+                            <a:avLst/>
+                          </a:prstGeom>
+                          <a:noFill/>
+                          <a:ln>
+                            <a:noFill/>
+                          </a:ln>
+                        </pic:spPr>
+                      </pic:pic>
+                    </a:graphicData>
+                  </a:graphic>
+                </wp:inline>
+              </w:drawing>
+            </w:r>
+          </w:p>
+        </w:tc>
+      </w:tr>
+      <w:tr>
+        <w:trPr>
+          <w:trHeight w:val="300"/>
+        </w:trPr>
+        <w:tc>
+          <w:tcPr>
+            <w:tcW w:w="1268" w:type="dxa"/>
+            <w:tcBorders>
+              <w:top w:val="single" w:sz="6" w:space="0" w:color="auto"/>
+              <w:left w:val="single" w:sz="6" w:space="0" w:color="auto"/>
+              <w:bottom w:val="single" w:sz="6" w:space="0" w:color="auto"/>
+              <w:right w:val="single" w:sz="6" w:space="0" w:color="auto"/>
+            </w:tcBorders>
+            <w:shd w:val="clear" w:color="auto" w:fill="auto"/>
+            <w:hideMark/>
+          </w:tcPr>
+          <w:p>
+            <w:pPr>
+              <w:pStyle w:val="NoSpacing"/>
+              <w:ind w:left="44"/>
+              <w:rPr>
+                <w:rFonts w:ascii="Times New Roman" w:hAnsi="Times New Roman" w:cs="Times New Roman"/>
+                <w:sz w:val="24"/>
+                <w:szCs w:val="24"/>
+                <w:lang w:val="en-US" w:eastAsia="en-US"/>
+              </w:rPr>
+            </w:pPr>
+            <w:r>
+              <w:rPr>
+                <w:rFonts w:ascii="Times New Roman" w:hAnsi="Times New Roman" w:cs="Times New Roman"/>
+                <w:sz w:val="24"/>
+                <w:szCs w:val="24"/>
+                <w:lang w:val="en-US" w:eastAsia="en-US"/>
+              </w:rPr>
+              <w:t>Name</w:t>
+            </w:r>
+          </w:p>
+        </w:tc>
+        <w:tc>
+          <w:tcPr>
+            <w:tcW w:w="1418" w:type="dxa"/>
+            <w:tcBorders>
+              <w:top w:val="single" w:sz="6" w:space="0" w:color="auto"/>
+              <w:left w:val="single" w:sz="6" w:space="0" w:color="auto"/>
+              <w:bottom w:val="single" w:sz="6" w:space="0" w:color="auto"/>
+              <w:right w:val="single" w:sz="6" w:space="0" w:color="auto"/>
+            </w:tcBorders>
+            <w:shd w:val="clear" w:color="auto" w:fill="auto"/>
+            <w:hideMark/>
+          </w:tcPr>
+          <w:p>
+            <w:pPr>
+              <w:pStyle w:val="NoSpacing"/>
+              <w:ind w:left="40"/>
+              <w:rPr>
+                <w:rFonts w:ascii="Times New Roman" w:hAnsi="Times New Roman" w:cs="Times New Roman"/>
+                <w:sz w:val="24"/>
+                <w:szCs w:val="24"/>
+                <w:lang w:val="en-US" w:eastAsia="en-US"/>
+              </w:rPr>
+            </w:pPr>
+            <w:r>
+              <w:rPr>
+                <w:rFonts w:ascii="Times New Roman" w:hAnsi="Times New Roman" w:cs="Times New Roman"/>
+                <w:sz w:val="24"/>
+                <w:szCs w:val="24"/>
+                <w:lang w:val="en-US" w:eastAsia="en-US"/>
+              </w:rPr>
+              <w:t>Text</w:t>
+            </w:r>
+          </w:p>
+        </w:tc>
+        <w:tc>
+          <w:tcPr>
+            <w:tcW w:w="6324" w:type="dxa"/>
+            <w:tcBorders>
+              <w:top w:val="single" w:sz="6" w:space="0" w:color="auto"/>
+              <w:left w:val="single" w:sz="6" w:space="0" w:color="auto"/>
+              <w:bottom w:val="single" w:sz="6" w:space="0" w:color="auto"/>
+              <w:right w:val="single" w:sz="6" w:space="0" w:color="auto"/>
+            </w:tcBorders>
+            <w:shd w:val="clear" w:color="auto" w:fill="auto"/>
+            <w:hideMark/>
+          </w:tcPr>
+          <w:p>
+            <w:pPr>
+              <w:pStyle w:val="NoSpacing"/>
+              <w:jc w:val="both"/>
+              <w:rPr>
+                <w:rFonts w:ascii="Times New Roman" w:hAnsi="Times New Roman" w:cs="Times New Roman"/>
+                <w:sz w:val="24"/>
+                <w:szCs w:val="24"/>
+                <w:lang w:val="en-US" w:eastAsia="en-US"/>
+              </w:rPr>
+            </w:pPr>
+            <w:r>
+              <w:rPr>
+                <w:rFonts w:ascii="Times New Roman" w:hAnsi="Times New Roman" w:cs="Times New Roman"/>
+                <w:sz w:val="24"/>
+                <w:szCs w:val="24"/>
+                <w:lang w:val="en-US" w:eastAsia="en-US"/>
+              </w:rPr>
+              <w:drawing>
+                <wp:inline distT="0" distB="0" distL="0" distR="0" wp14:anchorId="0C90552C" wp14:editId="25B44E00">
+                  <wp:extent cx="4008120" cy="1699260"/>
+                  <wp:effectExtent l="0" t="0" r="0" b="0"/>
+                  <wp:docPr id="1219300641" name="Picture 68"/>
+                  <wp:cNvGraphicFramePr>
+                    <a:graphicFrameLocks xmlns:a="http://schemas.openxmlformats.org/drawingml/2006/main" noChangeAspect="1"/>
+                  </wp:cNvGraphicFramePr>
+                  <a:graphic xmlns:a="http://schemas.openxmlformats.org/drawingml/2006/main">
+                    <a:graphicData uri="http://schemas.openxmlformats.org/drawingml/2006/picture">
+                      <pic:pic xmlns:pic="http://schemas.openxmlformats.org/drawingml/2006/picture">
+                        <pic:nvPicPr>
+                          <pic:cNvPr id="0" name="Picture 232"/>
+                          <pic:cNvPicPr>
+                            <a:picLocks noChangeAspect="1" noChangeArrowheads="1"/>
+                          </pic:cNvPicPr>
+                        </pic:nvPicPr>
+                        <pic:blipFill>
+                          <a:blip r:embed="rId10">
+                            <a:extLst>
+                              <a:ext uri="{28A0092B-C50C-407E-A947-70E740481C1C}">
+                                <a14:useLocalDpi xmlns:a14="http://schemas.microsoft.com/office/drawing/2010/main" val="0"/>
+                              </a:ext>
+                            </a:extLst>
+                          </a:blip>
+                          <a:srcRect/>
+                          <a:stretch>
+                            <a:fillRect/>
+                          </a:stretch>
+                        </pic:blipFill>
+                        <pic:spPr bwMode="auto">
+                          <a:xfrm>
+                            <a:off x="0" y="0"/>
+                            <a:ext cx="4008120" cy="1699260"/>
+                          </a:xfrm>
+                          <a:prstGeom prst="rect">
+                            <a:avLst/>
+                          </a:prstGeom>
+                          <a:noFill/>
+                          <a:ln>
+                            <a:noFill/>
+                          </a:ln>
+                        </pic:spPr>
+                      </pic:pic>
+                    </a:graphicData>
+                  </a:graphic>
+                </wp:inline>
+              </w:drawing>
+            </w:r>
+          </w:p>
+        </w:tc>
+      </w:tr>
+      <w:tr>
+        <w:trPr>
+          <w:trHeight w:val="300"/>
+        </w:trPr>
+        <w:tc>
+          <w:tcPr>
+            <w:tcW w:w="1268" w:type="dxa"/>
+            <w:tcBorders>
+              <w:top w:val="single" w:sz="6" w:space="0" w:color="auto"/>
+              <w:left w:val="single" w:sz="6" w:space="0" w:color="auto"/>
+              <w:bottom w:val="single" w:sz="6" w:space="0" w:color="auto"/>
+              <w:right w:val="single" w:sz="6" w:space="0" w:color="auto"/>
+            </w:tcBorders>
+            <w:shd w:val="clear" w:color="auto" w:fill="auto"/>
+            <w:hideMark/>
+          </w:tcPr>
+          <w:p>
+            <w:pPr>
+              <w:pStyle w:val="NoSpacing"/>
+              <w:ind w:left="44"/>
+              <w:rPr>
+                <w:rFonts w:ascii="Times New Roman" w:hAnsi="Times New Roman" w:cs="Times New Roman"/>
+                <w:sz w:val="24"/>
+                <w:szCs w:val="24"/>
+                <w:lang w:val="en-US" w:eastAsia="en-US"/>
+              </w:rPr>
+            </w:pPr>
+            <w:r>
+              <w:rPr>
+                <w:rFonts w:ascii="Times New Roman" w:hAnsi="Times New Roman" w:cs="Times New Roman"/>
+                <w:sz w:val="24"/>
+                <w:szCs w:val="24"/>
+                <w:lang w:val="en-US" w:eastAsia="en-US"/>
+              </w:rPr>
+              <w:t>Gender</w:t>
+            </w:r>
+          </w:p>
+        </w:tc>
+        <w:tc>
+          <w:tcPr>
+            <w:tcW w:w="1418" w:type="dxa"/>
+            <w:tcBorders>
+              <w:top w:val="single" w:sz="6" w:space="0" w:color="auto"/>
+              <w:left w:val="single" w:sz="6" w:space="0" w:color="auto"/>
+              <w:bottom w:val="single" w:sz="6" w:space="0" w:color="auto"/>
+              <w:right w:val="single" w:sz="6" w:space="0" w:color="auto"/>
+            </w:tcBorders>
+            <w:shd w:val="clear" w:color="auto" w:fill="auto"/>
+            <w:hideMark/>
+          </w:tcPr>
+          <w:p>
+            <w:pPr>
+              <w:pStyle w:val="NoSpacing"/>
+              <w:ind w:left="40"/>
+              <w:rPr>
+                <w:rFonts w:ascii="Times New Roman" w:hAnsi="Times New Roman" w:cs="Times New Roman"/>
+                <w:sz w:val="24"/>
+                <w:szCs w:val="24"/>
+                <w:lang w:val="en-US" w:eastAsia="en-US"/>
+              </w:rPr>
+            </w:pPr>
+            <w:r>
+              <w:rPr>
+                <w:rFonts w:ascii="Times New Roman" w:hAnsi="Times New Roman" w:cs="Times New Roman"/>
+                <w:sz w:val="24"/>
+                <w:szCs w:val="24"/>
+                <w:lang w:val="en-US" w:eastAsia="en-US"/>
+              </w:rPr>
+              <w:t>Categorical</w:t>
+            </w:r>
+          </w:p>
+        </w:tc>
+        <w:tc>
+          <w:tcPr>
+            <w:tcW w:w="6324" w:type="dxa"/>
+            <w:tcBorders>
+              <w:top w:val="single" w:sz="6" w:space="0" w:color="auto"/>
+              <w:left w:val="single" w:sz="6" w:space="0" w:color="auto"/>
+              <w:bottom w:val="single" w:sz="6" w:space="0" w:color="auto"/>
+              <w:right w:val="single" w:sz="6" w:space="0" w:color="auto"/>
+            </w:tcBorders>
+            <w:shd w:val="clear" w:color="auto" w:fill="auto"/>
+            <w:hideMark/>
+          </w:tcPr>
+          <w:p>
+            <w:pPr>
+              <w:pStyle w:val="NoSpacing"/>
+              <w:jc w:val="both"/>
+              <w:rPr>
+                <w:rFonts w:ascii="Times New Roman" w:hAnsi="Times New Roman" w:cs="Times New Roman"/>
+                <w:sz w:val="24"/>
+                <w:szCs w:val="24"/>
+                <w:lang w:val="en-US" w:eastAsia="en-US"/>
+              </w:rPr>
+            </w:pPr>
+            <w:r>
+              <w:rPr>
+                <w:rFonts w:ascii="Times New Roman" w:hAnsi="Times New Roman" w:cs="Times New Roman"/>
+                <w:sz w:val="24"/>
+                <w:szCs w:val="24"/>
+                <w:lang w:val="en-US" w:eastAsia="en-US"/>
+              </w:rPr>
+              <w:drawing>
+                <wp:inline distT="0" distB="0" distL="0" distR="0" wp14:anchorId="1820293E" wp14:editId="1F7A5F00">
+                  <wp:extent cx="4008120" cy="1654810"/>
+                  <wp:effectExtent l="0" t="0" r="0" b="2540"/>
+                  <wp:docPr id="325474360" name="Picture 67"/>
+                  <wp:cNvGraphicFramePr>
+                    <a:graphicFrameLocks xmlns:a="http://schemas.openxmlformats.org/drawingml/2006/main" noChangeAspect="1"/>
+                  </wp:cNvGraphicFramePr>
+                  <a:graphic xmlns:a="http://schemas.openxmlformats.org/drawingml/2006/main">
+                    <a:graphicData uri="http://schemas.openxmlformats.org/drawingml/2006/picture">
+                      <pic:pic xmlns:pic="http://schemas.openxmlformats.org/drawingml/2006/picture">
+                        <pic:nvPicPr>
+                          <pic:cNvPr id="0" name="Picture 233"/>
+                          <pic:cNvPicPr>
+                            <a:picLocks noChangeAspect="1" noChangeArrowheads="1"/>
+                          </pic:cNvPicPr>
+                        </pic:nvPicPr>
+                        <pic:blipFill>
+                          <a:blip r:embed="rId11">
+                            <a:extLst>
+                              <a:ext uri="{28A0092B-C50C-407E-A947-70E740481C1C}">
+                                <a14:useLocalDpi xmlns:a14="http://schemas.microsoft.com/office/drawing/2010/main" val="0"/>
+                              </a:ext>
+                            </a:extLst>
+                          </a:blip>
+                          <a:srcRect/>
+                          <a:stretch>
+                            <a:fillRect/>
+                          </a:stretch>
+                        </pic:blipFill>
+                        <pic:spPr bwMode="auto">
+                          <a:xfrm>
+                            <a:off x="0" y="0"/>
+                            <a:ext cx="4023999" cy="1661366"/>
+                          </a:xfrm>
+                          <a:prstGeom prst="rect">
+                            <a:avLst/>
+                          </a:prstGeom>
+                          <a:noFill/>
+                          <a:ln>
+                            <a:noFill/>
+                          </a:ln>
+                        </pic:spPr>
+                      </pic:pic>
+                    </a:graphicData>
+                  </a:graphic>
+                </wp:inline>
+              </w:drawing>
+            </w:r>
+          </w:p>
+        </w:tc>
+      </w:tr>
+      <w:tr>
+        <w:trPr>
+          <w:trHeight w:val="300"/>
+        </w:trPr>
+        <w:tc>
+          <w:tcPr>
+            <w:tcW w:w="1268" w:type="dxa"/>
+            <w:tcBorders>
+              <w:top w:val="single" w:sz="6" w:space="0" w:color="auto"/>
+              <w:left w:val="single" w:sz="6" w:space="0" w:color="auto"/>
+              <w:bottom w:val="single" w:sz="6" w:space="0" w:color="auto"/>
+              <w:right w:val="single" w:sz="6" w:space="0" w:color="auto"/>
+            </w:tcBorders>
+            <w:shd w:val="clear" w:color="auto" w:fill="auto"/>
+            <w:hideMark/>
+          </w:tcPr>
+          <w:p>
+            <w:pPr>
+              <w:pStyle w:val="NoSpacing"/>
+              <w:ind w:left="44"/>
+              <w:rPr>
+                <w:rFonts w:ascii="Times New Roman" w:hAnsi="Times New Roman" w:cs="Times New Roman"/>
+                <w:sz w:val="24"/>
+                <w:szCs w:val="24"/>
+                <w:lang w:val="en-US" w:eastAsia="en-US"/>
+              </w:rPr>
+            </w:pPr>
+            <w:r>
+              <w:rPr>
+                <w:rFonts w:ascii="Times New Roman" w:hAnsi="Times New Roman" w:cs="Times New Roman"/>
+                <w:sz w:val="24"/>
+                <w:szCs w:val="24"/>
+                <w:lang w:val="en-US" w:eastAsia="en-US"/>
+              </w:rPr>
+              <w:t>Age</w:t>
+            </w:r>
+          </w:p>
+        </w:tc>
+        <w:tc>
+          <w:tcPr>
+            <w:tcW w:w="1418" w:type="dxa"/>
+            <w:tcBorders>
+              <w:top w:val="single" w:sz="6" w:space="0" w:color="auto"/>
+              <w:left w:val="single" w:sz="6" w:space="0" w:color="auto"/>
+              <w:bottom w:val="single" w:sz="6" w:space="0" w:color="auto"/>
+              <w:right w:val="single" w:sz="6" w:space="0" w:color="auto"/>
+            </w:tcBorders>
+            <w:shd w:val="clear" w:color="auto" w:fill="auto"/>
+            <w:hideMark/>
+          </w:tcPr>
+          <w:p>
+            <w:pPr>
+              <w:pStyle w:val="NoSpacing"/>
+              <w:ind w:left="40"/>
+              <w:rPr>
+                <w:rFonts w:ascii="Times New Roman" w:hAnsi="Times New Roman" w:cs="Times New Roman"/>
+                <w:sz w:val="24"/>
+                <w:szCs w:val="24"/>
+                <w:lang w:val="en-US" w:eastAsia="en-US"/>
+              </w:rPr>
+            </w:pPr>
+            <w:r>
+              <w:rPr>
+                <w:rFonts w:ascii="Times New Roman" w:hAnsi="Times New Roman" w:cs="Times New Roman"/>
+                <w:sz w:val="24"/>
+                <w:szCs w:val="24"/>
+                <w:lang w:val="en-US" w:eastAsia="en-US"/>
+              </w:rPr>
+              <w:t>Real number (R)</w:t>
+            </w:r>
+          </w:p>
+        </w:tc>
+        <w:tc>
+          <w:tcPr>
+            <w:tcW w:w="6324" w:type="dxa"/>
+            <w:tcBorders>
+              <w:top w:val="single" w:sz="6" w:space="0" w:color="auto"/>
+              <w:left w:val="single" w:sz="6" w:space="0" w:color="auto"/>
+              <w:bottom w:val="single" w:sz="6" w:space="0" w:color="auto"/>
+              <w:right w:val="single" w:sz="6" w:space="0" w:color="auto"/>
+            </w:tcBorders>
+            <w:shd w:val="clear" w:color="auto" w:fill="auto"/>
+            <w:hideMark/>
+          </w:tcPr>
+          <w:p>
+            <w:pPr>
+              <w:pStyle w:val="NoSpacing"/>
+              <w:jc w:val="both"/>
+              <w:rPr>
+                <w:rFonts w:ascii="Times New Roman" w:hAnsi="Times New Roman" w:cs="Times New Roman"/>
+                <w:sz w:val="24"/>
+                <w:szCs w:val="24"/>
+                <w:lang w:val="en-US" w:eastAsia="en-US"/>
+              </w:rPr>
+            </w:pPr>
+            <w:r>
+              <w:rPr>
+                <w:rFonts w:ascii="Times New Roman" w:hAnsi="Times New Roman" w:cs="Times New Roman"/>
+                <w:sz w:val="24"/>
+                <w:szCs w:val="24"/>
+                <w:lang w:val="en-US" w:eastAsia="en-US"/>
+              </w:rPr>
+              <w:drawing>
+                <wp:inline distT="0" distB="0" distL="0" distR="0" wp14:anchorId="24DAE21A" wp14:editId="3D138850">
+                  <wp:extent cx="3977640" cy="2058890"/>
+                  <wp:effectExtent l="0" t="0" r="3810" b="0"/>
+                  <wp:docPr id="1040751618" name="Picture 66"/>
+                  <wp:cNvGraphicFramePr>
+                    <a:graphicFrameLocks xmlns:a="http://schemas.openxmlformats.org/drawingml/2006/main" noChangeAspect="1"/>
+                  </wp:cNvGraphicFramePr>
+                  <a:graphic xmlns:a="http://schemas.openxmlformats.org/drawingml/2006/main">
+                    <a:graphicData uri="http://schemas.openxmlformats.org/drawingml/2006/picture">
+                      <pic:pic xmlns:pic="http://schemas.openxmlformats.org/drawingml/2006/picture">
+                        <pic:nvPicPr>
+                          <pic:cNvPr id="0" name="Picture 234"/>
+                          <pic:cNvPicPr>
+                            <a:picLocks noChangeAspect="1" noChangeArrowheads="1"/>
+                          </pic:cNvPicPr>
+                        </pic:nvPicPr>
+                        <pic:blipFill>
+                          <a:blip r:embed="rId12">
+                            <a:extLst>
+                              <a:ext uri="{28A0092B-C50C-407E-A947-70E740481C1C}">
+                                <a14:useLocalDpi xmlns:a14="http://schemas.microsoft.com/office/drawing/2010/main" val="0"/>
+                              </a:ext>
+                            </a:extLst>
+                          </a:blip>
+                          <a:srcRect/>
+                          <a:stretch>
+                            <a:fillRect/>
+                          </a:stretch>
+                        </pic:blipFill>
+                        <pic:spPr bwMode="auto">
+                          <a:xfrm>
+                            <a:off x="0" y="0"/>
+                            <a:ext cx="3992077" cy="2066363"/>
+                          </a:xfrm>
+                          <a:prstGeom prst="rect">
+                            <a:avLst/>
+                          </a:prstGeom>
+                          <a:noFill/>
+                          <a:ln>
+                            <a:noFill/>
+                          </a:ln>
+                        </pic:spPr>
+                      </pic:pic>
+                    </a:graphicData>
+                  </a:graphic>
+                </wp:inline>
+              </w:drawing>
+            </w:r>
+          </w:p>
+        </w:tc>
+      </w:tr>
+      <w:tr>
+        <w:trPr>
+          <w:trHeight w:val="300"/>
+        </w:trPr>
+        <w:tc>
+          <w:tcPr>
+            <w:tcW w:w="1268" w:type="dxa"/>
+            <w:tcBorders>
+              <w:top w:val="single" w:sz="6" w:space="0" w:color="auto"/>
+              <w:left w:val="single" w:sz="6" w:space="0" w:color="auto"/>
+              <w:bottom w:val="single" w:sz="6" w:space="0" w:color="auto"/>
+              <w:right w:val="single" w:sz="6" w:space="0" w:color="auto"/>
+            </w:tcBorders>
+            <w:shd w:val="clear" w:color="auto" w:fill="auto"/>
+            <w:hideMark/>
+          </w:tcPr>
+          <w:p>
+            <w:pPr>
+              <w:pStyle w:val="NoSpacing"/>
+              <w:ind w:left="44"/>
+              <w:rPr>
+                <w:rFonts w:ascii="Times New Roman" w:hAnsi="Times New Roman" w:cs="Times New Roman"/>
+                <w:sz w:val="24"/>
+                <w:szCs w:val="24"/>
+                <w:lang w:val="en-US" w:eastAsia="en-US"/>
+              </w:rPr>
+            </w:pPr>
+            <w:r>
+              <w:rPr>
+                <w:rFonts w:ascii="Times New Roman" w:hAnsi="Times New Roman" w:cs="Times New Roman"/>
+                <w:sz w:val="24"/>
+                <w:szCs w:val="24"/>
+                <w:lang w:val="en-US" w:eastAsia="en-US"/>
+              </w:rPr>
+              <w:lastRenderedPageBreak/>
+              <w:t>City</w:t>
+            </w:r>
+          </w:p>
+        </w:tc>
+        <w:tc>
+          <w:tcPr>
+            <w:tcW w:w="1418" w:type="dxa"/>
+            <w:tcBorders>
+              <w:top w:val="single" w:sz="6" w:space="0" w:color="auto"/>
+              <w:left w:val="single" w:sz="6" w:space="0" w:color="auto"/>
+              <w:bottom w:val="single" w:sz="6" w:space="0" w:color="auto"/>
+              <w:right w:val="single" w:sz="6" w:space="0" w:color="auto"/>
+            </w:tcBorders>
+            <w:shd w:val="clear" w:color="auto" w:fill="auto"/>
+            <w:hideMark/>
+          </w:tcPr>
+          <w:p>
+            <w:pPr>
+              <w:pStyle w:val="NoSpacing"/>
+              <w:ind w:left="40"/>
+              <w:rPr>
+                <w:rFonts w:ascii="Times New Roman" w:hAnsi="Times New Roman" w:cs="Times New Roman"/>
+                <w:sz w:val="24"/>
+                <w:szCs w:val="24"/>
+                <w:lang w:val="en-US" w:eastAsia="en-US"/>
+              </w:rPr>
+            </w:pPr>
+            <w:r>
+              <w:rPr>
+                <w:rFonts w:ascii="Times New Roman" w:hAnsi="Times New Roman" w:cs="Times New Roman"/>
+                <w:sz w:val="24"/>
+                <w:szCs w:val="24"/>
+                <w:lang w:val="en-US" w:eastAsia="en-US"/>
+              </w:rPr>
+              <w:t>Text</w:t>
+            </w:r>
+          </w:p>
+        </w:tc>
+        <w:tc>
+          <w:tcPr>
+            <w:tcW w:w="6324" w:type="dxa"/>
+            <w:tcBorders>
+              <w:top w:val="single" w:sz="6" w:space="0" w:color="auto"/>
+              <w:left w:val="single" w:sz="6" w:space="0" w:color="auto"/>
+              <w:bottom w:val="single" w:sz="6" w:space="0" w:color="auto"/>
+              <w:right w:val="single" w:sz="6" w:space="0" w:color="auto"/>
+            </w:tcBorders>
+            <w:shd w:val="clear" w:color="auto" w:fill="auto"/>
+            <w:hideMark/>
+          </w:tcPr>
+          <w:p>
+            <w:pPr>
+              <w:pStyle w:val="NoSpacing"/>
+              <w:jc w:val="both"/>
+              <w:rPr>
+                <w:rFonts w:ascii="Times New Roman" w:hAnsi="Times New Roman" w:cs="Times New Roman"/>
+                <w:sz w:val="24"/>
+                <w:szCs w:val="24"/>
+                <w:lang w:val="en-US" w:eastAsia="en-US"/>
+              </w:rPr>
+            </w:pPr>
+            <w:r>
+              <w:rPr>
+                <w:rFonts w:ascii="Times New Roman" w:hAnsi="Times New Roman" w:cs="Times New Roman"/>
+                <w:sz w:val="24"/>
+                <w:szCs w:val="24"/>
+                <w:lang w:val="en-US" w:eastAsia="en-US"/>
+              </w:rPr>
+              <w:drawing>
+                <wp:inline distT="0" distB="0" distL="0" distR="0" wp14:anchorId="7C20CA38" wp14:editId="405A9409">
+                  <wp:extent cx="3794760" cy="1790700"/>
+                  <wp:effectExtent l="0" t="0" r="0" b="0"/>
+                  <wp:docPr id="626865455" name="Picture 65"/>
+                  <wp:cNvGraphicFramePr>
+                    <a:graphicFrameLocks xmlns:a="http://schemas.openxmlformats.org/drawingml/2006/main" noChangeAspect="1"/>
+                  </wp:cNvGraphicFramePr>
+                  <a:graphic xmlns:a="http://schemas.openxmlformats.org/drawingml/2006/main">
+                    <a:graphicData uri="http://schemas.openxmlformats.org/drawingml/2006/picture">
+                      <pic:pic xmlns:pic="http://schemas.openxmlformats.org/drawingml/2006/picture">
+                        <pic:nvPicPr>
+                          <pic:cNvPr id="0" name="Picture 235"/>
+                          <pic:cNvPicPr>
+                            <a:picLocks noChangeAspect="1" noChangeArrowheads="1"/>
+                          </pic:cNvPicPr>
+                        </pic:nvPicPr>
+                        <pic:blipFill>
+                          <a:blip r:embed="rId13">
+                            <a:extLst>
+                              <a:ext uri="{28A0092B-C50C-407E-A947-70E740481C1C}">
+                                <a14:useLocalDpi xmlns:a14="http://schemas.microsoft.com/office/drawing/2010/main" val="0"/>
+                              </a:ext>
+                            </a:extLst>
+                          </a:blip>
+                          <a:srcRect/>
+                          <a:stretch>
+                            <a:fillRect/>
+                          </a:stretch>
+                        </pic:blipFill>
+                        <pic:spPr bwMode="auto">
+                          <a:xfrm>
+                            <a:off x="0" y="0"/>
+                            <a:ext cx="3794760" cy="1790700"/>
+                          </a:xfrm>
+                          <a:prstGeom prst="rect">
+                            <a:avLst/>
+                          </a:prstGeom>
+                          <a:noFill/>
+                          <a:ln>
+                            <a:noFill/>
+                          </a:ln>
+                        </pic:spPr>
+                      </pic:pic>
+                    </a:graphicData>
+                  </a:graphic>
+                </wp:inline>
+              </w:drawing>
+            </w:r>
+            <w:r>
+              <w:rPr>
+                <w:rFonts w:ascii="Times New Roman" w:hAnsi="Times New Roman" w:cs="Times New Roman"/>
+                <w:sz w:val="24"/>
+                <w:szCs w:val="24"/>
+                <w:lang w:val="en-US" w:eastAsia="en-US"/>
+              </w:rPr>
+              <w:t> </w:t>
+            </w:r>
+          </w:p>
+        </w:tc>
+      </w:tr>
+      <w:tr>
+        <w:trPr>
+          <w:trHeight w:val="300"/>
+        </w:trPr>
+        <w:tc>
+          <w:tcPr>
+            <w:tcW w:w="1268" w:type="dxa"/>
+            <w:tcBorders>
+              <w:top w:val="single" w:sz="6" w:space="0" w:color="auto"/>
+              <w:left w:val="single" w:sz="6" w:space="0" w:color="auto"/>
+              <w:bottom w:val="single" w:sz="6" w:space="0" w:color="auto"/>
+              <w:right w:val="single" w:sz="6" w:space="0" w:color="auto"/>
+            </w:tcBorders>
+            <w:shd w:val="clear" w:color="auto" w:fill="auto"/>
+            <w:hideMark/>
+          </w:tcPr>
+          <w:p>
+            <w:pPr>
+              <w:pStyle w:val="NoSpacing"/>
+              <w:ind w:left="44"/>
+              <w:rPr>
+                <w:rFonts w:ascii="Times New Roman" w:hAnsi="Times New Roman" w:cs="Times New Roman"/>
+                <w:sz w:val="24"/>
+                <w:szCs w:val="24"/>
+                <w:lang w:val="en-US" w:eastAsia="en-US"/>
+              </w:rPr>
+            </w:pPr>
+            <w:r>
+              <w:rPr>
+                <w:rFonts w:ascii="Times New Roman" w:hAnsi="Times New Roman" w:cs="Times New Roman"/>
+                <w:sz w:val="24"/>
+                <w:szCs w:val="24"/>
+                <w:lang w:val="en-US" w:eastAsia="en-US"/>
+              </w:rPr>
+              <w:t>Working Professional or Student</w:t>
+            </w:r>
+          </w:p>
+        </w:tc>
+        <w:tc>
+          <w:tcPr>
+            <w:tcW w:w="1418" w:type="dxa"/>
+            <w:tcBorders>
+              <w:top w:val="single" w:sz="6" w:space="0" w:color="auto"/>
+              <w:left w:val="single" w:sz="6" w:space="0" w:color="auto"/>
+              <w:bottom w:val="single" w:sz="6" w:space="0" w:color="auto"/>
+              <w:right w:val="single" w:sz="6" w:space="0" w:color="auto"/>
+            </w:tcBorders>
+            <w:shd w:val="clear" w:color="auto" w:fill="auto"/>
+            <w:hideMark/>
+          </w:tcPr>
+          <w:p>
+            <w:pPr>
+              <w:pStyle w:val="NoSpacing"/>
+              <w:ind w:left="40"/>
+              <w:rPr>
+                <w:rFonts w:ascii="Times New Roman" w:hAnsi="Times New Roman" w:cs="Times New Roman"/>
+                <w:sz w:val="24"/>
+                <w:szCs w:val="24"/>
+                <w:lang w:val="en-US" w:eastAsia="en-US"/>
+              </w:rPr>
+            </w:pPr>
+            <w:r>
+              <w:rPr>
+                <w:rFonts w:ascii="Times New Roman" w:hAnsi="Times New Roman" w:cs="Times New Roman"/>
+                <w:sz w:val="24"/>
+                <w:szCs w:val="24"/>
+                <w:lang w:val="en-US" w:eastAsia="en-US"/>
+              </w:rPr>
+              <w:t>Categorical</w:t>
+            </w:r>
+          </w:p>
+        </w:tc>
+        <w:tc>
+          <w:tcPr>
+            <w:tcW w:w="6324" w:type="dxa"/>
+            <w:tcBorders>
+              <w:top w:val="single" w:sz="6" w:space="0" w:color="auto"/>
+              <w:left w:val="single" w:sz="6" w:space="0" w:color="auto"/>
+              <w:bottom w:val="single" w:sz="6" w:space="0" w:color="auto"/>
+              <w:right w:val="single" w:sz="6" w:space="0" w:color="auto"/>
+            </w:tcBorders>
+            <w:shd w:val="clear" w:color="auto" w:fill="auto"/>
+            <w:hideMark/>
+          </w:tcPr>
+          <w:p>
+            <w:pPr>
+              <w:pStyle w:val="NoSpacing"/>
+              <w:jc w:val="both"/>
+              <w:rPr>
+                <w:rFonts w:ascii="Times New Roman" w:hAnsi="Times New Roman" w:cs="Times New Roman"/>
+                <w:sz w:val="24"/>
+                <w:szCs w:val="24"/>
+                <w:lang w:val="en-US" w:eastAsia="en-US"/>
+              </w:rPr>
+            </w:pPr>
+            <w:r>
+              <w:rPr>
+                <w:rFonts w:ascii="Times New Roman" w:hAnsi="Times New Roman" w:cs="Times New Roman"/>
+                <w:sz w:val="24"/>
+                <w:szCs w:val="24"/>
+                <w:lang w:val="en-US" w:eastAsia="en-US"/>
+              </w:rPr>
+              <w:drawing>
+                <wp:inline distT="0" distB="0" distL="0" distR="0" wp14:anchorId="10FAD130" wp14:editId="2AC556F1">
+                  <wp:extent cx="4008120" cy="1773148"/>
+                  <wp:effectExtent l="0" t="0" r="0" b="0"/>
+                  <wp:docPr id="1878672941" name="Picture 64"/>
+                  <wp:cNvGraphicFramePr>
+                    <a:graphicFrameLocks xmlns:a="http://schemas.openxmlformats.org/drawingml/2006/main" noChangeAspect="1"/>
+                  </wp:cNvGraphicFramePr>
+                  <a:graphic xmlns:a="http://schemas.openxmlformats.org/drawingml/2006/main">
+                    <a:graphicData uri="http://schemas.openxmlformats.org/drawingml/2006/picture">
+                      <pic:pic xmlns:pic="http://schemas.openxmlformats.org/drawingml/2006/picture">
+                        <pic:nvPicPr>
+                          <pic:cNvPr id="0" name="Picture 236"/>
+                          <pic:cNvPicPr>
+                            <a:picLocks noChangeAspect="1" noChangeArrowheads="1"/>
+                          </pic:cNvPicPr>
+                        </pic:nvPicPr>
+                        <pic:blipFill>
+                          <a:blip r:embed="rId14">
+                            <a:extLst>
+                              <a:ext uri="{28A0092B-C50C-407E-A947-70E740481C1C}">
+                                <a14:useLocalDpi xmlns:a14="http://schemas.microsoft.com/office/drawing/2010/main" val="0"/>
+                              </a:ext>
+                            </a:extLst>
+                          </a:blip>
+                          <a:srcRect/>
+                          <a:stretch>
+                            <a:fillRect/>
+                          </a:stretch>
+                        </pic:blipFill>
+                        <pic:spPr bwMode="auto">
+                          <a:xfrm>
+                            <a:off x="0" y="0"/>
+                            <a:ext cx="4026025" cy="1781069"/>
+                          </a:xfrm>
+                          <a:prstGeom prst="rect">
+                            <a:avLst/>
+                          </a:prstGeom>
+                          <a:noFill/>
+                          <a:ln>
+                            <a:noFill/>
+                          </a:ln>
+                        </pic:spPr>
+                      </pic:pic>
+                    </a:graphicData>
+                  </a:graphic>
+                </wp:inline>
+              </w:drawing>
+            </w:r>
+          </w:p>
+        </w:tc>
+      </w:tr>
+      <w:tr>
+        <w:trPr>
+          <w:trHeight w:val="300"/>
+        </w:trPr>
+        <w:tc>
+          <w:tcPr>
+            <w:tcW w:w="1268" w:type="dxa"/>
+            <w:tcBorders>
+              <w:top w:val="single" w:sz="6" w:space="0" w:color="auto"/>
+              <w:left w:val="single" w:sz="6" w:space="0" w:color="auto"/>
+              <w:bottom w:val="single" w:sz="6" w:space="0" w:color="auto"/>
+              <w:right w:val="single" w:sz="6" w:space="0" w:color="auto"/>
+            </w:tcBorders>
+            <w:shd w:val="clear" w:color="auto" w:fill="auto"/>
+            <w:hideMark/>
+          </w:tcPr>
+          <w:p>
+            <w:pPr>
+              <w:pStyle w:val="NoSpacing"/>
+              <w:ind w:left="44"/>
+              <w:rPr>
+                <w:rFonts w:ascii="Times New Roman" w:hAnsi="Times New Roman" w:cs="Times New Roman"/>
+                <w:sz w:val="24"/>
+                <w:szCs w:val="24"/>
+                <w:lang w:val="en-US" w:eastAsia="en-US"/>
+              </w:rPr>
+            </w:pPr>
+            <w:r>
+              <w:rPr>
+                <w:rFonts w:ascii="Times New Roman" w:hAnsi="Times New Roman" w:cs="Times New Roman"/>
+                <w:sz w:val="24"/>
+                <w:szCs w:val="24"/>
+                <w:lang w:val="en-US" w:eastAsia="en-US"/>
+              </w:rPr>
+              <w:t>Profession</w:t>
+            </w:r>
+          </w:p>
+        </w:tc>
+        <w:tc>
+          <w:tcPr>
+            <w:tcW w:w="1418" w:type="dxa"/>
+            <w:tcBorders>
+              <w:top w:val="single" w:sz="6" w:space="0" w:color="auto"/>
+              <w:left w:val="single" w:sz="6" w:space="0" w:color="auto"/>
+              <w:bottom w:val="single" w:sz="6" w:space="0" w:color="auto"/>
+              <w:right w:val="single" w:sz="6" w:space="0" w:color="auto"/>
+            </w:tcBorders>
+            <w:shd w:val="clear" w:color="auto" w:fill="auto"/>
+            <w:hideMark/>
+          </w:tcPr>
+          <w:p>
+            <w:pPr>
+              <w:pStyle w:val="NoSpacing"/>
+              <w:ind w:left="40"/>
+              <w:rPr>
+                <w:rFonts w:ascii="Times New Roman" w:hAnsi="Times New Roman" w:cs="Times New Roman"/>
+                <w:sz w:val="24"/>
+                <w:szCs w:val="24"/>
+                <w:lang w:val="en-US" w:eastAsia="en-US"/>
+              </w:rPr>
+            </w:pPr>
+            <w:r>
+              <w:rPr>
+                <w:rFonts w:ascii="Times New Roman" w:hAnsi="Times New Roman" w:cs="Times New Roman"/>
+                <w:sz w:val="24"/>
+                <w:szCs w:val="24"/>
+                <w:lang w:val="en-US" w:eastAsia="en-US"/>
+              </w:rPr>
+              <w:t>Text</w:t>
+            </w:r>
+          </w:p>
+        </w:tc>
+        <w:tc>
+          <w:tcPr>
+            <w:tcW w:w="6324" w:type="dxa"/>
+            <w:tcBorders>
+              <w:top w:val="single" w:sz="6" w:space="0" w:color="auto"/>
+              <w:left w:val="single" w:sz="6" w:space="0" w:color="auto"/>
+              <w:bottom w:val="single" w:sz="6" w:space="0" w:color="auto"/>
+              <w:right w:val="single" w:sz="6" w:space="0" w:color="auto"/>
+            </w:tcBorders>
+            <w:shd w:val="clear" w:color="auto" w:fill="auto"/>
+            <w:hideMark/>
+          </w:tcPr>
+          <w:p>
+            <w:pPr>
+              <w:pStyle w:val="NoSpacing"/>
+              <w:jc w:val="both"/>
+              <w:rPr>
+                <w:rFonts w:ascii="Times New Roman" w:hAnsi="Times New Roman" w:cs="Times New Roman"/>
+                <w:sz w:val="24"/>
+                <w:szCs w:val="24"/>
+                <w:lang w:val="en-US" w:eastAsia="en-US"/>
+              </w:rPr>
+            </w:pPr>
+            <w:r>
+              <w:rPr>
+                <w:rFonts w:ascii="Times New Roman" w:hAnsi="Times New Roman" w:cs="Times New Roman"/>
+                <w:sz w:val="24"/>
+                <w:szCs w:val="24"/>
+                <w:lang w:val="en-US" w:eastAsia="en-US"/>
+              </w:rPr>
+              <w:drawing>
+                <wp:inline distT="0" distB="0" distL="0" distR="0" wp14:anchorId="0137E83F" wp14:editId="6F29D991">
+                  <wp:extent cx="4008120" cy="2008500"/>
+                  <wp:effectExtent l="0" t="0" r="0" b="0"/>
+                  <wp:docPr id="254683549" name="Picture 63"/>
+                  <wp:cNvGraphicFramePr>
+                    <a:graphicFrameLocks xmlns:a="http://schemas.openxmlformats.org/drawingml/2006/main" noChangeAspect="1"/>
+                  </wp:cNvGraphicFramePr>
+                  <a:graphic xmlns:a="http://schemas.openxmlformats.org/drawingml/2006/main">
+                    <a:graphicData uri="http://schemas.openxmlformats.org/drawingml/2006/picture">
+                      <pic:pic xmlns:pic="http://schemas.openxmlformats.org/drawingml/2006/picture">
+                        <pic:nvPicPr>
+                          <pic:cNvPr id="0" name="Picture 237"/>
+                          <pic:cNvPicPr>
+                            <a:picLocks noChangeAspect="1" noChangeArrowheads="1"/>
+                          </pic:cNvPicPr>
+                        </pic:nvPicPr>
+                        <pic:blipFill>
+                          <a:blip r:embed="rId15">
+                            <a:extLst>
+                              <a:ext uri="{28A0092B-C50C-407E-A947-70E740481C1C}">
+                                <a14:useLocalDpi xmlns:a14="http://schemas.microsoft.com/office/drawing/2010/main" val="0"/>
+                              </a:ext>
+                            </a:extLst>
+                          </a:blip>
+                          <a:srcRect/>
+                          <a:stretch>
+                            <a:fillRect/>
+                          </a:stretch>
+                        </pic:blipFill>
+                        <pic:spPr bwMode="auto">
+                          <a:xfrm>
+                            <a:off x="0" y="0"/>
+                            <a:ext cx="4016979" cy="2012939"/>
+                          </a:xfrm>
+                          <a:prstGeom prst="rect">
+                            <a:avLst/>
+                          </a:prstGeom>
+                          <a:noFill/>
+                          <a:ln>
+                            <a:noFill/>
+                          </a:ln>
+                        </pic:spPr>
+                      </pic:pic>
+                    </a:graphicData>
+                  </a:graphic>
+                </wp:inline>
+              </w:drawing>
+            </w:r>
+          </w:p>
+        </w:tc>
+      </w:tr>
+      <w:tr>
+        <w:trPr>
+          <w:trHeight w:val="300"/>
+        </w:trPr>
+        <w:tc>
+          <w:tcPr>
+            <w:tcW w:w="1268" w:type="dxa"/>
+            <w:tcBorders>
+              <w:top w:val="single" w:sz="6" w:space="0" w:color="auto"/>
+              <w:left w:val="single" w:sz="6" w:space="0" w:color="auto"/>
+              <w:bottom w:val="single" w:sz="6" w:space="0" w:color="auto"/>
+              <w:right w:val="single" w:sz="6" w:space="0" w:color="auto"/>
+            </w:tcBorders>
+            <w:shd w:val="clear" w:color="auto" w:fill="auto"/>
+            <w:hideMark/>
+          </w:tcPr>
+          <w:p>
+            <w:pPr>
+              <w:pStyle w:val="NoSpacing"/>
+              <w:ind w:left="44"/>
+              <w:rPr>
+                <w:rFonts w:ascii="Times New Roman" w:hAnsi="Times New Roman" w:cs="Times New Roman"/>
+                <w:sz w:val="24"/>
+                <w:szCs w:val="24"/>
+                <w:lang w:val="en-US" w:eastAsia="en-US"/>
+              </w:rPr>
+            </w:pPr>
+            <w:r>
+              <w:rPr>
+                <w:rFonts w:ascii="Times New Roman" w:hAnsi="Times New Roman" w:cs="Times New Roman"/>
+                <w:sz w:val="24"/>
+                <w:szCs w:val="24"/>
+                <w:lang w:val="en-US" w:eastAsia="en-US"/>
+              </w:rPr>
+              <w:t>Academic Pressure</w:t>
+            </w:r>
+          </w:p>
+        </w:tc>
+        <w:tc>
+          <w:tcPr>
+            <w:tcW w:w="1418" w:type="dxa"/>
+            <w:tcBorders>
+              <w:top w:val="single" w:sz="6" w:space="0" w:color="auto"/>
+              <w:left w:val="single" w:sz="6" w:space="0" w:color="auto"/>
+              <w:bottom w:val="single" w:sz="6" w:space="0" w:color="auto"/>
+              <w:right w:val="single" w:sz="6" w:space="0" w:color="auto"/>
+            </w:tcBorders>
+            <w:shd w:val="clear" w:color="auto" w:fill="auto"/>
+            <w:hideMark/>
+          </w:tcPr>
+          <w:p>
+            <w:pPr>
+              <w:pStyle w:val="NoSpacing"/>
+              <w:ind w:left="40"/>
+              <w:rPr>
+                <w:rFonts w:ascii="Times New Roman" w:hAnsi="Times New Roman" w:cs="Times New Roman"/>
+                <w:sz w:val="24"/>
+                <w:szCs w:val="24"/>
+                <w:lang w:val="en-US" w:eastAsia="en-US"/>
+              </w:rPr>
+            </w:pPr>
+            <w:r>
+              <w:rPr>
+                <w:rFonts w:ascii="Times New Roman" w:hAnsi="Times New Roman" w:cs="Times New Roman"/>
+                <w:sz w:val="24"/>
+                <w:szCs w:val="24"/>
+                <w:lang w:val="en-US" w:eastAsia="en-US"/>
+              </w:rPr>
+              <w:t>Categorical</w:t>
+            </w:r>
+          </w:p>
+        </w:tc>
+        <w:tc>
+          <w:tcPr>
+            <w:tcW w:w="6324" w:type="dxa"/>
+            <w:tcBorders>
+              <w:top w:val="single" w:sz="6" w:space="0" w:color="auto"/>
+              <w:left w:val="single" w:sz="6" w:space="0" w:color="auto"/>
+              <w:bottom w:val="single" w:sz="6" w:space="0" w:color="auto"/>
+              <w:right w:val="single" w:sz="6" w:space="0" w:color="auto"/>
+            </w:tcBorders>
+            <w:shd w:val="clear" w:color="auto" w:fill="auto"/>
+            <w:hideMark/>
+          </w:tcPr>
+          <w:p>
+            <w:pPr>
+              <w:pStyle w:val="NoSpacing"/>
+              <w:jc w:val="both"/>
+              <w:rPr>
+                <w:rFonts w:ascii="Times New Roman" w:hAnsi="Times New Roman" w:cs="Times New Roman"/>
+                <w:sz w:val="24"/>
+                <w:szCs w:val="24"/>
+                <w:lang w:val="en-US" w:eastAsia="en-US"/>
+              </w:rPr>
+            </w:pPr>
+            <w:r>
+              <w:rPr>
+                <w:rFonts w:ascii="Times New Roman" w:hAnsi="Times New Roman" w:cs="Times New Roman"/>
+                <w:sz w:val="24"/>
+                <w:szCs w:val="24"/>
+                <w:lang w:val="en-US" w:eastAsia="en-US"/>
+              </w:rPr>
+              <w:drawing>
+                <wp:inline distT="0" distB="0" distL="0" distR="0" wp14:anchorId="58D56924" wp14:editId="35498BB8">
+                  <wp:extent cx="4008120" cy="1765154"/>
+                  <wp:effectExtent l="0" t="0" r="0" b="6985"/>
+                  <wp:docPr id="574739375" name="Picture 62"/>
+                  <wp:cNvGraphicFramePr>
+                    <a:graphicFrameLocks xmlns:a="http://schemas.openxmlformats.org/drawingml/2006/main" noChangeAspect="1"/>
+                  </wp:cNvGraphicFramePr>
+                  <a:graphic xmlns:a="http://schemas.openxmlformats.org/drawingml/2006/main">
+                    <a:graphicData uri="http://schemas.openxmlformats.org/drawingml/2006/picture">
+                      <pic:pic xmlns:pic="http://schemas.openxmlformats.org/drawingml/2006/picture">
+                        <pic:nvPicPr>
+                          <pic:cNvPr id="0" name="Picture 238"/>
+                          <pic:cNvPicPr>
+                            <a:picLocks noChangeAspect="1" noChangeArrowheads="1"/>
+                          </pic:cNvPicPr>
+                        </pic:nvPicPr>
+                        <pic:blipFill>
+                          <a:blip r:embed="rId16">
+                            <a:extLst>
+                              <a:ext uri="{28A0092B-C50C-407E-A947-70E740481C1C}">
+                                <a14:useLocalDpi xmlns:a14="http://schemas.microsoft.com/office/drawing/2010/main" val="0"/>
+                              </a:ext>
+                            </a:extLst>
+                          </a:blip>
+                          <a:srcRect/>
+                          <a:stretch>
+                            <a:fillRect/>
+                          </a:stretch>
+                        </pic:blipFill>
+                        <pic:spPr bwMode="auto">
+                          <a:xfrm>
+                            <a:off x="0" y="0"/>
+                            <a:ext cx="4030206" cy="1774881"/>
+                          </a:xfrm>
+                          <a:prstGeom prst="rect">
+                            <a:avLst/>
+                          </a:prstGeom>
+                          <a:noFill/>
+                          <a:ln>
+                            <a:noFill/>
+                          </a:ln>
+                        </pic:spPr>
+                      </pic:pic>
+                    </a:graphicData>
+                  </a:graphic>
+                </wp:inline>
+              </w:drawing>
+            </w:r>
+          </w:p>
+        </w:tc>
+      </w:tr>
+      <w:tr>
+        <w:trPr>
+          <w:trHeight w:val="300"/>
+        </w:trPr>
+        <w:tc>
+          <w:tcPr>
+            <w:tcW w:w="1268" w:type="dxa"/>
+            <w:tcBorders>
+              <w:top w:val="single" w:sz="6" w:space="0" w:color="auto"/>
+              <w:left w:val="single" w:sz="6" w:space="0" w:color="auto"/>
+              <w:bottom w:val="single" w:sz="6" w:space="0" w:color="auto"/>
+              <w:right w:val="single" w:sz="6" w:space="0" w:color="auto"/>
+            </w:tcBorders>
+            <w:shd w:val="clear" w:color="auto" w:fill="auto"/>
+            <w:hideMark/>
+          </w:tcPr>
+          <w:p>
+            <w:pPr>
+              <w:pStyle w:val="NoSpacing"/>
+              <w:ind w:left="44"/>
+              <w:rPr>
+                <w:rFonts w:ascii="Times New Roman" w:hAnsi="Times New Roman" w:cs="Times New Roman"/>
+                <w:sz w:val="24"/>
+                <w:szCs w:val="24"/>
+                <w:lang w:val="en-US" w:eastAsia="en-US"/>
+              </w:rPr>
+            </w:pPr>
+            <w:r>
+              <w:rPr>
+                <w:rFonts w:ascii="Times New Roman" w:hAnsi="Times New Roman" w:cs="Times New Roman"/>
+                <w:sz w:val="24"/>
+                <w:szCs w:val="24"/>
+                <w:lang w:val="en-US" w:eastAsia="en-US"/>
+              </w:rPr>
+              <w:lastRenderedPageBreak/>
+              <w:t>Work Pressure</w:t>
+            </w:r>
+          </w:p>
+        </w:tc>
+        <w:tc>
+          <w:tcPr>
+            <w:tcW w:w="1418" w:type="dxa"/>
+            <w:tcBorders>
+              <w:top w:val="single" w:sz="6" w:space="0" w:color="auto"/>
+              <w:left w:val="single" w:sz="6" w:space="0" w:color="auto"/>
+              <w:bottom w:val="single" w:sz="6" w:space="0" w:color="auto"/>
+              <w:right w:val="single" w:sz="6" w:space="0" w:color="auto"/>
+            </w:tcBorders>
+            <w:shd w:val="clear" w:color="auto" w:fill="auto"/>
+            <w:hideMark/>
+          </w:tcPr>
+          <w:p>
+            <w:pPr>
+              <w:pStyle w:val="NoSpacing"/>
+              <w:ind w:left="40"/>
+              <w:rPr>
+                <w:rFonts w:ascii="Times New Roman" w:hAnsi="Times New Roman" w:cs="Times New Roman"/>
+                <w:sz w:val="24"/>
+                <w:szCs w:val="24"/>
+                <w:lang w:val="en-US" w:eastAsia="en-US"/>
+              </w:rPr>
+            </w:pPr>
+            <w:r>
+              <w:rPr>
+                <w:rFonts w:ascii="Times New Roman" w:hAnsi="Times New Roman" w:cs="Times New Roman"/>
+                <w:sz w:val="24"/>
+                <w:szCs w:val="24"/>
+                <w:lang w:val="en-US" w:eastAsia="en-US"/>
+              </w:rPr>
+              <w:t>Categorical</w:t>
+            </w:r>
+          </w:p>
+        </w:tc>
+        <w:tc>
+          <w:tcPr>
+            <w:tcW w:w="6324" w:type="dxa"/>
+            <w:tcBorders>
+              <w:top w:val="single" w:sz="6" w:space="0" w:color="auto"/>
+              <w:left w:val="single" w:sz="6" w:space="0" w:color="auto"/>
+              <w:bottom w:val="single" w:sz="6" w:space="0" w:color="auto"/>
+              <w:right w:val="single" w:sz="6" w:space="0" w:color="auto"/>
+            </w:tcBorders>
+            <w:shd w:val="clear" w:color="auto" w:fill="auto"/>
+            <w:hideMark/>
+          </w:tcPr>
+          <w:p>
+            <w:pPr>
+              <w:pStyle w:val="NoSpacing"/>
+              <w:jc w:val="both"/>
+              <w:rPr>
+                <w:rFonts w:ascii="Times New Roman" w:hAnsi="Times New Roman" w:cs="Times New Roman"/>
+                <w:sz w:val="24"/>
+                <w:szCs w:val="24"/>
+                <w:lang w:val="en-US" w:eastAsia="en-US"/>
+              </w:rPr>
+            </w:pPr>
+            <w:r>
+              <w:rPr>
+                <w:rFonts w:ascii="Times New Roman" w:hAnsi="Times New Roman" w:cs="Times New Roman"/>
+                <w:sz w:val="24"/>
+                <w:szCs w:val="24"/>
+                <w:lang w:val="en-US" w:eastAsia="en-US"/>
+              </w:rPr>
+              <w:drawing>
+                <wp:inline distT="0" distB="0" distL="0" distR="0" wp14:anchorId="0E2F6306" wp14:editId="40C68F86">
+                  <wp:extent cx="3977640" cy="1841190"/>
+                  <wp:effectExtent l="0" t="0" r="3810" b="6985"/>
+                  <wp:docPr id="1646306444" name="Picture 61"/>
+                  <wp:cNvGraphicFramePr>
+                    <a:graphicFrameLocks xmlns:a="http://schemas.openxmlformats.org/drawingml/2006/main" noChangeAspect="1"/>
+                  </wp:cNvGraphicFramePr>
+                  <a:graphic xmlns:a="http://schemas.openxmlformats.org/drawingml/2006/main">
+                    <a:graphicData uri="http://schemas.openxmlformats.org/drawingml/2006/picture">
+                      <pic:pic xmlns:pic="http://schemas.openxmlformats.org/drawingml/2006/picture">
+                        <pic:nvPicPr>
+                          <pic:cNvPr id="0" name="Picture 239"/>
+                          <pic:cNvPicPr>
+                            <a:picLocks noChangeAspect="1" noChangeArrowheads="1"/>
+                          </pic:cNvPicPr>
+                        </pic:nvPicPr>
+                        <pic:blipFill>
+                          <a:blip r:embed="rId17">
+                            <a:extLst>
+                              <a:ext uri="{28A0092B-C50C-407E-A947-70E740481C1C}">
+                                <a14:useLocalDpi xmlns:a14="http://schemas.microsoft.com/office/drawing/2010/main" val="0"/>
+                              </a:ext>
+                            </a:extLst>
+                          </a:blip>
+                          <a:srcRect/>
+                          <a:stretch>
+                            <a:fillRect/>
+                          </a:stretch>
+                        </pic:blipFill>
+                        <pic:spPr bwMode="auto">
+                          <a:xfrm>
+                            <a:off x="0" y="0"/>
+                            <a:ext cx="3988159" cy="1846059"/>
+                          </a:xfrm>
+                          <a:prstGeom prst="rect">
+                            <a:avLst/>
+                          </a:prstGeom>
+                          <a:noFill/>
+                          <a:ln>
+                            <a:noFill/>
+                          </a:ln>
+                        </pic:spPr>
+                      </pic:pic>
+                    </a:graphicData>
+                  </a:graphic>
+                </wp:inline>
+              </w:drawing>
+            </w:r>
+          </w:p>
+        </w:tc>
+      </w:tr>
+      <w:tr>
+        <w:trPr>
+          <w:trHeight w:val="300"/>
+        </w:trPr>
+        <w:tc>
+          <w:tcPr>
+            <w:tcW w:w="1268" w:type="dxa"/>
+            <w:tcBorders>
+              <w:top w:val="single" w:sz="6" w:space="0" w:color="auto"/>
+              <w:left w:val="single" w:sz="6" w:space="0" w:color="auto"/>
+              <w:bottom w:val="single" w:sz="6" w:space="0" w:color="auto"/>
+              <w:right w:val="single" w:sz="6" w:space="0" w:color="auto"/>
+            </w:tcBorders>
+            <w:shd w:val="clear" w:color="auto" w:fill="auto"/>
+            <w:hideMark/>
+          </w:tcPr>
+          <w:p>
+            <w:pPr>
+              <w:pStyle w:val="NoSpacing"/>
+              <w:ind w:left="44"/>
+              <w:rPr>
+                <w:rFonts w:ascii="Times New Roman" w:hAnsi="Times New Roman" w:cs="Times New Roman"/>
+                <w:sz w:val="24"/>
+                <w:szCs w:val="24"/>
+                <w:lang w:val="en-US" w:eastAsia="en-US"/>
+              </w:rPr>
+            </w:pPr>
+            <w:r>
+              <w:rPr>
+                <w:rFonts w:ascii="Times New Roman" w:hAnsi="Times New Roman" w:cs="Times New Roman"/>
+                <w:sz w:val="24"/>
+                <w:szCs w:val="24"/>
+                <w:lang w:val="en-US" w:eastAsia="en-US"/>
+              </w:rPr>
+              <w:t>CGPA</w:t>
+            </w:r>
+          </w:p>
+        </w:tc>
+        <w:tc>
+          <w:tcPr>
+            <w:tcW w:w="1418" w:type="dxa"/>
+            <w:tcBorders>
+              <w:top w:val="single" w:sz="6" w:space="0" w:color="auto"/>
+              <w:left w:val="single" w:sz="6" w:space="0" w:color="auto"/>
+              <w:bottom w:val="single" w:sz="6" w:space="0" w:color="auto"/>
+              <w:right w:val="single" w:sz="6" w:space="0" w:color="auto"/>
+            </w:tcBorders>
+            <w:shd w:val="clear" w:color="auto" w:fill="auto"/>
+            <w:hideMark/>
+          </w:tcPr>
+          <w:p>
+            <w:pPr>
+              <w:pStyle w:val="NoSpacing"/>
+              <w:ind w:left="40"/>
+              <w:rPr>
+                <w:rFonts w:ascii="Times New Roman" w:hAnsi="Times New Roman" w:cs="Times New Roman"/>
+                <w:sz w:val="24"/>
+                <w:szCs w:val="24"/>
+                <w:lang w:val="en-US" w:eastAsia="en-US"/>
+              </w:rPr>
+            </w:pPr>
+            <w:r>
+              <w:rPr>
+                <w:rFonts w:ascii="Times New Roman" w:hAnsi="Times New Roman" w:cs="Times New Roman"/>
+                <w:sz w:val="24"/>
+                <w:szCs w:val="24"/>
+                <w:lang w:val="en-US" w:eastAsia="en-US"/>
+              </w:rPr>
+              <w:t>Real number (R)</w:t>
+            </w:r>
+          </w:p>
+        </w:tc>
+        <w:tc>
+          <w:tcPr>
+            <w:tcW w:w="6324" w:type="dxa"/>
+            <w:tcBorders>
+              <w:top w:val="single" w:sz="6" w:space="0" w:color="auto"/>
+              <w:left w:val="single" w:sz="6" w:space="0" w:color="auto"/>
+              <w:bottom w:val="single" w:sz="6" w:space="0" w:color="auto"/>
+              <w:right w:val="single" w:sz="6" w:space="0" w:color="auto"/>
+            </w:tcBorders>
+            <w:shd w:val="clear" w:color="auto" w:fill="auto"/>
+            <w:hideMark/>
+          </w:tcPr>
+          <w:p>
+            <w:pPr>
+              <w:pStyle w:val="NoSpacing"/>
+              <w:jc w:val="both"/>
+              <w:rPr>
+                <w:rFonts w:ascii="Times New Roman" w:hAnsi="Times New Roman" w:cs="Times New Roman"/>
+                <w:sz w:val="24"/>
+                <w:szCs w:val="24"/>
+                <w:lang w:val="en-US" w:eastAsia="en-US"/>
+              </w:rPr>
+            </w:pPr>
+            <w:r>
+              <w:rPr>
+                <w:rFonts w:ascii="Times New Roman" w:hAnsi="Times New Roman" w:cs="Times New Roman"/>
+                <w:sz w:val="24"/>
+                <w:szCs w:val="24"/>
+                <w:lang w:val="en-US" w:eastAsia="en-US"/>
+              </w:rPr>
+              <w:drawing>
+                <wp:inline distT="0" distB="0" distL="0" distR="0" wp14:anchorId="4AF68D0F" wp14:editId="49391D6B">
+                  <wp:extent cx="3977640" cy="2132925"/>
+                  <wp:effectExtent l="0" t="0" r="3810" b="1270"/>
+                  <wp:docPr id="1596047425" name="Picture 60"/>
+                  <wp:cNvGraphicFramePr>
+                    <a:graphicFrameLocks xmlns:a="http://schemas.openxmlformats.org/drawingml/2006/main" noChangeAspect="1"/>
+                  </wp:cNvGraphicFramePr>
+                  <a:graphic xmlns:a="http://schemas.openxmlformats.org/drawingml/2006/main">
+                    <a:graphicData uri="http://schemas.openxmlformats.org/drawingml/2006/picture">
+                      <pic:pic xmlns:pic="http://schemas.openxmlformats.org/drawingml/2006/picture">
+                        <pic:nvPicPr>
+                          <pic:cNvPr id="0" name="Picture 240"/>
+                          <pic:cNvPicPr>
+                            <a:picLocks noChangeAspect="1" noChangeArrowheads="1"/>
+                          </pic:cNvPicPr>
+                        </pic:nvPicPr>
+                        <pic:blipFill>
+                          <a:blip r:embed="rId18">
+                            <a:extLst>
+                              <a:ext uri="{28A0092B-C50C-407E-A947-70E740481C1C}">
+                                <a14:useLocalDpi xmlns:a14="http://schemas.microsoft.com/office/drawing/2010/main" val="0"/>
+                              </a:ext>
+                            </a:extLst>
+                          </a:blip>
+                          <a:srcRect/>
+                          <a:stretch>
+                            <a:fillRect/>
+                          </a:stretch>
+                        </pic:blipFill>
+                        <pic:spPr bwMode="auto">
+                          <a:xfrm>
+                            <a:off x="0" y="0"/>
+                            <a:ext cx="3985320" cy="2137043"/>
+                          </a:xfrm>
+                          <a:prstGeom prst="rect">
+                            <a:avLst/>
+                          </a:prstGeom>
+                          <a:noFill/>
+                          <a:ln>
+                            <a:noFill/>
+                          </a:ln>
+                        </pic:spPr>
+                      </pic:pic>
+                    </a:graphicData>
+                  </a:graphic>
+                </wp:inline>
+              </w:drawing>
+            </w:r>
+          </w:p>
+        </w:tc>
+      </w:tr>
+      <w:tr>
+        <w:trPr>
+          <w:trHeight w:val="300"/>
+        </w:trPr>
+        <w:tc>
+          <w:tcPr>
+            <w:tcW w:w="1268" w:type="dxa"/>
+            <w:tcBorders>
+              <w:top w:val="single" w:sz="6" w:space="0" w:color="auto"/>
+              <w:left w:val="single" w:sz="6" w:space="0" w:color="auto"/>
+              <w:bottom w:val="single" w:sz="6" w:space="0" w:color="auto"/>
+              <w:right w:val="single" w:sz="6" w:space="0" w:color="auto"/>
+            </w:tcBorders>
+            <w:shd w:val="clear" w:color="auto" w:fill="auto"/>
+            <w:hideMark/>
+          </w:tcPr>
+          <w:p>
+            <w:pPr>
+              <w:pStyle w:val="NoSpacing"/>
+              <w:ind w:left="44"/>
+              <w:rPr>
+                <w:rFonts w:ascii="Times New Roman" w:hAnsi="Times New Roman" w:cs="Times New Roman"/>
+                <w:sz w:val="24"/>
+                <w:szCs w:val="24"/>
+                <w:lang w:val="en-US" w:eastAsia="en-US"/>
+              </w:rPr>
+            </w:pPr>
+            <w:r>
+              <w:rPr>
+                <w:rFonts w:ascii="Times New Roman" w:hAnsi="Times New Roman" w:cs="Times New Roman"/>
+                <w:sz w:val="24"/>
+                <w:szCs w:val="24"/>
+                <w:lang w:val="en-US" w:eastAsia="en-US"/>
+              </w:rPr>
+              <w:t>Study Satisfaction</w:t>
+            </w:r>
+          </w:p>
+        </w:tc>
+        <w:tc>
+          <w:tcPr>
+            <w:tcW w:w="1418" w:type="dxa"/>
+            <w:tcBorders>
+              <w:top w:val="single" w:sz="6" w:space="0" w:color="auto"/>
+              <w:left w:val="single" w:sz="6" w:space="0" w:color="auto"/>
+              <w:bottom w:val="single" w:sz="6" w:space="0" w:color="auto"/>
+              <w:right w:val="single" w:sz="6" w:space="0" w:color="auto"/>
+            </w:tcBorders>
+            <w:shd w:val="clear" w:color="auto" w:fill="auto"/>
+            <w:hideMark/>
+          </w:tcPr>
+          <w:p>
+            <w:pPr>
+              <w:pStyle w:val="NoSpacing"/>
+              <w:ind w:left="40"/>
+              <w:rPr>
+                <w:rFonts w:ascii="Times New Roman" w:hAnsi="Times New Roman" w:cs="Times New Roman"/>
+                <w:sz w:val="24"/>
+                <w:szCs w:val="24"/>
+                <w:lang w:val="en-US" w:eastAsia="en-US"/>
+              </w:rPr>
+            </w:pPr>
+            <w:r>
+              <w:rPr>
+                <w:rFonts w:ascii="Times New Roman" w:hAnsi="Times New Roman" w:cs="Times New Roman"/>
+                <w:sz w:val="24"/>
+                <w:szCs w:val="24"/>
+                <w:lang w:val="en-US" w:eastAsia="en-US"/>
+              </w:rPr>
+              <w:t>Categorical</w:t>
+            </w:r>
+          </w:p>
+        </w:tc>
+        <w:tc>
+          <w:tcPr>
+            <w:tcW w:w="6324" w:type="dxa"/>
+            <w:tcBorders>
+              <w:top w:val="single" w:sz="6" w:space="0" w:color="auto"/>
+              <w:left w:val="single" w:sz="6" w:space="0" w:color="auto"/>
+              <w:bottom w:val="single" w:sz="6" w:space="0" w:color="auto"/>
+              <w:right w:val="single" w:sz="6" w:space="0" w:color="auto"/>
+            </w:tcBorders>
+            <w:shd w:val="clear" w:color="auto" w:fill="auto"/>
+            <w:hideMark/>
+          </w:tcPr>
+          <w:p>
+            <w:pPr>
+              <w:pStyle w:val="NoSpacing"/>
+              <w:jc w:val="both"/>
+              <w:rPr>
+                <w:rFonts w:ascii="Times New Roman" w:hAnsi="Times New Roman" w:cs="Times New Roman"/>
+                <w:sz w:val="24"/>
+                <w:szCs w:val="24"/>
+                <w:lang w:val="en-US" w:eastAsia="en-US"/>
+              </w:rPr>
+            </w:pPr>
+            <w:r>
+              <w:rPr>
+                <w:rFonts w:ascii="Times New Roman" w:hAnsi="Times New Roman" w:cs="Times New Roman"/>
+                <w:sz w:val="24"/>
+                <w:szCs w:val="24"/>
+                <w:lang w:val="en-US" w:eastAsia="en-US"/>
+              </w:rPr>
+              <w:drawing>
+                <wp:inline distT="0" distB="0" distL="0" distR="0" wp14:anchorId="6F8E54E8" wp14:editId="6E98D361">
+                  <wp:extent cx="3977640" cy="1861462"/>
+                  <wp:effectExtent l="0" t="0" r="3810" b="5715"/>
+                  <wp:docPr id="1503783245" name="Picture 59"/>
+                  <wp:cNvGraphicFramePr>
+                    <a:graphicFrameLocks xmlns:a="http://schemas.openxmlformats.org/drawingml/2006/main" noChangeAspect="1"/>
+                  </wp:cNvGraphicFramePr>
+                  <a:graphic xmlns:a="http://schemas.openxmlformats.org/drawingml/2006/main">
+                    <a:graphicData uri="http://schemas.openxmlformats.org/drawingml/2006/picture">
+                      <pic:pic xmlns:pic="http://schemas.openxmlformats.org/drawingml/2006/picture">
+                        <pic:nvPicPr>
+                          <pic:cNvPr id="0" name="Picture 241"/>
+                          <pic:cNvPicPr>
+                            <a:picLocks noChangeAspect="1" noChangeArrowheads="1"/>
+                          </pic:cNvPicPr>
+                        </pic:nvPicPr>
+                        <pic:blipFill>
+                          <a:blip r:embed="rId19">
+                            <a:extLst>
+                              <a:ext uri="{28A0092B-C50C-407E-A947-70E740481C1C}">
+                                <a14:useLocalDpi xmlns:a14="http://schemas.microsoft.com/office/drawing/2010/main" val="0"/>
+                              </a:ext>
+                            </a:extLst>
+                          </a:blip>
+                          <a:srcRect/>
+                          <a:stretch>
+                            <a:fillRect/>
+                          </a:stretch>
+                        </pic:blipFill>
+                        <pic:spPr bwMode="auto">
+                          <a:xfrm>
+                            <a:off x="0" y="0"/>
+                            <a:ext cx="3983660" cy="1864279"/>
+                          </a:xfrm>
+                          <a:prstGeom prst="rect">
+                            <a:avLst/>
+                          </a:prstGeom>
+                          <a:noFill/>
+                          <a:ln>
+                            <a:noFill/>
+                          </a:ln>
+                        </pic:spPr>
+                      </pic:pic>
+                    </a:graphicData>
+                  </a:graphic>
+                </wp:inline>
+              </w:drawing>
+            </w:r>
+          </w:p>
+        </w:tc>
+      </w:tr>
+      <w:tr>
+        <w:trPr>
+          <w:trHeight w:val="300"/>
+        </w:trPr>
+        <w:tc>
+          <w:tcPr>
+            <w:tcW w:w="1268" w:type="dxa"/>
+            <w:tcBorders>
+              <w:top w:val="single" w:sz="6" w:space="0" w:color="auto"/>
+              <w:left w:val="single" w:sz="6" w:space="0" w:color="auto"/>
+              <w:bottom w:val="single" w:sz="6" w:space="0" w:color="auto"/>
+              <w:right w:val="single" w:sz="6" w:space="0" w:color="auto"/>
+            </w:tcBorders>
+            <w:shd w:val="clear" w:color="auto" w:fill="auto"/>
+            <w:hideMark/>
+          </w:tcPr>
+          <w:p>
+            <w:pPr>
+              <w:pStyle w:val="NoSpacing"/>
+              <w:ind w:left="44"/>
+              <w:rPr>
+                <w:rFonts w:ascii="Times New Roman" w:hAnsi="Times New Roman" w:cs="Times New Roman"/>
+                <w:sz w:val="24"/>
+                <w:szCs w:val="24"/>
+                <w:lang w:val="en-US" w:eastAsia="en-US"/>
+              </w:rPr>
+            </w:pPr>
+            <w:r>
+              <w:rPr>
+                <w:rFonts w:ascii="Times New Roman" w:hAnsi="Times New Roman" w:cs="Times New Roman"/>
+                <w:sz w:val="24"/>
+                <w:szCs w:val="24"/>
+                <w:lang w:val="en-US" w:eastAsia="en-US"/>
+              </w:rPr>
+              <w:t>Job Satisfaction</w:t>
+            </w:r>
+          </w:p>
+        </w:tc>
+        <w:tc>
+          <w:tcPr>
+            <w:tcW w:w="1418" w:type="dxa"/>
+            <w:tcBorders>
+              <w:top w:val="single" w:sz="6" w:space="0" w:color="auto"/>
+              <w:left w:val="single" w:sz="6" w:space="0" w:color="auto"/>
+              <w:bottom w:val="single" w:sz="6" w:space="0" w:color="auto"/>
+              <w:right w:val="single" w:sz="6" w:space="0" w:color="auto"/>
+            </w:tcBorders>
+            <w:shd w:val="clear" w:color="auto" w:fill="auto"/>
+            <w:hideMark/>
+          </w:tcPr>
+          <w:p>
+            <w:pPr>
+              <w:pStyle w:val="NoSpacing"/>
+              <w:ind w:left="40"/>
+              <w:rPr>
+                <w:rFonts w:ascii="Times New Roman" w:hAnsi="Times New Roman" w:cs="Times New Roman"/>
+                <w:sz w:val="24"/>
+                <w:szCs w:val="24"/>
+                <w:lang w:val="en-US" w:eastAsia="en-US"/>
+              </w:rPr>
+            </w:pPr>
+            <w:r>
+              <w:rPr>
+                <w:rFonts w:ascii="Times New Roman" w:hAnsi="Times New Roman" w:cs="Times New Roman"/>
+                <w:sz w:val="24"/>
+                <w:szCs w:val="24"/>
+                <w:lang w:val="en-US" w:eastAsia="en-US"/>
+              </w:rPr>
+              <w:t>Categorical</w:t>
+            </w:r>
+          </w:p>
+        </w:tc>
+        <w:tc>
+          <w:tcPr>
+            <w:tcW w:w="6324" w:type="dxa"/>
+            <w:tcBorders>
+              <w:top w:val="single" w:sz="6" w:space="0" w:color="auto"/>
+              <w:left w:val="single" w:sz="6" w:space="0" w:color="auto"/>
+              <w:bottom w:val="single" w:sz="6" w:space="0" w:color="auto"/>
+              <w:right w:val="single" w:sz="6" w:space="0" w:color="auto"/>
+            </w:tcBorders>
+            <w:shd w:val="clear" w:color="auto" w:fill="auto"/>
+            <w:hideMark/>
+          </w:tcPr>
+          <w:p>
+            <w:pPr>
+              <w:pStyle w:val="NoSpacing"/>
+              <w:jc w:val="both"/>
+              <w:rPr>
+                <w:rFonts w:ascii="Times New Roman" w:hAnsi="Times New Roman" w:cs="Times New Roman"/>
+                <w:sz w:val="24"/>
+                <w:szCs w:val="24"/>
+                <w:lang w:val="en-US" w:eastAsia="en-US"/>
+              </w:rPr>
+            </w:pPr>
+            <w:r>
+              <w:rPr>
+                <w:rFonts w:ascii="Times New Roman" w:hAnsi="Times New Roman" w:cs="Times New Roman"/>
+                <w:sz w:val="24"/>
+                <w:szCs w:val="24"/>
+                <w:lang w:val="en-US" w:eastAsia="en-US"/>
+              </w:rPr>
+              <w:drawing>
+                <wp:inline distT="0" distB="0" distL="0" distR="0" wp14:anchorId="425C4E07" wp14:editId="5EC0274D">
+                  <wp:extent cx="3977640" cy="1873801"/>
+                  <wp:effectExtent l="0" t="0" r="3810" b="0"/>
+                  <wp:docPr id="1831211290" name="Picture 58"/>
+                  <wp:cNvGraphicFramePr>
+                    <a:graphicFrameLocks xmlns:a="http://schemas.openxmlformats.org/drawingml/2006/main" noChangeAspect="1"/>
+                  </wp:cNvGraphicFramePr>
+                  <a:graphic xmlns:a="http://schemas.openxmlformats.org/drawingml/2006/main">
+                    <a:graphicData uri="http://schemas.openxmlformats.org/drawingml/2006/picture">
+                      <pic:pic xmlns:pic="http://schemas.openxmlformats.org/drawingml/2006/picture">
+                        <pic:nvPicPr>
+                          <pic:cNvPr id="0" name="Picture 242"/>
+                          <pic:cNvPicPr>
+                            <a:picLocks noChangeAspect="1" noChangeArrowheads="1"/>
+                          </pic:cNvPicPr>
+                        </pic:nvPicPr>
+                        <pic:blipFill>
+                          <a:blip r:embed="rId20">
+                            <a:extLst>
+                              <a:ext uri="{28A0092B-C50C-407E-A947-70E740481C1C}">
+                                <a14:useLocalDpi xmlns:a14="http://schemas.microsoft.com/office/drawing/2010/main" val="0"/>
+                              </a:ext>
+                            </a:extLst>
+                          </a:blip>
+                          <a:srcRect/>
+                          <a:stretch>
+                            <a:fillRect/>
+                          </a:stretch>
+                        </pic:blipFill>
+                        <pic:spPr bwMode="auto">
+                          <a:xfrm>
+                            <a:off x="0" y="0"/>
+                            <a:ext cx="3987777" cy="1878576"/>
+                          </a:xfrm>
+                          <a:prstGeom prst="rect">
+                            <a:avLst/>
+                          </a:prstGeom>
+                          <a:noFill/>
+                          <a:ln>
+                            <a:noFill/>
+                          </a:ln>
+                        </pic:spPr>
+                      </pic:pic>
+                    </a:graphicData>
+                  </a:graphic>
+                </wp:inline>
+              </w:drawing>
+            </w:r>
+          </w:p>
+        </w:tc>
+      </w:tr>
+      <w:tr>
+        <w:trPr>
+          <w:trHeight w:val="300"/>
+        </w:trPr>
+        <w:tc>
+          <w:tcPr>
+            <w:tcW w:w="1268" w:type="dxa"/>
+            <w:tcBorders>
+              <w:top w:val="single" w:sz="6" w:space="0" w:color="auto"/>
+              <w:left w:val="single" w:sz="6" w:space="0" w:color="auto"/>
+              <w:bottom w:val="single" w:sz="6" w:space="0" w:color="auto"/>
+              <w:right w:val="single" w:sz="6" w:space="0" w:color="auto"/>
+            </w:tcBorders>
+            <w:shd w:val="clear" w:color="auto" w:fill="auto"/>
+            <w:hideMark/>
+          </w:tcPr>
+          <w:p>
+            <w:pPr>
+              <w:pStyle w:val="NoSpacing"/>
+              <w:ind w:left="44"/>
+              <w:rPr>
+                <w:rFonts w:ascii="Times New Roman" w:hAnsi="Times New Roman" w:cs="Times New Roman"/>
+                <w:sz w:val="24"/>
+                <w:szCs w:val="24"/>
+                <w:lang w:val="en-US" w:eastAsia="en-US"/>
+              </w:rPr>
+            </w:pPr>
+            <w:r>
+              <w:rPr>
+                <w:rFonts w:ascii="Times New Roman" w:hAnsi="Times New Roman" w:cs="Times New Roman"/>
+                <w:sz w:val="24"/>
+                <w:szCs w:val="24"/>
+                <w:lang w:val="en-US" w:eastAsia="en-US"/>
+              </w:rPr>
+              <w:lastRenderedPageBreak/>
+              <w:t>Sleep Duration</w:t>
+            </w:r>
+          </w:p>
+        </w:tc>
+        <w:tc>
+          <w:tcPr>
+            <w:tcW w:w="1418" w:type="dxa"/>
+            <w:tcBorders>
+              <w:top w:val="single" w:sz="6" w:space="0" w:color="auto"/>
+              <w:left w:val="single" w:sz="6" w:space="0" w:color="auto"/>
+              <w:bottom w:val="single" w:sz="6" w:space="0" w:color="auto"/>
+              <w:right w:val="single" w:sz="6" w:space="0" w:color="auto"/>
+            </w:tcBorders>
+            <w:shd w:val="clear" w:color="auto" w:fill="auto"/>
+            <w:hideMark/>
+          </w:tcPr>
+          <w:p>
+            <w:pPr>
+              <w:pStyle w:val="NoSpacing"/>
+              <w:ind w:left="40"/>
+              <w:rPr>
+                <w:rFonts w:ascii="Times New Roman" w:hAnsi="Times New Roman" w:cs="Times New Roman"/>
+                <w:sz w:val="24"/>
+                <w:szCs w:val="24"/>
+                <w:lang w:val="en-US" w:eastAsia="en-US"/>
+              </w:rPr>
+            </w:pPr>
+            <w:r>
+              <w:rPr>
+                <w:rFonts w:ascii="Times New Roman" w:hAnsi="Times New Roman" w:cs="Times New Roman"/>
+                <w:sz w:val="24"/>
+                <w:szCs w:val="24"/>
+                <w:lang w:val="en-US" w:eastAsia="en-US"/>
+              </w:rPr>
+              <w:t>Categorical</w:t>
+            </w:r>
+          </w:p>
+        </w:tc>
+        <w:tc>
+          <w:tcPr>
+            <w:tcW w:w="6324" w:type="dxa"/>
+            <w:tcBorders>
+              <w:top w:val="single" w:sz="6" w:space="0" w:color="auto"/>
+              <w:left w:val="single" w:sz="6" w:space="0" w:color="auto"/>
+              <w:bottom w:val="single" w:sz="6" w:space="0" w:color="auto"/>
+              <w:right w:val="single" w:sz="6" w:space="0" w:color="auto"/>
+            </w:tcBorders>
+            <w:shd w:val="clear" w:color="auto" w:fill="auto"/>
+            <w:hideMark/>
+          </w:tcPr>
+          <w:p>
+            <w:pPr>
+              <w:pStyle w:val="NoSpacing"/>
+              <w:jc w:val="both"/>
+              <w:rPr>
+                <w:rFonts w:ascii="Times New Roman" w:hAnsi="Times New Roman" w:cs="Times New Roman"/>
+                <w:sz w:val="24"/>
+                <w:szCs w:val="24"/>
+                <w:lang w:val="en-US" w:eastAsia="en-US"/>
+              </w:rPr>
+            </w:pPr>
+            <w:r>
+              <w:rPr>
+                <w:rFonts w:ascii="Times New Roman" w:hAnsi="Times New Roman" w:cs="Times New Roman"/>
+                <w:sz w:val="24"/>
+                <w:szCs w:val="24"/>
+                <w:lang w:val="en-US" w:eastAsia="en-US"/>
+              </w:rPr>
+              <w:drawing>
+                <wp:inline distT="0" distB="0" distL="0" distR="0" wp14:anchorId="6A2A4539" wp14:editId="5C2AC2E6">
+                  <wp:extent cx="3985260" cy="1802330"/>
+                  <wp:effectExtent l="0" t="0" r="0" b="7620"/>
+                  <wp:docPr id="485306627" name="Picture 57"/>
+                  <wp:cNvGraphicFramePr>
+                    <a:graphicFrameLocks xmlns:a="http://schemas.openxmlformats.org/drawingml/2006/main" noChangeAspect="1"/>
+                  </wp:cNvGraphicFramePr>
+                  <a:graphic xmlns:a="http://schemas.openxmlformats.org/drawingml/2006/main">
+                    <a:graphicData uri="http://schemas.openxmlformats.org/drawingml/2006/picture">
+                      <pic:pic xmlns:pic="http://schemas.openxmlformats.org/drawingml/2006/picture">
+                        <pic:nvPicPr>
+                          <pic:cNvPr id="0" name="Picture 243"/>
+                          <pic:cNvPicPr>
+                            <a:picLocks noChangeAspect="1" noChangeArrowheads="1"/>
+                          </pic:cNvPicPr>
+                        </pic:nvPicPr>
+                        <pic:blipFill>
+                          <a:blip r:embed="rId21">
+                            <a:extLst>
+                              <a:ext uri="{28A0092B-C50C-407E-A947-70E740481C1C}">
+                                <a14:useLocalDpi xmlns:a14="http://schemas.microsoft.com/office/drawing/2010/main" val="0"/>
+                              </a:ext>
+                            </a:extLst>
+                          </a:blip>
+                          <a:srcRect/>
+                          <a:stretch>
+                            <a:fillRect/>
+                          </a:stretch>
+                        </pic:blipFill>
+                        <pic:spPr bwMode="auto">
+                          <a:xfrm>
+                            <a:off x="0" y="0"/>
+                            <a:ext cx="3996998" cy="1807639"/>
+                          </a:xfrm>
+                          <a:prstGeom prst="rect">
+                            <a:avLst/>
+                          </a:prstGeom>
+                          <a:noFill/>
+                          <a:ln>
+                            <a:noFill/>
+                          </a:ln>
+                        </pic:spPr>
+                      </pic:pic>
+                    </a:graphicData>
+                  </a:graphic>
+                </wp:inline>
+              </w:drawing>
+            </w:r>
+          </w:p>
+        </w:tc>
+      </w:tr>
+      <w:tr>
+        <w:trPr>
+          <w:trHeight w:val="300"/>
+        </w:trPr>
+        <w:tc>
+          <w:tcPr>
+            <w:tcW w:w="1268" w:type="dxa"/>
+            <w:tcBorders>
+              <w:top w:val="single" w:sz="6" w:space="0" w:color="auto"/>
+              <w:left w:val="single" w:sz="6" w:space="0" w:color="auto"/>
+              <w:bottom w:val="single" w:sz="6" w:space="0" w:color="auto"/>
+              <w:right w:val="single" w:sz="6" w:space="0" w:color="auto"/>
+            </w:tcBorders>
+            <w:shd w:val="clear" w:color="auto" w:fill="auto"/>
+            <w:hideMark/>
+          </w:tcPr>
+          <w:p>
+            <w:pPr>
+              <w:pStyle w:val="NoSpacing"/>
+              <w:ind w:left="44"/>
+              <w:rPr>
+                <w:rFonts w:ascii="Times New Roman" w:hAnsi="Times New Roman" w:cs="Times New Roman"/>
+                <w:sz w:val="24"/>
+                <w:szCs w:val="24"/>
+                <w:lang w:val="en-US" w:eastAsia="en-US"/>
+              </w:rPr>
+            </w:pPr>
+            <w:r>
+              <w:rPr>
+                <w:rFonts w:ascii="Times New Roman" w:hAnsi="Times New Roman" w:cs="Times New Roman"/>
+                <w:sz w:val="24"/>
+                <w:szCs w:val="24"/>
+                <w:lang w:val="en-US" w:eastAsia="en-US"/>
+              </w:rPr>
+              <w:t>Dietary Habits</w:t>
+            </w:r>
+          </w:p>
+        </w:tc>
+        <w:tc>
+          <w:tcPr>
+            <w:tcW w:w="1418" w:type="dxa"/>
+            <w:tcBorders>
+              <w:top w:val="single" w:sz="6" w:space="0" w:color="auto"/>
+              <w:left w:val="single" w:sz="6" w:space="0" w:color="auto"/>
+              <w:bottom w:val="single" w:sz="6" w:space="0" w:color="auto"/>
+              <w:right w:val="single" w:sz="6" w:space="0" w:color="auto"/>
+            </w:tcBorders>
+            <w:shd w:val="clear" w:color="auto" w:fill="auto"/>
+            <w:hideMark/>
+          </w:tcPr>
+          <w:p>
+            <w:pPr>
+              <w:pStyle w:val="NoSpacing"/>
+              <w:ind w:left="40"/>
+              <w:rPr>
+                <w:rFonts w:ascii="Times New Roman" w:hAnsi="Times New Roman" w:cs="Times New Roman"/>
+                <w:sz w:val="24"/>
+                <w:szCs w:val="24"/>
+                <w:lang w:val="en-US" w:eastAsia="en-US"/>
+              </w:rPr>
+            </w:pPr>
+            <w:r>
+              <w:rPr>
+                <w:rFonts w:ascii="Times New Roman" w:hAnsi="Times New Roman" w:cs="Times New Roman"/>
+                <w:sz w:val="24"/>
+                <w:szCs w:val="24"/>
+                <w:lang w:val="en-US" w:eastAsia="en-US"/>
+              </w:rPr>
+              <w:t>Categorical</w:t>
+            </w:r>
+          </w:p>
+        </w:tc>
+        <w:tc>
+          <w:tcPr>
+            <w:tcW w:w="6324" w:type="dxa"/>
+            <w:tcBorders>
+              <w:top w:val="single" w:sz="6" w:space="0" w:color="auto"/>
+              <w:left w:val="single" w:sz="6" w:space="0" w:color="auto"/>
+              <w:bottom w:val="single" w:sz="6" w:space="0" w:color="auto"/>
+              <w:right w:val="single" w:sz="6" w:space="0" w:color="auto"/>
+            </w:tcBorders>
+            <w:shd w:val="clear" w:color="auto" w:fill="auto"/>
+            <w:hideMark/>
+          </w:tcPr>
+          <w:p>
+            <w:pPr>
+              <w:pStyle w:val="NoSpacing"/>
+              <w:jc w:val="both"/>
+              <w:rPr>
+                <w:rFonts w:ascii="Times New Roman" w:hAnsi="Times New Roman" w:cs="Times New Roman"/>
+                <w:sz w:val="24"/>
+                <w:szCs w:val="24"/>
+                <w:lang w:val="en-US" w:eastAsia="en-US"/>
+              </w:rPr>
+            </w:pPr>
+            <w:r>
+              <w:rPr>
+                <w:rFonts w:ascii="Times New Roman" w:hAnsi="Times New Roman" w:cs="Times New Roman"/>
+                <w:sz w:val="24"/>
+                <w:szCs w:val="24"/>
+                <w:lang w:val="en-US" w:eastAsia="en-US"/>
+              </w:rPr>
+              <w:drawing>
+                <wp:inline distT="0" distB="0" distL="0" distR="0" wp14:anchorId="72AE7E03" wp14:editId="48F36D31">
+                  <wp:extent cx="3985260" cy="1781578"/>
+                  <wp:effectExtent l="0" t="0" r="0" b="9525"/>
+                  <wp:docPr id="1844658067" name="Picture 56"/>
+                  <wp:cNvGraphicFramePr>
+                    <a:graphicFrameLocks xmlns:a="http://schemas.openxmlformats.org/drawingml/2006/main" noChangeAspect="1"/>
+                  </wp:cNvGraphicFramePr>
+                  <a:graphic xmlns:a="http://schemas.openxmlformats.org/drawingml/2006/main">
+                    <a:graphicData uri="http://schemas.openxmlformats.org/drawingml/2006/picture">
+                      <pic:pic xmlns:pic="http://schemas.openxmlformats.org/drawingml/2006/picture">
+                        <pic:nvPicPr>
+                          <pic:cNvPr id="0" name="Picture 244"/>
+                          <pic:cNvPicPr>
+                            <a:picLocks noChangeAspect="1" noChangeArrowheads="1"/>
+                          </pic:cNvPicPr>
+                        </pic:nvPicPr>
+                        <pic:blipFill>
+                          <a:blip r:embed="rId22">
+                            <a:extLst>
+                              <a:ext uri="{28A0092B-C50C-407E-A947-70E740481C1C}">
+                                <a14:useLocalDpi xmlns:a14="http://schemas.microsoft.com/office/drawing/2010/main" val="0"/>
+                              </a:ext>
+                            </a:extLst>
+                          </a:blip>
+                          <a:srcRect/>
+                          <a:stretch>
+                            <a:fillRect/>
+                          </a:stretch>
+                        </pic:blipFill>
+                        <pic:spPr bwMode="auto">
+                          <a:xfrm>
+                            <a:off x="0" y="0"/>
+                            <a:ext cx="3998183" cy="1787355"/>
+                          </a:xfrm>
+                          <a:prstGeom prst="rect">
+                            <a:avLst/>
+                          </a:prstGeom>
+                          <a:noFill/>
+                          <a:ln>
+                            <a:noFill/>
+                          </a:ln>
+                        </pic:spPr>
+                      </pic:pic>
+                    </a:graphicData>
+                  </a:graphic>
+                </wp:inline>
+              </w:drawing>
+            </w:r>
+          </w:p>
+        </w:tc>
+      </w:tr>
+      <w:tr>
+        <w:trPr>
+          <w:trHeight w:val="300"/>
+        </w:trPr>
+        <w:tc>
+          <w:tcPr>
+            <w:tcW w:w="1268" w:type="dxa"/>
+            <w:tcBorders>
+              <w:top w:val="single" w:sz="6" w:space="0" w:color="auto"/>
+              <w:left w:val="single" w:sz="6" w:space="0" w:color="auto"/>
+              <w:bottom w:val="single" w:sz="6" w:space="0" w:color="auto"/>
+              <w:right w:val="single" w:sz="6" w:space="0" w:color="auto"/>
+            </w:tcBorders>
+            <w:shd w:val="clear" w:color="auto" w:fill="auto"/>
+            <w:hideMark/>
+          </w:tcPr>
+          <w:p>
+            <w:pPr>
+              <w:pStyle w:val="NoSpacing"/>
+              <w:ind w:left="44"/>
+              <w:rPr>
+                <w:rFonts w:ascii="Times New Roman" w:hAnsi="Times New Roman" w:cs="Times New Roman"/>
+                <w:sz w:val="24"/>
+                <w:szCs w:val="24"/>
+                <w:lang w:val="en-US" w:eastAsia="en-US"/>
+              </w:rPr>
+            </w:pPr>
+            <w:r>
+              <w:rPr>
+                <w:rFonts w:ascii="Times New Roman" w:hAnsi="Times New Roman" w:cs="Times New Roman"/>
+                <w:sz w:val="24"/>
+                <w:szCs w:val="24"/>
+                <w:lang w:val="en-US" w:eastAsia="en-US"/>
+              </w:rPr>
+              <w:t>Degree</w:t>
+            </w:r>
+          </w:p>
+        </w:tc>
+        <w:tc>
+          <w:tcPr>
+            <w:tcW w:w="1418" w:type="dxa"/>
+            <w:tcBorders>
+              <w:top w:val="single" w:sz="6" w:space="0" w:color="auto"/>
+              <w:left w:val="single" w:sz="6" w:space="0" w:color="auto"/>
+              <w:bottom w:val="single" w:sz="6" w:space="0" w:color="auto"/>
+              <w:right w:val="single" w:sz="6" w:space="0" w:color="auto"/>
+            </w:tcBorders>
+            <w:shd w:val="clear" w:color="auto" w:fill="auto"/>
+            <w:hideMark/>
+          </w:tcPr>
+          <w:p>
+            <w:pPr>
+              <w:pStyle w:val="NoSpacing"/>
+              <w:ind w:left="40"/>
+              <w:rPr>
+                <w:rFonts w:ascii="Times New Roman" w:hAnsi="Times New Roman" w:cs="Times New Roman"/>
+                <w:sz w:val="24"/>
+                <w:szCs w:val="24"/>
+                <w:lang w:val="en-US" w:eastAsia="en-US"/>
+              </w:rPr>
+            </w:pPr>
+            <w:r>
+              <w:rPr>
+                <w:rFonts w:ascii="Times New Roman" w:hAnsi="Times New Roman" w:cs="Times New Roman"/>
+                <w:sz w:val="24"/>
+                <w:szCs w:val="24"/>
+                <w:lang w:val="en-US" w:eastAsia="en-US"/>
+              </w:rPr>
+              <w:t>Text</w:t>
+            </w:r>
+          </w:p>
+        </w:tc>
+        <w:tc>
+          <w:tcPr>
+            <w:tcW w:w="6324" w:type="dxa"/>
+            <w:tcBorders>
+              <w:top w:val="single" w:sz="6" w:space="0" w:color="auto"/>
+              <w:left w:val="single" w:sz="6" w:space="0" w:color="auto"/>
+              <w:bottom w:val="single" w:sz="6" w:space="0" w:color="auto"/>
+              <w:right w:val="single" w:sz="6" w:space="0" w:color="auto"/>
+            </w:tcBorders>
+            <w:shd w:val="clear" w:color="auto" w:fill="auto"/>
+            <w:hideMark/>
+          </w:tcPr>
+          <w:p>
+            <w:pPr>
+              <w:pStyle w:val="NoSpacing"/>
+              <w:jc w:val="both"/>
+              <w:rPr>
+                <w:rFonts w:ascii="Times New Roman" w:hAnsi="Times New Roman" w:cs="Times New Roman"/>
+                <w:sz w:val="24"/>
+                <w:szCs w:val="24"/>
+                <w:lang w:val="en-US" w:eastAsia="en-US"/>
+              </w:rPr>
+            </w:pPr>
+            <w:r>
+              <w:rPr>
+                <w:rFonts w:ascii="Times New Roman" w:hAnsi="Times New Roman" w:cs="Times New Roman"/>
+                <w:sz w:val="24"/>
+                <w:szCs w:val="24"/>
+                <w:lang w:val="en-US" w:eastAsia="en-US"/>
+              </w:rPr>
+              <w:drawing>
+                <wp:inline distT="0" distB="0" distL="0" distR="0" wp14:anchorId="2B251EEB" wp14:editId="41A414FF">
+                  <wp:extent cx="4001637" cy="1950720"/>
+                  <wp:effectExtent l="0" t="0" r="0" b="0"/>
+                  <wp:docPr id="84727178" name="Picture 55"/>
+                  <wp:cNvGraphicFramePr>
+                    <a:graphicFrameLocks xmlns:a="http://schemas.openxmlformats.org/drawingml/2006/main" noChangeAspect="1"/>
+                  </wp:cNvGraphicFramePr>
+                  <a:graphic xmlns:a="http://schemas.openxmlformats.org/drawingml/2006/main">
+                    <a:graphicData uri="http://schemas.openxmlformats.org/drawingml/2006/picture">
+                      <pic:pic xmlns:pic="http://schemas.openxmlformats.org/drawingml/2006/picture">
+                        <pic:nvPicPr>
+                          <pic:cNvPr id="0" name="Picture 245"/>
+                          <pic:cNvPicPr>
+                            <a:picLocks noChangeAspect="1" noChangeArrowheads="1"/>
+                          </pic:cNvPicPr>
+                        </pic:nvPicPr>
+                        <pic:blipFill>
+                          <a:blip r:embed="rId23">
+                            <a:extLst>
+                              <a:ext uri="{28A0092B-C50C-407E-A947-70E740481C1C}">
+                                <a14:useLocalDpi xmlns:a14="http://schemas.microsoft.com/office/drawing/2010/main" val="0"/>
+                              </a:ext>
+                            </a:extLst>
+                          </a:blip>
+                          <a:srcRect/>
+                          <a:stretch>
+                            <a:fillRect/>
+                          </a:stretch>
+                        </pic:blipFill>
+                        <pic:spPr bwMode="auto">
+                          <a:xfrm>
+                            <a:off x="0" y="0"/>
+                            <a:ext cx="4014884" cy="1957177"/>
+                          </a:xfrm>
+                          <a:prstGeom prst="rect">
+                            <a:avLst/>
+                          </a:prstGeom>
+                          <a:noFill/>
+                          <a:ln>
+                            <a:noFill/>
+                          </a:ln>
+                        </pic:spPr>
+                      </pic:pic>
+                    </a:graphicData>
+                  </a:graphic>
+                </wp:inline>
+              </w:drawing>
+            </w:r>
+          </w:p>
+        </w:tc>
+      </w:tr>
+      <w:tr>
+        <w:trPr>
+          <w:trHeight w:val="300"/>
+        </w:trPr>
+        <w:tc>
+          <w:tcPr>
+            <w:tcW w:w="1268" w:type="dxa"/>
+            <w:tcBorders>
+              <w:top w:val="single" w:sz="6" w:space="0" w:color="auto"/>
+              <w:left w:val="single" w:sz="6" w:space="0" w:color="auto"/>
+              <w:bottom w:val="single" w:sz="6" w:space="0" w:color="auto"/>
+              <w:right w:val="single" w:sz="6" w:space="0" w:color="auto"/>
+            </w:tcBorders>
+            <w:shd w:val="clear" w:color="auto" w:fill="auto"/>
+            <w:hideMark/>
+          </w:tcPr>
+          <w:p>
+            <w:pPr>
+              <w:pStyle w:val="NoSpacing"/>
+              <w:ind w:left="44"/>
+              <w:rPr>
+                <w:rFonts w:ascii="Times New Roman" w:hAnsi="Times New Roman" w:cs="Times New Roman"/>
+                <w:sz w:val="24"/>
+                <w:szCs w:val="24"/>
+                <w:lang w:val="en-US" w:eastAsia="en-US"/>
+              </w:rPr>
+            </w:pPr>
+            <w:r>
+              <w:rPr>
+                <w:rFonts w:ascii="Times New Roman" w:hAnsi="Times New Roman" w:cs="Times New Roman"/>
+                <w:sz w:val="24"/>
+                <w:szCs w:val="24"/>
+                <w:lang w:val="en-US" w:eastAsia="en-US"/>
+              </w:rPr>
+              <w:t>Have you ever had suicidal thoughts?</w:t>
+            </w:r>
+          </w:p>
+        </w:tc>
+        <w:tc>
+          <w:tcPr>
+            <w:tcW w:w="1418" w:type="dxa"/>
+            <w:tcBorders>
+              <w:top w:val="single" w:sz="6" w:space="0" w:color="auto"/>
+              <w:left w:val="single" w:sz="6" w:space="0" w:color="auto"/>
+              <w:bottom w:val="single" w:sz="6" w:space="0" w:color="auto"/>
+              <w:right w:val="single" w:sz="6" w:space="0" w:color="auto"/>
+            </w:tcBorders>
+            <w:shd w:val="clear" w:color="auto" w:fill="auto"/>
+            <w:hideMark/>
+          </w:tcPr>
+          <w:p>
+            <w:pPr>
+              <w:pStyle w:val="NoSpacing"/>
+              <w:ind w:left="40"/>
+              <w:rPr>
+                <w:rFonts w:ascii="Times New Roman" w:hAnsi="Times New Roman" w:cs="Times New Roman"/>
+                <w:sz w:val="24"/>
+                <w:szCs w:val="24"/>
+                <w:lang w:val="en-US" w:eastAsia="en-US"/>
+              </w:rPr>
+            </w:pPr>
+            <w:r>
+              <w:rPr>
+                <w:rFonts w:ascii="Times New Roman" w:hAnsi="Times New Roman" w:cs="Times New Roman"/>
+                <w:sz w:val="24"/>
+                <w:szCs w:val="24"/>
+                <w:lang w:val="en-US" w:eastAsia="en-US"/>
+              </w:rPr>
+              <w:t>Boolean</w:t>
+            </w:r>
+          </w:p>
+        </w:tc>
+        <w:tc>
+          <w:tcPr>
+            <w:tcW w:w="6324" w:type="dxa"/>
+            <w:tcBorders>
+              <w:top w:val="single" w:sz="6" w:space="0" w:color="auto"/>
+              <w:left w:val="single" w:sz="6" w:space="0" w:color="auto"/>
+              <w:bottom w:val="single" w:sz="6" w:space="0" w:color="auto"/>
+              <w:right w:val="single" w:sz="6" w:space="0" w:color="auto"/>
+            </w:tcBorders>
+            <w:shd w:val="clear" w:color="auto" w:fill="auto"/>
+            <w:hideMark/>
+          </w:tcPr>
+          <w:p>
+            <w:pPr>
+              <w:pStyle w:val="NoSpacing"/>
+              <w:jc w:val="both"/>
+              <w:rPr>
+                <w:rFonts w:ascii="Times New Roman" w:hAnsi="Times New Roman" w:cs="Times New Roman"/>
+                <w:sz w:val="24"/>
+                <w:szCs w:val="24"/>
+                <w:lang w:val="en-US" w:eastAsia="en-US"/>
+              </w:rPr>
+            </w:pPr>
+            <w:r>
+              <w:rPr>
+                <w:rFonts w:ascii="Times New Roman" w:hAnsi="Times New Roman" w:cs="Times New Roman"/>
+                <w:sz w:val="24"/>
+                <w:szCs w:val="24"/>
+                <w:lang w:val="en-US" w:eastAsia="en-US"/>
+              </w:rPr>
+              <w:drawing>
+                <wp:inline distT="0" distB="0" distL="0" distR="0" wp14:anchorId="4A1FF184" wp14:editId="3E0E926D">
+                  <wp:extent cx="4097891" cy="1691640"/>
+                  <wp:effectExtent l="0" t="0" r="0" b="3810"/>
+                  <wp:docPr id="258424393" name="Picture 54"/>
+                  <wp:cNvGraphicFramePr>
+                    <a:graphicFrameLocks xmlns:a="http://schemas.openxmlformats.org/drawingml/2006/main" noChangeAspect="1"/>
+                  </wp:cNvGraphicFramePr>
+                  <a:graphic xmlns:a="http://schemas.openxmlformats.org/drawingml/2006/main">
+                    <a:graphicData uri="http://schemas.openxmlformats.org/drawingml/2006/picture">
+                      <pic:pic xmlns:pic="http://schemas.openxmlformats.org/drawingml/2006/picture">
+                        <pic:nvPicPr>
+                          <pic:cNvPr id="0" name="Picture 246"/>
+                          <pic:cNvPicPr>
+                            <a:picLocks noChangeAspect="1" noChangeArrowheads="1"/>
+                          </pic:cNvPicPr>
+                        </pic:nvPicPr>
+                        <pic:blipFill>
+                          <a:blip r:embed="rId24">
+                            <a:extLst>
+                              <a:ext uri="{28A0092B-C50C-407E-A947-70E740481C1C}">
+                                <a14:useLocalDpi xmlns:a14="http://schemas.microsoft.com/office/drawing/2010/main" val="0"/>
+                              </a:ext>
+                            </a:extLst>
+                          </a:blip>
+                          <a:srcRect/>
+                          <a:stretch>
+                            <a:fillRect/>
+                          </a:stretch>
+                        </pic:blipFill>
+                        <pic:spPr bwMode="auto">
+                          <a:xfrm>
+                            <a:off x="0" y="0"/>
+                            <a:ext cx="4103189" cy="1693827"/>
+                          </a:xfrm>
+                          <a:prstGeom prst="rect">
+                            <a:avLst/>
+                          </a:prstGeom>
+                          <a:noFill/>
+                          <a:ln>
+                            <a:noFill/>
+                          </a:ln>
+                        </pic:spPr>
+                      </pic:pic>
+                    </a:graphicData>
+                  </a:graphic>
+                </wp:inline>
+              </w:drawing>
+            </w:r>
+          </w:p>
+        </w:tc>
+      </w:tr>
+      <w:tr>
+        <w:trPr>
+          <w:trHeight w:val="300"/>
+        </w:trPr>
+        <w:tc>
+          <w:tcPr>
+            <w:tcW w:w="1268" w:type="dxa"/>
+            <w:tcBorders>
+              <w:top w:val="single" w:sz="6" w:space="0" w:color="auto"/>
+              <w:left w:val="single" w:sz="6" w:space="0" w:color="auto"/>
+              <w:bottom w:val="single" w:sz="6" w:space="0" w:color="auto"/>
+              <w:right w:val="single" w:sz="6" w:space="0" w:color="auto"/>
+            </w:tcBorders>
+            <w:shd w:val="clear" w:color="auto" w:fill="auto"/>
+            <w:hideMark/>
+          </w:tcPr>
+          <w:p>
+            <w:pPr>
+              <w:pStyle w:val="NoSpacing"/>
+              <w:ind w:left="44"/>
+              <w:rPr>
+                <w:rFonts w:ascii="Times New Roman" w:hAnsi="Times New Roman" w:cs="Times New Roman"/>
+                <w:sz w:val="24"/>
+                <w:szCs w:val="24"/>
+                <w:lang w:val="en-US" w:eastAsia="en-US"/>
+              </w:rPr>
+            </w:pPr>
+            <w:r>
+              <w:rPr>
+                <w:rFonts w:ascii="Times New Roman" w:hAnsi="Times New Roman" w:cs="Times New Roman"/>
+                <w:sz w:val="24"/>
+                <w:szCs w:val="24"/>
+                <w:lang w:val="en-US" w:eastAsia="en-US"/>
+              </w:rPr>
+              <w:lastRenderedPageBreak/>
+              <w:t>Work/Study Hours</w:t>
+            </w:r>
+          </w:p>
+        </w:tc>
+        <w:tc>
+          <w:tcPr>
+            <w:tcW w:w="1418" w:type="dxa"/>
+            <w:tcBorders>
+              <w:top w:val="single" w:sz="6" w:space="0" w:color="auto"/>
+              <w:left w:val="single" w:sz="6" w:space="0" w:color="auto"/>
+              <w:bottom w:val="single" w:sz="6" w:space="0" w:color="auto"/>
+              <w:right w:val="single" w:sz="6" w:space="0" w:color="auto"/>
+            </w:tcBorders>
+            <w:shd w:val="clear" w:color="auto" w:fill="auto"/>
+            <w:hideMark/>
+          </w:tcPr>
+          <w:p>
+            <w:pPr>
+              <w:pStyle w:val="NoSpacing"/>
+              <w:ind w:left="40"/>
+              <w:rPr>
+                <w:rFonts w:ascii="Times New Roman" w:hAnsi="Times New Roman" w:cs="Times New Roman"/>
+                <w:sz w:val="24"/>
+                <w:szCs w:val="24"/>
+                <w:lang w:val="en-US" w:eastAsia="en-US"/>
+              </w:rPr>
+            </w:pPr>
+            <w:r>
+              <w:rPr>
+                <w:rFonts w:ascii="Times New Roman" w:hAnsi="Times New Roman" w:cs="Times New Roman"/>
+                <w:sz w:val="24"/>
+                <w:szCs w:val="24"/>
+                <w:lang w:val="en-US" w:eastAsia="en-US"/>
+              </w:rPr>
+              <w:t>Real number (R)</w:t>
+            </w:r>
+          </w:p>
+        </w:tc>
+        <w:tc>
+          <w:tcPr>
+            <w:tcW w:w="6324" w:type="dxa"/>
+            <w:tcBorders>
+              <w:top w:val="single" w:sz="6" w:space="0" w:color="auto"/>
+              <w:left w:val="single" w:sz="6" w:space="0" w:color="auto"/>
+              <w:bottom w:val="single" w:sz="6" w:space="0" w:color="auto"/>
+              <w:right w:val="single" w:sz="6" w:space="0" w:color="auto"/>
+            </w:tcBorders>
+            <w:shd w:val="clear" w:color="auto" w:fill="auto"/>
+            <w:hideMark/>
+          </w:tcPr>
+          <w:p>
+            <w:pPr>
+              <w:pStyle w:val="NoSpacing"/>
+              <w:jc w:val="both"/>
+              <w:rPr>
+                <w:rFonts w:ascii="Times New Roman" w:hAnsi="Times New Roman" w:cs="Times New Roman"/>
+                <w:sz w:val="24"/>
+                <w:szCs w:val="24"/>
+                <w:lang w:val="en-US" w:eastAsia="en-US"/>
+              </w:rPr>
+            </w:pPr>
+            <w:r>
+              <w:rPr>
+                <w:rFonts w:ascii="Times New Roman" w:hAnsi="Times New Roman" w:cs="Times New Roman"/>
+                <w:sz w:val="24"/>
+                <w:szCs w:val="24"/>
+                <w:lang w:val="en-US" w:eastAsia="en-US"/>
+              </w:rPr>
+              <w:drawing>
+                <wp:inline distT="0" distB="0" distL="0" distR="0" wp14:anchorId="46812E1E" wp14:editId="0B215DF1">
+                  <wp:extent cx="4000500" cy="2189505"/>
+                  <wp:effectExtent l="0" t="0" r="0" b="1270"/>
+                  <wp:docPr id="355615141" name="Picture 53"/>
+                  <wp:cNvGraphicFramePr>
+                    <a:graphicFrameLocks xmlns:a="http://schemas.openxmlformats.org/drawingml/2006/main" noChangeAspect="1"/>
+                  </wp:cNvGraphicFramePr>
+                  <a:graphic xmlns:a="http://schemas.openxmlformats.org/drawingml/2006/main">
+                    <a:graphicData uri="http://schemas.openxmlformats.org/drawingml/2006/picture">
+                      <pic:pic xmlns:pic="http://schemas.openxmlformats.org/drawingml/2006/picture">
+                        <pic:nvPicPr>
+                          <pic:cNvPr id="0" name="Picture 247"/>
+                          <pic:cNvPicPr>
+                            <a:picLocks noChangeAspect="1" noChangeArrowheads="1"/>
+                          </pic:cNvPicPr>
+                        </pic:nvPicPr>
+                        <pic:blipFill>
+                          <a:blip r:embed="rId25">
+                            <a:extLst>
+                              <a:ext uri="{28A0092B-C50C-407E-A947-70E740481C1C}">
+                                <a14:useLocalDpi xmlns:a14="http://schemas.microsoft.com/office/drawing/2010/main" val="0"/>
+                              </a:ext>
+                            </a:extLst>
+                          </a:blip>
+                          <a:srcRect/>
+                          <a:stretch>
+                            <a:fillRect/>
+                          </a:stretch>
+                        </pic:blipFill>
+                        <pic:spPr bwMode="auto">
+                          <a:xfrm>
+                            <a:off x="0" y="0"/>
+                            <a:ext cx="4007410" cy="2193287"/>
+                          </a:xfrm>
+                          <a:prstGeom prst="rect">
+                            <a:avLst/>
+                          </a:prstGeom>
+                          <a:noFill/>
+                          <a:ln>
+                            <a:noFill/>
+                          </a:ln>
+                        </pic:spPr>
+                      </pic:pic>
+                    </a:graphicData>
+                  </a:graphic>
+                </wp:inline>
+              </w:drawing>
+            </w:r>
+          </w:p>
+        </w:tc>
+      </w:tr>
+      <w:tr>
+        <w:trPr>
+          <w:trHeight w:val="300"/>
+        </w:trPr>
+        <w:tc>
+          <w:tcPr>
+            <w:tcW w:w="1268" w:type="dxa"/>
+            <w:tcBorders>
+              <w:top w:val="single" w:sz="6" w:space="0" w:color="auto"/>
+              <w:left w:val="single" w:sz="6" w:space="0" w:color="auto"/>
+              <w:bottom w:val="single" w:sz="6" w:space="0" w:color="auto"/>
+              <w:right w:val="single" w:sz="6" w:space="0" w:color="auto"/>
+            </w:tcBorders>
+            <w:shd w:val="clear" w:color="auto" w:fill="auto"/>
+            <w:hideMark/>
+          </w:tcPr>
+          <w:p>
+            <w:pPr>
+              <w:pStyle w:val="NoSpacing"/>
+              <w:ind w:left="44"/>
+              <w:rPr>
+                <w:rFonts w:ascii="Times New Roman" w:hAnsi="Times New Roman" w:cs="Times New Roman"/>
+                <w:sz w:val="24"/>
+                <w:szCs w:val="24"/>
+                <w:lang w:val="en-US" w:eastAsia="en-US"/>
+              </w:rPr>
+            </w:pPr>
+            <w:r>
+              <w:rPr>
+                <w:rFonts w:ascii="Times New Roman" w:hAnsi="Times New Roman" w:cs="Times New Roman"/>
+                <w:sz w:val="24"/>
+                <w:szCs w:val="24"/>
+                <w:lang w:val="en-US" w:eastAsia="en-US"/>
+              </w:rPr>
+              <w:t>Financial Stress</w:t>
+            </w:r>
+          </w:p>
+        </w:tc>
+        <w:tc>
+          <w:tcPr>
+            <w:tcW w:w="1418" w:type="dxa"/>
+            <w:tcBorders>
+              <w:top w:val="single" w:sz="6" w:space="0" w:color="auto"/>
+              <w:left w:val="single" w:sz="6" w:space="0" w:color="auto"/>
+              <w:bottom w:val="single" w:sz="6" w:space="0" w:color="auto"/>
+              <w:right w:val="single" w:sz="6" w:space="0" w:color="auto"/>
+            </w:tcBorders>
+            <w:shd w:val="clear" w:color="auto" w:fill="auto"/>
+            <w:hideMark/>
+          </w:tcPr>
+          <w:p>
+            <w:pPr>
+              <w:pStyle w:val="NoSpacing"/>
+              <w:ind w:left="40"/>
+              <w:rPr>
+                <w:rFonts w:ascii="Times New Roman" w:hAnsi="Times New Roman" w:cs="Times New Roman"/>
+                <w:sz w:val="24"/>
+                <w:szCs w:val="24"/>
+                <w:lang w:val="en-US" w:eastAsia="en-US"/>
+              </w:rPr>
+            </w:pPr>
+            <w:r>
+              <w:rPr>
+                <w:rFonts w:ascii="Times New Roman" w:hAnsi="Times New Roman" w:cs="Times New Roman"/>
+                <w:sz w:val="24"/>
+                <w:szCs w:val="24"/>
+                <w:lang w:val="en-US" w:eastAsia="en-US"/>
+              </w:rPr>
+              <w:t>Categorical</w:t>
+            </w:r>
+          </w:p>
+        </w:tc>
+        <w:tc>
+          <w:tcPr>
+            <w:tcW w:w="6324" w:type="dxa"/>
+            <w:tcBorders>
+              <w:top w:val="single" w:sz="6" w:space="0" w:color="auto"/>
+              <w:left w:val="single" w:sz="6" w:space="0" w:color="auto"/>
+              <w:bottom w:val="single" w:sz="6" w:space="0" w:color="auto"/>
+              <w:right w:val="single" w:sz="6" w:space="0" w:color="auto"/>
+            </w:tcBorders>
+            <w:shd w:val="clear" w:color="auto" w:fill="auto"/>
+            <w:hideMark/>
+          </w:tcPr>
+          <w:p>
+            <w:pPr>
+              <w:pStyle w:val="NoSpacing"/>
+              <w:jc w:val="both"/>
+              <w:rPr>
+                <w:rFonts w:ascii="Times New Roman" w:hAnsi="Times New Roman" w:cs="Times New Roman"/>
+                <w:sz w:val="24"/>
+                <w:szCs w:val="24"/>
+                <w:lang w:val="en-US" w:eastAsia="en-US"/>
+              </w:rPr>
+            </w:pPr>
+            <w:r>
+              <w:rPr>
+                <w:rFonts w:ascii="Times New Roman" w:hAnsi="Times New Roman" w:cs="Times New Roman"/>
+                <w:sz w:val="24"/>
+                <w:szCs w:val="24"/>
+                <w:lang w:val="en-US" w:eastAsia="en-US"/>
+              </w:rPr>
+              <w:drawing>
+                <wp:inline distT="0" distB="0" distL="0" distR="0" wp14:anchorId="64D31494" wp14:editId="781E1A59">
+                  <wp:extent cx="4000500" cy="1715260"/>
+                  <wp:effectExtent l="0" t="0" r="0" b="0"/>
+                  <wp:docPr id="68401660" name="Picture 52"/>
+                  <wp:cNvGraphicFramePr>
+                    <a:graphicFrameLocks xmlns:a="http://schemas.openxmlformats.org/drawingml/2006/main" noChangeAspect="1"/>
+                  </wp:cNvGraphicFramePr>
+                  <a:graphic xmlns:a="http://schemas.openxmlformats.org/drawingml/2006/main">
+                    <a:graphicData uri="http://schemas.openxmlformats.org/drawingml/2006/picture">
+                      <pic:pic xmlns:pic="http://schemas.openxmlformats.org/drawingml/2006/picture">
+                        <pic:nvPicPr>
+                          <pic:cNvPr id="0" name="Picture 248"/>
+                          <pic:cNvPicPr>
+                            <a:picLocks noChangeAspect="1" noChangeArrowheads="1"/>
+                          </pic:cNvPicPr>
+                        </pic:nvPicPr>
+                        <pic:blipFill>
+                          <a:blip r:embed="rId26">
+                            <a:extLst>
+                              <a:ext uri="{28A0092B-C50C-407E-A947-70E740481C1C}">
+                                <a14:useLocalDpi xmlns:a14="http://schemas.microsoft.com/office/drawing/2010/main" val="0"/>
+                              </a:ext>
+                            </a:extLst>
+                          </a:blip>
+                          <a:srcRect/>
+                          <a:stretch>
+                            <a:fillRect/>
+                          </a:stretch>
+                        </pic:blipFill>
+                        <pic:spPr bwMode="auto">
+                          <a:xfrm>
+                            <a:off x="0" y="0"/>
+                            <a:ext cx="4011008" cy="1719765"/>
+                          </a:xfrm>
+                          <a:prstGeom prst="rect">
+                            <a:avLst/>
+                          </a:prstGeom>
+                          <a:noFill/>
+                          <a:ln>
+                            <a:noFill/>
+                          </a:ln>
+                        </pic:spPr>
+                      </pic:pic>
+                    </a:graphicData>
+                  </a:graphic>
+                </wp:inline>
+              </w:drawing>
+            </w:r>
+          </w:p>
+        </w:tc>
+      </w:tr>
+      <w:tr>
+        <w:trPr>
+          <w:trHeight w:val="300"/>
+        </w:trPr>
+        <w:tc>
+          <w:tcPr>
+            <w:tcW w:w="1268" w:type="dxa"/>
+            <w:tcBorders>
+              <w:top w:val="single" w:sz="6" w:space="0" w:color="auto"/>
+              <w:left w:val="single" w:sz="6" w:space="0" w:color="auto"/>
+              <w:bottom w:val="single" w:sz="6" w:space="0" w:color="auto"/>
+              <w:right w:val="single" w:sz="6" w:space="0" w:color="auto"/>
+            </w:tcBorders>
+            <w:shd w:val="clear" w:color="auto" w:fill="auto"/>
+            <w:hideMark/>
+          </w:tcPr>
+          <w:p>
+            <w:pPr>
+              <w:pStyle w:val="NoSpacing"/>
+              <w:ind w:left="44"/>
+              <w:rPr>
+                <w:rFonts w:ascii="Times New Roman" w:hAnsi="Times New Roman" w:cs="Times New Roman"/>
+                <w:sz w:val="24"/>
+                <w:szCs w:val="24"/>
+                <w:lang w:val="en-US" w:eastAsia="en-US"/>
+              </w:rPr>
+            </w:pPr>
+            <w:r>
+              <w:rPr>
+                <w:rFonts w:ascii="Times New Roman" w:hAnsi="Times New Roman" w:cs="Times New Roman"/>
+                <w:sz w:val="24"/>
+                <w:szCs w:val="24"/>
+                <w:lang w:val="en-US" w:eastAsia="en-US"/>
+              </w:rPr>
+              <w:t>Family History of Mental Illness</w:t>
+            </w:r>
+          </w:p>
+        </w:tc>
+        <w:tc>
+          <w:tcPr>
+            <w:tcW w:w="1418" w:type="dxa"/>
+            <w:tcBorders>
+              <w:top w:val="single" w:sz="6" w:space="0" w:color="auto"/>
+              <w:left w:val="single" w:sz="6" w:space="0" w:color="auto"/>
+              <w:bottom w:val="single" w:sz="6" w:space="0" w:color="auto"/>
+              <w:right w:val="single" w:sz="6" w:space="0" w:color="auto"/>
+            </w:tcBorders>
+            <w:shd w:val="clear" w:color="auto" w:fill="auto"/>
+            <w:hideMark/>
+          </w:tcPr>
+          <w:p>
+            <w:pPr>
+              <w:pStyle w:val="NoSpacing"/>
+              <w:ind w:left="40"/>
+              <w:rPr>
+                <w:rFonts w:ascii="Times New Roman" w:hAnsi="Times New Roman" w:cs="Times New Roman"/>
+                <w:sz w:val="24"/>
+                <w:szCs w:val="24"/>
+                <w:lang w:val="en-US" w:eastAsia="en-US"/>
+              </w:rPr>
+            </w:pPr>
+            <w:r>
+              <w:rPr>
+                <w:rFonts w:ascii="Times New Roman" w:hAnsi="Times New Roman" w:cs="Times New Roman"/>
+                <w:sz w:val="24"/>
+                <w:szCs w:val="24"/>
+                <w:lang w:val="en-US" w:eastAsia="en-US"/>
+              </w:rPr>
+              <w:t>Boolean</w:t>
+            </w:r>
+          </w:p>
+        </w:tc>
+        <w:tc>
+          <w:tcPr>
+            <w:tcW w:w="6324" w:type="dxa"/>
+            <w:tcBorders>
+              <w:top w:val="single" w:sz="6" w:space="0" w:color="auto"/>
+              <w:left w:val="single" w:sz="6" w:space="0" w:color="auto"/>
+              <w:bottom w:val="single" w:sz="6" w:space="0" w:color="auto"/>
+              <w:right w:val="single" w:sz="6" w:space="0" w:color="auto"/>
+            </w:tcBorders>
+            <w:shd w:val="clear" w:color="auto" w:fill="auto"/>
+            <w:hideMark/>
+          </w:tcPr>
+          <w:p>
+            <w:pPr>
+              <w:pStyle w:val="NoSpacing"/>
+              <w:jc w:val="both"/>
+              <w:rPr>
+                <w:rFonts w:ascii="Times New Roman" w:hAnsi="Times New Roman" w:cs="Times New Roman"/>
+                <w:sz w:val="24"/>
+                <w:szCs w:val="24"/>
+                <w:lang w:val="en-US" w:eastAsia="en-US"/>
+              </w:rPr>
+            </w:pPr>
+            <w:r>
+              <w:rPr>
+                <w:rFonts w:ascii="Times New Roman" w:hAnsi="Times New Roman" w:cs="Times New Roman"/>
+                <w:sz w:val="24"/>
+                <w:szCs w:val="24"/>
+                <w:lang w:val="en-US" w:eastAsia="en-US"/>
+              </w:rPr>
+              <w:drawing>
+                <wp:inline distT="0" distB="0" distL="0" distR="0" wp14:anchorId="10C9703F" wp14:editId="778F80BB">
+                  <wp:extent cx="4000500" cy="1722795"/>
+                  <wp:effectExtent l="0" t="0" r="0" b="0"/>
+                  <wp:docPr id="1060637829" name="Picture 51"/>
+                  <wp:cNvGraphicFramePr>
+                    <a:graphicFrameLocks xmlns:a="http://schemas.openxmlformats.org/drawingml/2006/main" noChangeAspect="1"/>
+                  </wp:cNvGraphicFramePr>
+                  <a:graphic xmlns:a="http://schemas.openxmlformats.org/drawingml/2006/main">
+                    <a:graphicData uri="http://schemas.openxmlformats.org/drawingml/2006/picture">
+                      <pic:pic xmlns:pic="http://schemas.openxmlformats.org/drawingml/2006/picture">
+                        <pic:nvPicPr>
+                          <pic:cNvPr id="0" name="Picture 249"/>
+                          <pic:cNvPicPr>
+                            <a:picLocks noChangeAspect="1" noChangeArrowheads="1"/>
+                          </pic:cNvPicPr>
+                        </pic:nvPicPr>
+                        <pic:blipFill>
+                          <a:blip r:embed="rId27">
+                            <a:extLst>
+                              <a:ext uri="{28A0092B-C50C-407E-A947-70E740481C1C}">
+                                <a14:useLocalDpi xmlns:a14="http://schemas.microsoft.com/office/drawing/2010/main" val="0"/>
+                              </a:ext>
+                            </a:extLst>
+                          </a:blip>
+                          <a:srcRect/>
+                          <a:stretch>
+                            <a:fillRect/>
+                          </a:stretch>
+                        </pic:blipFill>
+                        <pic:spPr bwMode="auto">
+                          <a:xfrm>
+                            <a:off x="0" y="0"/>
+                            <a:ext cx="4008530" cy="1726253"/>
+                          </a:xfrm>
+                          <a:prstGeom prst="rect">
+                            <a:avLst/>
+                          </a:prstGeom>
+                          <a:noFill/>
+                          <a:ln>
+                            <a:noFill/>
+                          </a:ln>
+                        </pic:spPr>
+                      </pic:pic>
+                    </a:graphicData>
+                  </a:graphic>
+                </wp:inline>
+              </w:drawing>
+            </w:r>
+          </w:p>
+        </w:tc>
+      </w:tr>
+      <w:tr>
+        <w:trPr>
+          <w:trHeight w:val="300"/>
+        </w:trPr>
+        <w:tc>
+          <w:tcPr>
+            <w:tcW w:w="1268" w:type="dxa"/>
+            <w:tcBorders>
+              <w:top w:val="single" w:sz="6" w:space="0" w:color="auto"/>
+              <w:left w:val="single" w:sz="6" w:space="0" w:color="auto"/>
+              <w:bottom w:val="single" w:sz="6" w:space="0" w:color="auto"/>
+              <w:right w:val="single" w:sz="6" w:space="0" w:color="auto"/>
+            </w:tcBorders>
+            <w:shd w:val="clear" w:color="auto" w:fill="auto"/>
+            <w:hideMark/>
+          </w:tcPr>
+          <w:p>
+            <w:pPr>
+              <w:pStyle w:val="NoSpacing"/>
+              <w:ind w:left="44"/>
+              <w:rPr>
+                <w:rFonts w:ascii="Times New Roman" w:hAnsi="Times New Roman" w:cs="Times New Roman"/>
+                <w:sz w:val="24"/>
+                <w:szCs w:val="24"/>
+                <w:lang w:val="en-US" w:eastAsia="en-US"/>
+              </w:rPr>
+            </w:pPr>
+            <w:r>
+              <w:rPr>
+                <w:rFonts w:ascii="Times New Roman" w:hAnsi="Times New Roman" w:cs="Times New Roman"/>
+                <w:sz w:val="24"/>
+                <w:szCs w:val="24"/>
+                <w:lang w:val="en-US" w:eastAsia="en-US"/>
+              </w:rPr>
+              <w:t>Depression</w:t>
+            </w:r>
+          </w:p>
+        </w:tc>
+        <w:tc>
+          <w:tcPr>
+            <w:tcW w:w="1418" w:type="dxa"/>
+            <w:tcBorders>
+              <w:top w:val="single" w:sz="6" w:space="0" w:color="auto"/>
+              <w:left w:val="single" w:sz="6" w:space="0" w:color="auto"/>
+              <w:bottom w:val="single" w:sz="6" w:space="0" w:color="auto"/>
+              <w:right w:val="single" w:sz="6" w:space="0" w:color="auto"/>
+            </w:tcBorders>
+            <w:shd w:val="clear" w:color="auto" w:fill="auto"/>
+            <w:hideMark/>
+          </w:tcPr>
+          <w:p>
+            <w:pPr>
+              <w:pStyle w:val="NoSpacing"/>
+              <w:ind w:left="40"/>
+              <w:rPr>
+                <w:rFonts w:ascii="Times New Roman" w:hAnsi="Times New Roman" w:cs="Times New Roman"/>
+                <w:sz w:val="24"/>
+                <w:szCs w:val="24"/>
+                <w:lang w:val="en-US" w:eastAsia="en-US"/>
+              </w:rPr>
+            </w:pPr>
+            <w:r>
+              <w:rPr>
+                <w:rFonts w:ascii="Times New Roman" w:hAnsi="Times New Roman" w:cs="Times New Roman"/>
+                <w:sz w:val="24"/>
+                <w:szCs w:val="24"/>
+                <w:lang w:val="en-US" w:eastAsia="en-US"/>
+              </w:rPr>
+              <w:t>Categorical</w:t>
+            </w:r>
+          </w:p>
+        </w:tc>
+        <w:tc>
+          <w:tcPr>
+            <w:tcW w:w="6324" w:type="dxa"/>
+            <w:tcBorders>
+              <w:top w:val="single" w:sz="6" w:space="0" w:color="auto"/>
+              <w:left w:val="single" w:sz="6" w:space="0" w:color="auto"/>
+              <w:bottom w:val="single" w:sz="6" w:space="0" w:color="auto"/>
+              <w:right w:val="single" w:sz="6" w:space="0" w:color="auto"/>
+            </w:tcBorders>
+            <w:shd w:val="clear" w:color="auto" w:fill="auto"/>
+            <w:hideMark/>
+          </w:tcPr>
+          <w:p>
+            <w:pPr>
+              <w:pStyle w:val="NoSpacing"/>
+              <w:jc w:val="both"/>
+              <w:rPr>
+                <w:rFonts w:ascii="Times New Roman" w:hAnsi="Times New Roman" w:cs="Times New Roman"/>
+                <w:sz w:val="24"/>
+                <w:szCs w:val="24"/>
+                <w:lang w:val="en-US" w:eastAsia="en-US"/>
+              </w:rPr>
+            </w:pPr>
+            <w:r>
+              <w:rPr>
+                <w:rFonts w:ascii="Times New Roman" w:hAnsi="Times New Roman" w:cs="Times New Roman"/>
+                <w:sz w:val="24"/>
+                <w:szCs w:val="24"/>
+                <w:lang w:val="en-US" w:eastAsia="en-US"/>
+              </w:rPr>
+              <w:drawing>
+                <wp:inline distT="0" distB="0" distL="0" distR="0" wp14:anchorId="1AE3EBBE" wp14:editId="5FFB997A">
+                  <wp:extent cx="4000500" cy="1841577"/>
+                  <wp:effectExtent l="0" t="0" r="0" b="6350"/>
+                  <wp:docPr id="1561636559" name="Picture 50"/>
+                  <wp:cNvGraphicFramePr>
+                    <a:graphicFrameLocks xmlns:a="http://schemas.openxmlformats.org/drawingml/2006/main" noChangeAspect="1"/>
+                  </wp:cNvGraphicFramePr>
+                  <a:graphic xmlns:a="http://schemas.openxmlformats.org/drawingml/2006/main">
+                    <a:graphicData uri="http://schemas.openxmlformats.org/drawingml/2006/picture">
+                      <pic:pic xmlns:pic="http://schemas.openxmlformats.org/drawingml/2006/picture">
+                        <pic:nvPicPr>
+                          <pic:cNvPr id="0" name="Picture 250"/>
+                          <pic:cNvPicPr>
+                            <a:picLocks noChangeAspect="1" noChangeArrowheads="1"/>
+                          </pic:cNvPicPr>
+                        </pic:nvPicPr>
+                        <pic:blipFill>
+                          <a:blip r:embed="rId28">
+                            <a:extLst>
+                              <a:ext uri="{28A0092B-C50C-407E-A947-70E740481C1C}">
+                                <a14:useLocalDpi xmlns:a14="http://schemas.microsoft.com/office/drawing/2010/main" val="0"/>
+                              </a:ext>
+                            </a:extLst>
+                          </a:blip>
+                          <a:srcRect/>
+                          <a:stretch>
+                            <a:fillRect/>
+                          </a:stretch>
+                        </pic:blipFill>
+                        <pic:spPr bwMode="auto">
+                          <a:xfrm>
+                            <a:off x="0" y="0"/>
+                            <a:ext cx="4010576" cy="1846215"/>
+                          </a:xfrm>
+                          <a:prstGeom prst="rect">
+                            <a:avLst/>
+                          </a:prstGeom>
+                          <a:noFill/>
+                          <a:ln>
+                            <a:noFill/>
+                          </a:ln>
+                        </pic:spPr>
+                      </pic:pic>
+                    </a:graphicData>
+                  </a:graphic>
+                </wp:inline>
+              </w:drawing>
+            </w:r>
+          </w:p>
+        </w:tc>
+      </w:tr>
+    </w:tbl>
+    <w:p>
+      <w:pPr>
+        <w:pStyle w:val="Heading4"/>
+        <w:rPr>
+          <w:rFonts w:ascii="Times New Roman" w:hAnsi="Times New Roman" w:cs="Times New Roman"/>
+          <w:b/>
+          <w:bCs/>
+          <w:i w:val="0"/>
+          <w:iCs w:val="0"/>
+          <w:lang w:val="en-US" w:eastAsia="en-US"/>
+        </w:rPr>
+      </w:pPr>
+      <w:r>
+        <w:rPr>
+          <w:rFonts w:ascii="Times New Roman" w:hAnsi="Times New Roman" w:cs="Times New Roman"/>
+          <w:b/>
+          <w:bCs/>
+          <w:i w:val="0"/>
+          <w:iCs w:val="0"/>
+          <w:color w:val="auto"/>
+          <w:lang w:val="en-US" w:eastAsia="en-US"/>
+        </w:rPr>
+        <w:t>Correlations </w:t>
+      </w:r>
+    </w:p>
+    <w:p>
+      <w:pPr>
+        <w:pStyle w:val="NoSpacing"/>
+        <w:jc w:val="both"/>
+        <w:rPr>
+          <w:rFonts w:ascii="Times New Roman" w:hAnsi="Times New Roman" w:cs="Times New Roman"/>
+          <w:sz w:val="24"/>
+          <w:szCs w:val="24"/>
+          <w:lang w:val="en-US" w:eastAsia="en-US"/>
+        </w:rPr>
+      </w:pPr>
+      <w:r>
+        <w:rPr>
+          <w:rFonts w:ascii="Times New Roman" w:hAnsi="Times New Roman" w:cs="Times New Roman"/>
+          <w:sz w:val="24"/>
+          <w:szCs w:val="24"/>
+          <w:lang w:eastAsia="en-US"/>
+        </w:rPr>
+        <w:t xml:space="preserve">Korelasi adalah ukuran statistik yang menggambarkan sejauh mana dua variabel memiliki hubungan linier satu sama lain. </w:t>
+      </w:r>
+      <w:r>
+        <w:rPr>
+          <w:rFonts w:ascii="Times New Roman" w:hAnsi="Times New Roman" w:cs="Times New Roman"/>
+          <w:sz w:val="24"/>
+          <w:szCs w:val="24"/>
+          <w:lang w:val="en-US" w:eastAsia="en-US"/>
+        </w:rPr>
+        <w:t>Heatmap pada Gambar memberikan nilai korelasi antar variabel dalam dataset. Korelasi diukur dalam skala -1 hingga 1, dengan interpretasi sebagai berikut: </w:t>
+      </w:r>
+    </w:p>
+    <w:p>
+      <w:pPr>
+        <w:pStyle w:val="NoSpacing"/>
+        <w:numPr>
+          <w:ilvl w:val="0"/>
+          <w:numId w:val="24"/>
+        </w:numPr>
+        <w:jc w:val="both"/>
+        <w:rPr>
+          <w:rFonts w:ascii="Times New Roman" w:hAnsi="Times New Roman" w:cs="Times New Roman"/>
+          <w:sz w:val="24"/>
+          <w:szCs w:val="24"/>
+          <w:lang w:val="en-US" w:eastAsia="en-US"/>
+        </w:rPr>
+      </w:pPr>
+      <w:r>
+        <w:rPr>
+          <w:rFonts w:ascii="Times New Roman" w:hAnsi="Times New Roman" w:cs="Times New Roman"/>
+          <w:sz w:val="24"/>
+          <w:szCs w:val="24"/>
+          <w:lang w:val="en-US" w:eastAsia="en-US"/>
+        </w:rPr>
+        <w:t>Korelasi positif (mendekati 1): Ketika satu variabel meningkat, variabel lain cenderung meningkat. </w:t>
+      </w:r>
+    </w:p>
+    <w:p>
+      <w:pPr>
+        <w:pStyle w:val="NoSpacing"/>
+        <w:numPr>
+          <w:ilvl w:val="0"/>
+          <w:numId w:val="24"/>
+        </w:numPr>
+        <w:jc w:val="both"/>
+        <w:rPr>
+          <w:rFonts w:ascii="Times New Roman" w:hAnsi="Times New Roman" w:cs="Times New Roman"/>
+          <w:sz w:val="24"/>
+          <w:szCs w:val="24"/>
+          <w:lang w:val="en-US" w:eastAsia="en-US"/>
+        </w:rPr>
+      </w:pPr>
+      <w:r>
+        <w:rPr>
+          <w:rFonts w:ascii="Times New Roman" w:hAnsi="Times New Roman" w:cs="Times New Roman"/>
+          <w:sz w:val="24"/>
+          <w:szCs w:val="24"/>
+          <w:lang w:val="en-US" w:eastAsia="en-US"/>
+        </w:rPr>
+        <w:lastRenderedPageBreak/>
+        <w:t>Korelasi negatif (mendekati -1): Ketika satu variabel meningkat, variabel lain cenderung menurun. </w:t>
+      </w:r>
+    </w:p>
+    <w:p>
+      <w:pPr>
+        <w:pStyle w:val="NoSpacing"/>
+        <w:numPr>
+          <w:ilvl w:val="0"/>
+          <w:numId w:val="24"/>
+        </w:numPr>
+        <w:jc w:val="both"/>
+        <w:rPr>
+          <w:rFonts w:ascii="Times New Roman" w:hAnsi="Times New Roman" w:cs="Times New Roman"/>
+          <w:sz w:val="24"/>
+          <w:szCs w:val="24"/>
+          <w:lang w:val="en-US" w:eastAsia="en-US"/>
+        </w:rPr>
+      </w:pPr>
+      <w:r>
+        <w:rPr>
+          <w:rFonts w:ascii="Times New Roman" w:hAnsi="Times New Roman" w:cs="Times New Roman"/>
+          <w:sz w:val="24"/>
+          <w:szCs w:val="24"/>
+          <w:lang w:val="en-US" w:eastAsia="en-US"/>
+        </w:rPr>
+        <w:t>Korelasi mendekati 0: Tidak ada hubungan linier yang signifikan antara dua variabel. </w:t>
+      </w:r>
+    </w:p>
+    <w:p>
+      <w:pPr>
+        <w:pStyle w:val="NoSpacing"/>
+        <w:jc w:val="center"/>
+        <w:rPr>
+          <w:rFonts w:ascii="Times New Roman" w:hAnsi="Times New Roman" w:cs="Times New Roman"/>
+          <w:sz w:val="24"/>
+          <w:szCs w:val="24"/>
+          <w:lang w:val="en-US" w:eastAsia="en-US"/>
+        </w:rPr>
+      </w:pPr>
+      <w:r>
+        <w:rPr>
+          <w:rFonts w:ascii="Times New Roman" w:hAnsi="Times New Roman" w:cs="Times New Roman"/>
+          <w:sz w:val="24"/>
+          <w:szCs w:val="24"/>
+          <w:lang w:val="en-US" w:eastAsia="en-US"/>
+        </w:rPr>
+        <w:drawing>
+          <wp:inline distT="0" distB="0" distL="0" distR="0" wp14:anchorId="34D79D1C" wp14:editId="6D1786C7">
+            <wp:extent cx="5020970" cy="3493986"/>
+            <wp:effectExtent l="0" t="0" r="8255" b="0"/>
+            <wp:docPr id="732786313" name="Picture 49"/>
+            <wp:cNvGraphicFramePr>
+              <a:graphicFrameLocks xmlns:a="http://schemas.openxmlformats.org/drawingml/2006/main" noChangeAspect="1"/>
+            </wp:cNvGraphicFramePr>
+            <a:graphic xmlns:a="http://schemas.openxmlformats.org/drawingml/2006/main">
+              <a:graphicData uri="http://schemas.openxmlformats.org/drawingml/2006/picture">
+                <pic:pic xmlns:pic="http://schemas.openxmlformats.org/drawingml/2006/picture">
+                  <pic:nvPicPr>
+                    <pic:cNvPr id="0" name="Picture 251"/>
+                    <pic:cNvPicPr>
+                      <a:picLocks noChangeAspect="1" noChangeArrowheads="1"/>
+                    </pic:cNvPicPr>
+                  </pic:nvPicPr>
+                  <pic:blipFill>
+                    <a:blip r:embed="rId29">
+                      <a:extLst>
+                        <a:ext uri="{28A0092B-C50C-407E-A947-70E740481C1C}">
+                          <a14:useLocalDpi xmlns:a14="http://schemas.microsoft.com/office/drawing/2010/main" val="0"/>
+                        </a:ext>
+                      </a:extLst>
+                    </a:blip>
+                    <a:srcRect/>
+                    <a:stretch>
+                      <a:fillRect/>
+                    </a:stretch>
+                  </pic:blipFill>
+                  <pic:spPr bwMode="auto">
+                    <a:xfrm>
+                      <a:off x="0" y="0"/>
+                      <a:ext cx="5030879" cy="3500881"/>
+                    </a:xfrm>
+                    <a:prstGeom prst="rect">
+                      <a:avLst/>
+                    </a:prstGeom>
+                    <a:noFill/>
+                    <a:ln>
+                      <a:noFill/>
+                    </a:ln>
+                  </pic:spPr>
+                </pic:pic>
+              </a:graphicData>
+            </a:graphic>
+          </wp:inline>
+        </w:drawing>
+      </w:r>
+    </w:p>
+    <w:p>
+      <w:pPr>
+        <w:pStyle w:val="NoSpacing"/>
+        <w:jc w:val="center"/>
+        <w:rPr>
+          <w:rFonts w:ascii="Times New Roman" w:hAnsi="Times New Roman" w:cs="Times New Roman"/>
+          <w:sz w:val="20"/>
+          <w:szCs w:val="20"/>
+          <w:lang w:eastAsia="en-US"/>
+        </w:rPr>
+      </w:pPr>
+      <w:r>
+        <w:rPr>
+          <w:rFonts w:ascii="Times New Roman" w:hAnsi="Times New Roman" w:cs="Times New Roman"/>
+          <w:sz w:val="20"/>
+          <w:szCs w:val="20"/>
+          <w:lang w:eastAsia="en-US"/>
+        </w:rPr>
+        <w:t>Gambar 2. Correlations</w:t>
+      </w:r>
+    </w:p>
+    <w:p>
+      <w:pPr>
+        <w:pStyle w:val="NoSpacing"/>
+        <w:rPr>
+          <w:rFonts w:ascii="Times New Roman" w:hAnsi="Times New Roman" w:cs="Times New Roman"/>
+          <w:i/>
+          <w:iCs/>
+          <w:sz w:val="20"/>
+          <w:szCs w:val="20"/>
+          <w:lang w:val="en-US" w:eastAsia="en-US"/>
+        </w:rPr>
+      </w:pPr>
+    </w:p>
+    <w:p>
+      <w:pPr>
+        <w:pStyle w:val="Heading4"/>
+        <w:rPr>
+          <w:rFonts w:ascii="Times New Roman" w:hAnsi="Times New Roman" w:cs="Times New Roman"/>
+          <w:b/>
+          <w:bCs/>
+          <w:i w:val="0"/>
+          <w:iCs w:val="0"/>
+          <w:color w:val="auto"/>
+          <w:lang w:val="en-US" w:eastAsia="en-US"/>
+        </w:rPr>
+      </w:pPr>
+      <w:r>
+        <w:rPr>
+          <w:rFonts w:ascii="Times New Roman" w:hAnsi="Times New Roman" w:cs="Times New Roman"/>
+          <w:b/>
+          <w:bCs/>
+          <w:i w:val="0"/>
+          <w:iCs w:val="0"/>
+          <w:color w:val="auto"/>
+          <w:lang w:val="en-US" w:eastAsia="en-US"/>
+        </w:rPr>
+        <w:t>Missing Values </w:t>
+      </w:r>
+    </w:p>
+    <w:p>
+      <w:pPr>
+        <w:pStyle w:val="NoSpacing"/>
+        <w:jc w:val="both"/>
+        <w:rPr>
+          <w:rFonts w:ascii="Times New Roman" w:hAnsi="Times New Roman" w:cs="Times New Roman"/>
+          <w:sz w:val="24"/>
+          <w:szCs w:val="24"/>
+          <w:lang w:val="en-US" w:eastAsia="en-US"/>
+        </w:rPr>
+      </w:pPr>
+      <w:r>
+        <w:rPr>
+          <w:rFonts w:ascii="Times New Roman" w:hAnsi="Times New Roman" w:cs="Times New Roman"/>
+          <w:sz w:val="24"/>
+          <w:szCs w:val="24"/>
+          <w:lang w:val="en-US" w:eastAsia="en-US"/>
+        </w:rPr>
+        <w:t xml:space="preserve">Missing values (nilai yang hilang) adalah data yang tidak tercatat atau kosong dalam dataset, baik karena tidak tersedia, tidak dicatat dengan benar, atau terjadi kesalahan selama pengumpulan atau pengolahan data. </w:t>
+      </w:r>
+      <w:r>
+        <w:rPr>
+          <w:rFonts w:ascii="Times New Roman" w:hAnsi="Times New Roman" w:cs="Times New Roman"/>
+          <w:sz w:val="24"/>
+          <w:szCs w:val="24"/>
+          <w:lang w:eastAsia="en-US"/>
+        </w:rPr>
+        <w:t>Diagram pada Gambar 3. adalah visualisasi missing values pada dataset, di mana setiap kolom dataset direpresentasikan oleh batang vertikal.</w:t>
+      </w:r>
+      <w:r>
+        <w:rPr>
+          <w:rFonts w:ascii="Times New Roman" w:hAnsi="Times New Roman" w:cs="Times New Roman"/>
+          <w:sz w:val="24"/>
+          <w:szCs w:val="24"/>
+          <w:lang w:val="en-US" w:eastAsia="en-US"/>
+        </w:rPr>
+        <w:t> </w:t>
+      </w:r>
+    </w:p>
+    <w:p>
+      <w:pPr>
+        <w:pStyle w:val="NoSpacing"/>
+        <w:jc w:val="both"/>
+        <w:rPr>
+          <w:rFonts w:ascii="Times New Roman" w:hAnsi="Times New Roman" w:cs="Times New Roman"/>
+          <w:sz w:val="24"/>
+          <w:szCs w:val="24"/>
+          <w:lang w:val="en-US" w:eastAsia="en-US"/>
+        </w:rPr>
+      </w:pPr>
+      <w:r>
+        <w:rPr>
+          <w:rFonts w:ascii="Times New Roman" w:hAnsi="Times New Roman" w:cs="Times New Roman"/>
+          <w:sz w:val="24"/>
+          <w:szCs w:val="24"/>
+          <w:lang w:eastAsia="en-US"/>
+        </w:rPr>
+        <w:t>Interpretasi Tinggi Batang:</w:t>
+      </w:r>
+      <w:r>
+        <w:rPr>
+          <w:rFonts w:ascii="Times New Roman" w:hAnsi="Times New Roman" w:cs="Times New Roman"/>
+          <w:sz w:val="24"/>
+          <w:szCs w:val="24"/>
+          <w:lang w:val="en-US" w:eastAsia="en-US"/>
+        </w:rPr>
+        <w:t> </w:t>
+      </w:r>
+    </w:p>
+    <w:p>
+      <w:pPr>
+        <w:pStyle w:val="NoSpacing"/>
+        <w:numPr>
+          <w:ilvl w:val="0"/>
+          <w:numId w:val="25"/>
+        </w:numPr>
+        <w:jc w:val="both"/>
+        <w:rPr>
+          <w:rFonts w:ascii="Times New Roman" w:hAnsi="Times New Roman" w:cs="Times New Roman"/>
+          <w:sz w:val="24"/>
+          <w:szCs w:val="24"/>
+          <w:lang w:val="en-US" w:eastAsia="en-US"/>
+        </w:rPr>
+      </w:pPr>
+      <w:r>
+        <w:rPr>
+          <w:rFonts w:ascii="Times New Roman" w:hAnsi="Times New Roman" w:cs="Times New Roman"/>
+          <w:sz w:val="24"/>
+          <w:szCs w:val="24"/>
+          <w:lang w:eastAsia="en-US"/>
+        </w:rPr>
+        <w:t>Kolom dengan missing values sedikit atau tidak ada: Kolom seperti id, Gender, dan beberapa kolom lain memiliki tinggi batang mendekati 1.0, menunjukkan hampir semua data lengkap.</w:t>
+      </w:r>
+      <w:r>
+        <w:rPr>
+          <w:rFonts w:ascii="Times New Roman" w:hAnsi="Times New Roman" w:cs="Times New Roman"/>
+          <w:sz w:val="24"/>
+          <w:szCs w:val="24"/>
+          <w:lang w:val="en-US" w:eastAsia="en-US"/>
+        </w:rPr>
+        <w:t> </w:t>
+      </w:r>
+    </w:p>
+    <w:p>
+      <w:pPr>
+        <w:pStyle w:val="NoSpacing"/>
+        <w:numPr>
+          <w:ilvl w:val="0"/>
+          <w:numId w:val="25"/>
+        </w:numPr>
+        <w:jc w:val="both"/>
+        <w:rPr>
+          <w:rFonts w:ascii="Times New Roman" w:hAnsi="Times New Roman" w:cs="Times New Roman"/>
+          <w:sz w:val="24"/>
+          <w:szCs w:val="24"/>
+          <w:lang w:val="en-US" w:eastAsia="en-US"/>
+        </w:rPr>
+      </w:pPr>
+      <w:r>
+        <w:rPr>
+          <w:rFonts w:ascii="Times New Roman" w:hAnsi="Times New Roman" w:cs="Times New Roman"/>
+          <w:sz w:val="24"/>
+          <w:szCs w:val="24"/>
+          <w:lang w:eastAsia="en-US"/>
+        </w:rPr>
+        <w:t>Kolom dengan missing values banyak: Kolom seperti Profession, Work Pressure, CCPA, Study Satisfaction, dan Job Satisfaction memiliki batang yang lebih pendek, menunjukkan adanya data yang hilang dalam jumlah signifikan.</w:t>
+      </w:r>
+      <w:r>
+        <w:rPr>
+          <w:rFonts w:ascii="Times New Roman" w:hAnsi="Times New Roman" w:cs="Times New Roman"/>
+          <w:sz w:val="24"/>
+          <w:szCs w:val="24"/>
+          <w:lang w:val="en-US" w:eastAsia="en-US"/>
+        </w:rPr>
+        <w:t> </w:t>
+      </w:r>
+    </w:p>
+    <w:p>
+      <w:pPr>
+        <w:pStyle w:val="NoSpacing"/>
+        <w:jc w:val="both"/>
+        <w:rPr>
+          <w:rFonts w:ascii="Times New Roman" w:hAnsi="Times New Roman" w:cs="Times New Roman"/>
+          <w:sz w:val="24"/>
+          <w:szCs w:val="24"/>
+          <w:lang w:val="en-US" w:eastAsia="en-US"/>
+        </w:rPr>
+      </w:pPr>
+      <w:r>
+        <w:rPr>
+          <w:rFonts w:ascii="Times New Roman" w:hAnsi="Times New Roman" w:cs="Times New Roman"/>
+          <w:sz w:val="24"/>
+          <w:szCs w:val="24"/>
+          <w:lang w:val="en-US" w:eastAsia="en-US"/>
+        </w:rPr>
+        <w:t> </w:t>
+      </w:r>
+    </w:p>
+    <w:p>
+      <w:pPr>
+        <w:pStyle w:val="NoSpacing"/>
+        <w:jc w:val="center"/>
+        <w:rPr>
+          <w:rFonts w:ascii="Times New Roman" w:hAnsi="Times New Roman" w:cs="Times New Roman"/>
+          <w:sz w:val="24"/>
+          <w:szCs w:val="24"/>
+          <w:lang w:val="en-US" w:eastAsia="en-US"/>
+        </w:rPr>
+      </w:pPr>
+      <w:r>
+        <w:rPr>
+          <w:rFonts w:ascii="Times New Roman" w:hAnsi="Times New Roman" w:cs="Times New Roman"/>
+          <w:sz w:val="24"/>
+          <w:szCs w:val="24"/>
+          <w:lang w:val="en-US" w:eastAsia="en-US"/>
+        </w:rPr>
+        <w:lastRenderedPageBreak/>
+        <w:drawing>
+          <wp:inline distT="0" distB="0" distL="0" distR="0" wp14:anchorId="4EB300C8" wp14:editId="3C0881A9">
+            <wp:extent cx="5022667" cy="2713887"/>
+            <wp:effectExtent l="0" t="0" r="6985" b="0"/>
+            <wp:docPr id="1848847995" name="Picture 48"/>
+            <wp:cNvGraphicFramePr>
+              <a:graphicFrameLocks xmlns:a="http://schemas.openxmlformats.org/drawingml/2006/main" noChangeAspect="1"/>
+            </wp:cNvGraphicFramePr>
+            <a:graphic xmlns:a="http://schemas.openxmlformats.org/drawingml/2006/main">
+              <a:graphicData uri="http://schemas.openxmlformats.org/drawingml/2006/picture">
+                <pic:pic xmlns:pic="http://schemas.openxmlformats.org/drawingml/2006/picture">
+                  <pic:nvPicPr>
+                    <pic:cNvPr id="0" name="Picture 252"/>
+                    <pic:cNvPicPr>
+                      <a:picLocks noChangeAspect="1" noChangeArrowheads="1"/>
+                    </pic:cNvPicPr>
+                  </pic:nvPicPr>
+                  <pic:blipFill>
+                    <a:blip r:embed="rId30">
+                      <a:extLst>
+                        <a:ext uri="{28A0092B-C50C-407E-A947-70E740481C1C}">
+                          <a14:useLocalDpi xmlns:a14="http://schemas.microsoft.com/office/drawing/2010/main" val="0"/>
+                        </a:ext>
+                      </a:extLst>
+                    </a:blip>
+                    <a:srcRect/>
+                    <a:stretch>
+                      <a:fillRect/>
+                    </a:stretch>
+                  </pic:blipFill>
+                  <pic:spPr bwMode="auto">
+                    <a:xfrm>
+                      <a:off x="0" y="0"/>
+                      <a:ext cx="5037324" cy="2721807"/>
+                    </a:xfrm>
+                    <a:prstGeom prst="rect">
+                      <a:avLst/>
+                    </a:prstGeom>
+                    <a:noFill/>
+                    <a:ln>
+                      <a:noFill/>
+                    </a:ln>
+                  </pic:spPr>
+                </pic:pic>
+              </a:graphicData>
+            </a:graphic>
+          </wp:inline>
+        </w:drawing>
+      </w:r>
+    </w:p>
+    <w:p>
+      <w:pPr>
+        <w:pStyle w:val="NoSpacing"/>
+        <w:jc w:val="center"/>
+        <w:rPr>
+          <w:rFonts w:ascii="Times New Roman" w:hAnsi="Times New Roman" w:cs="Times New Roman"/>
+          <w:i/>
+          <w:iCs/>
+          <w:sz w:val="20"/>
+          <w:szCs w:val="20"/>
+          <w:lang w:val="en-US" w:eastAsia="en-US"/>
+        </w:rPr>
+      </w:pPr>
+      <w:r>
+        <w:rPr>
+          <w:rFonts w:ascii="Times New Roman" w:hAnsi="Times New Roman" w:cs="Times New Roman"/>
+          <w:sz w:val="20"/>
+          <w:szCs w:val="20"/>
+          <w:lang w:eastAsia="en-US"/>
+        </w:rPr>
+        <w:t>Gambar 3. Missing Values</w:t>
+      </w:r>
+    </w:p>
+    <w:p>
+      <w:pPr>
+        <w:pStyle w:val="Heading4"/>
+        <w:rPr>
+          <w:rFonts w:ascii="Times New Roman" w:hAnsi="Times New Roman" w:cs="Times New Roman"/>
+          <w:b/>
+          <w:bCs/>
+          <w:i w:val="0"/>
+          <w:iCs w:val="0"/>
+          <w:color w:val="auto"/>
+          <w:lang w:val="en-US" w:eastAsia="en-US"/>
+        </w:rPr>
+      </w:pPr>
+      <w:r>
+        <w:rPr>
+          <w:rFonts w:ascii="Times New Roman" w:hAnsi="Times New Roman" w:cs="Times New Roman"/>
+          <w:b/>
+          <w:bCs/>
+          <w:i w:val="0"/>
+          <w:iCs w:val="0"/>
+          <w:color w:val="auto"/>
+          <w:lang w:val="en-US" w:eastAsia="en-US"/>
+        </w:rPr>
+        <w:t>Sample Data </w:t>
+      </w:r>
+    </w:p>
+    <w:p>
+      <w:pPr>
+        <w:pStyle w:val="NoSpacing"/>
+        <w:jc w:val="both"/>
+        <w:rPr>
+          <w:rFonts w:ascii="Times New Roman" w:hAnsi="Times New Roman" w:cs="Times New Roman"/>
+          <w:sz w:val="24"/>
+          <w:szCs w:val="24"/>
+          <w:lang w:val="en-US" w:eastAsia="en-US"/>
+        </w:rPr>
+      </w:pPr>
+      <w:r>
+        <w:rPr>
+          <w:rFonts w:ascii="Times New Roman" w:hAnsi="Times New Roman" w:cs="Times New Roman"/>
+          <w:sz w:val="24"/>
+          <w:szCs w:val="24"/>
+          <w:lang w:val="en-US" w:eastAsia="en-US"/>
+        </w:rPr>
+        <w:t>Berikut ini adalah contoh sample data yang ada pada dataset Exploring Mental Health Data: </w:t>
+      </w:r>
+    </w:p>
+    <w:p>
+      <w:pPr>
+        <w:pStyle w:val="NoSpacing"/>
+        <w:jc w:val="center"/>
+        <w:rPr>
+          <w:rFonts w:ascii="Times New Roman" w:hAnsi="Times New Roman" w:cs="Times New Roman"/>
+          <w:sz w:val="24"/>
+          <w:szCs w:val="24"/>
+          <w:lang w:val="en-US" w:eastAsia="en-US"/>
+        </w:rPr>
+      </w:pPr>
+      <w:r>
+        <w:rPr>
+          <w:rFonts w:ascii="Times New Roman" w:hAnsi="Times New Roman" w:cs="Times New Roman"/>
+          <w:sz w:val="24"/>
+          <w:szCs w:val="24"/>
+          <w:lang w:val="en-US" w:eastAsia="en-US"/>
+        </w:rPr>
+        <w:drawing>
+          <wp:inline distT="0" distB="0" distL="0" distR="0" wp14:anchorId="4431C8AE" wp14:editId="590A48A2">
+            <wp:extent cx="5030470" cy="2647322"/>
+            <wp:effectExtent l="0" t="0" r="0" b="635"/>
+            <wp:docPr id="1657890353" name="Picture 47"/>
+            <wp:cNvGraphicFramePr>
+              <a:graphicFrameLocks xmlns:a="http://schemas.openxmlformats.org/drawingml/2006/main" noChangeAspect="1"/>
+            </wp:cNvGraphicFramePr>
+            <a:graphic xmlns:a="http://schemas.openxmlformats.org/drawingml/2006/main">
+              <a:graphicData uri="http://schemas.openxmlformats.org/drawingml/2006/picture">
+                <pic:pic xmlns:pic="http://schemas.openxmlformats.org/drawingml/2006/picture">
+                  <pic:nvPicPr>
+                    <pic:cNvPr id="0" name="Picture 253"/>
+                    <pic:cNvPicPr>
+                      <a:picLocks noChangeAspect="1" noChangeArrowheads="1"/>
+                    </pic:cNvPicPr>
+                  </pic:nvPicPr>
+                  <pic:blipFill>
+                    <a:blip r:embed="rId31">
+                      <a:extLst>
+                        <a:ext uri="{28A0092B-C50C-407E-A947-70E740481C1C}">
+                          <a14:useLocalDpi xmlns:a14="http://schemas.microsoft.com/office/drawing/2010/main" val="0"/>
+                        </a:ext>
+                      </a:extLst>
+                    </a:blip>
+                    <a:srcRect/>
+                    <a:stretch>
+                      <a:fillRect/>
+                    </a:stretch>
+                  </pic:blipFill>
+                  <pic:spPr bwMode="auto">
+                    <a:xfrm>
+                      <a:off x="0" y="0"/>
+                      <a:ext cx="5039143" cy="2651886"/>
+                    </a:xfrm>
+                    <a:prstGeom prst="rect">
+                      <a:avLst/>
+                    </a:prstGeom>
+                    <a:noFill/>
+                    <a:ln>
+                      <a:noFill/>
+                    </a:ln>
+                  </pic:spPr>
+                </pic:pic>
+              </a:graphicData>
+            </a:graphic>
+          </wp:inline>
+        </w:drawing>
+      </w:r>
+    </w:p>
+    <w:p>
+      <w:pPr>
+        <w:pStyle w:val="NoSpacing"/>
+        <w:jc w:val="center"/>
+        <w:rPr>
+          <w:rFonts w:ascii="Times New Roman" w:hAnsi="Times New Roman" w:cs="Times New Roman"/>
+          <w:i/>
+          <w:iCs/>
+          <w:sz w:val="24"/>
+          <w:szCs w:val="24"/>
+          <w:lang w:val="en-US" w:eastAsia="en-US"/>
+        </w:rPr>
+      </w:pPr>
+      <w:r>
+        <w:rPr>
+          <w:rFonts w:ascii="Times New Roman" w:hAnsi="Times New Roman" w:cs="Times New Roman"/>
+          <w:sz w:val="20"/>
+          <w:szCs w:val="20"/>
+          <w:lang w:eastAsia="en-US"/>
+        </w:rPr>
+        <w:t>Gambar 4. Sample Data</w:t>
+      </w:r>
+    </w:p>
+    <w:p>
+      <w:pPr>
         <w:spacing w:line="360" w:lineRule="auto"/>
         <w:jc w:val="both"/>
         <w:rPr>
           <w:lang w:val="en-US" w:eastAsia="en-US"/>
         </w:rPr>
       </w:pPr>
-      <w:r>
-        <w:rPr>
-          <w:lang w:val="en-US" w:eastAsia="en-US"/>
-        </w:rPr>
-        <w:t xml:space="preserve"> </w:t>
-      </w:r>
     </w:p>
     <w:p>
       <w:pPr>
@@ -7028,6 +10999,7 @@
       </w:pPr>
       <w:bookmarkStart w:id="34" w:name="_Toc182557044"/>
       <w:r>
+        <w:lastRenderedPageBreak/>
         <w:t>XGBoost</w:t>
       </w:r>
       <w:bookmarkEnd w:id="34"/>
@@ -7188,7 +11160,6 @@
       <w:bookmarkStart w:id="36" w:name="_Toc121818086"/>
       <w:bookmarkStart w:id="37" w:name="_Toc123768385"/>
       <w:r>
-        <w:lastRenderedPageBreak/>
         <w:br/>
       </w:r>
       <w:bookmarkStart w:id="38" w:name="_Toc182557046"/>
@@ -8115,7 +12086,6 @@
       </w:pPr>
       <w:bookmarkStart w:id="42" w:name="_Toc123768387"/>
       <w:r>
-        <w:lastRenderedPageBreak/>
         <w:br/>
       </w:r>
       <w:bookmarkStart w:id="43" w:name="_Toc182557049"/>
@@ -8544,7 +12514,6 @@
       </w:pPr>
       <w:bookmarkStart w:id="44" w:name="_Toc123768388"/>
       <w:r>
-        <w:lastRenderedPageBreak/>
         <w:br/>
       </w:r>
       <w:bookmarkStart w:id="45" w:name="_Toc182557050"/>
@@ -9268,7 +13237,6 @@
       <w:bookmarkStart w:id="46" w:name="_Toc123768389"/>
       <w:bookmarkStart w:id="47" w:name="_Toc182557051"/>
       <w:r>
-        <w:lastRenderedPageBreak/>
         <w:t>REFERENSI</w:t>
       </w:r>
       <w:bookmarkEnd w:id="46"/>
@@ -9640,7 +13608,18 @@
           <w:szCs w:val="24"/>
         </w:rPr>
         <w:tab/>
-        <w:t xml:space="preserve">R. A. M. Pratama, K. I. Rachmadiansyah, and S. Sidharta, “Technique of Mental Health Issues Classification based on Machine Learning: Systematic Literature Review,” </w:t>
+        <w:t xml:space="preserve">R. A. M. Pratama, K. I. Rachmadiansyah, and S. Sidharta, “Technique of Mental Health </w:t>
+      </w:r>
+      <w:r>
+        <w:rPr>
+          <w:rFonts w:ascii="Times New Roman" w:hAnsi="Times New Roman" w:cs="Times New Roman"/>
+          <w:noProof/>
+          <w:kern w:val="0"/>
+          <w:sz w:val="24"/>
+          <w:szCs w:val="24"/>
+        </w:rPr>
+        <w:lastRenderedPageBreak/>
+        <w:t xml:space="preserve">Issues Classification based on Machine Learning: Systematic Literature Review,” </w:t>
       </w:r>
       <w:r>
         <w:rPr>
@@ -9938,7 +13917,6 @@
       <w:bookmarkStart w:id="48" w:name="_Toc123768390"/>
       <w:bookmarkStart w:id="49" w:name="_Toc182557052"/>
       <w:r>
-        <w:lastRenderedPageBreak/>
         <w:t>LAMPIRAN</w:t>
       </w:r>
       <w:bookmarkEnd w:id="48"/>
@@ -10073,6 +14051,119 @@
     </w:lvl>
   </w:abstractNum>
   <w:abstractNum w:abstractNumId="1" w15:restartNumberingAfterBreak="0">
+    <w:nsid w:val="138E5DAC"/>
+    <w:multiLevelType w:val="multilevel"/>
+    <w:tmpl w:val="C7C8DBBE"/>
+    <w:lvl w:ilvl="0">
+      <w:start w:val="3"/>
+      <w:numFmt w:val="decimal"/>
+      <w:lvlText w:val="%1."/>
+      <w:lvlJc w:val="left"/>
+      <w:pPr>
+        <w:tabs>
+          <w:tab w:val="num" w:pos="720"/>
+        </w:tabs>
+        <w:ind w:left="720" w:hanging="360"/>
+      </w:pPr>
+    </w:lvl>
+    <w:lvl w:ilvl="1" w:tentative="1">
+      <w:start w:val="1"/>
+      <w:numFmt w:val="decimal"/>
+      <w:lvlText w:val="%2."/>
+      <w:lvlJc w:val="left"/>
+      <w:pPr>
+        <w:tabs>
+          <w:tab w:val="num" w:pos="1440"/>
+        </w:tabs>
+        <w:ind w:left="1440" w:hanging="360"/>
+      </w:pPr>
+    </w:lvl>
+    <w:lvl w:ilvl="2" w:tentative="1">
+      <w:start w:val="1"/>
+      <w:numFmt w:val="decimal"/>
+      <w:lvlText w:val="%3."/>
+      <w:lvlJc w:val="left"/>
+      <w:pPr>
+        <w:tabs>
+          <w:tab w:val="num" w:pos="2160"/>
+        </w:tabs>
+        <w:ind w:left="2160" w:hanging="360"/>
+      </w:pPr>
+    </w:lvl>
+    <w:lvl w:ilvl="3" w:tentative="1">
+      <w:start w:val="1"/>
+      <w:numFmt w:val="decimal"/>
+      <w:lvlText w:val="%4."/>
+      <w:lvlJc w:val="left"/>
+      <w:pPr>
+        <w:tabs>
+          <w:tab w:val="num" w:pos="2880"/>
+        </w:tabs>
+        <w:ind w:left="2880" w:hanging="360"/>
+      </w:pPr>
+    </w:lvl>
+    <w:lvl w:ilvl="4" w:tentative="1">
+      <w:start w:val="1"/>
+      <w:numFmt w:val="decimal"/>
+      <w:lvlText w:val="%5."/>
+      <w:lvlJc w:val="left"/>
+      <w:pPr>
+        <w:tabs>
+          <w:tab w:val="num" w:pos="3600"/>
+        </w:tabs>
+        <w:ind w:left="3600" w:hanging="360"/>
+      </w:pPr>
+    </w:lvl>
+    <w:lvl w:ilvl="5" w:tentative="1">
+      <w:start w:val="1"/>
+      <w:numFmt w:val="decimal"/>
+      <w:lvlText w:val="%6."/>
+      <w:lvlJc w:val="left"/>
+      <w:pPr>
+        <w:tabs>
+          <w:tab w:val="num" w:pos="4320"/>
+        </w:tabs>
+        <w:ind w:left="4320" w:hanging="360"/>
+      </w:pPr>
+    </w:lvl>
+    <w:lvl w:ilvl="6" w:tentative="1">
+      <w:start w:val="1"/>
+      <w:numFmt w:val="decimal"/>
+      <w:lvlText w:val="%7."/>
+      <w:lvlJc w:val="left"/>
+      <w:pPr>
+        <w:tabs>
+          <w:tab w:val="num" w:pos="5040"/>
+        </w:tabs>
+        <w:ind w:left="5040" w:hanging="360"/>
+      </w:pPr>
+    </w:lvl>
+    <w:lvl w:ilvl="7" w:tentative="1">
+      <w:start w:val="1"/>
+      <w:numFmt w:val="decimal"/>
+      <w:lvlText w:val="%8."/>
+      <w:lvlJc w:val="left"/>
+      <w:pPr>
+        <w:tabs>
+          <w:tab w:val="num" w:pos="5760"/>
+        </w:tabs>
+        <w:ind w:left="5760" w:hanging="360"/>
+      </w:pPr>
+    </w:lvl>
+    <w:lvl w:ilvl="8" w:tentative="1">
+      <w:start w:val="1"/>
+      <w:numFmt w:val="decimal"/>
+      <w:lvlText w:val="%9."/>
+      <w:lvlJc w:val="left"/>
+      <w:pPr>
+        <w:tabs>
+          <w:tab w:val="num" w:pos="6480"/>
+        </w:tabs>
+        <w:ind w:left="6480" w:hanging="360"/>
+      </w:pPr>
+    </w:lvl>
+  </w:abstractNum>
+  <w:abstractNum w:abstractNumId="2" w15:restartNumberingAfterBreak="0">
     <w:nsid w:val="14327710"/>
     <w:multiLevelType w:val="multilevel"/>
     <w:tmpl w:val="92D6988E"/>
@@ -10158,7 +14249,233 @@
       </w:pPr>
     </w:lvl>
   </w:abstractNum>
-  <w:abstractNum w:abstractNumId="2" w15:restartNumberingAfterBreak="0">
+  <w:abstractNum w:abstractNumId="3" w15:restartNumberingAfterBreak="0">
+    <w:nsid w:val="22572C92"/>
+    <w:multiLevelType w:val="hybridMultilevel"/>
+    <w:tmpl w:val="199618A2"/>
+    <w:lvl w:ilvl="0" w:tplc="04090001">
+      <w:start w:val="1"/>
+      <w:numFmt w:val="bullet"/>
+      <w:lvlText w:val=""/>
+      <w:lvlJc w:val="left"/>
+      <w:pPr>
+        <w:ind w:left="360" w:hanging="360"/>
+      </w:pPr>
+      <w:rPr>
+        <w:rFonts w:ascii="Symbol" w:hAnsi="Symbol" w:hint="default"/>
+      </w:rPr>
+    </w:lvl>
+    <w:lvl w:ilvl="1" w:tplc="04090003" w:tentative="1">
+      <w:start w:val="1"/>
+      <w:numFmt w:val="bullet"/>
+      <w:lvlText w:val="o"/>
+      <w:lvlJc w:val="left"/>
+      <w:pPr>
+        <w:ind w:left="1080" w:hanging="360"/>
+      </w:pPr>
+      <w:rPr>
+        <w:rFonts w:ascii="Courier New" w:hAnsi="Courier New" w:cs="Courier New" w:hint="default"/>
+      </w:rPr>
+    </w:lvl>
+    <w:lvl w:ilvl="2" w:tplc="04090005" w:tentative="1">
+      <w:start w:val="1"/>
+      <w:numFmt w:val="bullet"/>
+      <w:lvlText w:val=""/>
+      <w:lvlJc w:val="left"/>
+      <w:pPr>
+        <w:ind w:left="1800" w:hanging="360"/>
+      </w:pPr>
+      <w:rPr>
+        <w:rFonts w:ascii="Wingdings" w:hAnsi="Wingdings" w:hint="default"/>
+      </w:rPr>
+    </w:lvl>
+    <w:lvl w:ilvl="3" w:tplc="04090001" w:tentative="1">
+      <w:start w:val="1"/>
+      <w:numFmt w:val="bullet"/>
+      <w:lvlText w:val=""/>
+      <w:lvlJc w:val="left"/>
+      <w:pPr>
+        <w:ind w:left="2520" w:hanging="360"/>
+      </w:pPr>
+      <w:rPr>
+        <w:rFonts w:ascii="Symbol" w:hAnsi="Symbol" w:hint="default"/>
+      </w:rPr>
+    </w:lvl>
+    <w:lvl w:ilvl="4" w:tplc="04090003" w:tentative="1">
+      <w:start w:val="1"/>
+      <w:numFmt w:val="bullet"/>
+      <w:lvlText w:val="o"/>
+      <w:lvlJc w:val="left"/>
+      <w:pPr>
+        <w:ind w:left="3240" w:hanging="360"/>
+      </w:pPr>
+      <w:rPr>
+        <w:rFonts w:ascii="Courier New" w:hAnsi="Courier New" w:cs="Courier New" w:hint="default"/>
+      </w:rPr>
+    </w:lvl>
+    <w:lvl w:ilvl="5" w:tplc="04090005" w:tentative="1">
+      <w:start w:val="1"/>
+      <w:numFmt w:val="bullet"/>
+      <w:lvlText w:val=""/>
+      <w:lvlJc w:val="left"/>
+      <w:pPr>
+        <w:ind w:left="3960" w:hanging="360"/>
+      </w:pPr>
+      <w:rPr>
+        <w:rFonts w:ascii="Wingdings" w:hAnsi="Wingdings" w:hint="default"/>
+      </w:rPr>
+    </w:lvl>
+    <w:lvl w:ilvl="6" w:tplc="04090001" w:tentative="1">
+      <w:start w:val="1"/>
+      <w:numFmt w:val="bullet"/>
+      <w:lvlText w:val=""/>
+      <w:lvlJc w:val="left"/>
+      <w:pPr>
+        <w:ind w:left="4680" w:hanging="360"/>
+      </w:pPr>
+      <w:rPr>
+        <w:rFonts w:ascii="Symbol" w:hAnsi="Symbol" w:hint="default"/>
+      </w:rPr>
+    </w:lvl>
+    <w:lvl w:ilvl="7" w:tplc="04090003" w:tentative="1">
+      <w:start w:val="1"/>
+      <w:numFmt w:val="bullet"/>
+      <w:lvlText w:val="o"/>
+      <w:lvlJc w:val="left"/>
+      <w:pPr>
+        <w:ind w:left="5400" w:hanging="360"/>
+      </w:pPr>
+      <w:rPr>
+        <w:rFonts w:ascii="Courier New" w:hAnsi="Courier New" w:cs="Courier New" w:hint="default"/>
+      </w:rPr>
+    </w:lvl>
+    <w:lvl w:ilvl="8" w:tplc="04090005" w:tentative="1">
+      <w:start w:val="1"/>
+      <w:numFmt w:val="bullet"/>
+      <w:lvlText w:val=""/>
+      <w:lvlJc w:val="left"/>
+      <w:pPr>
+        <w:ind w:left="6120" w:hanging="360"/>
+      </w:pPr>
+      <w:rPr>
+        <w:rFonts w:ascii="Wingdings" w:hAnsi="Wingdings" w:hint="default"/>
+      </w:rPr>
+    </w:lvl>
+  </w:abstractNum>
+  <w:abstractNum w:abstractNumId="4" w15:restartNumberingAfterBreak="0">
+    <w:nsid w:val="23122148"/>
+    <w:multiLevelType w:val="multilevel"/>
+    <w:tmpl w:val="030C2E0A"/>
+    <w:lvl w:ilvl="0">
+      <w:start w:val="4"/>
+      <w:numFmt w:val="decimal"/>
+      <w:lvlText w:val="%1."/>
+      <w:lvlJc w:val="left"/>
+      <w:pPr>
+        <w:tabs>
+          <w:tab w:val="num" w:pos="720"/>
+        </w:tabs>
+        <w:ind w:left="720" w:hanging="360"/>
+      </w:pPr>
+    </w:lvl>
+    <w:lvl w:ilvl="1" w:tentative="1">
+      <w:start w:val="1"/>
+      <w:numFmt w:val="decimal"/>
+      <w:lvlText w:val="%2."/>
+      <w:lvlJc w:val="left"/>
+      <w:pPr>
+        <w:tabs>
+          <w:tab w:val="num" w:pos="1440"/>
+        </w:tabs>
+        <w:ind w:left="1440" w:hanging="360"/>
+      </w:pPr>
+    </w:lvl>
+    <w:lvl w:ilvl="2" w:tentative="1">
+      <w:start w:val="1"/>
+      <w:numFmt w:val="decimal"/>
+      <w:lvlText w:val="%3."/>
+      <w:lvlJc w:val="left"/>
+      <w:pPr>
+        <w:tabs>
+          <w:tab w:val="num" w:pos="2160"/>
+        </w:tabs>
+        <w:ind w:left="2160" w:hanging="360"/>
+      </w:pPr>
+    </w:lvl>
+    <w:lvl w:ilvl="3" w:tentative="1">
+      <w:start w:val="1"/>
+      <w:numFmt w:val="decimal"/>
+      <w:lvlText w:val="%4."/>
+      <w:lvlJc w:val="left"/>
+      <w:pPr>
+        <w:tabs>
+          <w:tab w:val="num" w:pos="2880"/>
+        </w:tabs>
+        <w:ind w:left="2880" w:hanging="360"/>
+      </w:pPr>
+    </w:lvl>
+    <w:lvl w:ilvl="4" w:tentative="1">
+      <w:start w:val="1"/>
+      <w:numFmt w:val="decimal"/>
+      <w:lvlText w:val="%5."/>
+      <w:lvlJc w:val="left"/>
+      <w:pPr>
+        <w:tabs>
+          <w:tab w:val="num" w:pos="3600"/>
+        </w:tabs>
+        <w:ind w:left="3600" w:hanging="360"/>
+      </w:pPr>
+    </w:lvl>
+    <w:lvl w:ilvl="5" w:tentative="1">
+      <w:start w:val="1"/>
+      <w:numFmt w:val="decimal"/>
+      <w:lvlText w:val="%6."/>
+      <w:lvlJc w:val="left"/>
+      <w:pPr>
+        <w:tabs>
+          <w:tab w:val="num" w:pos="4320"/>
+        </w:tabs>
+        <w:ind w:left="4320" w:hanging="360"/>
+      </w:pPr>
+    </w:lvl>
+    <w:lvl w:ilvl="6" w:tentative="1">
+      <w:start w:val="1"/>
+      <w:numFmt w:val="decimal"/>
+      <w:lvlText w:val="%7."/>
+      <w:lvlJc w:val="left"/>
+      <w:pPr>
+        <w:tabs>
+          <w:tab w:val="num" w:pos="5040"/>
+        </w:tabs>
+        <w:ind w:left="5040" w:hanging="360"/>
+      </w:pPr>
+    </w:lvl>
+    <w:lvl w:ilvl="7" w:tentative="1">
+      <w:start w:val="1"/>
+      <w:numFmt w:val="decimal"/>
+      <w:lvlText w:val="%8."/>
+      <w:lvlJc w:val="left"/>
+      <w:pPr>
+        <w:tabs>
+          <w:tab w:val="num" w:pos="5760"/>
+        </w:tabs>
+        <w:ind w:left="5760" w:hanging="360"/>
+      </w:pPr>
+    </w:lvl>
+    <w:lvl w:ilvl="8" w:tentative="1">
+      <w:start w:val="1"/>
+      <w:numFmt w:val="decimal"/>
+      <w:lvlText w:val="%9."/>
+      <w:lvlJc w:val="left"/>
+      <w:pPr>
+        <w:tabs>
+          <w:tab w:val="num" w:pos="6480"/>
+        </w:tabs>
+        <w:ind w:left="6480" w:hanging="360"/>
+      </w:pPr>
+    </w:lvl>
+  </w:abstractNum>
+  <w:abstractNum w:abstractNumId="5" w15:restartNumberingAfterBreak="0">
     <w:nsid w:val="24964512"/>
     <w:multiLevelType w:val="multilevel"/>
     <w:tmpl w:val="A5B24F08"/>
@@ -10244,7 +14561,7 @@
       </w:pPr>
     </w:lvl>
   </w:abstractNum>
-  <w:abstractNum w:abstractNumId="3" w15:restartNumberingAfterBreak="0">
+  <w:abstractNum w:abstractNumId="6" w15:restartNumberingAfterBreak="0">
     <w:nsid w:val="30805342"/>
     <w:multiLevelType w:val="hybridMultilevel"/>
     <w:tmpl w:val="9E768344"/>
@@ -10330,7 +14647,233 @@
       </w:pPr>
     </w:lvl>
   </w:abstractNum>
-  <w:abstractNum w:abstractNumId="4" w15:restartNumberingAfterBreak="0">
+  <w:abstractNum w:abstractNumId="7" w15:restartNumberingAfterBreak="0">
+    <w:nsid w:val="31596413"/>
+    <w:multiLevelType w:val="multilevel"/>
+    <w:tmpl w:val="FB64F656"/>
+    <w:lvl w:ilvl="0">
+      <w:start w:val="2"/>
+      <w:numFmt w:val="decimal"/>
+      <w:lvlText w:val="%1."/>
+      <w:lvlJc w:val="left"/>
+      <w:pPr>
+        <w:tabs>
+          <w:tab w:val="num" w:pos="720"/>
+        </w:tabs>
+        <w:ind w:left="720" w:hanging="360"/>
+      </w:pPr>
+    </w:lvl>
+    <w:lvl w:ilvl="1" w:tentative="1">
+      <w:start w:val="1"/>
+      <w:numFmt w:val="decimal"/>
+      <w:lvlText w:val="%2."/>
+      <w:lvlJc w:val="left"/>
+      <w:pPr>
+        <w:tabs>
+          <w:tab w:val="num" w:pos="1440"/>
+        </w:tabs>
+        <w:ind w:left="1440" w:hanging="360"/>
+      </w:pPr>
+    </w:lvl>
+    <w:lvl w:ilvl="2" w:tentative="1">
+      <w:start w:val="1"/>
+      <w:numFmt w:val="decimal"/>
+      <w:lvlText w:val="%3."/>
+      <w:lvlJc w:val="left"/>
+      <w:pPr>
+        <w:tabs>
+          <w:tab w:val="num" w:pos="2160"/>
+        </w:tabs>
+        <w:ind w:left="2160" w:hanging="360"/>
+      </w:pPr>
+    </w:lvl>
+    <w:lvl w:ilvl="3" w:tentative="1">
+      <w:start w:val="1"/>
+      <w:numFmt w:val="decimal"/>
+      <w:lvlText w:val="%4."/>
+      <w:lvlJc w:val="left"/>
+      <w:pPr>
+        <w:tabs>
+          <w:tab w:val="num" w:pos="2880"/>
+        </w:tabs>
+        <w:ind w:left="2880" w:hanging="360"/>
+      </w:pPr>
+    </w:lvl>
+    <w:lvl w:ilvl="4" w:tentative="1">
+      <w:start w:val="1"/>
+      <w:numFmt w:val="decimal"/>
+      <w:lvlText w:val="%5."/>
+      <w:lvlJc w:val="left"/>
+      <w:pPr>
+        <w:tabs>
+          <w:tab w:val="num" w:pos="3600"/>
+        </w:tabs>
+        <w:ind w:left="3600" w:hanging="360"/>
+      </w:pPr>
+    </w:lvl>
+    <w:lvl w:ilvl="5" w:tentative="1">
+      <w:start w:val="1"/>
+      <w:numFmt w:val="decimal"/>
+      <w:lvlText w:val="%6."/>
+      <w:lvlJc w:val="left"/>
+      <w:pPr>
+        <w:tabs>
+          <w:tab w:val="num" w:pos="4320"/>
+        </w:tabs>
+        <w:ind w:left="4320" w:hanging="360"/>
+      </w:pPr>
+    </w:lvl>
+    <w:lvl w:ilvl="6" w:tentative="1">
+      <w:start w:val="1"/>
+      <w:numFmt w:val="decimal"/>
+      <w:lvlText w:val="%7."/>
+      <w:lvlJc w:val="left"/>
+      <w:pPr>
+        <w:tabs>
+          <w:tab w:val="num" w:pos="5040"/>
+        </w:tabs>
+        <w:ind w:left="5040" w:hanging="360"/>
+      </w:pPr>
+    </w:lvl>
+    <w:lvl w:ilvl="7" w:tentative="1">
+      <w:start w:val="1"/>
+      <w:numFmt w:val="decimal"/>
+      <w:lvlText w:val="%8."/>
+      <w:lvlJc w:val="left"/>
+      <w:pPr>
+        <w:tabs>
+          <w:tab w:val="num" w:pos="5760"/>
+        </w:tabs>
+        <w:ind w:left="5760" w:hanging="360"/>
+      </w:pPr>
+    </w:lvl>
+    <w:lvl w:ilvl="8" w:tentative="1">
+      <w:start w:val="1"/>
+      <w:numFmt w:val="decimal"/>
+      <w:lvlText w:val="%9."/>
+      <w:lvlJc w:val="left"/>
+      <w:pPr>
+        <w:tabs>
+          <w:tab w:val="num" w:pos="6480"/>
+        </w:tabs>
+        <w:ind w:left="6480" w:hanging="360"/>
+      </w:pPr>
+    </w:lvl>
+  </w:abstractNum>
+  <w:abstractNum w:abstractNumId="8" w15:restartNumberingAfterBreak="0">
+    <w:nsid w:val="32576353"/>
+    <w:multiLevelType w:val="hybridMultilevel"/>
+    <w:tmpl w:val="6840C556"/>
+    <w:lvl w:ilvl="0" w:tplc="04090001">
+      <w:start w:val="1"/>
+      <w:numFmt w:val="bullet"/>
+      <w:lvlText w:val=""/>
+      <w:lvlJc w:val="left"/>
+      <w:pPr>
+        <w:ind w:left="360" w:hanging="360"/>
+      </w:pPr>
+      <w:rPr>
+        <w:rFonts w:ascii="Symbol" w:hAnsi="Symbol" w:hint="default"/>
+      </w:rPr>
+    </w:lvl>
+    <w:lvl w:ilvl="1" w:tplc="04090003" w:tentative="1">
+      <w:start w:val="1"/>
+      <w:numFmt w:val="bullet"/>
+      <w:lvlText w:val="o"/>
+      <w:lvlJc w:val="left"/>
+      <w:pPr>
+        <w:ind w:left="1080" w:hanging="360"/>
+      </w:pPr>
+      <w:rPr>
+        <w:rFonts w:ascii="Courier New" w:hAnsi="Courier New" w:cs="Courier New" w:hint="default"/>
+      </w:rPr>
+    </w:lvl>
+    <w:lvl w:ilvl="2" w:tplc="04090005" w:tentative="1">
+      <w:start w:val="1"/>
+      <w:numFmt w:val="bullet"/>
+      <w:lvlText w:val=""/>
+      <w:lvlJc w:val="left"/>
+      <w:pPr>
+        <w:ind w:left="1800" w:hanging="360"/>
+      </w:pPr>
+      <w:rPr>
+        <w:rFonts w:ascii="Wingdings" w:hAnsi="Wingdings" w:hint="default"/>
+      </w:rPr>
+    </w:lvl>
+    <w:lvl w:ilvl="3" w:tplc="04090001" w:tentative="1">
+      <w:start w:val="1"/>
+      <w:numFmt w:val="bullet"/>
+      <w:lvlText w:val=""/>
+      <w:lvlJc w:val="left"/>
+      <w:pPr>
+        <w:ind w:left="2520" w:hanging="360"/>
+      </w:pPr>
+      <w:rPr>
+        <w:rFonts w:ascii="Symbol" w:hAnsi="Symbol" w:hint="default"/>
+      </w:rPr>
+    </w:lvl>
+    <w:lvl w:ilvl="4" w:tplc="04090003" w:tentative="1">
+      <w:start w:val="1"/>
+      <w:numFmt w:val="bullet"/>
+      <w:lvlText w:val="o"/>
+      <w:lvlJc w:val="left"/>
+      <w:pPr>
+        <w:ind w:left="3240" w:hanging="360"/>
+      </w:pPr>
+      <w:rPr>
+        <w:rFonts w:ascii="Courier New" w:hAnsi="Courier New" w:cs="Courier New" w:hint="default"/>
+      </w:rPr>
+    </w:lvl>
+    <w:lvl w:ilvl="5" w:tplc="04090005" w:tentative="1">
+      <w:start w:val="1"/>
+      <w:numFmt w:val="bullet"/>
+      <w:lvlText w:val=""/>
+      <w:lvlJc w:val="left"/>
+      <w:pPr>
+        <w:ind w:left="3960" w:hanging="360"/>
+      </w:pPr>
+      <w:rPr>
+        <w:rFonts w:ascii="Wingdings" w:hAnsi="Wingdings" w:hint="default"/>
+      </w:rPr>
+    </w:lvl>
+    <w:lvl w:ilvl="6" w:tplc="04090001" w:tentative="1">
+      <w:start w:val="1"/>
+      <w:numFmt w:val="bullet"/>
+      <w:lvlText w:val=""/>
+      <w:lvlJc w:val="left"/>
+      <w:pPr>
+        <w:ind w:left="4680" w:hanging="360"/>
+      </w:pPr>
+      <w:rPr>
+        <w:rFonts w:ascii="Symbol" w:hAnsi="Symbol" w:hint="default"/>
+      </w:rPr>
+    </w:lvl>
+    <w:lvl w:ilvl="7" w:tplc="04090003" w:tentative="1">
+      <w:start w:val="1"/>
+      <w:numFmt w:val="bullet"/>
+      <w:lvlText w:val="o"/>
+      <w:lvlJc w:val="left"/>
+      <w:pPr>
+        <w:ind w:left="5400" w:hanging="360"/>
+      </w:pPr>
+      <w:rPr>
+        <w:rFonts w:ascii="Courier New" w:hAnsi="Courier New" w:cs="Courier New" w:hint="default"/>
+      </w:rPr>
+    </w:lvl>
+    <w:lvl w:ilvl="8" w:tplc="04090005" w:tentative="1">
+      <w:start w:val="1"/>
+      <w:numFmt w:val="bullet"/>
+      <w:lvlText w:val=""/>
+      <w:lvlJc w:val="left"/>
+      <w:pPr>
+        <w:ind w:left="6120" w:hanging="360"/>
+      </w:pPr>
+      <w:rPr>
+        <w:rFonts w:ascii="Wingdings" w:hAnsi="Wingdings" w:hint="default"/>
+      </w:rPr>
+    </w:lvl>
+  </w:abstractNum>
+  <w:abstractNum w:abstractNumId="9" w15:restartNumberingAfterBreak="0">
     <w:nsid w:val="32842546"/>
     <w:multiLevelType w:val="multilevel"/>
     <w:tmpl w:val="358EF65A"/>
@@ -10470,10 +15013,10 @@
       </w:rPr>
     </w:lvl>
   </w:abstractNum>
-  <w:abstractNum w:abstractNumId="5" w15:restartNumberingAfterBreak="0">
+  <w:abstractNum w:abstractNumId="10" w15:restartNumberingAfterBreak="0">
     <w:nsid w:val="367B5CA2"/>
     <w:multiLevelType w:val="multilevel"/>
-    <w:tmpl w:val="36D29CE8"/>
+    <w:tmpl w:val="EF7E669E"/>
     <w:lvl w:ilvl="0">
       <w:start w:val="1"/>
       <w:numFmt w:val="upperRoman"/>
@@ -10530,6 +15073,7 @@
       </w:pPr>
       <w:rPr>
         <w:rFonts w:hint="default"/>
+        <w:color w:val="auto"/>
       </w:rPr>
     </w:lvl>
     <w:lvl w:ilvl="4">
@@ -10601,7 +15145,269 @@
       </w:rPr>
     </w:lvl>
   </w:abstractNum>
-  <w:abstractNum w:abstractNumId="6" w15:restartNumberingAfterBreak="0">
+  <w:abstractNum w:abstractNumId="11" w15:restartNumberingAfterBreak="0">
+    <w:nsid w:val="3B31775F"/>
+    <w:multiLevelType w:val="multilevel"/>
+    <w:tmpl w:val="87206E8A"/>
+    <w:lvl w:ilvl="0">
+      <w:start w:val="1"/>
+      <w:numFmt w:val="decimal"/>
+      <w:lvlText w:val="%1."/>
+      <w:lvlJc w:val="left"/>
+      <w:pPr>
+        <w:tabs>
+          <w:tab w:val="num" w:pos="720"/>
+        </w:tabs>
+        <w:ind w:left="720" w:hanging="360"/>
+      </w:pPr>
+    </w:lvl>
+    <w:lvl w:ilvl="1" w:tentative="1">
+      <w:start w:val="1"/>
+      <w:numFmt w:val="decimal"/>
+      <w:lvlText w:val="%2."/>
+      <w:lvlJc w:val="left"/>
+      <w:pPr>
+        <w:tabs>
+          <w:tab w:val="num" w:pos="1440"/>
+        </w:tabs>
+        <w:ind w:left="1440" w:hanging="360"/>
+      </w:pPr>
+    </w:lvl>
+    <w:lvl w:ilvl="2" w:tentative="1">
+      <w:start w:val="1"/>
+      <w:numFmt w:val="decimal"/>
+      <w:lvlText w:val="%3."/>
+      <w:lvlJc w:val="left"/>
+      <w:pPr>
+        <w:tabs>
+          <w:tab w:val="num" w:pos="2160"/>
+        </w:tabs>
+        <w:ind w:left="2160" w:hanging="360"/>
+      </w:pPr>
+    </w:lvl>
+    <w:lvl w:ilvl="3" w:tentative="1">
+      <w:start w:val="1"/>
+      <w:numFmt w:val="decimal"/>
+      <w:lvlText w:val="%4."/>
+      <w:lvlJc w:val="left"/>
+      <w:pPr>
+        <w:tabs>
+          <w:tab w:val="num" w:pos="2880"/>
+        </w:tabs>
+        <w:ind w:left="2880" w:hanging="360"/>
+      </w:pPr>
+    </w:lvl>
+    <w:lvl w:ilvl="4" w:tentative="1">
+      <w:start w:val="1"/>
+      <w:numFmt w:val="decimal"/>
+      <w:lvlText w:val="%5."/>
+      <w:lvlJc w:val="left"/>
+      <w:pPr>
+        <w:tabs>
+          <w:tab w:val="num" w:pos="3600"/>
+        </w:tabs>
+        <w:ind w:left="3600" w:hanging="360"/>
+      </w:pPr>
+    </w:lvl>
+    <w:lvl w:ilvl="5" w:tentative="1">
+      <w:start w:val="1"/>
+      <w:numFmt w:val="decimal"/>
+      <w:lvlText w:val="%6."/>
+      <w:lvlJc w:val="left"/>
+      <w:pPr>
+        <w:tabs>
+          <w:tab w:val="num" w:pos="4320"/>
+        </w:tabs>
+        <w:ind w:left="4320" w:hanging="360"/>
+      </w:pPr>
+    </w:lvl>
+    <w:lvl w:ilvl="6" w:tentative="1">
+      <w:start w:val="1"/>
+      <w:numFmt w:val="decimal"/>
+      <w:lvlText w:val="%7."/>
+      <w:lvlJc w:val="left"/>
+      <w:pPr>
+        <w:tabs>
+          <w:tab w:val="num" w:pos="5040"/>
+        </w:tabs>
+        <w:ind w:left="5040" w:hanging="360"/>
+      </w:pPr>
+    </w:lvl>
+    <w:lvl w:ilvl="7" w:tentative="1">
+      <w:start w:val="1"/>
+      <w:numFmt w:val="decimal"/>
+      <w:lvlText w:val="%8."/>
+      <w:lvlJc w:val="left"/>
+      <w:pPr>
+        <w:tabs>
+          <w:tab w:val="num" w:pos="5760"/>
+        </w:tabs>
+        <w:ind w:left="5760" w:hanging="360"/>
+      </w:pPr>
+    </w:lvl>
+    <w:lvl w:ilvl="8" w:tentative="1">
+      <w:start w:val="1"/>
+      <w:numFmt w:val="decimal"/>
+      <w:lvlText w:val="%9."/>
+      <w:lvlJc w:val="left"/>
+      <w:pPr>
+        <w:tabs>
+          <w:tab w:val="num" w:pos="6480"/>
+        </w:tabs>
+        <w:ind w:left="6480" w:hanging="360"/>
+      </w:pPr>
+    </w:lvl>
+  </w:abstractNum>
+  <w:abstractNum w:abstractNumId="12" w15:restartNumberingAfterBreak="0">
+    <w:nsid w:val="4ACC2F9C"/>
+    <w:multiLevelType w:val="multilevel"/>
+    <w:tmpl w:val="48241472"/>
+    <w:lvl w:ilvl="0">
+      <w:start w:val="1"/>
+      <w:numFmt w:val="bullet"/>
+      <w:lvlText w:val=""/>
+      <w:lvlJc w:val="left"/>
+      <w:pPr>
+        <w:tabs>
+          <w:tab w:val="num" w:pos="720"/>
+        </w:tabs>
+        <w:ind w:left="720" w:hanging="360"/>
+      </w:pPr>
+      <w:rPr>
+        <w:rFonts w:ascii="Symbol" w:hAnsi="Symbol" w:hint="default"/>
+        <w:sz w:val="20"/>
+      </w:rPr>
+    </w:lvl>
+    <w:lvl w:ilvl="1" w:tentative="1">
+      <w:start w:val="1"/>
+      <w:numFmt w:val="bullet"/>
+      <w:lvlText w:val=""/>
+      <w:lvlJc w:val="left"/>
+      <w:pPr>
+        <w:tabs>
+          <w:tab w:val="num" w:pos="1440"/>
+        </w:tabs>
+        <w:ind w:left="1440" w:hanging="360"/>
+      </w:pPr>
+      <w:rPr>
+        <w:rFonts w:ascii="Symbol" w:hAnsi="Symbol" w:hint="default"/>
+        <w:sz w:val="20"/>
+      </w:rPr>
+    </w:lvl>
+    <w:lvl w:ilvl="2" w:tentative="1">
+      <w:start w:val="1"/>
+      <w:numFmt w:val="bullet"/>
+      <w:lvlText w:val=""/>
+      <w:lvlJc w:val="left"/>
+      <w:pPr>
+        <w:tabs>
+          <w:tab w:val="num" w:pos="2160"/>
+        </w:tabs>
+        <w:ind w:left="2160" w:hanging="360"/>
+      </w:pPr>
+      <w:rPr>
+        <w:rFonts w:ascii="Symbol" w:hAnsi="Symbol" w:hint="default"/>
+        <w:sz w:val="20"/>
+      </w:rPr>
+    </w:lvl>
+    <w:lvl w:ilvl="3" w:tentative="1">
+      <w:start w:val="1"/>
+      <w:numFmt w:val="bullet"/>
+      <w:lvlText w:val=""/>
+      <w:lvlJc w:val="left"/>
+      <w:pPr>
+        <w:tabs>
+          <w:tab w:val="num" w:pos="2880"/>
+        </w:tabs>
+        <w:ind w:left="2880" w:hanging="360"/>
+      </w:pPr>
+      <w:rPr>
+        <w:rFonts w:ascii="Symbol" w:hAnsi="Symbol" w:hint="default"/>
+        <w:sz w:val="20"/>
+      </w:rPr>
+    </w:lvl>
+    <w:lvl w:ilvl="4" w:tentative="1">
+      <w:start w:val="1"/>
+      <w:numFmt w:val="bullet"/>
+      <w:lvlText w:val=""/>
+      <w:lvlJc w:val="left"/>
+      <w:pPr>
+        <w:tabs>
+          <w:tab w:val="num" w:pos="3600"/>
+        </w:tabs>
+        <w:ind w:left="3600" w:hanging="360"/>
+      </w:pPr>
+      <w:rPr>
+        <w:rFonts w:ascii="Symbol" w:hAnsi="Symbol" w:hint="default"/>
+        <w:sz w:val="20"/>
+      </w:rPr>
+    </w:lvl>
+    <w:lvl w:ilvl="5" w:tentative="1">
+      <w:start w:val="1"/>
+      <w:numFmt w:val="bullet"/>
+      <w:lvlText w:val=""/>
+      <w:lvlJc w:val="left"/>
+      <w:pPr>
+        <w:tabs>
+          <w:tab w:val="num" w:pos="4320"/>
+        </w:tabs>
+        <w:ind w:left="4320" w:hanging="360"/>
+      </w:pPr>
+      <w:rPr>
+        <w:rFonts w:ascii="Symbol" w:hAnsi="Symbol" w:hint="default"/>
+        <w:sz w:val="20"/>
+      </w:rPr>
+    </w:lvl>
+    <w:lvl w:ilvl="6" w:tentative="1">
+      <w:start w:val="1"/>
+      <w:numFmt w:val="bullet"/>
+      <w:lvlText w:val=""/>
+      <w:lvlJc w:val="left"/>
+      <w:pPr>
+        <w:tabs>
+          <w:tab w:val="num" w:pos="5040"/>
+        </w:tabs>
+        <w:ind w:left="5040" w:hanging="360"/>
+      </w:pPr>
+      <w:rPr>
+        <w:rFonts w:ascii="Symbol" w:hAnsi="Symbol" w:hint="default"/>
+        <w:sz w:val="20"/>
+      </w:rPr>
+    </w:lvl>
+    <w:lvl w:ilvl="7" w:tentative="1">
+      <w:start w:val="1"/>
+      <w:numFmt w:val="bullet"/>
+      <w:lvlText w:val=""/>
+      <w:lvlJc w:val="left"/>
+      <w:pPr>
+        <w:tabs>
+          <w:tab w:val="num" w:pos="5760"/>
+        </w:tabs>
+        <w:ind w:left="5760" w:hanging="360"/>
+      </w:pPr>
+      <w:rPr>
+        <w:rFonts w:ascii="Symbol" w:hAnsi="Symbol" w:hint="default"/>
+        <w:sz w:val="20"/>
+      </w:rPr>
+    </w:lvl>
+    <w:lvl w:ilvl="8" w:tentative="1">
+      <w:start w:val="1"/>
+      <w:numFmt w:val="bullet"/>
+      <w:lvlText w:val=""/>
+      <w:lvlJc w:val="left"/>
+      <w:pPr>
+        <w:tabs>
+          <w:tab w:val="num" w:pos="6480"/>
+        </w:tabs>
+        <w:ind w:left="6480" w:hanging="360"/>
+      </w:pPr>
+      <w:rPr>
+        <w:rFonts w:ascii="Symbol" w:hAnsi="Symbol" w:hint="default"/>
+        <w:sz w:val="20"/>
+      </w:rPr>
+    </w:lvl>
+  </w:abstractNum>
+  <w:abstractNum w:abstractNumId="13" w15:restartNumberingAfterBreak="0">
     <w:nsid w:val="50EE70D6"/>
     <w:multiLevelType w:val="multilevel"/>
     <w:tmpl w:val="61C2B0A0"/>
@@ -10687,7 +15493,7 @@
       </w:pPr>
     </w:lvl>
   </w:abstractNum>
-  <w:abstractNum w:abstractNumId="7" w15:restartNumberingAfterBreak="0">
+  <w:abstractNum w:abstractNumId="14" w15:restartNumberingAfterBreak="0">
     <w:nsid w:val="54DB1240"/>
     <w:multiLevelType w:val="multilevel"/>
     <w:tmpl w:val="DA7ECCE2"/>
@@ -10780,7 +15586,7 @@
       </w:pPr>
     </w:lvl>
   </w:abstractNum>
-  <w:abstractNum w:abstractNumId="8" w15:restartNumberingAfterBreak="0">
+  <w:abstractNum w:abstractNumId="15" w15:restartNumberingAfterBreak="0">
     <w:nsid w:val="59486C40"/>
     <w:multiLevelType w:val="hybridMultilevel"/>
     <w:tmpl w:val="28DA9CD0"/>
@@ -10866,7 +15672,7 @@
       </w:pPr>
     </w:lvl>
   </w:abstractNum>
-  <w:abstractNum w:abstractNumId="9" w15:restartNumberingAfterBreak="0">
+  <w:abstractNum w:abstractNumId="16" w15:restartNumberingAfterBreak="0">
     <w:nsid w:val="5B07540E"/>
     <w:multiLevelType w:val="multilevel"/>
     <w:tmpl w:val="A9082E3C"/>
@@ -11006,7 +15812,156 @@
       </w:rPr>
     </w:lvl>
   </w:abstractNum>
-  <w:abstractNum w:abstractNumId="10" w15:restartNumberingAfterBreak="0">
+  <w:abstractNum w:abstractNumId="17" w15:restartNumberingAfterBreak="0">
+    <w:nsid w:val="63F5690B"/>
+    <w:multiLevelType w:val="multilevel"/>
+    <w:tmpl w:val="42284DCE"/>
+    <w:lvl w:ilvl="0">
+      <w:start w:val="1"/>
+      <w:numFmt w:val="bullet"/>
+      <w:lvlText w:val=""/>
+      <w:lvlJc w:val="left"/>
+      <w:pPr>
+        <w:tabs>
+          <w:tab w:val="num" w:pos="720"/>
+        </w:tabs>
+        <w:ind w:left="720" w:hanging="360"/>
+      </w:pPr>
+      <w:rPr>
+        <w:rFonts w:ascii="Symbol" w:hAnsi="Symbol" w:hint="default"/>
+        <w:sz w:val="20"/>
+      </w:rPr>
+    </w:lvl>
+    <w:lvl w:ilvl="1" w:tentative="1">
+      <w:start w:val="1"/>
+      <w:numFmt w:val="bullet"/>
+      <w:lvlText w:val=""/>
+      <w:lvlJc w:val="left"/>
+      <w:pPr>
+        <w:tabs>
+          <w:tab w:val="num" w:pos="1440"/>
+        </w:tabs>
+        <w:ind w:left="1440" w:hanging="360"/>
+      </w:pPr>
+      <w:rPr>
+        <w:rFonts w:ascii="Symbol" w:hAnsi="Symbol" w:hint="default"/>
+        <w:sz w:val="20"/>
+      </w:rPr>
+    </w:lvl>
+    <w:lvl w:ilvl="2" w:tentative="1">
+      <w:start w:val="1"/>
+      <w:numFmt w:val="bullet"/>
+      <w:lvlText w:val=""/>
+      <w:lvlJc w:val="left"/>
+      <w:pPr>
+        <w:tabs>
+          <w:tab w:val="num" w:pos="2160"/>
+        </w:tabs>
+        <w:ind w:left="2160" w:hanging="360"/>
+      </w:pPr>
+      <w:rPr>
+        <w:rFonts w:ascii="Symbol" w:hAnsi="Symbol" w:hint="default"/>
+        <w:sz w:val="20"/>
+      </w:rPr>
+    </w:lvl>
+    <w:lvl w:ilvl="3" w:tentative="1">
+      <w:start w:val="1"/>
+      <w:numFmt w:val="bullet"/>
+      <w:lvlText w:val=""/>
+      <w:lvlJc w:val="left"/>
+      <w:pPr>
+        <w:tabs>
+          <w:tab w:val="num" w:pos="2880"/>
+        </w:tabs>
+        <w:ind w:left="2880" w:hanging="360"/>
+      </w:pPr>
+      <w:rPr>
+        <w:rFonts w:ascii="Symbol" w:hAnsi="Symbol" w:hint="default"/>
+        <w:sz w:val="20"/>
+      </w:rPr>
+    </w:lvl>
+    <w:lvl w:ilvl="4" w:tentative="1">
+      <w:start w:val="1"/>
+      <w:numFmt w:val="bullet"/>
+      <w:lvlText w:val=""/>
+      <w:lvlJc w:val="left"/>
+      <w:pPr>
+        <w:tabs>
+          <w:tab w:val="num" w:pos="3600"/>
+        </w:tabs>
+        <w:ind w:left="3600" w:hanging="360"/>
+      </w:pPr>
+      <w:rPr>
+        <w:rFonts w:ascii="Symbol" w:hAnsi="Symbol" w:hint="default"/>
+        <w:sz w:val="20"/>
+      </w:rPr>
+    </w:lvl>
+    <w:lvl w:ilvl="5" w:tentative="1">
+      <w:start w:val="1"/>
+      <w:numFmt w:val="bullet"/>
+      <w:lvlText w:val=""/>
+      <w:lvlJc w:val="left"/>
+      <w:pPr>
+        <w:tabs>
+          <w:tab w:val="num" w:pos="4320"/>
+        </w:tabs>
+        <w:ind w:left="4320" w:hanging="360"/>
+      </w:pPr>
+      <w:rPr>
+        <w:rFonts w:ascii="Symbol" w:hAnsi="Symbol" w:hint="default"/>
+        <w:sz w:val="20"/>
+      </w:rPr>
+    </w:lvl>
+    <w:lvl w:ilvl="6" w:tentative="1">
+      <w:start w:val="1"/>
+      <w:numFmt w:val="bullet"/>
+      <w:lvlText w:val=""/>
+      <w:lvlJc w:val="left"/>
+      <w:pPr>
+        <w:tabs>
+          <w:tab w:val="num" w:pos="5040"/>
+        </w:tabs>
+        <w:ind w:left="5040" w:hanging="360"/>
+      </w:pPr>
+      <w:rPr>
+        <w:rFonts w:ascii="Symbol" w:hAnsi="Symbol" w:hint="default"/>
+        <w:sz w:val="20"/>
+      </w:rPr>
+    </w:lvl>
+    <w:lvl w:ilvl="7" w:tentative="1">
+      <w:start w:val="1"/>
+      <w:numFmt w:val="bullet"/>
+      <w:lvlText w:val=""/>
+      <w:lvlJc w:val="left"/>
+      <w:pPr>
+        <w:tabs>
+          <w:tab w:val="num" w:pos="5760"/>
+        </w:tabs>
+        <w:ind w:left="5760" w:hanging="360"/>
+      </w:pPr>
+      <w:rPr>
+        <w:rFonts w:ascii="Symbol" w:hAnsi="Symbol" w:hint="default"/>
+        <w:sz w:val="20"/>
+      </w:rPr>
+    </w:lvl>
+    <w:lvl w:ilvl="8" w:tentative="1">
+      <w:start w:val="1"/>
+      <w:numFmt w:val="bullet"/>
+      <w:lvlText w:val=""/>
+      <w:lvlJc w:val="left"/>
+      <w:pPr>
+        <w:tabs>
+          <w:tab w:val="num" w:pos="6480"/>
+        </w:tabs>
+        <w:ind w:left="6480" w:hanging="360"/>
+      </w:pPr>
+      <w:rPr>
+        <w:rFonts w:ascii="Symbol" w:hAnsi="Symbol" w:hint="default"/>
+        <w:sz w:val="20"/>
+      </w:rPr>
+    </w:lvl>
+  </w:abstractNum>
+  <w:abstractNum w:abstractNumId="18" w15:restartNumberingAfterBreak="0">
     <w:nsid w:val="69DB4EF2"/>
     <w:multiLevelType w:val="hybridMultilevel"/>
     <w:tmpl w:val="3DB80DB4"/>
@@ -11119,8 +16074,455 @@
       </w:rPr>
     </w:lvl>
   </w:abstractNum>
+  <w:abstractNum w:abstractNumId="19" w15:restartNumberingAfterBreak="0">
+    <w:nsid w:val="71AF25E4"/>
+    <w:multiLevelType w:val="multilevel"/>
+    <w:tmpl w:val="C78E1CFE"/>
+    <w:lvl w:ilvl="0">
+      <w:start w:val="1"/>
+      <w:numFmt w:val="bullet"/>
+      <w:lvlText w:val=""/>
+      <w:lvlJc w:val="left"/>
+      <w:pPr>
+        <w:tabs>
+          <w:tab w:val="num" w:pos="720"/>
+        </w:tabs>
+        <w:ind w:left="720" w:hanging="360"/>
+      </w:pPr>
+      <w:rPr>
+        <w:rFonts w:ascii="Symbol" w:hAnsi="Symbol" w:hint="default"/>
+        <w:sz w:val="20"/>
+      </w:rPr>
+    </w:lvl>
+    <w:lvl w:ilvl="1" w:tentative="1">
+      <w:start w:val="1"/>
+      <w:numFmt w:val="bullet"/>
+      <w:lvlText w:val=""/>
+      <w:lvlJc w:val="left"/>
+      <w:pPr>
+        <w:tabs>
+          <w:tab w:val="num" w:pos="1440"/>
+        </w:tabs>
+        <w:ind w:left="1440" w:hanging="360"/>
+      </w:pPr>
+      <w:rPr>
+        <w:rFonts w:ascii="Symbol" w:hAnsi="Symbol" w:hint="default"/>
+        <w:sz w:val="20"/>
+      </w:rPr>
+    </w:lvl>
+    <w:lvl w:ilvl="2" w:tentative="1">
+      <w:start w:val="1"/>
+      <w:numFmt w:val="bullet"/>
+      <w:lvlText w:val=""/>
+      <w:lvlJc w:val="left"/>
+      <w:pPr>
+        <w:tabs>
+          <w:tab w:val="num" w:pos="2160"/>
+        </w:tabs>
+        <w:ind w:left="2160" w:hanging="360"/>
+      </w:pPr>
+      <w:rPr>
+        <w:rFonts w:ascii="Symbol" w:hAnsi="Symbol" w:hint="default"/>
+        <w:sz w:val="20"/>
+      </w:rPr>
+    </w:lvl>
+    <w:lvl w:ilvl="3" w:tentative="1">
+      <w:start w:val="1"/>
+      <w:numFmt w:val="bullet"/>
+      <w:lvlText w:val=""/>
+      <w:lvlJc w:val="left"/>
+      <w:pPr>
+        <w:tabs>
+          <w:tab w:val="num" w:pos="2880"/>
+        </w:tabs>
+        <w:ind w:left="2880" w:hanging="360"/>
+      </w:pPr>
+      <w:rPr>
+        <w:rFonts w:ascii="Symbol" w:hAnsi="Symbol" w:hint="default"/>
+        <w:sz w:val="20"/>
+      </w:rPr>
+    </w:lvl>
+    <w:lvl w:ilvl="4" w:tentative="1">
+      <w:start w:val="1"/>
+      <w:numFmt w:val="bullet"/>
+      <w:lvlText w:val=""/>
+      <w:lvlJc w:val="left"/>
+      <w:pPr>
+        <w:tabs>
+          <w:tab w:val="num" w:pos="3600"/>
+        </w:tabs>
+        <w:ind w:left="3600" w:hanging="360"/>
+      </w:pPr>
+      <w:rPr>
+        <w:rFonts w:ascii="Symbol" w:hAnsi="Symbol" w:hint="default"/>
+        <w:sz w:val="20"/>
+      </w:rPr>
+    </w:lvl>
+    <w:lvl w:ilvl="5" w:tentative="1">
+      <w:start w:val="1"/>
+      <w:numFmt w:val="bullet"/>
+      <w:lvlText w:val=""/>
+      <w:lvlJc w:val="left"/>
+      <w:pPr>
+        <w:tabs>
+          <w:tab w:val="num" w:pos="4320"/>
+        </w:tabs>
+        <w:ind w:left="4320" w:hanging="360"/>
+      </w:pPr>
+      <w:rPr>
+        <w:rFonts w:ascii="Symbol" w:hAnsi="Symbol" w:hint="default"/>
+        <w:sz w:val="20"/>
+      </w:rPr>
+    </w:lvl>
+    <w:lvl w:ilvl="6" w:tentative="1">
+      <w:start w:val="1"/>
+      <w:numFmt w:val="bullet"/>
+      <w:lvlText w:val=""/>
+      <w:lvlJc w:val="left"/>
+      <w:pPr>
+        <w:tabs>
+          <w:tab w:val="num" w:pos="5040"/>
+        </w:tabs>
+        <w:ind w:left="5040" w:hanging="360"/>
+      </w:pPr>
+      <w:rPr>
+        <w:rFonts w:ascii="Symbol" w:hAnsi="Symbol" w:hint="default"/>
+        <w:sz w:val="20"/>
+      </w:rPr>
+    </w:lvl>
+    <w:lvl w:ilvl="7" w:tentative="1">
+      <w:start w:val="1"/>
+      <w:numFmt w:val="bullet"/>
+      <w:lvlText w:val=""/>
+      <w:lvlJc w:val="left"/>
+      <w:pPr>
+        <w:tabs>
+          <w:tab w:val="num" w:pos="5760"/>
+        </w:tabs>
+        <w:ind w:left="5760" w:hanging="360"/>
+      </w:pPr>
+      <w:rPr>
+        <w:rFonts w:ascii="Symbol" w:hAnsi="Symbol" w:hint="default"/>
+        <w:sz w:val="20"/>
+      </w:rPr>
+    </w:lvl>
+    <w:lvl w:ilvl="8" w:tentative="1">
+      <w:start w:val="1"/>
+      <w:numFmt w:val="bullet"/>
+      <w:lvlText w:val=""/>
+      <w:lvlJc w:val="left"/>
+      <w:pPr>
+        <w:tabs>
+          <w:tab w:val="num" w:pos="6480"/>
+        </w:tabs>
+        <w:ind w:left="6480" w:hanging="360"/>
+      </w:pPr>
+      <w:rPr>
+        <w:rFonts w:ascii="Symbol" w:hAnsi="Symbol" w:hint="default"/>
+        <w:sz w:val="20"/>
+      </w:rPr>
+    </w:lvl>
+  </w:abstractNum>
+  <w:abstractNum w:abstractNumId="20" w15:restartNumberingAfterBreak="0">
+    <w:nsid w:val="729805D3"/>
+    <w:multiLevelType w:val="multilevel"/>
+    <w:tmpl w:val="5A64274A"/>
+    <w:lvl w:ilvl="0">
+      <w:start w:val="1"/>
+      <w:numFmt w:val="bullet"/>
+      <w:lvlText w:val=""/>
+      <w:lvlJc w:val="left"/>
+      <w:pPr>
+        <w:tabs>
+          <w:tab w:val="num" w:pos="720"/>
+        </w:tabs>
+        <w:ind w:left="720" w:hanging="360"/>
+      </w:pPr>
+      <w:rPr>
+        <w:rFonts w:ascii="Symbol" w:hAnsi="Symbol" w:hint="default"/>
+        <w:sz w:val="20"/>
+      </w:rPr>
+    </w:lvl>
+    <w:lvl w:ilvl="1" w:tentative="1">
+      <w:start w:val="1"/>
+      <w:numFmt w:val="bullet"/>
+      <w:lvlText w:val=""/>
+      <w:lvlJc w:val="left"/>
+      <w:pPr>
+        <w:tabs>
+          <w:tab w:val="num" w:pos="1440"/>
+        </w:tabs>
+        <w:ind w:left="1440" w:hanging="360"/>
+      </w:pPr>
+      <w:rPr>
+        <w:rFonts w:ascii="Symbol" w:hAnsi="Symbol" w:hint="default"/>
+        <w:sz w:val="20"/>
+      </w:rPr>
+    </w:lvl>
+    <w:lvl w:ilvl="2" w:tentative="1">
+      <w:start w:val="1"/>
+      <w:numFmt w:val="bullet"/>
+      <w:lvlText w:val=""/>
+      <w:lvlJc w:val="left"/>
+      <w:pPr>
+        <w:tabs>
+          <w:tab w:val="num" w:pos="2160"/>
+        </w:tabs>
+        <w:ind w:left="2160" w:hanging="360"/>
+      </w:pPr>
+      <w:rPr>
+        <w:rFonts w:ascii="Symbol" w:hAnsi="Symbol" w:hint="default"/>
+        <w:sz w:val="20"/>
+      </w:rPr>
+    </w:lvl>
+    <w:lvl w:ilvl="3" w:tentative="1">
+      <w:start w:val="1"/>
+      <w:numFmt w:val="bullet"/>
+      <w:lvlText w:val=""/>
+      <w:lvlJc w:val="left"/>
+      <w:pPr>
+        <w:tabs>
+          <w:tab w:val="num" w:pos="2880"/>
+        </w:tabs>
+        <w:ind w:left="2880" w:hanging="360"/>
+      </w:pPr>
+      <w:rPr>
+        <w:rFonts w:ascii="Symbol" w:hAnsi="Symbol" w:hint="default"/>
+        <w:sz w:val="20"/>
+      </w:rPr>
+    </w:lvl>
+    <w:lvl w:ilvl="4" w:tentative="1">
+      <w:start w:val="1"/>
+      <w:numFmt w:val="bullet"/>
+      <w:lvlText w:val=""/>
+      <w:lvlJc w:val="left"/>
+      <w:pPr>
+        <w:tabs>
+          <w:tab w:val="num" w:pos="3600"/>
+        </w:tabs>
+        <w:ind w:left="3600" w:hanging="360"/>
+      </w:pPr>
+      <w:rPr>
+        <w:rFonts w:ascii="Symbol" w:hAnsi="Symbol" w:hint="default"/>
+        <w:sz w:val="20"/>
+      </w:rPr>
+    </w:lvl>
+    <w:lvl w:ilvl="5" w:tentative="1">
+      <w:start w:val="1"/>
+      <w:numFmt w:val="bullet"/>
+      <w:lvlText w:val=""/>
+      <w:lvlJc w:val="left"/>
+      <w:pPr>
+        <w:tabs>
+          <w:tab w:val="num" w:pos="4320"/>
+        </w:tabs>
+        <w:ind w:left="4320" w:hanging="360"/>
+      </w:pPr>
+      <w:rPr>
+        <w:rFonts w:ascii="Symbol" w:hAnsi="Symbol" w:hint="default"/>
+        <w:sz w:val="20"/>
+      </w:rPr>
+    </w:lvl>
+    <w:lvl w:ilvl="6" w:tentative="1">
+      <w:start w:val="1"/>
+      <w:numFmt w:val="bullet"/>
+      <w:lvlText w:val=""/>
+      <w:lvlJc w:val="left"/>
+      <w:pPr>
+        <w:tabs>
+          <w:tab w:val="num" w:pos="5040"/>
+        </w:tabs>
+        <w:ind w:left="5040" w:hanging="360"/>
+      </w:pPr>
+      <w:rPr>
+        <w:rFonts w:ascii="Symbol" w:hAnsi="Symbol" w:hint="default"/>
+        <w:sz w:val="20"/>
+      </w:rPr>
+    </w:lvl>
+    <w:lvl w:ilvl="7" w:tentative="1">
+      <w:start w:val="1"/>
+      <w:numFmt w:val="bullet"/>
+      <w:lvlText w:val=""/>
+      <w:lvlJc w:val="left"/>
+      <w:pPr>
+        <w:tabs>
+          <w:tab w:val="num" w:pos="5760"/>
+        </w:tabs>
+        <w:ind w:left="5760" w:hanging="360"/>
+      </w:pPr>
+      <w:rPr>
+        <w:rFonts w:ascii="Symbol" w:hAnsi="Symbol" w:hint="default"/>
+        <w:sz w:val="20"/>
+      </w:rPr>
+    </w:lvl>
+    <w:lvl w:ilvl="8" w:tentative="1">
+      <w:start w:val="1"/>
+      <w:numFmt w:val="bullet"/>
+      <w:lvlText w:val=""/>
+      <w:lvlJc w:val="left"/>
+      <w:pPr>
+        <w:tabs>
+          <w:tab w:val="num" w:pos="6480"/>
+        </w:tabs>
+        <w:ind w:left="6480" w:hanging="360"/>
+      </w:pPr>
+      <w:rPr>
+        <w:rFonts w:ascii="Symbol" w:hAnsi="Symbol" w:hint="default"/>
+        <w:sz w:val="20"/>
+      </w:rPr>
+    </w:lvl>
+  </w:abstractNum>
+  <w:abstractNum w:abstractNumId="21" w15:restartNumberingAfterBreak="0">
+    <w:nsid w:val="7FC868CD"/>
+    <w:multiLevelType w:val="multilevel"/>
+    <w:tmpl w:val="8BF81BB6"/>
+    <w:lvl w:ilvl="0">
+      <w:start w:val="1"/>
+      <w:numFmt w:val="bullet"/>
+      <w:lvlText w:val=""/>
+      <w:lvlJc w:val="left"/>
+      <w:pPr>
+        <w:tabs>
+          <w:tab w:val="num" w:pos="720"/>
+        </w:tabs>
+        <w:ind w:left="720" w:hanging="360"/>
+      </w:pPr>
+      <w:rPr>
+        <w:rFonts w:ascii="Symbol" w:hAnsi="Symbol" w:hint="default"/>
+        <w:sz w:val="20"/>
+      </w:rPr>
+    </w:lvl>
+    <w:lvl w:ilvl="1" w:tentative="1">
+      <w:start w:val="1"/>
+      <w:numFmt w:val="bullet"/>
+      <w:lvlText w:val=""/>
+      <w:lvlJc w:val="left"/>
+      <w:pPr>
+        <w:tabs>
+          <w:tab w:val="num" w:pos="1440"/>
+        </w:tabs>
+        <w:ind w:left="1440" w:hanging="360"/>
+      </w:pPr>
+      <w:rPr>
+        <w:rFonts w:ascii="Symbol" w:hAnsi="Symbol" w:hint="default"/>
+        <w:sz w:val="20"/>
+      </w:rPr>
+    </w:lvl>
+    <w:lvl w:ilvl="2" w:tentative="1">
+      <w:start w:val="1"/>
+      <w:numFmt w:val="bullet"/>
+      <w:lvlText w:val=""/>
+      <w:lvlJc w:val="left"/>
+      <w:pPr>
+        <w:tabs>
+          <w:tab w:val="num" w:pos="2160"/>
+        </w:tabs>
+        <w:ind w:left="2160" w:hanging="360"/>
+      </w:pPr>
+      <w:rPr>
+        <w:rFonts w:ascii="Symbol" w:hAnsi="Symbol" w:hint="default"/>
+        <w:sz w:val="20"/>
+      </w:rPr>
+    </w:lvl>
+    <w:lvl w:ilvl="3" w:tentative="1">
+      <w:start w:val="1"/>
+      <w:numFmt w:val="bullet"/>
+      <w:lvlText w:val=""/>
+      <w:lvlJc w:val="left"/>
+      <w:pPr>
+        <w:tabs>
+          <w:tab w:val="num" w:pos="2880"/>
+        </w:tabs>
+        <w:ind w:left="2880" w:hanging="360"/>
+      </w:pPr>
+      <w:rPr>
+        <w:rFonts w:ascii="Symbol" w:hAnsi="Symbol" w:hint="default"/>
+        <w:sz w:val="20"/>
+      </w:rPr>
+    </w:lvl>
+    <w:lvl w:ilvl="4" w:tentative="1">
+      <w:start w:val="1"/>
+      <w:numFmt w:val="bullet"/>
+      <w:lvlText w:val=""/>
+      <w:lvlJc w:val="left"/>
+      <w:pPr>
+        <w:tabs>
+          <w:tab w:val="num" w:pos="3600"/>
+        </w:tabs>
+        <w:ind w:left="3600" w:hanging="360"/>
+      </w:pPr>
+      <w:rPr>
+        <w:rFonts w:ascii="Symbol" w:hAnsi="Symbol" w:hint="default"/>
+        <w:sz w:val="20"/>
+      </w:rPr>
+    </w:lvl>
+    <w:lvl w:ilvl="5" w:tentative="1">
+      <w:start w:val="1"/>
+      <w:numFmt w:val="bullet"/>
+      <w:lvlText w:val=""/>
+      <w:lvlJc w:val="left"/>
+      <w:pPr>
+        <w:tabs>
+          <w:tab w:val="num" w:pos="4320"/>
+        </w:tabs>
+        <w:ind w:left="4320" w:hanging="360"/>
+      </w:pPr>
+      <w:rPr>
+        <w:rFonts w:ascii="Symbol" w:hAnsi="Symbol" w:hint="default"/>
+        <w:sz w:val="20"/>
+      </w:rPr>
+    </w:lvl>
+    <w:lvl w:ilvl="6" w:tentative="1">
+      <w:start w:val="1"/>
+      <w:numFmt w:val="bullet"/>
+      <w:lvlText w:val=""/>
+      <w:lvlJc w:val="left"/>
+      <w:pPr>
+        <w:tabs>
+          <w:tab w:val="num" w:pos="5040"/>
+        </w:tabs>
+        <w:ind w:left="5040" w:hanging="360"/>
+      </w:pPr>
+      <w:rPr>
+        <w:rFonts w:ascii="Symbol" w:hAnsi="Symbol" w:hint="default"/>
+        <w:sz w:val="20"/>
+      </w:rPr>
+    </w:lvl>
+    <w:lvl w:ilvl="7" w:tentative="1">
+      <w:start w:val="1"/>
+      <w:numFmt w:val="bullet"/>
+      <w:lvlText w:val=""/>
+      <w:lvlJc w:val="left"/>
+      <w:pPr>
+        <w:tabs>
+          <w:tab w:val="num" w:pos="5760"/>
+        </w:tabs>
+        <w:ind w:left="5760" w:hanging="360"/>
+      </w:pPr>
+      <w:rPr>
+        <w:rFonts w:ascii="Symbol" w:hAnsi="Symbol" w:hint="default"/>
+        <w:sz w:val="20"/>
+      </w:rPr>
+    </w:lvl>
+    <w:lvl w:ilvl="8" w:tentative="1">
+      <w:start w:val="1"/>
+      <w:numFmt w:val="bullet"/>
+      <w:lvlText w:val=""/>
+      <w:lvlJc w:val="left"/>
+      <w:pPr>
+        <w:tabs>
+          <w:tab w:val="num" w:pos="6480"/>
+        </w:tabs>
+        <w:ind w:left="6480" w:hanging="360"/>
+      </w:pPr>
+      <w:rPr>
+        <w:rFonts w:ascii="Symbol" w:hAnsi="Symbol" w:hint="default"/>
+        <w:sz w:val="20"/>
+      </w:rPr>
+    </w:lvl>
+  </w:abstractNum>
   <w:num w:numId="1" w16cid:durableId="888347226">
-    <w:abstractNumId w:val="7"/>
+    <w:abstractNumId w:val="14"/>
     <w:lvlOverride w:ilvl="0">
       <w:startOverride w:val="1"/>
     </w:lvlOverride>
@@ -11150,7 +16552,7 @@
     </w:lvlOverride>
   </w:num>
   <w:num w:numId="2" w16cid:durableId="1007176829">
-    <w:abstractNumId w:val="4"/>
+    <w:abstractNumId w:val="9"/>
     <w:lvlOverride w:ilvl="0">
       <w:startOverride w:val="1"/>
     </w:lvlOverride>
@@ -11180,7 +16582,7 @@
     </w:lvlOverride>
   </w:num>
   <w:num w:numId="3" w16cid:durableId="786240561">
-    <w:abstractNumId w:val="9"/>
+    <w:abstractNumId w:val="16"/>
     <w:lvlOverride w:ilvl="0">
       <w:startOverride w:val="1"/>
     </w:lvlOverride>
@@ -11240,7 +16642,7 @@
     </w:lvlOverride>
   </w:num>
   <w:num w:numId="5" w16cid:durableId="1910772158">
-    <w:abstractNumId w:val="6"/>
+    <w:abstractNumId w:val="13"/>
     <w:lvlOverride w:ilvl="0">
       <w:startOverride w:val="1"/>
     </w:lvlOverride>
@@ -11270,7 +16672,7 @@
     </w:lvlOverride>
   </w:num>
   <w:num w:numId="6" w16cid:durableId="600799131">
-    <w:abstractNumId w:val="1"/>
+    <w:abstractNumId w:val="2"/>
     <w:lvlOverride w:ilvl="0">
       <w:startOverride w:val="1"/>
     </w:lvlOverride>
@@ -11300,7 +16702,7 @@
     </w:lvlOverride>
   </w:num>
   <w:num w:numId="7" w16cid:durableId="411003504">
-    <w:abstractNumId w:val="2"/>
+    <w:abstractNumId w:val="5"/>
     <w:lvlOverride w:ilvl="0">
       <w:startOverride w:val="1"/>
     </w:lvlOverride>
@@ -11330,7 +16732,7 @@
     </w:lvlOverride>
   </w:num>
   <w:num w:numId="8" w16cid:durableId="116414110">
-    <w:abstractNumId w:val="2"/>
+    <w:abstractNumId w:val="5"/>
     <w:lvlOverride w:ilvl="0">
       <w:lvl w:ilvl="0">
         <w:start w:val="1"/>
@@ -11432,7 +16834,7 @@
     </w:lvlOverride>
   </w:num>
   <w:num w:numId="9" w16cid:durableId="1745834968">
-    <w:abstractNumId w:val="2"/>
+    <w:abstractNumId w:val="5"/>
     <w:lvlOverride w:ilvl="0">
       <w:lvl w:ilvl="0">
         <w:start w:val="1"/>
@@ -11534,10 +16936,10 @@
     </w:lvlOverride>
   </w:num>
   <w:num w:numId="10" w16cid:durableId="1285575224">
-    <w:abstractNumId w:val="10"/>
+    <w:abstractNumId w:val="18"/>
   </w:num>
   <w:num w:numId="11" w16cid:durableId="1061514650">
-    <w:abstractNumId w:val="3"/>
+    <w:abstractNumId w:val="6"/>
     <w:lvlOverride w:ilvl="0">
       <w:startOverride w:val="1"/>
     </w:lvlOverride>
@@ -11567,10 +16969,46 @@
     </w:lvlOverride>
   </w:num>
   <w:num w:numId="12" w16cid:durableId="1188107065">
-    <w:abstractNumId w:val="5"/>
+    <w:abstractNumId w:val="10"/>
   </w:num>
   <w:num w:numId="13" w16cid:durableId="883833918">
+    <w:abstractNumId w:val="15"/>
+  </w:num>
+  <w:num w:numId="14" w16cid:durableId="344477430">
+    <w:abstractNumId w:val="11"/>
+  </w:num>
+  <w:num w:numId="15" w16cid:durableId="1657220613">
+    <w:abstractNumId w:val="7"/>
+  </w:num>
+  <w:num w:numId="16" w16cid:durableId="909267294">
+    <w:abstractNumId w:val="21"/>
+  </w:num>
+  <w:num w:numId="17" w16cid:durableId="387457925">
+    <w:abstractNumId w:val="17"/>
+  </w:num>
+  <w:num w:numId="18" w16cid:durableId="1695181633">
+    <w:abstractNumId w:val="20"/>
+  </w:num>
+  <w:num w:numId="19" w16cid:durableId="1563248931">
+    <w:abstractNumId w:val="1"/>
+  </w:num>
+  <w:num w:numId="20" w16cid:durableId="1265259852">
+    <w:abstractNumId w:val="12"/>
+  </w:num>
+  <w:num w:numId="21" w16cid:durableId="1362364991">
+    <w:abstractNumId w:val="19"/>
+  </w:num>
+  <w:num w:numId="22" w16cid:durableId="1528250255">
+    <w:abstractNumId w:val="4"/>
+  </w:num>
+  <w:num w:numId="23" w16cid:durableId="1021972081">
+    <w:abstractNumId w:val="6"/>
+  </w:num>
+  <w:num w:numId="24" w16cid:durableId="965038780">
     <w:abstractNumId w:val="8"/>
+  </w:num>
+  <w:num w:numId="25" w16cid:durableId="2000644850">
+    <w:abstractNumId w:val="3"/>
   </w:num>
 </w:numbering>
 </file>
@@ -12066,7 +17504,6 @@
     <w:next w:val="Normal"/>
     <w:link w:val="Heading4Char"/>
     <w:uiPriority w:val="9"/>
-    <w:semiHidden/>
     <w:unhideWhenUsed/>
     <w:qFormat/>
     <w:rsid w:val="00026C13"/>
@@ -12223,7 +17660,6 @@
   <w:style w:type="character" w:default="1" w:styleId="DefaultParagraphFont">
     <w:name w:val="Default Paragraph Font"/>
     <w:uiPriority w:val="1"/>
-    <w:semiHidden/>
     <w:unhideWhenUsed/>
   </w:style>
   <w:style w:type="table" w:default="1" w:styleId="TableNormal">
@@ -12331,7 +17767,6 @@
     <w:basedOn w:val="DefaultParagraphFont"/>
     <w:link w:val="Heading4"/>
     <w:uiPriority w:val="9"/>
-    <w:semiHidden/>
     <w:rsid w:val="00026C13"/>
     <w:rPr>
       <w:rFonts w:asciiTheme="majorHAnsi" w:eastAsiaTheme="majorEastAsia" w:hAnsiTheme="majorHAnsi" w:cstheme="majorBidi"/>
@@ -12476,6 +17911,15 @@
       <w:sz w:val="18"/>
       <w:szCs w:val="18"/>
     </w:rPr>
+  </w:style>
+  <w:style w:type="paragraph" w:styleId="NoSpacing">
+    <w:name w:val="No Spacing"/>
+    <w:uiPriority w:val="1"/>
+    <w:qFormat/>
+    <w:rsid w:val="00584F0C"/>
+    <w:pPr>
+      <w:spacing w:after="0" w:line="240" w:lineRule="auto"/>
+    </w:pPr>
   </w:style>
 </w:styles>
 </file>
